--- a/manuales/Manual-1-Captura-1-variable-timestamp.docx
+++ b/manuales/Manual-1-Captura-1-variable-timestamp.docx
@@ -274,7 +274,25 @@
           <w:sz w:val="20"/>
           <w:szCs w:val="20"/>
         </w:rPr>
-        <w:t xml:space="preserve">Programar la micro:bit en MakeCode, entendiendo qué hace cada línea del código.</w:t>
+        <w:t xml:space="preserve">Programar la micro:bit con la extensión </w:t>
+      </w:r>
+      <w:r>
+        <w:rPr>
+          <w:rFonts w:ascii="Montserrat" w:cs="Montserrat" w:eastAsia="Montserrat" w:hAnsi="Montserrat"/>
+          <w:b/>
+          <w:bCs/>
+          <w:sz w:val="20"/>
+          <w:szCs w:val="20"/>
+        </w:rPr>
+        <w:t xml:space="preserve">FisicaBit USB</w:t>
+      </w:r>
+      <w:r>
+        <w:rPr>
+          <w:rFonts w:ascii="Montserrat" w:cs="Montserrat" w:eastAsia="Montserrat" w:hAnsi="Montserrat"/>
+          <w:sz w:val="20"/>
+          <w:szCs w:val="20"/>
+        </w:rPr>
+        <w:t xml:space="preserve"> (un solo bloque) o a mano para Bluetooth, entendiendo qué hace el código.</w:t>
       </w:r>
     </w:p>
     <w:p>
@@ -1022,7 +1040,7 @@
                 <w:sz w:val="18"/>
                 <w:szCs w:val="18"/>
               </w:rPr>
-              <w:t xml:space="preserve">Configuración en MakeCode</w:t>
+              <w:t xml:space="preserve">Programación en MakeCode</w:t>
             </w:r>
           </w:p>
         </w:tc>
@@ -1051,7 +1069,7 @@
                 <w:sz w:val="18"/>
                 <w:szCs w:val="18"/>
               </w:rPr>
-              <w:t xml:space="preserve">Ninguna extra</w:t>
+              <w:t xml:space="preserve">Un solo bloque: el sitio abre el editor con la extensión FisicaBit USB ya cargada</w:t>
             </w:r>
           </w:p>
         </w:tc>
@@ -1080,7 +1098,7 @@
                 <w:sz w:val="18"/>
                 <w:szCs w:val="18"/>
               </w:rPr>
-              <w:t xml:space="preserve">Extensión bluetooth + "No Pairing Required"</w:t>
+              <w:t xml:space="preserve">Código a mano + extensión bluetooth + "No Pairing Required"</w:t>
             </w:r>
           </w:p>
         </w:tc>
@@ -1568,6 +1586,37 @@
     </w:p>
     <w:p>
       <w:pPr>
+        <w:spacing w:after="140" w:line="300"/>
+      </w:pPr>
+      <w:r>
+        <w:rPr>
+          <w:rFonts w:ascii="Montserrat" w:cs="Montserrat" w:eastAsia="Montserrat" w:hAnsi="Montserrat"/>
+          <w:sz w:val="20"/>
+          <w:szCs w:val="20"/>
+        </w:rPr>
+        <w:t xml:space="preserve">La plataforma trae su propia extensión de MakeCode, </w:t>
+      </w:r>
+      <w:r>
+        <w:rPr>
+          <w:rFonts w:ascii="Montserrat" w:cs="Montserrat" w:eastAsia="Montserrat" w:hAnsi="Montserrat"/>
+          <w:b/>
+          <w:bCs/>
+          <w:sz w:val="20"/>
+          <w:szCs w:val="20"/>
+        </w:rPr>
+        <w:t xml:space="preserve">FisicaBit USB</w:t>
+      </w:r>
+      <w:r>
+        <w:rPr>
+          <w:rFonts w:ascii="Montserrat" w:cs="Montserrat" w:eastAsia="Montserrat" w:hAnsi="Montserrat"/>
+          <w:sz w:val="20"/>
+          <w:szCs w:val="20"/>
+        </w:rPr>
+        <w:t xml:space="preserve">, que reduce todo el programa a un solo bloque. Ya no hace falta escribir código a mano: el sitio abre el editor con todo cargado.</w:t>
+      </w:r>
+    </w:p>
+    <w:p>
+      <w:pPr>
         <w:pStyle w:val="Heading2"/>
         <w:spacing w:after="140" w:before="300"/>
       </w:pPr>
@@ -1580,7 +1629,405 @@
           <w:sz w:val="22"/>
           <w:szCs w:val="22"/>
         </w:rPr>
-        <w:t xml:space="preserve">4.1 · El programa en MakeCode, línea por línea</w:t>
+        <w:t xml:space="preserve">4.1 · Abrí el editor desde el sitio</w:t>
+      </w:r>
+    </w:p>
+    <w:p>
+      <w:pPr>
+        <w:spacing w:after="100" w:before="120" w:line="300"/>
+        <w:ind w:left="360" w:hanging="360"/>
+      </w:pPr>
+      <w:r>
+        <w:rPr>
+          <w:rFonts w:ascii="Montserrat" w:cs="Montserrat" w:eastAsia="Montserrat" w:hAnsi="Montserrat"/>
+          <w:b/>
+          <w:bCs/>
+          <w:sz w:val="20"/>
+          <w:szCs w:val="20"/>
+        </w:rPr>
+        <w:t xml:space="preserve">1.  </w:t>
+      </w:r>
+      <w:r>
+        <w:rPr>
+          <w:rFonts w:ascii="Montserrat" w:cs="Montserrat" w:eastAsia="Montserrat" w:hAnsi="Montserrat"/>
+          <w:sz w:val="20"/>
+          <w:szCs w:val="20"/>
+        </w:rPr>
+        <w:t xml:space="preserve">En la barra de herramientas presioná </w:t>
+      </w:r>
+      <w:r>
+        <w:rPr>
+          <w:rFonts w:ascii="Montserrat" w:cs="Montserrat" w:eastAsia="Montserrat" w:hAnsi="Montserrat"/>
+          <w:b/>
+          <w:bCs/>
+          <w:sz w:val="20"/>
+          <w:szCs w:val="20"/>
+        </w:rPr>
+        <w:t xml:space="preserve">EXTRAS ▾</w:t>
+      </w:r>
+      <w:r>
+        <w:rPr>
+          <w:rFonts w:ascii="Montserrat" w:cs="Montserrat" w:eastAsia="Montserrat" w:hAnsi="Montserrat"/>
+          <w:sz w:val="20"/>
+          <w:szCs w:val="20"/>
+        </w:rPr>
+        <w:t xml:space="preserve"> y elegí </w:t>
+      </w:r>
+      <w:r>
+        <w:rPr>
+          <w:rFonts w:ascii="Montserrat" w:cs="Montserrat" w:eastAsia="Montserrat" w:hAnsi="Montserrat"/>
+          <w:b/>
+          <w:bCs/>
+          <w:sz w:val="20"/>
+          <w:szCs w:val="20"/>
+        </w:rPr>
+        <w:t xml:space="preserve">MAKECODE + FISICABIT</w:t>
+      </w:r>
+      <w:r>
+        <w:rPr>
+          <w:rFonts w:ascii="Montserrat" w:cs="Montserrat" w:eastAsia="Montserrat" w:hAnsi="Montserrat"/>
+          <w:sz w:val="20"/>
+          <w:szCs w:val="20"/>
+        </w:rPr>
+        <w:t xml:space="preserve">.</w:t>
+      </w:r>
+    </w:p>
+    <w:p>
+      <w:pPr>
+        <w:spacing w:after="40" w:before="120"/>
+        <w:jc w:val="center"/>
+      </w:pPr>
+      <w:r>
+        <w:drawing>
+          <wp:inline distT="0" distB="0" distL="0" distR="0">
+            <wp:extent cx="2286000" cy="3200400"/>
+            <wp:effectExtent t="0" r="0" b="0" l="0"/>
+            <wp:docPr id="1" name="" descr="" title=""/>
+            <wp:cNvGraphicFramePr>
+              <a:graphicFrameLocks xmlns:a="http://schemas.openxmlformats.org/drawingml/2006/main" noChangeAspect="1"/>
+            </wp:cNvGraphicFramePr>
+            <a:graphic xmlns:a="http://schemas.openxmlformats.org/drawingml/2006/main">
+              <a:graphicData uri="http://schemas.openxmlformats.org/drawingml/2006/picture">
+                <pic:pic xmlns:pic="http://schemas.openxmlformats.org/drawingml/2006/picture">
+                  <pic:nvPicPr>
+                    <pic:cNvPr id="0" name="" descr=""/>
+                    <pic:cNvPicPr>
+                      <a:picLocks noChangeAspect="1" noChangeArrowheads="1"/>
+                    </pic:cNvPicPr>
+                  </pic:nvPicPr>
+                  <pic:blipFill>
+                    <a:blip r:embed="rId9" cstate="none"/>
+                    <a:srcRect/>
+                    <a:stretch>
+                      <a:fillRect/>
+                    </a:stretch>
+                  </pic:blipFill>
+                  <pic:spPr bwMode="auto">
+                    <a:xfrm>
+                      <a:off x="0" y="0"/>
+                      <a:ext cx="2286000" cy="3200400"/>
+                    </a:xfrm>
+                    <a:prstGeom prst="rect">
+                      <a:avLst/>
+                    </a:prstGeom>
+                  </pic:spPr>
+                </pic:pic>
+              </a:graphicData>
+            </a:graphic>
+          </wp:inline>
+        </w:drawing>
+      </w:r>
+    </w:p>
+    <w:p>
+      <w:pPr>
+        <w:spacing w:after="240" w:before="60"/>
+        <w:jc w:val="center"/>
+      </w:pPr>
+      <w:r>
+        <w:rPr>
+          <w:rFonts w:ascii="Montserrat" w:cs="Montserrat" w:eastAsia="Montserrat" w:hAnsi="Montserrat"/>
+          <w:i/>
+          <w:iCs/>
+          <w:color w:val="555555"/>
+          <w:sz w:val="17"/>
+          <w:szCs w:val="17"/>
+        </w:rPr>
+        <w:t xml:space="preserve">El editor se abre desde EXTRAS ▾ → MAKECODE + FISICABIT.</w:t>
+      </w:r>
+    </w:p>
+    <w:p>
+      <w:pPr>
+        <w:spacing w:after="100" w:before="120" w:line="300"/>
+        <w:ind w:left="360" w:hanging="360"/>
+      </w:pPr>
+      <w:r>
+        <w:rPr>
+          <w:rFonts w:ascii="Montserrat" w:cs="Montserrat" w:eastAsia="Montserrat" w:hAnsi="Montserrat"/>
+          <w:b/>
+          <w:bCs/>
+          <w:sz w:val="20"/>
+          <w:szCs w:val="20"/>
+        </w:rPr>
+        <w:t xml:space="preserve">2.  </w:t>
+      </w:r>
+      <w:r>
+        <w:rPr>
+          <w:rFonts w:ascii="Montserrat" w:cs="Montserrat" w:eastAsia="Montserrat" w:hAnsi="Montserrat"/>
+          <w:sz w:val="20"/>
+          <w:szCs w:val="20"/>
+        </w:rPr>
+        <w:t xml:space="preserve">Se abre el </w:t>
+      </w:r>
+      <w:r>
+        <w:rPr>
+          <w:rFonts w:ascii="Montserrat" w:cs="Montserrat" w:eastAsia="Montserrat" w:hAnsi="Montserrat"/>
+          <w:b/>
+          <w:bCs/>
+          <w:sz w:val="20"/>
+          <w:szCs w:val="20"/>
+        </w:rPr>
+        <w:t xml:space="preserve">editor oficial de MakeCode</w:t>
+      </w:r>
+      <w:r>
+        <w:rPr>
+          <w:rFonts w:ascii="Montserrat" w:cs="Montserrat" w:eastAsia="Montserrat" w:hAnsi="Montserrat"/>
+          <w:sz w:val="20"/>
+          <w:szCs w:val="20"/>
+        </w:rPr>
+        <w:t xml:space="preserve"> (makecode.microbit.org, siempre en su versión vigente) dentro del sitio, con un proyecto nuevo que ya tiene cargada la extensión </w:t>
+      </w:r>
+      <w:r>
+        <w:rPr>
+          <w:rFonts w:ascii="Montserrat" w:cs="Montserrat" w:eastAsia="Montserrat" w:hAnsi="Montserrat"/>
+          <w:b/>
+          <w:bCs/>
+          <w:sz w:val="20"/>
+          <w:szCs w:val="20"/>
+        </w:rPr>
+        <w:t xml:space="preserve">FisicaBit USB</w:t>
+      </w:r>
+      <w:r>
+        <w:rPr>
+          <w:rFonts w:ascii="Montserrat" w:cs="Montserrat" w:eastAsia="Montserrat" w:hAnsi="Montserrat"/>
+          <w:sz w:val="20"/>
+          <w:szCs w:val="20"/>
+        </w:rPr>
+        <w:t xml:space="preserve">: los bloques </w:t>
+      </w:r>
+      <w:r>
+        <w:rPr>
+          <w:rFonts w:ascii="Montserrat" w:cs="Montserrat" w:eastAsia="Montserrat" w:hAnsi="Montserrat"/>
+          <w:b/>
+          <w:bCs/>
+          <w:sz w:val="20"/>
+          <w:szCs w:val="20"/>
+        </w:rPr>
+        <w:t xml:space="preserve">“enviar a fisicabit.com”</w:t>
+      </w:r>
+      <w:r>
+        <w:rPr>
+          <w:rFonts w:ascii="Montserrat" w:cs="Montserrat" w:eastAsia="Montserrat" w:hAnsi="Montserrat"/>
+          <w:sz w:val="20"/>
+          <w:szCs w:val="20"/>
+        </w:rPr>
+        <w:t xml:space="preserve"> aparecen sin buscar nada. Al volver a entrar, reabre tu última práctica.</w:t>
+      </w:r>
+    </w:p>
+    <w:p>
+      <w:pPr>
+        <w:pBdr>
+          <w:left w:val="single" w:color="000000" w:sz="36" w:space="10"/>
+        </w:pBdr>
+        <w:shd w:fill="F5F5F5" w:val="clear"/>
+        <w:spacing w:after="220" w:before="160" w:line="290"/>
+        <w:ind w:left="120" w:right="120"/>
+      </w:pPr>
+      <w:r>
+        <w:rPr>
+          <w:rFonts w:ascii="Montserrat" w:cs="Montserrat" w:eastAsia="Montserrat" w:hAnsi="Montserrat"/>
+          <w:b/>
+          <w:bCs/>
+          <w:sz w:val="20"/>
+          <w:szCs w:val="20"/>
+        </w:rPr>
+        <w:t xml:space="preserve">La barra flotante “FisicaBit”: </w:t>
+      </w:r>
+      <w:r>
+        <w:rPr>
+          <w:rFonts w:ascii="Montserrat" w:cs="Montserrat" w:eastAsia="Montserrat" w:hAnsi="Montserrat"/>
+          <w:sz w:val="20"/>
+          <w:szCs w:val="20"/>
+        </w:rPr>
+        <w:t xml:space="preserve">sobre el editor hay una tira negra con </w:t>
+      </w:r>
+      <w:r>
+        <w:rPr>
+          <w:rFonts w:ascii="Montserrat" w:cs="Montserrat" w:eastAsia="Montserrat" w:hAnsi="Montserrat"/>
+          <w:b/>
+          <w:bCs/>
+          <w:sz w:val="20"/>
+          <w:szCs w:val="20"/>
+        </w:rPr>
+        <w:t xml:space="preserve">Guardar en Drive</w:t>
+      </w:r>
+      <w:r>
+        <w:rPr>
+          <w:rFonts w:ascii="Montserrat" w:cs="Montserrat" w:eastAsia="Montserrat" w:hAnsi="Montserrat"/>
+          <w:sz w:val="20"/>
+          <w:szCs w:val="20"/>
+        </w:rPr>
+        <w:t xml:space="preserve"> (sube la práctica a tu Google Drive, carpeta fisicabit / prácticas de micro:bit, y desde ahí se guarda sola), </w:t>
+      </w:r>
+      <w:r>
+        <w:rPr>
+          <w:rFonts w:ascii="Montserrat" w:cs="Montserrat" w:eastAsia="Montserrat" w:hAnsi="Montserrat"/>
+          <w:b/>
+          <w:bCs/>
+          <w:sz w:val="20"/>
+          <w:szCs w:val="20"/>
+        </w:rPr>
+        <w:t xml:space="preserve">Mis prácticas ▾</w:t>
+      </w:r>
+      <w:r>
+        <w:rPr>
+          <w:rFonts w:ascii="Montserrat" w:cs="Montserrat" w:eastAsia="Montserrat" w:hAnsi="Montserrat"/>
+          <w:sz w:val="20"/>
+          <w:szCs w:val="20"/>
+        </w:rPr>
+        <w:t xml:space="preserve"> (retomar prácticas guardadas o crear otra), </w:t>
+      </w:r>
+      <w:r>
+        <w:rPr>
+          <w:rFonts w:ascii="Montserrat" w:cs="Montserrat" w:eastAsia="Montserrat" w:hAnsi="Montserrat"/>
+          <w:b/>
+          <w:bCs/>
+          <w:sz w:val="20"/>
+          <w:szCs w:val="20"/>
+        </w:rPr>
+        <w:t xml:space="preserve">Soltar USB</w:t>
+      </w:r>
+      <w:r>
+        <w:rPr>
+          <w:rFonts w:ascii="Montserrat" w:cs="Montserrat" w:eastAsia="Montserrat" w:hAnsi="Montserrat"/>
+          <w:sz w:val="20"/>
+          <w:szCs w:val="20"/>
+        </w:rPr>
+        <w:t xml:space="preserve"> (libera el puerto si la grabación falla), </w:t>
+      </w:r>
+      <w:r>
+        <w:rPr>
+          <w:rFonts w:ascii="Montserrat" w:cs="Montserrat" w:eastAsia="Montserrat" w:hAnsi="Montserrat"/>
+          <w:b/>
+          <w:bCs/>
+          <w:sz w:val="20"/>
+          <w:szCs w:val="20"/>
+        </w:rPr>
+        <w:t xml:space="preserve">Ayuda</w:t>
+      </w:r>
+      <w:r>
+        <w:rPr>
+          <w:rFonts w:ascii="Montserrat" w:cs="Montserrat" w:eastAsia="Montserrat" w:hAnsi="Montserrat"/>
+          <w:sz w:val="20"/>
+          <w:szCs w:val="20"/>
+        </w:rPr>
+        <w:t xml:space="preserve"> y </w:t>
+      </w:r>
+      <w:r>
+        <w:rPr>
+          <w:rFonts w:ascii="Montserrat" w:cs="Montserrat" w:eastAsia="Montserrat" w:hAnsi="Montserrat"/>
+          <w:b/>
+          <w:bCs/>
+          <w:sz w:val="20"/>
+          <w:szCs w:val="20"/>
+        </w:rPr>
+        <w:t xml:space="preserve">✕ Volver</w:t>
+      </w:r>
+      <w:r>
+        <w:rPr>
+          <w:rFonts w:ascii="Montserrat" w:cs="Montserrat" w:eastAsia="Montserrat" w:hAnsi="Montserrat"/>
+          <w:sz w:val="20"/>
+          <w:szCs w:val="20"/>
+        </w:rPr>
+        <w:t xml:space="preserve"> (regresa al sitio sin cerrar el editor). Se puede arrastrar desde ⋮⋮ si tapa algo.</w:t>
+      </w:r>
+    </w:p>
+    <w:p>
+      <w:pPr>
+        <w:pBdr>
+          <w:left w:val="single" w:color="000000" w:sz="36" w:space="10"/>
+        </w:pBdr>
+        <w:shd w:fill="F5F5F5" w:val="clear"/>
+        <w:spacing w:after="220" w:before="160" w:line="290"/>
+        <w:ind w:left="120" w:right="120"/>
+      </w:pPr>
+      <w:r>
+        <w:rPr>
+          <w:rFonts w:ascii="Montserrat" w:cs="Montserrat" w:eastAsia="Montserrat" w:hAnsi="Montserrat"/>
+          <w:b/>
+          <w:bCs/>
+          <w:sz w:val="20"/>
+          <w:szCs w:val="20"/>
+        </w:rPr>
+        <w:t xml:space="preserve">¿Preferís MakeCode en una pestaña aparte? </w:t>
+      </w:r>
+      <w:r>
+        <w:rPr>
+          <w:rFonts w:ascii="Montserrat" w:cs="Montserrat" w:eastAsia="Montserrat" w:hAnsi="Montserrat"/>
+          <w:sz w:val="20"/>
+          <w:szCs w:val="20"/>
+        </w:rPr>
+        <w:t xml:space="preserve">Andá a makecode.microbit.org, abrí </w:t>
+      </w:r>
+      <w:r>
+        <w:rPr>
+          <w:rFonts w:ascii="Montserrat" w:cs="Montserrat" w:eastAsia="Montserrat" w:hAnsi="Montserrat"/>
+          <w:b/>
+          <w:bCs/>
+          <w:sz w:val="20"/>
+          <w:szCs w:val="20"/>
+        </w:rPr>
+        <w:t xml:space="preserve">Extensiones</w:t>
+      </w:r>
+      <w:r>
+        <w:rPr>
+          <w:rFonts w:ascii="Montserrat" w:cs="Montserrat" w:eastAsia="Montserrat" w:hAnsi="Montserrat"/>
+          <w:sz w:val="20"/>
+          <w:szCs w:val="20"/>
+        </w:rPr>
+        <w:t xml:space="preserve"> y pegá </w:t>
+      </w:r>
+      <w:r>
+        <w:rPr>
+          <w:rFonts w:ascii="Courier New" w:cs="Courier New" w:eastAsia="Courier New" w:hAnsi="Courier New"/>
+          <w:sz w:val="18"/>
+          <w:szCs w:val="18"/>
+        </w:rPr>
+        <w:t xml:space="preserve">https://github.com/preparadordelaboratorio/pxt-fisicabit-usb</w:t>
+      </w:r>
+      <w:r>
+        <w:rPr>
+          <w:rFonts w:ascii="Montserrat" w:cs="Montserrat" w:eastAsia="Montserrat" w:hAnsi="Montserrat"/>
+          <w:sz w:val="20"/>
+          <w:szCs w:val="20"/>
+        </w:rPr>
+        <w:t xml:space="preserve">. Es la misma extensión; útil si la red de la escuela bloquea el editor embebido.</w:t>
+      </w:r>
+    </w:p>
+    <w:p>
+      <w:pPr>
+        <w:pStyle w:val="Heading2"/>
+        <w:spacing w:after="140" w:before="300"/>
+      </w:pPr>
+      <w:r>
+        <w:rPr>
+          <w:rFonts w:ascii="Montserrat" w:cs="Montserrat" w:eastAsia="Montserrat" w:hAnsi="Montserrat"/>
+          <w:b/>
+          <w:bCs/>
+          <w:color w:val="000000"/>
+          <w:sz w:val="22"/>
+          <w:szCs w:val="22"/>
+        </w:rPr>
+        <w:t xml:space="preserve">4.2 · El programa: un solo bloque</w:t>
       </w:r>
     </w:p>
     <w:p>
@@ -1593,43 +2040,146 @@
           <w:sz w:val="20"/>
           <w:szCs w:val="20"/>
         </w:rPr>
-        <w:t xml:space="preserve">Entrá a </w:t>
-      </w:r>
-      <w:r>
-        <w:rPr>
-          <w:rFonts w:ascii="Montserrat" w:cs="Montserrat" w:eastAsia="Montserrat" w:hAnsi="Montserrat"/>
-          <w:b/>
-          <w:bCs/>
-          <w:sz w:val="20"/>
-          <w:szCs w:val="20"/>
-        </w:rPr>
-        <w:t xml:space="preserve">makecode.microbit.org</w:t>
-      </w:r>
-      <w:r>
-        <w:rPr>
-          <w:rFonts w:ascii="Montserrat" w:cs="Montserrat" w:eastAsia="Montserrat" w:hAnsi="Montserrat"/>
-          <w:sz w:val="20"/>
-          <w:szCs w:val="20"/>
-        </w:rPr>
-        <w:t xml:space="preserve">, creá un </w:t>
-      </w:r>
-      <w:r>
-        <w:rPr>
-          <w:rFonts w:ascii="Montserrat" w:cs="Montserrat" w:eastAsia="Montserrat" w:hAnsi="Montserrat"/>
-          <w:b/>
-          <w:bCs/>
-          <w:sz w:val="20"/>
-          <w:szCs w:val="20"/>
-        </w:rPr>
-        <w:t xml:space="preserve">Nuevo proyecto</w:t>
-      </w:r>
-      <w:r>
-        <w:rPr>
-          <w:rFonts w:ascii="Montserrat" w:cs="Montserrat" w:eastAsia="Montserrat" w:hAnsi="Montserrat"/>
-          <w:sz w:val="20"/>
-          <w:szCs w:val="20"/>
-        </w:rPr>
-        <w:t xml:space="preserve"> y pegá este código (en la vista JavaScript; MakeCode lo convierte a bloques automáticamente). No hace falta ninguna extensión:</w:t>
+        <w:t xml:space="preserve">En la categoría </w:t>
+      </w:r>
+      <w:r>
+        <w:rPr>
+          <w:rFonts w:ascii="Montserrat" w:cs="Montserrat" w:eastAsia="Montserrat" w:hAnsi="Montserrat"/>
+          <w:b/>
+          <w:bCs/>
+          <w:sz w:val="20"/>
+          <w:szCs w:val="20"/>
+        </w:rPr>
+        <w:t xml:space="preserve">FisicaBit USB</w:t>
+      </w:r>
+      <w:r>
+        <w:rPr>
+          <w:rFonts w:ascii="Montserrat" w:cs="Montserrat" w:eastAsia="Montserrat" w:hAnsi="Montserrat"/>
+          <w:sz w:val="20"/>
+          <w:szCs w:val="20"/>
+        </w:rPr>
+        <w:t xml:space="preserve"> está el bloque que hace todo el trabajo. El programa mínimo son dos bloques:</w:t>
+      </w:r>
+    </w:p>
+    <w:p>
+      <w:pPr>
+        <w:pStyle w:val="ListParagraph"/>
+        <w:numPr>
+          <w:ilvl w:val="0"/>
+          <w:numId w:val="2"/>
+        </w:numPr>
+        <w:spacing w:after="80" w:line="280"/>
+      </w:pPr>
+      <w:r>
+        <w:rPr>
+          <w:rFonts w:ascii="Montserrat" w:cs="Montserrat" w:eastAsia="Montserrat" w:hAnsi="Montserrat"/>
+          <w:sz w:val="20"/>
+          <w:szCs w:val="20"/>
+        </w:rPr>
+        <w:t xml:space="preserve">En </w:t>
+      </w:r>
+      <w:r>
+        <w:rPr>
+          <w:rFonts w:ascii="Montserrat" w:cs="Montserrat" w:eastAsia="Montserrat" w:hAnsi="Montserrat"/>
+          <w:b/>
+          <w:bCs/>
+          <w:sz w:val="20"/>
+          <w:szCs w:val="20"/>
+        </w:rPr>
+        <w:t xml:space="preserve">al iniciar</w:t>
+      </w:r>
+      <w:r>
+        <w:rPr>
+          <w:rFonts w:ascii="Montserrat" w:cs="Montserrat" w:eastAsia="Montserrat" w:hAnsi="Montserrat"/>
+          <w:sz w:val="20"/>
+          <w:szCs w:val="20"/>
+        </w:rPr>
+        <w:t xml:space="preserve">: </w:t>
+      </w:r>
+      <w:r>
+        <w:rPr>
+          <w:rFonts w:ascii="Montserrat" w:cs="Montserrat" w:eastAsia="Montserrat" w:hAnsi="Montserrat"/>
+          <w:b/>
+          <w:bCs/>
+          <w:sz w:val="20"/>
+          <w:szCs w:val="20"/>
+        </w:rPr>
+        <w:t xml:space="preserve">mostrar ícono ✓</w:t>
+      </w:r>
+      <w:r>
+        <w:rPr>
+          <w:rFonts w:ascii="Montserrat" w:cs="Montserrat" w:eastAsia="Montserrat" w:hAnsi="Montserrat"/>
+          <w:sz w:val="20"/>
+          <w:szCs w:val="20"/>
+        </w:rPr>
+        <w:t xml:space="preserve"> — para ver que el programa arrancó.</w:t>
+      </w:r>
+    </w:p>
+    <w:p>
+      <w:pPr>
+        <w:pStyle w:val="ListParagraph"/>
+        <w:numPr>
+          <w:ilvl w:val="0"/>
+          <w:numId w:val="2"/>
+        </w:numPr>
+        <w:spacing w:after="80" w:line="280"/>
+      </w:pPr>
+      <w:r>
+        <w:rPr>
+          <w:rFonts w:ascii="Montserrat" w:cs="Montserrat" w:eastAsia="Montserrat" w:hAnsi="Montserrat"/>
+          <w:sz w:val="20"/>
+          <w:szCs w:val="20"/>
+        </w:rPr>
+        <w:t xml:space="preserve">En </w:t>
+      </w:r>
+      <w:r>
+        <w:rPr>
+          <w:rFonts w:ascii="Montserrat" w:cs="Montserrat" w:eastAsia="Montserrat" w:hAnsi="Montserrat"/>
+          <w:b/>
+          <w:bCs/>
+          <w:sz w:val="20"/>
+          <w:szCs w:val="20"/>
+        </w:rPr>
+        <w:t xml:space="preserve">para siempre</w:t>
+      </w:r>
+      <w:r>
+        <w:rPr>
+          <w:rFonts w:ascii="Montserrat" w:cs="Montserrat" w:eastAsia="Montserrat" w:hAnsi="Montserrat"/>
+          <w:sz w:val="20"/>
+          <w:szCs w:val="20"/>
+        </w:rPr>
+        <w:t xml:space="preserve">: </w:t>
+      </w:r>
+      <w:r>
+        <w:rPr>
+          <w:rFonts w:ascii="Montserrat" w:cs="Montserrat" w:eastAsia="Montserrat" w:hAnsi="Montserrat"/>
+          <w:b/>
+          <w:bCs/>
+          <w:sz w:val="20"/>
+          <w:szCs w:val="20"/>
+        </w:rPr>
+        <w:t xml:space="preserve">enviar a fisicabit.com tiempo y [leer sensor interno Acelerómetro X] cada [100] ms</w:t>
+      </w:r>
+      <w:r>
+        <w:rPr>
+          <w:rFonts w:ascii="Montserrat" w:cs="Montserrat" w:eastAsia="Montserrat" w:hAnsi="Montserrat"/>
+          <w:sz w:val="20"/>
+          <w:szCs w:val="20"/>
+        </w:rPr>
+        <w:t xml:space="preserve">.</w:t>
+      </w:r>
+    </w:p>
+    <w:p>
+      <w:pPr>
+        <w:spacing w:after="140" w:line="300"/>
+      </w:pPr>
+      <w:r>
+        <w:rPr>
+          <w:rFonts w:ascii="Montserrat" w:cs="Montserrat" w:eastAsia="Montserrat" w:hAnsi="Montserrat"/>
+          <w:sz w:val="20"/>
+          <w:szCs w:val="20"/>
+        </w:rPr>
+        <w:t xml:space="preserve">En JavaScript se ve así (MakeCode alterna entre bloques y texto sin perder nada):</w:t>
       </w:r>
     </w:p>
     <w:p>
@@ -1647,7 +2197,7 @@
           <w:sz w:val="18"/>
           <w:szCs w:val="18"/>
         </w:rPr>
-        <w:t xml:space="preserve">basic.forever(function () {</w:t>
+        <w:t xml:space="preserve">basic.showIcon(IconNames.Yes)</w:t>
       </w:r>
       <w:r>
         <w:rPr>
@@ -1658,7 +2208,7 @@
           <w:sz w:val="16"/>
           <w:szCs w:val="16"/>
         </w:rPr>
-        <w:t xml:space="preserve">   ← repite para siempre</w:t>
+        <w:t xml:space="preserve">   ← feedback: el programa corre</w:t>
       </w:r>
     </w:p>
     <w:p>
@@ -1676,18 +2226,7 @@
           <w:sz w:val="18"/>
           <w:szCs w:val="18"/>
         </w:rPr>
-        <w:t xml:space="preserve">    let t = input.runningTime()</w:t>
-      </w:r>
-      <w:r>
-        <w:rPr>
-          <w:rFonts w:ascii="Montserrat" w:cs="Montserrat" w:eastAsia="Montserrat" w:hAnsi="Montserrat"/>
-          <w:i/>
-          <w:iCs/>
-          <w:color w:val="555555"/>
-          <w:sz w:val="16"/>
-          <w:szCs w:val="16"/>
-        </w:rPr>
-        <w:t xml:space="preserve">   ← timestamp: ms desde el encendido</w:t>
+        <w:t xml:space="preserve">basic.forever(function () {</w:t>
       </w:r>
     </w:p>
     <w:p>
@@ -1705,7 +2244,7 @@
           <w:sz w:val="18"/>
           <w:szCs w:val="18"/>
         </w:rPr>
-        <w:t xml:space="preserve">    let valor = input.acceleration(Dimension.X)</w:t>
+        <w:t xml:space="preserve">    FisicaBitSerial.enviar1(</w:t>
       </w:r>
       <w:r>
         <w:rPr>
@@ -1716,7 +2255,7 @@
           <w:sz w:val="16"/>
           <w:szCs w:val="16"/>
         </w:rPr>
-        <w:t xml:space="preserve">   ← el sensor a medir</w:t>
+        <w:t xml:space="preserve">   ← el bloque "enviar a fisicabit.com"</w:t>
       </w:r>
     </w:p>
     <w:p>
@@ -1734,7 +2273,7 @@
           <w:sz w:val="18"/>
           <w:szCs w:val="18"/>
         </w:rPr>
-        <w:t xml:space="preserve">    serial.writeLine("" + t + "," + valor)</w:t>
+        <w:t xml:space="preserve">        FisicaBitSerial.leerSensorInterno(TipoSensorInterno.AcelerometroX),</w:t>
       </w:r>
       <w:r>
         <w:rPr>
@@ -1745,7 +2284,7 @@
           <w:sz w:val="16"/>
           <w:szCs w:val="16"/>
         </w:rPr>
-        <w:t xml:space="preserve">   ← envía "tiempo,valor" + salto de línea</w:t>
+        <w:t xml:space="preserve">   ← qué sensor medir</w:t>
       </w:r>
     </w:p>
     <w:p>
@@ -1763,7 +2302,7 @@
           <w:sz w:val="18"/>
           <w:szCs w:val="18"/>
         </w:rPr>
-        <w:t xml:space="preserve">    basic.pause(100)</w:t>
+        <w:t xml:space="preserve">        100)</w:t>
       </w:r>
       <w:r>
         <w:rPr>
@@ -1774,7 +2313,7 @@
           <w:sz w:val="16"/>
           <w:szCs w:val="16"/>
         </w:rPr>
-        <w:t xml:space="preserve">   ← espera 100 ms entre lecturas</w:t>
+        <w:t xml:space="preserve">   ← una muestra cada 100 ms (10 Hz)</w:t>
       </w:r>
     </w:p>
     <w:p>
@@ -1805,7 +2344,23 @@
           <w:sz w:val="20"/>
           <w:szCs w:val="20"/>
         </w:rPr>
-        <w:t xml:space="preserve">Por qué está escrito así:</w:t>
+        <w:t xml:space="preserve">Ese único bloque hace, por dentro, todo lo que antes había que programar a mano: toma el tiempo del micro:bit (desde 0), arma la línea </w:t>
+      </w:r>
+      <w:r>
+        <w:rPr>
+          <w:rFonts w:ascii="Courier New" w:cs="Courier New" w:eastAsia="Courier New" w:hAnsi="Courier New"/>
+          <w:sz w:val="18"/>
+          <w:szCs w:val="18"/>
+        </w:rPr>
+        <w:t xml:space="preserve">tiempo,valor</w:t>
+      </w:r>
+      <w:r>
+        <w:rPr>
+          <w:rFonts w:ascii="Montserrat" w:cs="Montserrat" w:eastAsia="Montserrat" w:hAnsi="Montserrat"/>
+          <w:sz w:val="20"/>
+          <w:szCs w:val="20"/>
+        </w:rPr>
+        <w:t xml:space="preserve">, la envía por el puerto serial y espera lo justo para mantener el ritmo de muestreo. Por eso el timestamp viene incluido siempre.</w:t>
       </w:r>
     </w:p>
     <w:p>
@@ -1819,37 +2374,39 @@
       </w:pPr>
       <w:r>
         <w:rPr>
-          <w:rFonts w:ascii="Courier New" w:cs="Courier New" w:eastAsia="Courier New" w:hAnsi="Courier New"/>
-          <w:sz w:val="18"/>
-          <w:szCs w:val="18"/>
-        </w:rPr>
-        <w:t xml:space="preserve">serial.writeLine</w:t>
-      </w:r>
-      <w:r>
-        <w:rPr>
-          <w:rFonts w:ascii="Montserrat" w:cs="Montserrat" w:eastAsia="Montserrat" w:hAnsi="Montserrat"/>
-          <w:sz w:val="20"/>
-          <w:szCs w:val="20"/>
-        </w:rPr>
-        <w:t xml:space="preserve"> arma una </w:t>
-      </w:r>
-      <w:r>
-        <w:rPr>
-          <w:rFonts w:ascii="Montserrat" w:cs="Montserrat" w:eastAsia="Montserrat" w:hAnsi="Montserrat"/>
-          <w:b/>
-          <w:bCs/>
-          <w:sz w:val="20"/>
-          <w:szCs w:val="20"/>
-        </w:rPr>
-        <w:t xml:space="preserve">línea de texto por punto</w:t>
-      </w:r>
-      <w:r>
-        <w:rPr>
-          <w:rFonts w:ascii="Montserrat" w:cs="Montserrat" w:eastAsia="Montserrat" w:hAnsi="Montserrat"/>
-          <w:sz w:val="20"/>
-          <w:szCs w:val="20"/>
-        </w:rPr>
-        <w:t xml:space="preserve">: el salto de línea final es lo que la plataforma usa para separar un dato del siguiente, y la coma separa el tiempo del valor. Ese es todo el “protocolo”.</w:t>
+          <w:rFonts w:ascii="Montserrat" w:cs="Montserrat" w:eastAsia="Montserrat" w:hAnsi="Montserrat"/>
+          <w:b/>
+          <w:bCs/>
+          <w:sz w:val="20"/>
+          <w:szCs w:val="20"/>
+        </w:rPr>
+        <w:t xml:space="preserve">¿Más de una variable? </w:t>
+      </w:r>
+      <w:r>
+        <w:rPr>
+          <w:rFonts w:ascii="Montserrat" w:cs="Montserrat" w:eastAsia="Montserrat" w:hAnsi="Montserrat"/>
+          <w:sz w:val="20"/>
+          <w:szCs w:val="20"/>
+        </w:rPr>
+        <w:t xml:space="preserve">El mismo bloque tiene variantes de 2, 3 y 4 valores (</w:t>
+      </w:r>
+      <w:r>
+        <w:rPr>
+          <w:rFonts w:ascii="Montserrat" w:cs="Montserrat" w:eastAsia="Montserrat" w:hAnsi="Montserrat"/>
+          <w:b/>
+          <w:bCs/>
+          <w:sz w:val="20"/>
+          <w:szCs w:val="20"/>
+        </w:rPr>
+        <w:t xml:space="preserve">enviar a fisicabit.com tiempo, … y … cada … ms</w:t>
+      </w:r>
+      <w:r>
+        <w:rPr>
+          <w:rFonts w:ascii="Montserrat" w:cs="Montserrat" w:eastAsia="Montserrat" w:hAnsi="Montserrat"/>
+          <w:sz w:val="20"/>
+          <w:szCs w:val="20"/>
+        </w:rPr>
+        <w:t xml:space="preserve">). En la plataforma, ajustá NÚMERO DE VARIABLES para que coincida.</w:t>
       </w:r>
     </w:p>
     <w:p>
@@ -1863,37 +2420,39 @@
       </w:pPr>
       <w:r>
         <w:rPr>
-          <w:rFonts w:ascii="Courier New" w:cs="Courier New" w:eastAsia="Courier New" w:hAnsi="Courier New"/>
-          <w:sz w:val="18"/>
-          <w:szCs w:val="18"/>
-        </w:rPr>
-        <w:t xml:space="preserve">input.runningTime()</w:t>
-      </w:r>
-      <w:r>
-        <w:rPr>
-          <w:rFonts w:ascii="Montserrat" w:cs="Montserrat" w:eastAsia="Montserrat" w:hAnsi="Montserrat"/>
-          <w:sz w:val="20"/>
-          <w:szCs w:val="20"/>
-        </w:rPr>
-        <w:t xml:space="preserve"> va </w:t>
-      </w:r>
-      <w:r>
-        <w:rPr>
-          <w:rFonts w:ascii="Montserrat" w:cs="Montserrat" w:eastAsia="Montserrat" w:hAnsi="Montserrat"/>
-          <w:b/>
-          <w:bCs/>
-          <w:sz w:val="20"/>
-          <w:szCs w:val="20"/>
-        </w:rPr>
-        <w:t xml:space="preserve">dentro</w:t>
-      </w:r>
-      <w:r>
-        <w:rPr>
-          <w:rFonts w:ascii="Montserrat" w:cs="Montserrat" w:eastAsia="Montserrat" w:hAnsi="Montserrat"/>
-          <w:sz w:val="20"/>
-          <w:szCs w:val="20"/>
-        </w:rPr>
-        <w:t xml:space="preserve"> del bucle, inmediatamente antes de leer el sensor: así el tiempo corresponde al instante de la medición, no al del envío.</w:t>
+          <w:rFonts w:ascii="Montserrat" w:cs="Montserrat" w:eastAsia="Montserrat" w:hAnsi="Montserrat"/>
+          <w:b/>
+          <w:bCs/>
+          <w:sz w:val="20"/>
+          <w:szCs w:val="20"/>
+        </w:rPr>
+        <w:t xml:space="preserve">¿Sin tiempo? </w:t>
+      </w:r>
+      <w:r>
+        <w:rPr>
+          <w:rFonts w:ascii="Montserrat" w:cs="Montserrat" w:eastAsia="Montserrat" w:hAnsi="Montserrat"/>
+          <w:sz w:val="20"/>
+          <w:szCs w:val="20"/>
+        </w:rPr>
+        <w:t xml:space="preserve">El bloque </w:t>
+      </w:r>
+      <w:r>
+        <w:rPr>
+          <w:rFonts w:ascii="Montserrat" w:cs="Montserrat" w:eastAsia="Montserrat" w:hAnsi="Montserrat"/>
+          <w:b/>
+          <w:bCs/>
+          <w:sz w:val="20"/>
+          <w:szCs w:val="20"/>
+        </w:rPr>
+        <w:t xml:space="preserve">enviar a fisicabit.com sin tiempo</w:t>
+      </w:r>
+      <w:r>
+        <w:rPr>
+          <w:rFonts w:ascii="Montserrat" w:cs="Montserrat" w:eastAsia="Montserrat" w:hAnsi="Montserrat"/>
+          <w:sz w:val="20"/>
+          <w:szCs w:val="20"/>
+        </w:rPr>
+        <w:t xml:space="preserve"> manda solo los valores (para eventos, botones o tu propia pausa). En ese caso, desactivá la casilla “Micro:bit envía timestamp”.</w:t>
       </w:r>
     </w:p>
     <w:p>
@@ -1908,107 +2467,130 @@
       <w:r>
         <w:rPr>
           <w:rFonts w:ascii="Montserrat" w:cs="Montserrat" w:eastAsia="Montserrat" w:hAnsi="Montserrat"/>
-          <w:sz w:val="20"/>
-          <w:szCs w:val="20"/>
-        </w:rPr>
-        <w:t xml:space="preserve">Podés reemplazar </w:t>
-      </w:r>
-      <w:r>
-        <w:rPr>
-          <w:rFonts w:ascii="Courier New" w:cs="Courier New" w:eastAsia="Courier New" w:hAnsi="Courier New"/>
-          <w:sz w:val="18"/>
-          <w:szCs w:val="18"/>
-        </w:rPr>
-        <w:t xml:space="preserve">input.acceleration(Dimension.X)</w:t>
-      </w:r>
-      <w:r>
-        <w:rPr>
-          <w:rFonts w:ascii="Montserrat" w:cs="Montserrat" w:eastAsia="Montserrat" w:hAnsi="Montserrat"/>
-          <w:sz w:val="20"/>
-          <w:szCs w:val="20"/>
-        </w:rPr>
-        <w:t xml:space="preserve"> por </w:t>
-      </w:r>
-      <w:r>
-        <w:rPr>
-          <w:rFonts w:ascii="Courier New" w:cs="Courier New" w:eastAsia="Courier New" w:hAnsi="Courier New"/>
-          <w:sz w:val="18"/>
-          <w:szCs w:val="18"/>
-        </w:rPr>
-        <w:t xml:space="preserve">input.temperature()</w:t>
-      </w:r>
-      <w:r>
-        <w:rPr>
-          <w:rFonts w:ascii="Montserrat" w:cs="Montserrat" w:eastAsia="Montserrat" w:hAnsi="Montserrat"/>
-          <w:sz w:val="20"/>
-          <w:szCs w:val="20"/>
-        </w:rPr>
-        <w:t xml:space="preserve">, </w:t>
-      </w:r>
-      <w:r>
-        <w:rPr>
-          <w:rFonts w:ascii="Courier New" w:cs="Courier New" w:eastAsia="Courier New" w:hAnsi="Courier New"/>
-          <w:sz w:val="18"/>
-          <w:szCs w:val="18"/>
-        </w:rPr>
-        <w:t xml:space="preserve">input.lightLevel()</w:t>
-      </w:r>
-      <w:r>
-        <w:rPr>
-          <w:rFonts w:ascii="Montserrat" w:cs="Montserrat" w:eastAsia="Montserrat" w:hAnsi="Montserrat"/>
-          <w:sz w:val="20"/>
-          <w:szCs w:val="20"/>
-        </w:rPr>
-        <w:t xml:space="preserve"> o </w:t>
-      </w:r>
-      <w:r>
-        <w:rPr>
-          <w:rFonts w:ascii="Courier New" w:cs="Courier New" w:eastAsia="Courier New" w:hAnsi="Courier New"/>
-          <w:sz w:val="18"/>
-          <w:szCs w:val="18"/>
-        </w:rPr>
-        <w:t xml:space="preserve">pins.analogReadPin(AnalogPin.P0)</w:t>
-      </w:r>
-      <w:r>
-        <w:rPr>
-          <w:rFonts w:ascii="Montserrat" w:cs="Montserrat" w:eastAsia="Montserrat" w:hAnsi="Montserrat"/>
-          <w:sz w:val="20"/>
-          <w:szCs w:val="20"/>
-        </w:rPr>
-        <w:t xml:space="preserve"> sin tocar nada más.</w:t>
-      </w:r>
-    </w:p>
-    <w:p>
-      <w:pPr>
-        <w:shd w:fill="000000" w:val="clear"/>
-        <w:spacing w:after="0" w:before="200"/>
-        <w:ind w:left="120" w:right="120"/>
-      </w:pPr>
-      <w:r>
-        <w:rPr>
-          <w:rFonts w:ascii="Montserrat" w:cs="Montserrat" w:eastAsia="Montserrat" w:hAnsi="Montserrat"/>
-          <w:b/>
-          <w:bCs/>
-          <w:color w:val="FFFFFF"/>
-          <w:sz w:val="18"/>
-          <w:szCs w:val="18"/>
-        </w:rPr>
-        <w:t xml:space="preserve">¿CÓMO FUNCIONA?  ·  LA COMUNICACIÓN SERIAL POR USB</w:t>
-      </w:r>
-    </w:p>
-    <w:p>
-      <w:pPr>
-        <w:shd w:fill="F5F5F5" w:val="clear"/>
-        <w:spacing w:after="240" w:before="0" w:line="290"/>
-        <w:ind w:left="120" w:right="120"/>
-      </w:pPr>
-      <w:r>
-        <w:rPr>
-          <w:rFonts w:ascii="Montserrat" w:cs="Montserrat" w:eastAsia="Montserrat" w:hAnsi="Montserrat"/>
-          <w:sz w:val="20"/>
-          <w:szCs w:val="20"/>
-        </w:rPr>
-        <w:t xml:space="preserve">La micro:bit convierte cada línea de texto en una secuencia de bytes que viaja por el cable. Del lado de la computadora, el navegador la recibe mediante Web Serial y la entrega a la plataforma, que corta el flujo en líneas (por el salto de línea) y en columnas (por las comas). Es el mismo mecanismo de los viejos puertos serie de PC: simple, robusto y con latencia baja y pareja. A 115200 baudios viajan unos 11.500 caracteres por segundo — muchísimo más de lo que el programa llega a generar.</w:t>
+          <w:b/>
+          <w:bCs/>
+          <w:sz w:val="20"/>
+          <w:szCs w:val="20"/>
+        </w:rPr>
+        <w:t xml:space="preserve">Sensores internos: </w:t>
+      </w:r>
+      <w:r>
+        <w:rPr>
+          <w:rFonts w:ascii="Montserrat" w:cs="Montserrat" w:eastAsia="Montserrat" w:hAnsi="Montserrat"/>
+          <w:sz w:val="20"/>
+          <w:szCs w:val="20"/>
+        </w:rPr>
+        <w:t xml:space="preserve">temperatura, acelerómetro X/Y/Z, nivel de luz, brújula, nivel de sonido (v2) y fuerza G, con el bloque </w:t>
+      </w:r>
+      <w:r>
+        <w:rPr>
+          <w:rFonts w:ascii="Montserrat" w:cs="Montserrat" w:eastAsia="Montserrat" w:hAnsi="Montserrat"/>
+          <w:b/>
+          <w:bCs/>
+          <w:sz w:val="20"/>
+          <w:szCs w:val="20"/>
+        </w:rPr>
+        <w:t xml:space="preserve">leer sensor interno</w:t>
+      </w:r>
+      <w:r>
+        <w:rPr>
+          <w:rFonts w:ascii="Montserrat" w:cs="Montserrat" w:eastAsia="Montserrat" w:hAnsi="Montserrat"/>
+          <w:sz w:val="20"/>
+          <w:szCs w:val="20"/>
+        </w:rPr>
+        <w:t xml:space="preserve">.</w:t>
+      </w:r>
+    </w:p>
+    <w:p>
+      <w:pPr>
+        <w:pStyle w:val="ListParagraph"/>
+        <w:numPr>
+          <w:ilvl w:val="0"/>
+          <w:numId w:val="2"/>
+        </w:numPr>
+        <w:spacing w:after="80" w:line="280"/>
+      </w:pPr>
+      <w:r>
+        <w:rPr>
+          <w:rFonts w:ascii="Montserrat" w:cs="Montserrat" w:eastAsia="Montserrat" w:hAnsi="Montserrat"/>
+          <w:b/>
+          <w:bCs/>
+          <w:sz w:val="20"/>
+          <w:szCs w:val="20"/>
+        </w:rPr>
+        <w:t xml:space="preserve">Sensores externos: </w:t>
+      </w:r>
+      <w:r>
+        <w:rPr>
+          <w:rFonts w:ascii="Montserrat" w:cs="Montserrat" w:eastAsia="Montserrat" w:hAnsi="Montserrat"/>
+          <w:b/>
+          <w:bCs/>
+          <w:sz w:val="20"/>
+          <w:szCs w:val="20"/>
+        </w:rPr>
+        <w:t xml:space="preserve">leer sensor analógico</w:t>
+      </w:r>
+      <w:r>
+        <w:rPr>
+          <w:rFonts w:ascii="Montserrat" w:cs="Montserrat" w:eastAsia="Montserrat" w:hAnsi="Montserrat"/>
+          <w:sz w:val="20"/>
+          <w:szCs w:val="20"/>
+        </w:rPr>
+        <w:t xml:space="preserve"> en P0/P1/P2 (potenciómetro, LDR: 0 a 1023), </w:t>
+      </w:r>
+      <w:r>
+        <w:rPr>
+          <w:rFonts w:ascii="Montserrat" w:cs="Montserrat" w:eastAsia="Montserrat" w:hAnsi="Montserrat"/>
+          <w:b/>
+          <w:bCs/>
+          <w:sz w:val="20"/>
+          <w:szCs w:val="20"/>
+        </w:rPr>
+        <w:t xml:space="preserve">leer sensor digital</w:t>
+      </w:r>
+      <w:r>
+        <w:rPr>
+          <w:rFonts w:ascii="Montserrat" w:cs="Montserrat" w:eastAsia="Montserrat" w:hAnsi="Montserrat"/>
+          <w:sz w:val="20"/>
+          <w:szCs w:val="20"/>
+        </w:rPr>
+        <w:t xml:space="preserve"> en P8 (PIR, interruptor: 0/1), </w:t>
+      </w:r>
+      <w:r>
+        <w:rPr>
+          <w:rFonts w:ascii="Montserrat" w:cs="Montserrat" w:eastAsia="Montserrat" w:hAnsi="Montserrat"/>
+          <w:b/>
+          <w:bCs/>
+          <w:sz w:val="20"/>
+          <w:szCs w:val="20"/>
+        </w:rPr>
+        <w:t xml:space="preserve">temperatura NTC 10K</w:t>
+      </w:r>
+      <w:r>
+        <w:rPr>
+          <w:rFonts w:ascii="Montserrat" w:cs="Montserrat" w:eastAsia="Montserrat" w:hAnsi="Montserrat"/>
+          <w:sz w:val="20"/>
+          <w:szCs w:val="20"/>
+        </w:rPr>
+        <w:t xml:space="preserve"> y </w:t>
+      </w:r>
+      <w:r>
+        <w:rPr>
+          <w:rFonts w:ascii="Montserrat" w:cs="Montserrat" w:eastAsia="Montserrat" w:hAnsi="Montserrat"/>
+          <w:b/>
+          <w:bCs/>
+          <w:sz w:val="20"/>
+          <w:szCs w:val="20"/>
+        </w:rPr>
+        <w:t xml:space="preserve">HC-SR04 distancia</w:t>
+      </w:r>
+      <w:r>
+        <w:rPr>
+          <w:rFonts w:ascii="Montserrat" w:cs="Montserrat" w:eastAsia="Montserrat" w:hAnsi="Montserrat"/>
+          <w:sz w:val="20"/>
+          <w:szCs w:val="20"/>
+        </w:rPr>
+        <w:t xml:space="preserve"> (ultrasónico, en cm). Conexiones típicas: señal → pin, VCC → 3V, GND → GND.</w:t>
       </w:r>
     </w:p>
     <w:p>
@@ -2025,7 +2607,7 @@
           <w:sz w:val="22"/>
           <w:szCs w:val="22"/>
         </w:rPr>
-        <w:t xml:space="preserve">4.2 · Velocidad real: forever vs everyInterval</w:t>
+        <w:t xml:space="preserve">4.3 · Velocidad real: “para siempre” vs “bucle rápido”</w:t>
       </w:r>
     </w:p>
     <w:p>
@@ -2080,35 +2662,21 @@
       </w:r>
       <w:r>
         <w:rPr>
-          <w:rFonts w:ascii="Courier New" w:cs="Courier New" w:eastAsia="Courier New" w:hAnsi="Courier New"/>
-          <w:sz w:val="18"/>
-          <w:szCs w:val="18"/>
-        </w:rPr>
-        <w:t xml:space="preserve">basic.forever</w:t>
-      </w:r>
-      <w:r>
-        <w:rPr>
-          <w:rFonts w:ascii="Montserrat" w:cs="Montserrat" w:eastAsia="Montserrat" w:hAnsi="Montserrat"/>
-          <w:sz w:val="20"/>
-          <w:szCs w:val="20"/>
-        </w:rPr>
-        <w:t xml:space="preserve"> agrega ~20 ms ocultos. Por eso con </w:t>
-      </w:r>
-      <w:r>
-        <w:rPr>
-          <w:rFonts w:ascii="Courier New" w:cs="Courier New" w:eastAsia="Courier New" w:hAnsi="Courier New"/>
-          <w:sz w:val="18"/>
-          <w:szCs w:val="18"/>
-        </w:rPr>
-        <w:t xml:space="preserve">pause(100)</w:t>
-      </w:r>
-      <w:r>
-        <w:rPr>
-          <w:rFonts w:ascii="Montserrat" w:cs="Montserrat" w:eastAsia="Montserrat" w:hAnsi="Montserrat"/>
-          <w:sz w:val="20"/>
-          <w:szCs w:val="20"/>
-        </w:rPr>
-        <w:t xml:space="preserve"> se obtienen ~8 Hz</w:t>
+          <w:rFonts w:ascii="Montserrat" w:cs="Montserrat" w:eastAsia="Montserrat" w:hAnsi="Montserrat"/>
+          <w:b/>
+          <w:bCs/>
+          <w:sz w:val="20"/>
+          <w:szCs w:val="20"/>
+        </w:rPr>
+        <w:t xml:space="preserve">para siempre</w:t>
+      </w:r>
+      <w:r>
+        <w:rPr>
+          <w:rFonts w:ascii="Montserrat" w:cs="Montserrat" w:eastAsia="Montserrat" w:hAnsi="Montserrat"/>
+          <w:sz w:val="20"/>
+          <w:szCs w:val="20"/>
+        </w:rPr>
+        <w:t xml:space="preserve"> agrega ~20 ms ocultos. Hasta ~10–20 Hz</w:t>
       </w:r>
       <w:r>
         <w:rPr>
@@ -2122,39 +2690,43 @@
           <w:sz w:val="20"/>
           <w:szCs w:val="20"/>
         </w:rPr>
-        <w:t xml:space="preserve"> reales, y aunque saques la pausa, </w:t>
-      </w:r>
-      <w:r>
-        <w:rPr>
-          <w:rFonts w:ascii="Courier New" w:cs="Courier New" w:eastAsia="Courier New" w:hAnsi="Courier New"/>
-          <w:sz w:val="18"/>
-          <w:szCs w:val="18"/>
-        </w:rPr>
-        <w:t xml:space="preserve">forever</w:t>
-      </w:r>
-      <w:r>
-        <w:rPr>
-          <w:rFonts w:ascii="Montserrat" w:cs="Montserrat" w:eastAsia="Montserrat" w:hAnsi="Montserrat"/>
-          <w:sz w:val="20"/>
-          <w:szCs w:val="20"/>
-        </w:rPr>
-        <w:t xml:space="preserve"> no pasa de ~50 Hz. Para fenómenos rápidos usá </w:t>
-      </w:r>
-      <w:r>
-        <w:rPr>
-          <w:rFonts w:ascii="Courier New" w:cs="Courier New" w:eastAsia="Courier New" w:hAnsi="Courier New"/>
-          <w:sz w:val="18"/>
-          <w:szCs w:val="18"/>
-        </w:rPr>
-        <w:t xml:space="preserve">loops.everyInterval</w:t>
-      </w:r>
-      <w:r>
-        <w:rPr>
-          <w:rFonts w:ascii="Montserrat" w:cs="Montserrat" w:eastAsia="Montserrat" w:hAnsi="Montserrat"/>
-          <w:sz w:val="20"/>
-          <w:szCs w:val="20"/>
-        </w:rPr>
-        <w:t xml:space="preserve">, que no tiene ese sobrecosto:</w:t>
+        <w:t xml:space="preserve"> eso no molesta. Para fenómenos rápidos (caída libre, choques), la extensión trae el bloque </w:t>
+      </w:r>
+      <w:r>
+        <w:rPr>
+          <w:rFonts w:ascii="Montserrat" w:cs="Montserrat" w:eastAsia="Montserrat" w:hAnsi="Montserrat"/>
+          <w:b/>
+          <w:bCs/>
+          <w:sz w:val="20"/>
+          <w:szCs w:val="20"/>
+        </w:rPr>
+        <w:t xml:space="preserve">bucle rápido para fisicabit.com cada [20] ms</w:t>
+      </w:r>
+      <w:r>
+        <w:rPr>
+          <w:rFonts w:ascii="Montserrat" w:cs="Montserrat" w:eastAsia="Montserrat" w:hAnsi="Montserrat"/>
+          <w:sz w:val="20"/>
+          <w:szCs w:val="20"/>
+        </w:rPr>
+        <w:t xml:space="preserve">, que reemplaza a </w:t>
+      </w:r>
+      <w:r>
+        <w:rPr>
+          <w:rFonts w:ascii="Montserrat" w:cs="Montserrat" w:eastAsia="Montserrat" w:hAnsi="Montserrat"/>
+          <w:b/>
+          <w:bCs/>
+          <w:sz w:val="20"/>
+          <w:szCs w:val="20"/>
+        </w:rPr>
+        <w:t xml:space="preserve">para siempre</w:t>
+      </w:r>
+      <w:r>
+        <w:rPr>
+          <w:rFonts w:ascii="Montserrat" w:cs="Montserrat" w:eastAsia="Montserrat" w:hAnsi="Montserrat"/>
+          <w:sz w:val="20"/>
+          <w:szCs w:val="20"/>
+        </w:rPr>
+        <w:t xml:space="preserve"> y mantiene el ritmo con precisión — el bloque de envío va adentro:</w:t>
       </w:r>
     </w:p>
     <w:p>
@@ -2172,7 +2744,7 @@
           <w:sz w:val="18"/>
           <w:szCs w:val="18"/>
         </w:rPr>
-        <w:t xml:space="preserve">loops.everyInterval(10, function () {</w:t>
+        <w:t xml:space="preserve">FisicaBitSerial.bucleMuestreo(20, function () {</w:t>
       </w:r>
       <w:r>
         <w:rPr>
@@ -2183,7 +2755,7 @@
           <w:sz w:val="16"/>
           <w:szCs w:val="16"/>
         </w:rPr>
-        <w:t xml:space="preserve">   ← cada 10 ms exactos: ~100 Hz reales</w:t>
+        <w:t xml:space="preserve">   ← "bucle rápido cada 20 ms": ~50 Hz reales</w:t>
       </w:r>
     </w:p>
     <w:p>
@@ -2201,7 +2773,7 @@
           <w:sz w:val="18"/>
           <w:szCs w:val="18"/>
         </w:rPr>
-        <w:t xml:space="preserve">    let t = input.runningTime()</w:t>
+        <w:t xml:space="preserve">    FisicaBitSerial.enviar1(</w:t>
       </w:r>
     </w:p>
     <w:p>
@@ -2219,25 +2791,7 @@
           <w:sz w:val="18"/>
           <w:szCs w:val="18"/>
         </w:rPr>
-        <w:t xml:space="preserve">    let valor = input.acceleration(Dimension.X)</w:t>
-      </w:r>
-    </w:p>
-    <w:p>
-      <w:pPr>
-        <w:pBdr>
-          <w:left w:val="single" w:color="000000" w:sz="24" w:space="8"/>
-        </w:pBdr>
-        <w:shd w:fill="F5F5F5" w:val="clear"/>
-        <w:spacing w:after="0" w:line="264"/>
-        <w:ind w:left="240"/>
-      </w:pPr>
-      <w:r>
-        <w:rPr>
-          <w:rFonts w:ascii="Courier New" w:cs="Courier New" w:eastAsia="Courier New" w:hAnsi="Courier New"/>
-          <w:sz w:val="18"/>
-          <w:szCs w:val="18"/>
-        </w:rPr>
-        <w:t xml:space="preserve">    serial.writeLine("" + t + "," + valor)</w:t>
+        <w:t xml:space="preserve">        FisicaBitSerial.leerSensorInterno(TipoSensorInterno.AcelerometroX), 20)</w:t>
       </w:r>
     </w:p>
     <w:p>
@@ -2304,7 +2858,7 @@
                 <w:sz w:val="18"/>
                 <w:szCs w:val="18"/>
               </w:rPr>
-              <w:t xml:space="preserve">Código</w:t>
+              <w:t xml:space="preserve">Bloques</w:t>
             </w:r>
           </w:p>
         </w:tc>
@@ -2393,7 +2947,7 @@
                 <w:sz w:val="18"/>
                 <w:szCs w:val="18"/>
               </w:rPr>
-              <w:t xml:space="preserve">forever + pause(500-1000)</w:t>
+              <w:t xml:space="preserve">para siempre + enviar cada 500–1000 ms</w:t>
             </w:r>
           </w:p>
         </w:tc>
@@ -2482,7 +3036,7 @@
                 <w:sz w:val="18"/>
                 <w:szCs w:val="18"/>
               </w:rPr>
-              <w:t xml:space="preserve">forever + pause(100-200)</w:t>
+              <w:t xml:space="preserve">para siempre + enviar cada 100 ms</w:t>
             </w:r>
           </w:p>
         </w:tc>
@@ -2511,7 +3065,7 @@
                 <w:sz w:val="18"/>
                 <w:szCs w:val="18"/>
               </w:rPr>
-              <w:t xml:space="preserve">~5–8 Hz</w:t>
+              <w:t xml:space="preserve">~10 Hz</w:t>
             </w:r>
           </w:p>
         </w:tc>
@@ -2540,7 +3094,7 @@
                 <w:sz w:val="18"/>
                 <w:szCs w:val="18"/>
               </w:rPr>
-              <w:t xml:space="preserve">Luz ambiental, procesos lentos</w:t>
+              <w:t xml:space="preserve">Luz, procesos lentos, uso general</w:t>
             </w:r>
           </w:p>
         </w:tc>
@@ -2571,7 +3125,7 @@
                 <w:sz w:val="18"/>
                 <w:szCs w:val="18"/>
               </w:rPr>
-              <w:t xml:space="preserve">forever + pause(20-50)</w:t>
+              <w:t xml:space="preserve">para siempre + enviar cada 50 ms</w:t>
             </w:r>
           </w:p>
         </w:tc>
@@ -2600,7 +3154,7 @@
                 <w:sz w:val="18"/>
                 <w:szCs w:val="18"/>
               </w:rPr>
-              <w:t xml:space="preserve">~14–25 Hz</w:t>
+              <w:t xml:space="preserve">~15–20 Hz</w:t>
             </w:r>
           </w:p>
         </w:tc>
@@ -2660,7 +3214,7 @@
                 <w:sz w:val="18"/>
                 <w:szCs w:val="18"/>
               </w:rPr>
-              <w:t xml:space="preserve">everyInterval(20)</w:t>
+              <w:t xml:space="preserve">bucle rápido cada 20 ms</w:t>
             </w:r>
           </w:p>
         </w:tc>
@@ -2749,7 +3303,7 @@
                 <w:sz w:val="18"/>
                 <w:szCs w:val="18"/>
               </w:rPr>
-              <w:t xml:space="preserve">everyInterval(10)</w:t>
+              <w:t xml:space="preserve">bucle rápido cada 10 ms</w:t>
             </w:r>
           </w:p>
         </w:tc>
@@ -2832,7 +3386,7 @@
           <w:sz w:val="22"/>
           <w:szCs w:val="22"/>
         </w:rPr>
-        <w:t xml:space="preserve">4.3 · Grabar el programa</w:t>
+        <w:t xml:space="preserve">4.4 · Grabar el programa</w:t>
       </w:r>
     </w:p>
     <w:p>
@@ -2848,7 +3402,7 @@
           <w:sz w:val="20"/>
           <w:szCs w:val="20"/>
         </w:rPr>
-        <w:t xml:space="preserve">1.  </w:t>
+        <w:t xml:space="preserve">3.  </w:t>
       </w:r>
       <w:r>
         <w:rPr>
@@ -2874,7 +3428,7 @@
           <w:sz w:val="20"/>
           <w:szCs w:val="20"/>
         </w:rPr>
-        <w:t xml:space="preserve"> en MakeCode. Si el navegador ofrece </w:t>
+        <w:t xml:space="preserve"> en el editor. Si el navegador ofrece </w:t>
       </w:r>
       <w:r>
         <w:rPr>
@@ -2954,15 +3508,15 @@
           <w:sz w:val="20"/>
           <w:szCs w:val="20"/>
         </w:rPr>
-        <w:t xml:space="preserve">2.  </w:t>
-      </w:r>
-      <w:r>
-        <w:rPr>
-          <w:rFonts w:ascii="Montserrat" w:cs="Montserrat" w:eastAsia="Montserrat" w:hAnsi="Montserrat"/>
-          <w:sz w:val="20"/>
-          <w:szCs w:val="20"/>
-        </w:rPr>
-        <w:t xml:space="preserve">Esperá a que la luz naranja del reverso deje de parpadear: el programa ya está corriendo.</w:t>
+        <w:t xml:space="preserve">4.  </w:t>
+      </w:r>
+      <w:r>
+        <w:rPr>
+          <w:rFonts w:ascii="Montserrat" w:cs="Montserrat" w:eastAsia="Montserrat" w:hAnsi="Montserrat"/>
+          <w:sz w:val="20"/>
+          <w:szCs w:val="20"/>
+        </w:rPr>
+        <w:t xml:space="preserve">Esperá a que la luz naranja del reverso deje de parpadear y aparezca el ✓ en los LED: el programa ya está corriendo.</w:t>
       </w:r>
     </w:p>
     <w:p>
@@ -3000,6 +3554,70 @@
     </w:p>
     <w:p>
       <w:pPr>
+        <w:pBdr>
+          <w:left w:val="single" w:color="000000" w:sz="36" w:space="10"/>
+        </w:pBdr>
+        <w:shd w:fill="F5F5F5" w:val="clear"/>
+        <w:spacing w:after="220" w:before="160" w:line="290"/>
+        <w:ind w:left="120" w:right="120"/>
+      </w:pPr>
+      <w:r>
+        <w:rPr>
+          <w:rFonts w:ascii="Montserrat" w:cs="Montserrat" w:eastAsia="Montserrat" w:hAnsi="Montserrat"/>
+          <w:b/>
+          <w:bCs/>
+          <w:sz w:val="20"/>
+          <w:szCs w:val="20"/>
+        </w:rPr>
+        <w:t xml:space="preserve">Si la grabación directa falla: </w:t>
+      </w:r>
+      <w:r>
+        <w:rPr>
+          <w:rFonts w:ascii="Montserrat" w:cs="Montserrat" w:eastAsia="Montserrat" w:hAnsi="Montserrat"/>
+          <w:sz w:val="20"/>
+          <w:szCs w:val="20"/>
+        </w:rPr>
+        <w:t xml:space="preserve">suele ser porque la plataforma tiene el puerto USB abierto. Presioná </w:t>
+      </w:r>
+      <w:r>
+        <w:rPr>
+          <w:rFonts w:ascii="Montserrat" w:cs="Montserrat" w:eastAsia="Montserrat" w:hAnsi="Montserrat"/>
+          <w:b/>
+          <w:bCs/>
+          <w:sz w:val="20"/>
+          <w:szCs w:val="20"/>
+        </w:rPr>
+        <w:t xml:space="preserve">Soltar USB</w:t>
+      </w:r>
+      <w:r>
+        <w:rPr>
+          <w:rFonts w:ascii="Montserrat" w:cs="Montserrat" w:eastAsia="Montserrat" w:hAnsi="Montserrat"/>
+          <w:sz w:val="20"/>
+          <w:szCs w:val="20"/>
+        </w:rPr>
+        <w:t xml:space="preserve"> en la barra flotante de FisicaBit y reintentá </w:t>
+      </w:r>
+      <w:r>
+        <w:rPr>
+          <w:rFonts w:ascii="Montserrat" w:cs="Montserrat" w:eastAsia="Montserrat" w:hAnsi="Montserrat"/>
+          <w:b/>
+          <w:bCs/>
+          <w:sz w:val="20"/>
+          <w:szCs w:val="20"/>
+        </w:rPr>
+        <w:t xml:space="preserve">Descargar</w:t>
+      </w:r>
+      <w:r>
+        <w:rPr>
+          <w:rFonts w:ascii="Montserrat" w:cs="Montserrat" w:eastAsia="Montserrat" w:hAnsi="Montserrat"/>
+          <w:sz w:val="20"/>
+          <w:szCs w:val="20"/>
+        </w:rPr>
+        <w:t xml:space="preserve">.</w:t>
+      </w:r>
+    </w:p>
+    <w:p>
+      <w:pPr>
         <w:pStyle w:val="Heading2"/>
         <w:spacing w:after="140" w:before="300"/>
       </w:pPr>
@@ -3012,7 +3630,7 @@
           <w:sz w:val="22"/>
           <w:szCs w:val="22"/>
         </w:rPr>
-        <w:t xml:space="preserve">4.4 · Conectar desde la plataforma</w:t>
+        <w:t xml:space="preserve">4.5 · Conectar desde la plataforma</w:t>
       </w:r>
     </w:p>
     <w:p>
@@ -3028,51 +3646,33 @@
           <w:sz w:val="20"/>
           <w:szCs w:val="20"/>
         </w:rPr>
-        <w:t xml:space="preserve">3.  </w:t>
-      </w:r>
-      <w:r>
-        <w:rPr>
-          <w:rFonts w:ascii="Montserrat" w:cs="Montserrat" w:eastAsia="Montserrat" w:hAnsi="Montserrat"/>
-          <w:sz w:val="20"/>
-          <w:szCs w:val="20"/>
-        </w:rPr>
-        <w:t xml:space="preserve">Verificá que el cable sea </w:t>
-      </w:r>
-      <w:r>
-        <w:rPr>
-          <w:rFonts w:ascii="Montserrat" w:cs="Montserrat" w:eastAsia="Montserrat" w:hAnsi="Montserrat"/>
-          <w:b/>
-          <w:bCs/>
-          <w:sz w:val="20"/>
-          <w:szCs w:val="20"/>
-        </w:rPr>
-        <w:t xml:space="preserve">USB de datos</w:t>
-      </w:r>
-      <w:r>
-        <w:rPr>
-          <w:rFonts w:ascii="Montserrat" w:cs="Montserrat" w:eastAsia="Montserrat" w:hAnsi="Montserrat"/>
-          <w:sz w:val="20"/>
-          <w:szCs w:val="20"/>
-        </w:rPr>
-        <w:t xml:space="preserve"> (algunos solo cargan) y </w:t>
-      </w:r>
-      <w:r>
-        <w:rPr>
-          <w:rFonts w:ascii="Montserrat" w:cs="Montserrat" w:eastAsia="Montserrat" w:hAnsi="Montserrat"/>
-          <w:b/>
-          <w:bCs/>
-          <w:sz w:val="20"/>
-          <w:szCs w:val="20"/>
-        </w:rPr>
-        <w:t xml:space="preserve">cerrá MakeCode</w:t>
-      </w:r>
-      <w:r>
-        <w:rPr>
-          <w:rFonts w:ascii="Montserrat" w:cs="Montserrat" w:eastAsia="Montserrat" w:hAnsi="Montserrat"/>
-          <w:sz w:val="20"/>
-          <w:szCs w:val="20"/>
-        </w:rPr>
-        <w:t xml:space="preserve"> o cualquier consola serial: si otra pestaña tiene el puerto abierto, la plataforma no puede usarlo.</w:t>
+        <w:t xml:space="preserve">5.  </w:t>
+      </w:r>
+      <w:r>
+        <w:rPr>
+          <w:rFonts w:ascii="Montserrat" w:cs="Montserrat" w:eastAsia="Montserrat" w:hAnsi="Montserrat"/>
+          <w:sz w:val="20"/>
+          <w:szCs w:val="20"/>
+        </w:rPr>
+        <w:t xml:space="preserve">Presioná </w:t>
+      </w:r>
+      <w:r>
+        <w:rPr>
+          <w:rFonts w:ascii="Montserrat" w:cs="Montserrat" w:eastAsia="Montserrat" w:hAnsi="Montserrat"/>
+          <w:b/>
+          <w:bCs/>
+          <w:sz w:val="20"/>
+          <w:szCs w:val="20"/>
+        </w:rPr>
+        <w:t xml:space="preserve">✕ Volver</w:t>
+      </w:r>
+      <w:r>
+        <w:rPr>
+          <w:rFonts w:ascii="Montserrat" w:cs="Montserrat" w:eastAsia="Montserrat" w:hAnsi="Montserrat"/>
+          <w:sz w:val="20"/>
+          <w:szCs w:val="20"/>
+        </w:rPr>
+        <w:t xml:space="preserve"> para regresar al sitio (el editor queda abierto por si querés retocar el programa).</w:t>
       </w:r>
     </w:p>
     <w:p>
@@ -3088,7 +3688,7 @@
           <w:sz w:val="20"/>
           <w:szCs w:val="20"/>
         </w:rPr>
-        <w:t xml:space="preserve">4.  </w:t>
+        <w:t xml:space="preserve">6.  </w:t>
       </w:r>
       <w:r>
         <w:rPr>
@@ -3150,7 +3750,58 @@
           <w:sz w:val="20"/>
           <w:szCs w:val="20"/>
         </w:rPr>
-        <w:t xml:space="preserve">. La velocidad (115200 baudios) la configura la plataforma sola.</w:t>
+        <w:t xml:space="preserve">. La velocidad (115200 baudios) la configura la plataforma sola. El cable debe ser </w:t>
+      </w:r>
+      <w:r>
+        <w:rPr>
+          <w:rFonts w:ascii="Montserrat" w:cs="Montserrat" w:eastAsia="Montserrat" w:hAnsi="Montserrat"/>
+          <w:b/>
+          <w:bCs/>
+          <w:sz w:val="20"/>
+          <w:szCs w:val="20"/>
+        </w:rPr>
+        <w:t xml:space="preserve">USB de datos</w:t>
+      </w:r>
+      <w:r>
+        <w:rPr>
+          <w:rFonts w:ascii="Montserrat" w:cs="Montserrat" w:eastAsia="Montserrat" w:hAnsi="Montserrat"/>
+          <w:sz w:val="20"/>
+          <w:szCs w:val="20"/>
+        </w:rPr>
+        <w:t xml:space="preserve"> (algunos solo cargan).</w:t>
+      </w:r>
+    </w:p>
+    <w:p>
+      <w:pPr>
+        <w:shd w:fill="000000" w:val="clear"/>
+        <w:spacing w:after="0" w:before="200"/>
+        <w:ind w:left="120" w:right="120"/>
+      </w:pPr>
+      <w:r>
+        <w:rPr>
+          <w:rFonts w:ascii="Montserrat" w:cs="Montserrat" w:eastAsia="Montserrat" w:hAnsi="Montserrat"/>
+          <w:b/>
+          <w:bCs/>
+          <w:color w:val="FFFFFF"/>
+          <w:sz w:val="18"/>
+          <w:szCs w:val="18"/>
+        </w:rPr>
+        <w:t xml:space="preserve">¿CÓMO FUNCIONA?  ·  LA COMUNICACIÓN SERIAL POR USB</w:t>
+      </w:r>
+    </w:p>
+    <w:p>
+      <w:pPr>
+        <w:shd w:fill="F5F5F5" w:val="clear"/>
+        <w:spacing w:after="240" w:before="0" w:line="290"/>
+        <w:ind w:left="120" w:right="120"/>
+      </w:pPr>
+      <w:r>
+        <w:rPr>
+          <w:rFonts w:ascii="Montserrat" w:cs="Montserrat" w:eastAsia="Montserrat" w:hAnsi="Montserrat"/>
+          <w:sz w:val="20"/>
+          <w:szCs w:val="20"/>
+        </w:rPr>
+        <w:t xml:space="preserve">La micro:bit convierte cada línea de texto en una secuencia de bytes que viaja por el cable. Del lado de la computadora, el navegador la recibe mediante Web Serial y la entrega a la plataforma, que corta el flujo en líneas (por el salto de línea) y en columnas (por las comas). Es el mismo mecanismo de los viejos puertos serie de PC: simple, robusto y con latencia baja y pareja.</w:t>
       </w:r>
     </w:p>
     <w:p>
@@ -3218,7 +3869,7 @@
           <w:sz w:val="20"/>
           <w:szCs w:val="20"/>
         </w:rPr>
-        <w:t xml:space="preserve">La conexión inalámbrica usa el servicio </w:t>
+        <w:t xml:space="preserve">La extensión FisicaBit USB es solo para el cable; por Bluetooth el programa se escribe a mano, con el método clásico. La conexión inalámbrica usa el servicio </w:t>
       </w:r>
       <w:r>
         <w:rPr>
@@ -4305,394 +4956,6 @@
         <w:drawing>
           <wp:inline distT="0" distB="0" distL="0" distR="0">
             <wp:extent cx="5905500" cy="3695700"/>
-            <wp:effectExtent t="0" r="0" b="0" l="0"/>
-            <wp:docPr id="1" name="" descr="" title=""/>
-            <wp:cNvGraphicFramePr>
-              <a:graphicFrameLocks xmlns:a="http://schemas.openxmlformats.org/drawingml/2006/main" noChangeAspect="1"/>
-            </wp:cNvGraphicFramePr>
-            <a:graphic xmlns:a="http://schemas.openxmlformats.org/drawingml/2006/main">
-              <a:graphicData uri="http://schemas.openxmlformats.org/drawingml/2006/picture">
-                <pic:pic xmlns:pic="http://schemas.openxmlformats.org/drawingml/2006/picture">
-                  <pic:nvPicPr>
-                    <pic:cNvPr id="0" name="" descr=""/>
-                    <pic:cNvPicPr>
-                      <a:picLocks noChangeAspect="1" noChangeArrowheads="1"/>
-                    </pic:cNvPicPr>
-                  </pic:nvPicPr>
-                  <pic:blipFill>
-                    <a:blip r:embed="rId9" cstate="none"/>
-                    <a:srcRect/>
-                    <a:stretch>
-                      <a:fillRect/>
-                    </a:stretch>
-                  </pic:blipFill>
-                  <pic:spPr bwMode="auto">
-                    <a:xfrm>
-                      <a:off x="0" y="0"/>
-                      <a:ext cx="5905500" cy="3695700"/>
-                    </a:xfrm>
-                    <a:prstGeom prst="rect">
-                      <a:avLst/>
-                    </a:prstGeom>
-                  </pic:spPr>
-                </pic:pic>
-              </a:graphicData>
-            </a:graphic>
-          </wp:inline>
-        </w:drawing>
-      </w:r>
-    </w:p>
-    <w:p>
-      <w:pPr>
-        <w:spacing w:after="240" w:before="60"/>
-        <w:jc w:val="center"/>
-      </w:pPr>
-      <w:r>
-        <w:rPr>
-          <w:rFonts w:ascii="Montserrat" w:cs="Montserrat" w:eastAsia="Montserrat" w:hAnsi="Montserrat"/>
-          <w:i/>
-          <w:iCs/>
-          <w:color w:val="555555"/>
-          <w:sz w:val="17"/>
-          <w:szCs w:val="17"/>
-        </w:rPr>
-        <w:t xml:space="preserve">Guía de conexión Bluetooth: configuración del proyecto, reinicio y botón CONECTAR.</w:t>
-      </w:r>
-    </w:p>
-    <w:p>
-      <w:pPr>
-        <w:spacing w:after="100" w:before="120" w:line="300"/>
-        <w:ind w:left="360" w:hanging="360"/>
-      </w:pPr>
-      <w:r>
-        <w:rPr>
-          <w:rFonts w:ascii="Montserrat" w:cs="Montserrat" w:eastAsia="Montserrat" w:hAnsi="Montserrat"/>
-          <w:b/>
-          <w:bCs/>
-          <w:sz w:val="20"/>
-          <w:szCs w:val="20"/>
-        </w:rPr>
-        <w:t xml:space="preserve">6.  </w:t>
-      </w:r>
-      <w:r>
-        <w:rPr>
-          <w:rFonts w:ascii="Montserrat" w:cs="Montserrat" w:eastAsia="Montserrat" w:hAnsi="Montserrat"/>
-          <w:sz w:val="20"/>
-          <w:szCs w:val="20"/>
-        </w:rPr>
-        <w:t xml:space="preserve">En el selector del navegador elegí tu placa: </w:t>
-      </w:r>
-      <w:r>
-        <w:rPr>
-          <w:rFonts w:ascii="Montserrat" w:cs="Montserrat" w:eastAsia="Montserrat" w:hAnsi="Montserrat"/>
-          <w:b/>
-          <w:bCs/>
-          <w:sz w:val="20"/>
-          <w:szCs w:val="20"/>
-        </w:rPr>
-        <w:t xml:space="preserve">“BBC micro:bit [XXXXX]”</w:t>
-      </w:r>
-      <w:r>
-        <w:rPr>
-          <w:rFonts w:ascii="Montserrat" w:cs="Montserrat" w:eastAsia="Montserrat" w:hAnsi="Montserrat"/>
-          <w:sz w:val="20"/>
-          <w:szCs w:val="20"/>
-        </w:rPr>
-        <w:t xml:space="preserve"> (las letras identifican a cada micro:bit). Esperá a que el botón cambie a </w:t>
-      </w:r>
-      <w:r>
-        <w:rPr>
-          <w:rFonts w:ascii="Montserrat" w:cs="Montserrat" w:eastAsia="Montserrat" w:hAnsi="Montserrat"/>
-          <w:b/>
-          <w:bCs/>
-          <w:sz w:val="20"/>
-          <w:szCs w:val="20"/>
-        </w:rPr>
-        <w:t xml:space="preserve">BLUETOOTH CONECTADO</w:t>
-      </w:r>
-      <w:r>
-        <w:rPr>
-          <w:rFonts w:ascii="Montserrat" w:cs="Montserrat" w:eastAsia="Montserrat" w:hAnsi="Montserrat"/>
-          <w:sz w:val="20"/>
-          <w:szCs w:val="20"/>
-        </w:rPr>
-        <w:t xml:space="preserve">.</w:t>
-      </w:r>
-    </w:p>
-    <w:p>
-      <w:pPr>
-        <w:pBdr>
-          <w:left w:val="single" w:color="000000" w:sz="36" w:space="10"/>
-        </w:pBdr>
-        <w:shd w:fill="F5F5F5" w:val="clear"/>
-        <w:spacing w:after="220" w:before="160" w:line="290"/>
-        <w:ind w:left="120" w:right="120"/>
-      </w:pPr>
-      <w:r>
-        <w:rPr>
-          <w:rFonts w:ascii="Montserrat" w:cs="Montserrat" w:eastAsia="Montserrat" w:hAnsi="Montserrat"/>
-          <w:b/>
-          <w:bCs/>
-          <w:sz w:val="20"/>
-          <w:szCs w:val="20"/>
-        </w:rPr>
-        <w:t xml:space="preserve">Reconexión automática: </w:t>
-      </w:r>
-      <w:r>
-        <w:rPr>
-          <w:rFonts w:ascii="Montserrat" w:cs="Montserrat" w:eastAsia="Montserrat" w:hAnsi="Montserrat"/>
-          <w:sz w:val="20"/>
-          <w:szCs w:val="20"/>
-        </w:rPr>
-        <w:t xml:space="preserve">si la micro:bit se aleja o pierde señal (alcance típico ~10 m), la plataforma reintenta sola hasta 4 veces. Si la placa no aparece en el selector, reiniciala con RESET y verificá que no esté conectada a otro dispositivo.</w:t>
-      </w:r>
-    </w:p>
-    <w:p>
-      <w:pPr>
-        <w:shd w:fill="000000" w:val="clear"/>
-        <w:spacing w:after="280" w:before="240" w:line="300"/>
-        <w:jc w:val="center"/>
-      </w:pPr>
-      <w:hyperlink w:history="1" w:anchor="configuracion">
-        <w:r>
-          <w:rPr>
-            <w:rFonts w:ascii="Montserrat" w:cs="Montserrat" w:eastAsia="Montserrat" w:hAnsi="Montserrat"/>
-            <w:b/>
-            <w:bCs/>
-            <w:color w:val="FFFFFF"/>
-            <w:sz w:val="21"/>
-            <w:szCs w:val="21"/>
-          </w:rPr>
-          <w:t xml:space="preserve">➜  CONTINUÁ EN LA SECCIÓN 6 — CONFIGURAR LA PLATAFORMA</w:t>
-        </w:r>
-      </w:hyperlink>
-    </w:p>
-    <w:p>
-      <w:pPr>
-        <w:pStyle w:val="Heading1"/>
-        <w:pBdr>
-          <w:bottom w:val="single" w:color="000000" w:sz="18" w:space="4"/>
-        </w:pBdr>
-        <w:spacing w:after="200" w:before="420"/>
-      </w:pPr>
-      <w:bookmarkStart w:name="configuracion" w:id="103"/>
-      <w:r>
-        <w:rPr>
-          <w:rFonts w:ascii="Montserrat" w:cs="Montserrat" w:eastAsia="Montserrat" w:hAnsi="Montserrat"/>
-          <w:b/>
-          <w:bCs/>
-          <w:color w:val="000000"/>
-          <w:sz w:val="26"/>
-          <w:szCs w:val="26"/>
-        </w:rPr>
-        <w:t xml:space="preserve">6 · CONFIGURAR LA PLATAFORMA</w:t>
-      </w:r>
-      <w:bookmarkEnd w:id="103"/>
-    </w:p>
-    <w:p>
-      <w:pPr>
-        <w:spacing w:after="140" w:line="300"/>
-      </w:pPr>
-      <w:r>
-        <w:rPr>
-          <w:rFonts w:ascii="Montserrat" w:cs="Montserrat" w:eastAsia="Montserrat" w:hAnsi="Montserrat"/>
-          <w:sz w:val="20"/>
-          <w:szCs w:val="20"/>
-        </w:rPr>
-        <w:t xml:space="preserve">Desde acá el camino es el mismo para USB y Bluetooth. Antes de capturar, abrí la vista </w:t>
-      </w:r>
-      <w:r>
-        <w:rPr>
-          <w:rFonts w:ascii="Montserrat" w:cs="Montserrat" w:eastAsia="Montserrat" w:hAnsi="Montserrat"/>
-          <w:b/>
-          <w:bCs/>
-          <w:sz w:val="20"/>
-          <w:szCs w:val="20"/>
-        </w:rPr>
-        <w:t xml:space="preserve">CONFIG</w:t>
-      </w:r>
-      <w:r>
-        <w:rPr>
-          <w:rFonts w:ascii="Montserrat" w:cs="Montserrat" w:eastAsia="Montserrat" w:hAnsi="Montserrat"/>
-          <w:sz w:val="20"/>
-          <w:szCs w:val="20"/>
-        </w:rPr>
-        <w:t xml:space="preserve"> (o el panel lateral) y en la sección </w:t>
-      </w:r>
-      <w:r>
-        <w:rPr>
-          <w:rFonts w:ascii="Montserrat" w:cs="Montserrat" w:eastAsia="Montserrat" w:hAnsi="Montserrat"/>
-          <w:b/>
-          <w:bCs/>
-          <w:sz w:val="20"/>
-          <w:szCs w:val="20"/>
-        </w:rPr>
-        <w:t xml:space="preserve">VARIABLES</w:t>
-      </w:r>
-      <w:r>
-        <w:rPr>
-          <w:rFonts w:ascii="Montserrat" w:cs="Montserrat" w:eastAsia="Montserrat" w:hAnsi="Montserrat"/>
-          <w:sz w:val="20"/>
-          <w:szCs w:val="20"/>
-        </w:rPr>
-        <w:t xml:space="preserve"> verificá dos cosas:</w:t>
-      </w:r>
-    </w:p>
-    <w:p>
-      <w:pPr>
-        <w:spacing w:after="100" w:before="120" w:line="300"/>
-        <w:ind w:left="360" w:hanging="360"/>
-      </w:pPr>
-      <w:r>
-        <w:rPr>
-          <w:rFonts w:ascii="Montserrat" w:cs="Montserrat" w:eastAsia="Montserrat" w:hAnsi="Montserrat"/>
-          <w:b/>
-          <w:bCs/>
-          <w:sz w:val="20"/>
-          <w:szCs w:val="20"/>
-        </w:rPr>
-        <w:t xml:space="preserve">1.  </w:t>
-      </w:r>
-      <w:r>
-        <w:rPr>
-          <w:rFonts w:ascii="Montserrat" w:cs="Montserrat" w:eastAsia="Montserrat" w:hAnsi="Montserrat"/>
-          <w:sz w:val="20"/>
-          <w:szCs w:val="20"/>
-        </w:rPr>
-        <w:t xml:space="preserve">La casilla </w:t>
-      </w:r>
-      <w:r>
-        <w:rPr>
-          <w:rFonts w:ascii="Montserrat" w:cs="Montserrat" w:eastAsia="Montserrat" w:hAnsi="Montserrat"/>
-          <w:b/>
-          <w:bCs/>
-          <w:sz w:val="20"/>
-          <w:szCs w:val="20"/>
-        </w:rPr>
-        <w:t xml:space="preserve">MICRO:BIT ENVÍA TIMESTAMP</w:t>
-      </w:r>
-      <w:r>
-        <w:rPr>
-          <w:rFonts w:ascii="Montserrat" w:cs="Montserrat" w:eastAsia="Montserrat" w:hAnsi="Montserrat"/>
-          <w:sz w:val="20"/>
-          <w:szCs w:val="20"/>
-        </w:rPr>
-        <w:t xml:space="preserve"> debe estar </w:t>
-      </w:r>
-      <w:r>
-        <w:rPr>
-          <w:rFonts w:ascii="Montserrat" w:cs="Montserrat" w:eastAsia="Montserrat" w:hAnsi="Montserrat"/>
-          <w:b/>
-          <w:bCs/>
-          <w:sz w:val="20"/>
-          <w:szCs w:val="20"/>
-        </w:rPr>
-        <w:t xml:space="preserve">activada</w:t>
-      </w:r>
-      <w:r>
-        <w:rPr>
-          <w:rFonts w:ascii="Montserrat" w:cs="Montserrat" w:eastAsia="Montserrat" w:hAnsi="Montserrat"/>
-          <w:sz w:val="20"/>
-          <w:szCs w:val="20"/>
-        </w:rPr>
-        <w:t xml:space="preserve"> (es el valor por defecto), porque nuestro programa envía </w:t>
-      </w:r>
-      <w:r>
-        <w:rPr>
-          <w:rFonts w:ascii="Courier New" w:cs="Courier New" w:eastAsia="Courier New" w:hAnsi="Courier New"/>
-          <w:sz w:val="18"/>
-          <w:szCs w:val="18"/>
-        </w:rPr>
-        <w:t xml:space="preserve">tiempo,valor</w:t>
-      </w:r>
-      <w:r>
-        <w:rPr>
-          <w:rFonts w:ascii="Montserrat" w:cs="Montserrat" w:eastAsia="Montserrat" w:hAnsi="Montserrat"/>
-          <w:sz w:val="20"/>
-          <w:szCs w:val="20"/>
-        </w:rPr>
-        <w:t xml:space="preserve">.</w:t>
-      </w:r>
-    </w:p>
-    <w:p>
-      <w:pPr>
-        <w:spacing w:after="100" w:before="120" w:line="300"/>
-        <w:ind w:left="360" w:hanging="360"/>
-      </w:pPr>
-      <w:r>
-        <w:rPr>
-          <w:rFonts w:ascii="Montserrat" w:cs="Montserrat" w:eastAsia="Montserrat" w:hAnsi="Montserrat"/>
-          <w:b/>
-          <w:bCs/>
-          <w:sz w:val="20"/>
-          <w:szCs w:val="20"/>
-        </w:rPr>
-        <w:t xml:space="preserve">2.  </w:t>
-      </w:r>
-      <w:r>
-        <w:rPr>
-          <w:rFonts w:ascii="Montserrat" w:cs="Montserrat" w:eastAsia="Montserrat" w:hAnsi="Montserrat"/>
-          <w:b/>
-          <w:bCs/>
-          <w:sz w:val="20"/>
-          <w:szCs w:val="20"/>
-        </w:rPr>
-        <w:t xml:space="preserve">NÚMERO DE VARIABLES</w:t>
-      </w:r>
-      <w:r>
-        <w:rPr>
-          <w:rFonts w:ascii="Montserrat" w:cs="Montserrat" w:eastAsia="Montserrat" w:hAnsi="Montserrat"/>
-          <w:sz w:val="20"/>
-          <w:szCs w:val="20"/>
-        </w:rPr>
-        <w:t xml:space="preserve"> en </w:t>
-      </w:r>
-      <w:r>
-        <w:rPr>
-          <w:rFonts w:ascii="Montserrat" w:cs="Montserrat" w:eastAsia="Montserrat" w:hAnsi="Montserrat"/>
-          <w:b/>
-          <w:bCs/>
-          <w:sz w:val="20"/>
-          <w:szCs w:val="20"/>
-        </w:rPr>
-        <w:t xml:space="preserve">1 Variable</w:t>
-      </w:r>
-      <w:r>
-        <w:rPr>
-          <w:rFonts w:ascii="Montserrat" w:cs="Montserrat" w:eastAsia="Montserrat" w:hAnsi="Montserrat"/>
-          <w:sz w:val="20"/>
-          <w:szCs w:val="20"/>
-        </w:rPr>
-        <w:t xml:space="preserve">. Podés cambiar el nombre y el color de la variable. Presioná </w:t>
-      </w:r>
-      <w:r>
-        <w:rPr>
-          <w:rFonts w:ascii="Montserrat" w:cs="Montserrat" w:eastAsia="Montserrat" w:hAnsi="Montserrat"/>
-          <w:b/>
-          <w:bCs/>
-          <w:sz w:val="20"/>
-          <w:szCs w:val="20"/>
-        </w:rPr>
-        <w:t xml:space="preserve">APLICAR CONFIGURACIÓN</w:t>
-      </w:r>
-      <w:r>
-        <w:rPr>
-          <w:rFonts w:ascii="Montserrat" w:cs="Montserrat" w:eastAsia="Montserrat" w:hAnsi="Montserrat"/>
-          <w:sz w:val="20"/>
-          <w:szCs w:val="20"/>
-        </w:rPr>
-        <w:t xml:space="preserve">.</w:t>
-      </w:r>
-    </w:p>
-    <w:p>
-      <w:pPr>
-        <w:spacing w:after="40" w:before="120"/>
-        <w:jc w:val="center"/>
-      </w:pPr>
-      <w:r>
-        <w:drawing>
-          <wp:inline distT="0" distB="0" distL="0" distR="0">
-            <wp:extent cx="2286000" cy="6048375"/>
             <wp:effectExtent t="0" r="0" b="0" l="0"/>
             <wp:docPr id="1" name="" descr="" title=""/>
             <wp:cNvGraphicFramePr>
@@ -4717,7 +4980,7 @@
                   <pic:spPr bwMode="auto">
                     <a:xfrm>
                       <a:off x="0" y="0"/>
-                      <a:ext cx="2286000" cy="6048375"/>
+                      <a:ext cx="5905500" cy="3695700"/>
                     </a:xfrm>
                     <a:prstGeom prst="rect">
                       <a:avLst/>
@@ -4744,7 +5007,67 @@
           <w:sz w:val="17"/>
           <w:szCs w:val="17"/>
         </w:rPr>
-        <w:t xml:space="preserve">Sección VARIABLES: casilla de timestamp activada y 1 variable configurada.</w:t>
+        <w:t xml:space="preserve">Guía de conexión Bluetooth: configuración del proyecto, reinicio y botón CONECTAR.</w:t>
+      </w:r>
+    </w:p>
+    <w:p>
+      <w:pPr>
+        <w:spacing w:after="100" w:before="120" w:line="300"/>
+        <w:ind w:left="360" w:hanging="360"/>
+      </w:pPr>
+      <w:r>
+        <w:rPr>
+          <w:rFonts w:ascii="Montserrat" w:cs="Montserrat" w:eastAsia="Montserrat" w:hAnsi="Montserrat"/>
+          <w:b/>
+          <w:bCs/>
+          <w:sz w:val="20"/>
+          <w:szCs w:val="20"/>
+        </w:rPr>
+        <w:t xml:space="preserve">6.  </w:t>
+      </w:r>
+      <w:r>
+        <w:rPr>
+          <w:rFonts w:ascii="Montserrat" w:cs="Montserrat" w:eastAsia="Montserrat" w:hAnsi="Montserrat"/>
+          <w:sz w:val="20"/>
+          <w:szCs w:val="20"/>
+        </w:rPr>
+        <w:t xml:space="preserve">En el selector del navegador elegí tu placa: </w:t>
+      </w:r>
+      <w:r>
+        <w:rPr>
+          <w:rFonts w:ascii="Montserrat" w:cs="Montserrat" w:eastAsia="Montserrat" w:hAnsi="Montserrat"/>
+          <w:b/>
+          <w:bCs/>
+          <w:sz w:val="20"/>
+          <w:szCs w:val="20"/>
+        </w:rPr>
+        <w:t xml:space="preserve">“BBC micro:bit [XXXXX]”</w:t>
+      </w:r>
+      <w:r>
+        <w:rPr>
+          <w:rFonts w:ascii="Montserrat" w:cs="Montserrat" w:eastAsia="Montserrat" w:hAnsi="Montserrat"/>
+          <w:sz w:val="20"/>
+          <w:szCs w:val="20"/>
+        </w:rPr>
+        <w:t xml:space="preserve"> (las letras identifican a cada micro:bit). Esperá a que el botón cambie a </w:t>
+      </w:r>
+      <w:r>
+        <w:rPr>
+          <w:rFonts w:ascii="Montserrat" w:cs="Montserrat" w:eastAsia="Montserrat" w:hAnsi="Montserrat"/>
+          <w:b/>
+          <w:bCs/>
+          <w:sz w:val="20"/>
+          <w:szCs w:val="20"/>
+        </w:rPr>
+        <w:t xml:space="preserve">BLUETOOTH CONECTADO</w:t>
+      </w:r>
+      <w:r>
+        <w:rPr>
+          <w:rFonts w:ascii="Montserrat" w:cs="Montserrat" w:eastAsia="Montserrat" w:hAnsi="Montserrat"/>
+          <w:sz w:val="20"/>
+          <w:szCs w:val="20"/>
+        </w:rPr>
+        <w:t xml:space="preserve">.</w:t>
       </w:r>
     </w:p>
     <w:p>
@@ -4764,48 +5087,36 @@
           <w:sz w:val="20"/>
           <w:szCs w:val="20"/>
         </w:rPr>
-        <w:t xml:space="preserve">Regla de oro: </w:t>
-      </w:r>
-      <w:r>
-        <w:rPr>
-          <w:rFonts w:ascii="Montserrat" w:cs="Montserrat" w:eastAsia="Montserrat" w:hAnsi="Montserrat"/>
-          <w:sz w:val="20"/>
-          <w:szCs w:val="20"/>
-        </w:rPr>
-        <w:t xml:space="preserve">el número de valores que envía la micro:bit debe coincidir con el número de variables configurado. Si el programa envía </w:t>
-      </w:r>
-      <w:r>
-        <w:rPr>
-          <w:rFonts w:ascii="Courier New" w:cs="Courier New" w:eastAsia="Courier New" w:hAnsi="Courier New"/>
-          <w:sz w:val="18"/>
-          <w:szCs w:val="18"/>
-        </w:rPr>
-        <w:t xml:space="preserve">tiempo,valor</w:t>
-      </w:r>
-      <w:r>
-        <w:rPr>
-          <w:rFonts w:ascii="Montserrat" w:cs="Montserrat" w:eastAsia="Montserrat" w:hAnsi="Montserrat"/>
-          <w:sz w:val="20"/>
-          <w:szCs w:val="20"/>
-        </w:rPr>
-        <w:t xml:space="preserve"> la casilla de timestamp debe estar activada; si envía solo </w:t>
-      </w:r>
-      <w:r>
-        <w:rPr>
-          <w:rFonts w:ascii="Courier New" w:cs="Courier New" w:eastAsia="Courier New" w:hAnsi="Courier New"/>
-          <w:sz w:val="18"/>
-          <w:szCs w:val="18"/>
-        </w:rPr>
-        <w:t xml:space="preserve">valor</w:t>
-      </w:r>
-      <w:r>
-        <w:rPr>
-          <w:rFonts w:ascii="Montserrat" w:cs="Montserrat" w:eastAsia="Montserrat" w:hAnsi="Montserrat"/>
-          <w:sz w:val="20"/>
-          <w:szCs w:val="20"/>
-        </w:rPr>
-        <w:t xml:space="preserve">, desactivada.</w:t>
-      </w:r>
+        <w:t xml:space="preserve">Reconexión automática: </w:t>
+      </w:r>
+      <w:r>
+        <w:rPr>
+          <w:rFonts w:ascii="Montserrat" w:cs="Montserrat" w:eastAsia="Montserrat" w:hAnsi="Montserrat"/>
+          <w:sz w:val="20"/>
+          <w:szCs w:val="20"/>
+        </w:rPr>
+        <w:t xml:space="preserve">si la micro:bit se aleja o pierde señal (alcance típico ~10 m), la plataforma reintenta sola hasta 4 veces. Si la placa no aparece en el selector, reiniciala con RESET y verificá que no esté conectada a otro dispositivo.</w:t>
+      </w:r>
+    </w:p>
+    <w:p>
+      <w:pPr>
+        <w:shd w:fill="000000" w:val="clear"/>
+        <w:spacing w:after="280" w:before="240" w:line="300"/>
+        <w:jc w:val="center"/>
+      </w:pPr>
+      <w:hyperlink w:history="1" w:anchor="configuracion">
+        <w:r>
+          <w:rPr>
+            <w:rFonts w:ascii="Montserrat" w:cs="Montserrat" w:eastAsia="Montserrat" w:hAnsi="Montserrat"/>
+            <w:b/>
+            <w:bCs/>
+            <w:color w:val="FFFFFF"/>
+            <w:sz w:val="21"/>
+            <w:szCs w:val="21"/>
+          </w:rPr>
+          <w:t xml:space="preserve">➜  CONTINUÁ EN LA SECCIÓN 6 — CONFIGURAR LA PLATAFORMA</w:t>
+        </w:r>
+      </w:hyperlink>
     </w:p>
     <w:p>
       <w:pPr>
@@ -4815,6 +5126,7 @@
         </w:pBdr>
         <w:spacing w:after="200" w:before="420"/>
       </w:pPr>
+      <w:bookmarkStart w:name="configuracion" w:id="103"/>
       <w:r>
         <w:rPr>
           <w:rFonts w:ascii="Montserrat" w:cs="Montserrat" w:eastAsia="Montserrat" w:hAnsi="Montserrat"/>
@@ -4824,7 +5136,57 @@
           <w:sz w:val="26"/>
           <w:szCs w:val="26"/>
         </w:rPr>
-        <w:t xml:space="preserve">7 · CAPTURAR DATOS</w:t>
+        <w:t xml:space="preserve">6 · CONFIGURAR LA PLATAFORMA</w:t>
+      </w:r>
+      <w:bookmarkEnd w:id="103"/>
+    </w:p>
+    <w:p>
+      <w:pPr>
+        <w:spacing w:after="140" w:line="300"/>
+      </w:pPr>
+      <w:r>
+        <w:rPr>
+          <w:rFonts w:ascii="Montserrat" w:cs="Montserrat" w:eastAsia="Montserrat" w:hAnsi="Montserrat"/>
+          <w:sz w:val="20"/>
+          <w:szCs w:val="20"/>
+        </w:rPr>
+        <w:t xml:space="preserve">Desde acá el camino es el mismo para USB y Bluetooth. Antes de capturar, abrí la vista </w:t>
+      </w:r>
+      <w:r>
+        <w:rPr>
+          <w:rFonts w:ascii="Montserrat" w:cs="Montserrat" w:eastAsia="Montserrat" w:hAnsi="Montserrat"/>
+          <w:b/>
+          <w:bCs/>
+          <w:sz w:val="20"/>
+          <w:szCs w:val="20"/>
+        </w:rPr>
+        <w:t xml:space="preserve">CONFIG</w:t>
+      </w:r>
+      <w:r>
+        <w:rPr>
+          <w:rFonts w:ascii="Montserrat" w:cs="Montserrat" w:eastAsia="Montserrat" w:hAnsi="Montserrat"/>
+          <w:sz w:val="20"/>
+          <w:szCs w:val="20"/>
+        </w:rPr>
+        <w:t xml:space="preserve"> (o el panel lateral) y en la sección </w:t>
+      </w:r>
+      <w:r>
+        <w:rPr>
+          <w:rFonts w:ascii="Montserrat" w:cs="Montserrat" w:eastAsia="Montserrat" w:hAnsi="Montserrat"/>
+          <w:b/>
+          <w:bCs/>
+          <w:sz w:val="20"/>
+          <w:szCs w:val="20"/>
+        </w:rPr>
+        <w:t xml:space="preserve">VARIABLES</w:t>
+      </w:r>
+      <w:r>
+        <w:rPr>
+          <w:rFonts w:ascii="Montserrat" w:cs="Montserrat" w:eastAsia="Montserrat" w:hAnsi="Montserrat"/>
+          <w:sz w:val="20"/>
+          <w:szCs w:val="20"/>
+        </w:rPr>
+        <w:t xml:space="preserve"> verificá dos cosas:</w:t>
       </w:r>
     </w:p>
     <w:p>
@@ -4848,35 +5210,121 @@
           <w:sz w:val="20"/>
           <w:szCs w:val="20"/>
         </w:rPr>
-        <w:t xml:space="preserve">Con la conexión establecida, el estado cambia a </w:t>
-      </w:r>
-      <w:r>
-        <w:rPr>
-          <w:rFonts w:ascii="Montserrat" w:cs="Montserrat" w:eastAsia="Montserrat" w:hAnsi="Montserrat"/>
-          <w:b/>
-          <w:bCs/>
-          <w:sz w:val="20"/>
-          <w:szCs w:val="20"/>
-        </w:rPr>
-        <w:t xml:space="preserve">CONECTADO — Presiona CAPTURAR</w:t>
-      </w:r>
-      <w:r>
-        <w:rPr>
-          <w:rFonts w:ascii="Montserrat" w:cs="Montserrat" w:eastAsia="Montserrat" w:hAnsi="Montserrat"/>
-          <w:sz w:val="20"/>
-          <w:szCs w:val="20"/>
-        </w:rPr>
-        <w:t xml:space="preserve"> y aparece el botón </w:t>
-      </w:r>
-      <w:r>
-        <w:rPr>
-          <w:rFonts w:ascii="Montserrat" w:cs="Montserrat" w:eastAsia="Montserrat" w:hAnsi="Montserrat"/>
-          <w:b/>
-          <w:bCs/>
-          <w:sz w:val="20"/>
-          <w:szCs w:val="20"/>
-        </w:rPr>
-        <w:t xml:space="preserve">CAPTURAR</w:t>
+        <w:t xml:space="preserve">La casilla </w:t>
+      </w:r>
+      <w:r>
+        <w:rPr>
+          <w:rFonts w:ascii="Montserrat" w:cs="Montserrat" w:eastAsia="Montserrat" w:hAnsi="Montserrat"/>
+          <w:b/>
+          <w:bCs/>
+          <w:sz w:val="20"/>
+          <w:szCs w:val="20"/>
+        </w:rPr>
+        <w:t xml:space="preserve">MICRO:BIT ENVÍA TIMESTAMP</w:t>
+      </w:r>
+      <w:r>
+        <w:rPr>
+          <w:rFonts w:ascii="Montserrat" w:cs="Montserrat" w:eastAsia="Montserrat" w:hAnsi="Montserrat"/>
+          <w:sz w:val="20"/>
+          <w:szCs w:val="20"/>
+        </w:rPr>
+        <w:t xml:space="preserve"> debe estar </w:t>
+      </w:r>
+      <w:r>
+        <w:rPr>
+          <w:rFonts w:ascii="Montserrat" w:cs="Montserrat" w:eastAsia="Montserrat" w:hAnsi="Montserrat"/>
+          <w:b/>
+          <w:bCs/>
+          <w:sz w:val="20"/>
+          <w:szCs w:val="20"/>
+        </w:rPr>
+        <w:t xml:space="preserve">activada</w:t>
+      </w:r>
+      <w:r>
+        <w:rPr>
+          <w:rFonts w:ascii="Montserrat" w:cs="Montserrat" w:eastAsia="Montserrat" w:hAnsi="Montserrat"/>
+          <w:sz w:val="20"/>
+          <w:szCs w:val="20"/>
+        </w:rPr>
+        <w:t xml:space="preserve"> (es el valor por defecto), porque nuestro programa envía </w:t>
+      </w:r>
+      <w:r>
+        <w:rPr>
+          <w:rFonts w:ascii="Courier New" w:cs="Courier New" w:eastAsia="Courier New" w:hAnsi="Courier New"/>
+          <w:sz w:val="18"/>
+          <w:szCs w:val="18"/>
+        </w:rPr>
+        <w:t xml:space="preserve">tiempo,valor</w:t>
+      </w:r>
+      <w:r>
+        <w:rPr>
+          <w:rFonts w:ascii="Montserrat" w:cs="Montserrat" w:eastAsia="Montserrat" w:hAnsi="Montserrat"/>
+          <w:sz w:val="20"/>
+          <w:szCs w:val="20"/>
+        </w:rPr>
+        <w:t xml:space="preserve">.</w:t>
+      </w:r>
+    </w:p>
+    <w:p>
+      <w:pPr>
+        <w:spacing w:after="100" w:before="120" w:line="300"/>
+        <w:ind w:left="360" w:hanging="360"/>
+      </w:pPr>
+      <w:r>
+        <w:rPr>
+          <w:rFonts w:ascii="Montserrat" w:cs="Montserrat" w:eastAsia="Montserrat" w:hAnsi="Montserrat"/>
+          <w:b/>
+          <w:bCs/>
+          <w:sz w:val="20"/>
+          <w:szCs w:val="20"/>
+        </w:rPr>
+        <w:t xml:space="preserve">2.  </w:t>
+      </w:r>
+      <w:r>
+        <w:rPr>
+          <w:rFonts w:ascii="Montserrat" w:cs="Montserrat" w:eastAsia="Montserrat" w:hAnsi="Montserrat"/>
+          <w:b/>
+          <w:bCs/>
+          <w:sz w:val="20"/>
+          <w:szCs w:val="20"/>
+        </w:rPr>
+        <w:t xml:space="preserve">NÚMERO DE VARIABLES</w:t>
+      </w:r>
+      <w:r>
+        <w:rPr>
+          <w:rFonts w:ascii="Montserrat" w:cs="Montserrat" w:eastAsia="Montserrat" w:hAnsi="Montserrat"/>
+          <w:sz w:val="20"/>
+          <w:szCs w:val="20"/>
+        </w:rPr>
+        <w:t xml:space="preserve"> en </w:t>
+      </w:r>
+      <w:r>
+        <w:rPr>
+          <w:rFonts w:ascii="Montserrat" w:cs="Montserrat" w:eastAsia="Montserrat" w:hAnsi="Montserrat"/>
+          <w:b/>
+          <w:bCs/>
+          <w:sz w:val="20"/>
+          <w:szCs w:val="20"/>
+        </w:rPr>
+        <w:t xml:space="preserve">1 Variable</w:t>
+      </w:r>
+      <w:r>
+        <w:rPr>
+          <w:rFonts w:ascii="Montserrat" w:cs="Montserrat" w:eastAsia="Montserrat" w:hAnsi="Montserrat"/>
+          <w:sz w:val="20"/>
+          <w:szCs w:val="20"/>
+        </w:rPr>
+        <w:t xml:space="preserve">. Podés cambiar el nombre y el color de la variable. Presioná </w:t>
+      </w:r>
+      <w:r>
+        <w:rPr>
+          <w:rFonts w:ascii="Montserrat" w:cs="Montserrat" w:eastAsia="Montserrat" w:hAnsi="Montserrat"/>
+          <w:b/>
+          <w:bCs/>
+          <w:sz w:val="20"/>
+          <w:szCs w:val="20"/>
+        </w:rPr>
+        <w:t xml:space="preserve">APLICAR CONFIGURACIÓN</w:t>
       </w:r>
       <w:r>
         <w:rPr>
@@ -4895,7 +5343,7 @@
       <w:r>
         <w:drawing>
           <wp:inline distT="0" distB="0" distL="0" distR="0">
-            <wp:extent cx="5905500" cy="447675"/>
+            <wp:extent cx="2286000" cy="6048375"/>
             <wp:effectExtent t="0" r="0" b="0" l="0"/>
             <wp:docPr id="1" name="" descr="" title=""/>
             <wp:cNvGraphicFramePr>
@@ -4920,7 +5368,7 @@
                   <pic:spPr bwMode="auto">
                     <a:xfrm>
                       <a:off x="0" y="0"/>
-                      <a:ext cx="5905500" cy="447675"/>
+                      <a:ext cx="2286000" cy="6048375"/>
                     </a:xfrm>
                     <a:prstGeom prst="rect">
                       <a:avLst/>
@@ -4947,7 +5395,87 @@
           <w:sz w:val="17"/>
           <w:szCs w:val="17"/>
         </w:rPr>
-        <w:t xml:space="preserve">micro:bit conectada: el botón CAPTURAR reemplaza a CONECTAR.</w:t>
+        <w:t xml:space="preserve">Sección VARIABLES: casilla de timestamp activada y 1 variable configurada.</w:t>
+      </w:r>
+    </w:p>
+    <w:p>
+      <w:pPr>
+        <w:pBdr>
+          <w:left w:val="single" w:color="000000" w:sz="36" w:space="10"/>
+        </w:pBdr>
+        <w:shd w:fill="F5F5F5" w:val="clear"/>
+        <w:spacing w:after="220" w:before="160" w:line="290"/>
+        <w:ind w:left="120" w:right="120"/>
+      </w:pPr>
+      <w:r>
+        <w:rPr>
+          <w:rFonts w:ascii="Montserrat" w:cs="Montserrat" w:eastAsia="Montserrat" w:hAnsi="Montserrat"/>
+          <w:b/>
+          <w:bCs/>
+          <w:sz w:val="20"/>
+          <w:szCs w:val="20"/>
+        </w:rPr>
+        <w:t xml:space="preserve">Regla de oro: </w:t>
+      </w:r>
+      <w:r>
+        <w:rPr>
+          <w:rFonts w:ascii="Montserrat" w:cs="Montserrat" w:eastAsia="Montserrat" w:hAnsi="Montserrat"/>
+          <w:sz w:val="20"/>
+          <w:szCs w:val="20"/>
+        </w:rPr>
+        <w:t xml:space="preserve">el número de valores que envía la micro:bit debe coincidir con el número de variables configurado. Si el programa envía </w:t>
+      </w:r>
+      <w:r>
+        <w:rPr>
+          <w:rFonts w:ascii="Courier New" w:cs="Courier New" w:eastAsia="Courier New" w:hAnsi="Courier New"/>
+          <w:sz w:val="18"/>
+          <w:szCs w:val="18"/>
+        </w:rPr>
+        <w:t xml:space="preserve">tiempo,valor</w:t>
+      </w:r>
+      <w:r>
+        <w:rPr>
+          <w:rFonts w:ascii="Montserrat" w:cs="Montserrat" w:eastAsia="Montserrat" w:hAnsi="Montserrat"/>
+          <w:sz w:val="20"/>
+          <w:szCs w:val="20"/>
+        </w:rPr>
+        <w:t xml:space="preserve"> la casilla de timestamp debe estar activada; si envía solo </w:t>
+      </w:r>
+      <w:r>
+        <w:rPr>
+          <w:rFonts w:ascii="Courier New" w:cs="Courier New" w:eastAsia="Courier New" w:hAnsi="Courier New"/>
+          <w:sz w:val="18"/>
+          <w:szCs w:val="18"/>
+        </w:rPr>
+        <w:t xml:space="preserve">valor</w:t>
+      </w:r>
+      <w:r>
+        <w:rPr>
+          <w:rFonts w:ascii="Montserrat" w:cs="Montserrat" w:eastAsia="Montserrat" w:hAnsi="Montserrat"/>
+          <w:sz w:val="20"/>
+          <w:szCs w:val="20"/>
+        </w:rPr>
+        <w:t xml:space="preserve">, desactivada.</w:t>
+      </w:r>
+    </w:p>
+    <w:p>
+      <w:pPr>
+        <w:pStyle w:val="Heading1"/>
+        <w:pBdr>
+          <w:bottom w:val="single" w:color="000000" w:sz="18" w:space="4"/>
+        </w:pBdr>
+        <w:spacing w:after="200" w:before="420"/>
+      </w:pPr>
+      <w:r>
+        <w:rPr>
+          <w:rFonts w:ascii="Montserrat" w:cs="Montserrat" w:eastAsia="Montserrat" w:hAnsi="Montserrat"/>
+          <w:b/>
+          <w:bCs/>
+          <w:color w:val="000000"/>
+          <w:sz w:val="26"/>
+          <w:szCs w:val="26"/>
+        </w:rPr>
+        <w:t xml:space="preserve">7 · CAPTURAR DATOS</w:t>
       </w:r>
     </w:p>
     <w:p>
@@ -4963,15 +5491,33 @@
           <w:sz w:val="20"/>
           <w:szCs w:val="20"/>
         </w:rPr>
-        <w:t xml:space="preserve">2.  </w:t>
-      </w:r>
-      <w:r>
-        <w:rPr>
-          <w:rFonts w:ascii="Montserrat" w:cs="Montserrat" w:eastAsia="Montserrat" w:hAnsi="Montserrat"/>
-          <w:sz w:val="20"/>
-          <w:szCs w:val="20"/>
-        </w:rPr>
-        <w:t xml:space="preserve">Presioná </w:t>
+        <w:t xml:space="preserve">1.  </w:t>
+      </w:r>
+      <w:r>
+        <w:rPr>
+          <w:rFonts w:ascii="Montserrat" w:cs="Montserrat" w:eastAsia="Montserrat" w:hAnsi="Montserrat"/>
+          <w:sz w:val="20"/>
+          <w:szCs w:val="20"/>
+        </w:rPr>
+        <w:t xml:space="preserve">Con la conexión establecida, el estado cambia a </w:t>
+      </w:r>
+      <w:r>
+        <w:rPr>
+          <w:rFonts w:ascii="Montserrat" w:cs="Montserrat" w:eastAsia="Montserrat" w:hAnsi="Montserrat"/>
+          <w:b/>
+          <w:bCs/>
+          <w:sz w:val="20"/>
+          <w:szCs w:val="20"/>
+        </w:rPr>
+        <w:t xml:space="preserve">CONECTADO — Presiona CAPTURAR</w:t>
+      </w:r>
+      <w:r>
+        <w:rPr>
+          <w:rFonts w:ascii="Montserrat" w:cs="Montserrat" w:eastAsia="Montserrat" w:hAnsi="Montserrat"/>
+          <w:sz w:val="20"/>
+          <w:szCs w:val="20"/>
+        </w:rPr>
+        <w:t xml:space="preserve"> y aparece el botón </w:t>
       </w:r>
       <w:r>
         <w:rPr>
@@ -4989,25 +5535,7 @@
           <w:sz w:val="20"/>
           <w:szCs w:val="20"/>
         </w:rPr>
-        <w:t xml:space="preserve">. El estado pasa a </w:t>
-      </w:r>
-      <w:r>
-        <w:rPr>
-          <w:rFonts w:ascii="Montserrat" w:cs="Montserrat" w:eastAsia="Montserrat" w:hAnsi="Montserrat"/>
-          <w:b/>
-          <w:bCs/>
-          <w:sz w:val="20"/>
-          <w:szCs w:val="20"/>
-        </w:rPr>
-        <w:t xml:space="preserve">CAPTURANDO</w:t>
-      </w:r>
-      <w:r>
-        <w:rPr>
-          <w:rFonts w:ascii="Montserrat" w:cs="Montserrat" w:eastAsia="Montserrat" w:hAnsi="Montserrat"/>
-          <w:sz w:val="20"/>
-          <w:szCs w:val="20"/>
-        </w:rPr>
-        <w:t xml:space="preserve"> y los puntos aparecen en la gráfica en tiempo real. El indicador verde muestra la frecuencia de muestreo y la cantidad de puntos.</w:t>
+        <w:t xml:space="preserve">.</w:t>
       </w:r>
     </w:p>
     <w:p>
@@ -5018,7 +5546,7 @@
       <w:r>
         <w:drawing>
           <wp:inline distT="0" distB="0" distL="0" distR="0">
-            <wp:extent cx="5905500" cy="3695700"/>
+            <wp:extent cx="5905500" cy="447675"/>
             <wp:effectExtent t="0" r="0" b="0" l="0"/>
             <wp:docPr id="1" name="" descr="" title=""/>
             <wp:cNvGraphicFramePr>
@@ -5043,7 +5571,7 @@
                   <pic:spPr bwMode="auto">
                     <a:xfrm>
                       <a:off x="0" y="0"/>
-                      <a:ext cx="5905500" cy="3695700"/>
+                      <a:ext cx="5905500" cy="447675"/>
                     </a:xfrm>
                     <a:prstGeom prst="rect">
                       <a:avLst/>
@@ -5070,7 +5598,7 @@
           <w:sz w:val="17"/>
           <w:szCs w:val="17"/>
         </w:rPr>
-        <w:t xml:space="preserve">Captura en vivo: los datos llegan de la micro:bit y se grafican al instante.</w:t>
+        <w:t xml:space="preserve">micro:bit conectada: el botón CAPTURAR reemplaza a CONECTAR.</w:t>
       </w:r>
     </w:p>
     <w:p>
@@ -5086,33 +5614,51 @@
           <w:sz w:val="20"/>
           <w:szCs w:val="20"/>
         </w:rPr>
-        <w:t xml:space="preserve">3.  </w:t>
-      </w:r>
-      <w:r>
-        <w:rPr>
-          <w:rFonts w:ascii="Montserrat" w:cs="Montserrat" w:eastAsia="Montserrat" w:hAnsi="Montserrat"/>
-          <w:sz w:val="20"/>
-          <w:szCs w:val="20"/>
-        </w:rPr>
-        <w:t xml:space="preserve">Cuando termine el experimento presioná </w:t>
-      </w:r>
-      <w:r>
-        <w:rPr>
-          <w:rFonts w:ascii="Montserrat" w:cs="Montserrat" w:eastAsia="Montserrat" w:hAnsi="Montserrat"/>
-          <w:b/>
-          <w:bCs/>
-          <w:sz w:val="20"/>
-          <w:szCs w:val="20"/>
-        </w:rPr>
-        <w:t xml:space="preserve">DETENER</w:t>
-      </w:r>
-      <w:r>
-        <w:rPr>
-          <w:rFonts w:ascii="Montserrat" w:cs="Montserrat" w:eastAsia="Montserrat" w:hAnsi="Montserrat"/>
-          <w:sz w:val="20"/>
-          <w:szCs w:val="20"/>
-        </w:rPr>
-        <w:t xml:space="preserve">. Los datos quedan en memoria para analizarlos.</w:t>
+        <w:t xml:space="preserve">2.  </w:t>
+      </w:r>
+      <w:r>
+        <w:rPr>
+          <w:rFonts w:ascii="Montserrat" w:cs="Montserrat" w:eastAsia="Montserrat" w:hAnsi="Montserrat"/>
+          <w:sz w:val="20"/>
+          <w:szCs w:val="20"/>
+        </w:rPr>
+        <w:t xml:space="preserve">Presioná </w:t>
+      </w:r>
+      <w:r>
+        <w:rPr>
+          <w:rFonts w:ascii="Montserrat" w:cs="Montserrat" w:eastAsia="Montserrat" w:hAnsi="Montserrat"/>
+          <w:b/>
+          <w:bCs/>
+          <w:sz w:val="20"/>
+          <w:szCs w:val="20"/>
+        </w:rPr>
+        <w:t xml:space="preserve">CAPTURAR</w:t>
+      </w:r>
+      <w:r>
+        <w:rPr>
+          <w:rFonts w:ascii="Montserrat" w:cs="Montserrat" w:eastAsia="Montserrat" w:hAnsi="Montserrat"/>
+          <w:sz w:val="20"/>
+          <w:szCs w:val="20"/>
+        </w:rPr>
+        <w:t xml:space="preserve">. El estado pasa a </w:t>
+      </w:r>
+      <w:r>
+        <w:rPr>
+          <w:rFonts w:ascii="Montserrat" w:cs="Montserrat" w:eastAsia="Montserrat" w:hAnsi="Montserrat"/>
+          <w:b/>
+          <w:bCs/>
+          <w:sz w:val="20"/>
+          <w:szCs w:val="20"/>
+        </w:rPr>
+        <w:t xml:space="preserve">CAPTURANDO</w:t>
+      </w:r>
+      <w:r>
+        <w:rPr>
+          <w:rFonts w:ascii="Montserrat" w:cs="Montserrat" w:eastAsia="Montserrat" w:hAnsi="Montserrat"/>
+          <w:sz w:val="20"/>
+          <w:szCs w:val="20"/>
+        </w:rPr>
+        <w:t xml:space="preserve"> y los puntos aparecen en la gráfica en tiempo real. El indicador verde muestra la frecuencia de muestreo y la cantidad de puntos.</w:t>
       </w:r>
     </w:p>
     <w:p>
@@ -5175,112 +5721,49 @@
           <w:sz w:val="17"/>
           <w:szCs w:val="17"/>
         </w:rPr>
-        <w:t xml:space="preserve">Captura finalizada: 30 segundos de una oscilación amortiguada (1 variable).</w:t>
-      </w:r>
-    </w:p>
-    <w:p>
-      <w:pPr>
-        <w:pStyle w:val="Heading1"/>
-        <w:pBdr>
-          <w:bottom w:val="single" w:color="000000" w:sz="18" w:space="4"/>
-        </w:pBdr>
-        <w:spacing w:after="200" w:before="420"/>
-      </w:pPr>
-      <w:r>
-        <w:rPr>
-          <w:rFonts w:ascii="Montserrat" w:cs="Montserrat" w:eastAsia="Montserrat" w:hAnsi="Montserrat"/>
-          <w:b/>
-          <w:bCs/>
-          <w:color w:val="000000"/>
-          <w:sz w:val="26"/>
-          <w:szCs w:val="26"/>
-        </w:rPr>
-        <w:t xml:space="preserve">8 · VER LOS DATOS EN LA TABLA</w:t>
-      </w:r>
-    </w:p>
-    <w:p>
-      <w:pPr>
-        <w:spacing w:after="140" w:line="300"/>
-      </w:pPr>
-      <w:r>
-        <w:rPr>
-          <w:rFonts w:ascii="Montserrat" w:cs="Montserrat" w:eastAsia="Montserrat" w:hAnsi="Montserrat"/>
-          <w:sz w:val="20"/>
-          <w:szCs w:val="20"/>
-        </w:rPr>
-        <w:t xml:space="preserve">En la vista </w:t>
-      </w:r>
-      <w:r>
-        <w:rPr>
-          <w:rFonts w:ascii="Montserrat" w:cs="Montserrat" w:eastAsia="Montserrat" w:hAnsi="Montserrat"/>
-          <w:b/>
-          <w:bCs/>
-          <w:sz w:val="20"/>
-          <w:szCs w:val="20"/>
-        </w:rPr>
-        <w:t xml:space="preserve">CONFIG</w:t>
-      </w:r>
-      <w:r>
-        <w:rPr>
-          <w:rFonts w:ascii="Montserrat" w:cs="Montserrat" w:eastAsia="Montserrat" w:hAnsi="Montserrat"/>
-          <w:sz w:val="20"/>
-          <w:szCs w:val="20"/>
-        </w:rPr>
-        <w:t xml:space="preserve">, la sección </w:t>
-      </w:r>
-      <w:r>
-        <w:rPr>
-          <w:rFonts w:ascii="Montserrat" w:cs="Montserrat" w:eastAsia="Montserrat" w:hAnsi="Montserrat"/>
-          <w:b/>
-          <w:bCs/>
-          <w:sz w:val="20"/>
-          <w:szCs w:val="20"/>
-        </w:rPr>
-        <w:t xml:space="preserve">DATOS</w:t>
-      </w:r>
-      <w:r>
-        <w:rPr>
-          <w:rFonts w:ascii="Montserrat" w:cs="Montserrat" w:eastAsia="Montserrat" w:hAnsi="Montserrat"/>
-          <w:sz w:val="20"/>
-          <w:szCs w:val="20"/>
-        </w:rPr>
-        <w:t xml:space="preserve"> muestra la tabla completa: número de punto (</w:t>
-      </w:r>
-      <w:r>
-        <w:rPr>
-          <w:rFonts w:ascii="Montserrat" w:cs="Montserrat" w:eastAsia="Montserrat" w:hAnsi="Montserrat"/>
-          <w:b/>
-          <w:bCs/>
-          <w:sz w:val="20"/>
-          <w:szCs w:val="20"/>
-        </w:rPr>
-        <w:t xml:space="preserve">#</w:t>
-      </w:r>
-      <w:r>
-        <w:rPr>
-          <w:rFonts w:ascii="Montserrat" w:cs="Montserrat" w:eastAsia="Montserrat" w:hAnsi="Montserrat"/>
-          <w:sz w:val="20"/>
-          <w:szCs w:val="20"/>
-        </w:rPr>
-        <w:t xml:space="preserve">), tiempo en segundos (</w:t>
-      </w:r>
-      <w:r>
-        <w:rPr>
-          <w:rFonts w:ascii="Montserrat" w:cs="Montserrat" w:eastAsia="Montserrat" w:hAnsi="Montserrat"/>
-          <w:b/>
-          <w:bCs/>
-          <w:sz w:val="20"/>
-          <w:szCs w:val="20"/>
-        </w:rPr>
-        <w:t xml:space="preserve">TIEMPO (S)</w:t>
-      </w:r>
-      <w:r>
-        <w:rPr>
-          <w:rFonts w:ascii="Montserrat" w:cs="Montserrat" w:eastAsia="Montserrat" w:hAnsi="Montserrat"/>
-          <w:sz w:val="20"/>
-          <w:szCs w:val="20"/>
-        </w:rPr>
-        <w:t xml:space="preserve">) y el valor de la variable. Con el buscador podés filtrar por valor o tiempo, y con la ✕ eliminar una fila puntual.</w:t>
+        <w:t xml:space="preserve">Captura en vivo: los datos llegan de la micro:bit y se grafican al instante.</w:t>
+      </w:r>
+    </w:p>
+    <w:p>
+      <w:pPr>
+        <w:spacing w:after="100" w:before="120" w:line="300"/>
+        <w:ind w:left="360" w:hanging="360"/>
+      </w:pPr>
+      <w:r>
+        <w:rPr>
+          <w:rFonts w:ascii="Montserrat" w:cs="Montserrat" w:eastAsia="Montserrat" w:hAnsi="Montserrat"/>
+          <w:b/>
+          <w:bCs/>
+          <w:sz w:val="20"/>
+          <w:szCs w:val="20"/>
+        </w:rPr>
+        <w:t xml:space="preserve">3.  </w:t>
+      </w:r>
+      <w:r>
+        <w:rPr>
+          <w:rFonts w:ascii="Montserrat" w:cs="Montserrat" w:eastAsia="Montserrat" w:hAnsi="Montserrat"/>
+          <w:sz w:val="20"/>
+          <w:szCs w:val="20"/>
+        </w:rPr>
+        <w:t xml:space="preserve">Cuando termine el experimento presioná </w:t>
+      </w:r>
+      <w:r>
+        <w:rPr>
+          <w:rFonts w:ascii="Montserrat" w:cs="Montserrat" w:eastAsia="Montserrat" w:hAnsi="Montserrat"/>
+          <w:b/>
+          <w:bCs/>
+          <w:sz w:val="20"/>
+          <w:szCs w:val="20"/>
+        </w:rPr>
+        <w:t xml:space="preserve">DETENER</w:t>
+      </w:r>
+      <w:r>
+        <w:rPr>
+          <w:rFonts w:ascii="Montserrat" w:cs="Montserrat" w:eastAsia="Montserrat" w:hAnsi="Montserrat"/>
+          <w:sz w:val="20"/>
+          <w:szCs w:val="20"/>
+        </w:rPr>
+        <w:t xml:space="preserve">. Los datos quedan en memoria para analizarlos.</w:t>
       </w:r>
     </w:p>
     <w:p>
@@ -5291,7 +5774,7 @@
       <w:r>
         <w:drawing>
           <wp:inline distT="0" distB="0" distL="0" distR="0">
-            <wp:extent cx="5905500" cy="2419350"/>
+            <wp:extent cx="5905500" cy="3695700"/>
             <wp:effectExtent t="0" r="0" b="0" l="0"/>
             <wp:docPr id="1" name="" descr="" title=""/>
             <wp:cNvGraphicFramePr>
@@ -5316,7 +5799,7 @@
                   <pic:spPr bwMode="auto">
                     <a:xfrm>
                       <a:off x="0" y="0"/>
-                      <a:ext cx="5905500" cy="2419350"/>
+                      <a:ext cx="5905500" cy="3695700"/>
                     </a:xfrm>
                     <a:prstGeom prst="rect">
                       <a:avLst/>
@@ -5343,7 +5826,7 @@
           <w:sz w:val="17"/>
           <w:szCs w:val="17"/>
         </w:rPr>
-        <w:t xml:space="preserve">Tabla de datos: tiempo (s) y Variable 1, punto por punto.</w:t>
+        <w:t xml:space="preserve">Captura finalizada: 30 segundos de una oscilación amortiguada (1 variable).</w:t>
       </w:r>
     </w:p>
     <w:p>
@@ -5363,7 +5846,7 @@
           <w:sz w:val="26"/>
           <w:szCs w:val="26"/>
         </w:rPr>
-        <w:t xml:space="preserve">9 · PROCESAMIENTO BÁSICO: PONER EL TIEMPO EN CERO</w:t>
+        <w:t xml:space="preserve">8 · VER LOS DATOS EN LA TABLA</w:t>
       </w:r>
     </w:p>
     <w:p>
@@ -5376,103 +5859,79 @@
           <w:sz w:val="20"/>
           <w:szCs w:val="20"/>
         </w:rPr>
-        <w:t xml:space="preserve">Al capturar con timestamp, el tiempo cero inicial es el comienzo de la captura. Muchas veces conviene que el </w:t>
-      </w:r>
-      <w:r>
-        <w:rPr>
-          <w:rFonts w:ascii="Montserrat" w:cs="Montserrat" w:eastAsia="Montserrat" w:hAnsi="Montserrat"/>
-          <w:b/>
-          <w:bCs/>
-          <w:sz w:val="20"/>
-          <w:szCs w:val="20"/>
-        </w:rPr>
-        <w:t xml:space="preserve">t = 0</w:t>
-      </w:r>
-      <w:r>
-        <w:rPr>
-          <w:rFonts w:ascii="Montserrat" w:cs="Montserrat" w:eastAsia="Montserrat" w:hAnsi="Montserrat"/>
-          <w:sz w:val="20"/>
-          <w:szCs w:val="20"/>
-        </w:rPr>
-        <w:t xml:space="preserve"> coincida con el inicio del fenómeno (por ejemplo, cuando soltás el péndulo). Para eso está </w:t>
-      </w:r>
-      <w:r>
-        <w:rPr>
-          <w:rFonts w:ascii="Montserrat" w:cs="Montserrat" w:eastAsia="Montserrat" w:hAnsi="Montserrat"/>
-          <w:b/>
-          <w:bCs/>
-          <w:sz w:val="20"/>
-          <w:szCs w:val="20"/>
-        </w:rPr>
-        <w:t xml:space="preserve">ESTABLECER T=0</w:t>
-      </w:r>
-      <w:r>
-        <w:rPr>
-          <w:rFonts w:ascii="Montserrat" w:cs="Montserrat" w:eastAsia="Montserrat" w:hAnsi="Montserrat"/>
-          <w:sz w:val="20"/>
-          <w:szCs w:val="20"/>
-        </w:rPr>
-        <w:t xml:space="preserve">.</w:t>
-      </w:r>
-    </w:p>
-    <w:p>
-      <w:pPr>
-        <w:spacing w:after="100" w:before="120" w:line="300"/>
-        <w:ind w:left="360" w:hanging="360"/>
-      </w:pPr>
-      <w:r>
-        <w:rPr>
-          <w:rFonts w:ascii="Montserrat" w:cs="Montserrat" w:eastAsia="Montserrat" w:hAnsi="Montserrat"/>
-          <w:b/>
-          <w:bCs/>
-          <w:sz w:val="20"/>
-          <w:szCs w:val="20"/>
-        </w:rPr>
-        <w:t xml:space="preserve">1.  </w:t>
-      </w:r>
-      <w:r>
-        <w:rPr>
-          <w:rFonts w:ascii="Montserrat" w:cs="Montserrat" w:eastAsia="Montserrat" w:hAnsi="Montserrat"/>
-          <w:sz w:val="20"/>
-          <w:szCs w:val="20"/>
-        </w:rPr>
-        <w:t xml:space="preserve">En la tabla de datos, hacé </w:t>
-      </w:r>
-      <w:r>
-        <w:rPr>
-          <w:rFonts w:ascii="Montserrat" w:cs="Montserrat" w:eastAsia="Montserrat" w:hAnsi="Montserrat"/>
-          <w:b/>
-          <w:bCs/>
-          <w:sz w:val="20"/>
-          <w:szCs w:val="20"/>
-        </w:rPr>
-        <w:t xml:space="preserve">clic en la fila</w:t>
-      </w:r>
-      <w:r>
-        <w:rPr>
-          <w:rFonts w:ascii="Montserrat" w:cs="Montserrat" w:eastAsia="Montserrat" w:hAnsi="Montserrat"/>
-          <w:sz w:val="20"/>
-          <w:szCs w:val="20"/>
-        </w:rPr>
-        <w:t xml:space="preserve"> del punto que querés usar como tiempo cero. La fila se resalta en rojo y arriba aparece </w:t>
-      </w:r>
-      <w:r>
-        <w:rPr>
-          <w:rFonts w:ascii="Montserrat" w:cs="Montserrat" w:eastAsia="Montserrat" w:hAnsi="Montserrat"/>
-          <w:b/>
-          <w:bCs/>
-          <w:sz w:val="20"/>
-          <w:szCs w:val="20"/>
-        </w:rPr>
-        <w:t xml:space="preserve">PUNTO #21 SELECCIONADO</w:t>
-      </w:r>
-      <w:r>
-        <w:rPr>
-          <w:rFonts w:ascii="Montserrat" w:cs="Montserrat" w:eastAsia="Montserrat" w:hAnsi="Montserrat"/>
-          <w:sz w:val="20"/>
-          <w:szCs w:val="20"/>
-        </w:rPr>
-        <w:t xml:space="preserve">.</w:t>
+        <w:t xml:space="preserve">En la vista </w:t>
+      </w:r>
+      <w:r>
+        <w:rPr>
+          <w:rFonts w:ascii="Montserrat" w:cs="Montserrat" w:eastAsia="Montserrat" w:hAnsi="Montserrat"/>
+          <w:b/>
+          <w:bCs/>
+          <w:sz w:val="20"/>
+          <w:szCs w:val="20"/>
+        </w:rPr>
+        <w:t xml:space="preserve">CONFIG</w:t>
+      </w:r>
+      <w:r>
+        <w:rPr>
+          <w:rFonts w:ascii="Montserrat" w:cs="Montserrat" w:eastAsia="Montserrat" w:hAnsi="Montserrat"/>
+          <w:sz w:val="20"/>
+          <w:szCs w:val="20"/>
+        </w:rPr>
+        <w:t xml:space="preserve">, la sección </w:t>
+      </w:r>
+      <w:r>
+        <w:rPr>
+          <w:rFonts w:ascii="Montserrat" w:cs="Montserrat" w:eastAsia="Montserrat" w:hAnsi="Montserrat"/>
+          <w:b/>
+          <w:bCs/>
+          <w:sz w:val="20"/>
+          <w:szCs w:val="20"/>
+        </w:rPr>
+        <w:t xml:space="preserve">DATOS</w:t>
+      </w:r>
+      <w:r>
+        <w:rPr>
+          <w:rFonts w:ascii="Montserrat" w:cs="Montserrat" w:eastAsia="Montserrat" w:hAnsi="Montserrat"/>
+          <w:sz w:val="20"/>
+          <w:szCs w:val="20"/>
+        </w:rPr>
+        <w:t xml:space="preserve"> muestra la tabla completa: número de punto (</w:t>
+      </w:r>
+      <w:r>
+        <w:rPr>
+          <w:rFonts w:ascii="Montserrat" w:cs="Montserrat" w:eastAsia="Montserrat" w:hAnsi="Montserrat"/>
+          <w:b/>
+          <w:bCs/>
+          <w:sz w:val="20"/>
+          <w:szCs w:val="20"/>
+        </w:rPr>
+        <w:t xml:space="preserve">#</w:t>
+      </w:r>
+      <w:r>
+        <w:rPr>
+          <w:rFonts w:ascii="Montserrat" w:cs="Montserrat" w:eastAsia="Montserrat" w:hAnsi="Montserrat"/>
+          <w:sz w:val="20"/>
+          <w:szCs w:val="20"/>
+        </w:rPr>
+        <w:t xml:space="preserve">), tiempo en segundos (</w:t>
+      </w:r>
+      <w:r>
+        <w:rPr>
+          <w:rFonts w:ascii="Montserrat" w:cs="Montserrat" w:eastAsia="Montserrat" w:hAnsi="Montserrat"/>
+          <w:b/>
+          <w:bCs/>
+          <w:sz w:val="20"/>
+          <w:szCs w:val="20"/>
+        </w:rPr>
+        <w:t xml:space="preserve">TIEMPO (S)</w:t>
+      </w:r>
+      <w:r>
+        <w:rPr>
+          <w:rFonts w:ascii="Montserrat" w:cs="Montserrat" w:eastAsia="Montserrat" w:hAnsi="Montserrat"/>
+          <w:sz w:val="20"/>
+          <w:szCs w:val="20"/>
+        </w:rPr>
+        <w:t xml:space="preserve">) y el valor de la variable. Con el buscador podés filtrar por valor o tiempo, y con la ✕ eliminar una fila puntual.</w:t>
       </w:r>
     </w:p>
     <w:p>
@@ -5535,7 +5994,27 @@
           <w:sz w:val="17"/>
           <w:szCs w:val="17"/>
         </w:rPr>
-        <w:t xml:space="preserve">Punto nº 21 (t = 2 s) seleccionado en la tabla.</w:t>
+        <w:t xml:space="preserve">Tabla de datos: tiempo (s) y Variable 1, punto por punto.</w:t>
+      </w:r>
+    </w:p>
+    <w:p>
+      <w:pPr>
+        <w:pStyle w:val="Heading1"/>
+        <w:pBdr>
+          <w:bottom w:val="single" w:color="000000" w:sz="18" w:space="4"/>
+        </w:pBdr>
+        <w:spacing w:after="200" w:before="420"/>
+      </w:pPr>
+      <w:r>
+        <w:rPr>
+          <w:rFonts w:ascii="Montserrat" w:cs="Montserrat" w:eastAsia="Montserrat" w:hAnsi="Montserrat"/>
+          <w:b/>
+          <w:bCs/>
+          <w:color w:val="000000"/>
+          <w:sz w:val="26"/>
+          <w:szCs w:val="26"/>
+        </w:rPr>
+        <w:t xml:space="preserve">9 · PROCESAMIENTO BÁSICO: PONER EL TIEMPO EN CERO</w:t>
       </w:r>
     </w:p>
     <w:p>
@@ -5548,7 +6027,103 @@
           <w:sz w:val="20"/>
           <w:szCs w:val="20"/>
         </w:rPr>
-        <w:t xml:space="preserve">El punto seleccionado también se marca en rojo en la gráfica (podés seleccionarlo directamente haciendo clic sobre el punto en la gráfica):</w:t>
+        <w:t xml:space="preserve">Al capturar con timestamp, el tiempo cero inicial es el comienzo de la captura. Muchas veces conviene que el </w:t>
+      </w:r>
+      <w:r>
+        <w:rPr>
+          <w:rFonts w:ascii="Montserrat" w:cs="Montserrat" w:eastAsia="Montserrat" w:hAnsi="Montserrat"/>
+          <w:b/>
+          <w:bCs/>
+          <w:sz w:val="20"/>
+          <w:szCs w:val="20"/>
+        </w:rPr>
+        <w:t xml:space="preserve">t = 0</w:t>
+      </w:r>
+      <w:r>
+        <w:rPr>
+          <w:rFonts w:ascii="Montserrat" w:cs="Montserrat" w:eastAsia="Montserrat" w:hAnsi="Montserrat"/>
+          <w:sz w:val="20"/>
+          <w:szCs w:val="20"/>
+        </w:rPr>
+        <w:t xml:space="preserve"> coincida con el inicio del fenómeno (por ejemplo, cuando soltás el péndulo). Para eso está </w:t>
+      </w:r>
+      <w:r>
+        <w:rPr>
+          <w:rFonts w:ascii="Montserrat" w:cs="Montserrat" w:eastAsia="Montserrat" w:hAnsi="Montserrat"/>
+          <w:b/>
+          <w:bCs/>
+          <w:sz w:val="20"/>
+          <w:szCs w:val="20"/>
+        </w:rPr>
+        <w:t xml:space="preserve">ESTABLECER T=0</w:t>
+      </w:r>
+      <w:r>
+        <w:rPr>
+          <w:rFonts w:ascii="Montserrat" w:cs="Montserrat" w:eastAsia="Montserrat" w:hAnsi="Montserrat"/>
+          <w:sz w:val="20"/>
+          <w:szCs w:val="20"/>
+        </w:rPr>
+        <w:t xml:space="preserve">.</w:t>
+      </w:r>
+    </w:p>
+    <w:p>
+      <w:pPr>
+        <w:spacing w:after="100" w:before="120" w:line="300"/>
+        <w:ind w:left="360" w:hanging="360"/>
+      </w:pPr>
+      <w:r>
+        <w:rPr>
+          <w:rFonts w:ascii="Montserrat" w:cs="Montserrat" w:eastAsia="Montserrat" w:hAnsi="Montserrat"/>
+          <w:b/>
+          <w:bCs/>
+          <w:sz w:val="20"/>
+          <w:szCs w:val="20"/>
+        </w:rPr>
+        <w:t xml:space="preserve">1.  </w:t>
+      </w:r>
+      <w:r>
+        <w:rPr>
+          <w:rFonts w:ascii="Montserrat" w:cs="Montserrat" w:eastAsia="Montserrat" w:hAnsi="Montserrat"/>
+          <w:sz w:val="20"/>
+          <w:szCs w:val="20"/>
+        </w:rPr>
+        <w:t xml:space="preserve">En la tabla de datos, hacé </w:t>
+      </w:r>
+      <w:r>
+        <w:rPr>
+          <w:rFonts w:ascii="Montserrat" w:cs="Montserrat" w:eastAsia="Montserrat" w:hAnsi="Montserrat"/>
+          <w:b/>
+          <w:bCs/>
+          <w:sz w:val="20"/>
+          <w:szCs w:val="20"/>
+        </w:rPr>
+        <w:t xml:space="preserve">clic en la fila</w:t>
+      </w:r>
+      <w:r>
+        <w:rPr>
+          <w:rFonts w:ascii="Montserrat" w:cs="Montserrat" w:eastAsia="Montserrat" w:hAnsi="Montserrat"/>
+          <w:sz w:val="20"/>
+          <w:szCs w:val="20"/>
+        </w:rPr>
+        <w:t xml:space="preserve"> del punto que querés usar como tiempo cero. La fila se resalta en rojo y arriba aparece </w:t>
+      </w:r>
+      <w:r>
+        <w:rPr>
+          <w:rFonts w:ascii="Montserrat" w:cs="Montserrat" w:eastAsia="Montserrat" w:hAnsi="Montserrat"/>
+          <w:b/>
+          <w:bCs/>
+          <w:sz w:val="20"/>
+          <w:szCs w:val="20"/>
+        </w:rPr>
+        <w:t xml:space="preserve">PUNTO #21 SELECCIONADO</w:t>
+      </w:r>
+      <w:r>
+        <w:rPr>
+          <w:rFonts w:ascii="Montserrat" w:cs="Montserrat" w:eastAsia="Montserrat" w:hAnsi="Montserrat"/>
+          <w:sz w:val="20"/>
+          <w:szCs w:val="20"/>
+        </w:rPr>
+        <w:t xml:space="preserve">.</w:t>
       </w:r>
     </w:p>
     <w:p>
@@ -5559,7 +6134,7 @@
       <w:r>
         <w:drawing>
           <wp:inline distT="0" distB="0" distL="0" distR="0">
-            <wp:extent cx="5905500" cy="3695700"/>
+            <wp:extent cx="5905500" cy="2419350"/>
             <wp:effectExtent t="0" r="0" b="0" l="0"/>
             <wp:docPr id="1" name="" descr="" title=""/>
             <wp:cNvGraphicFramePr>
@@ -5584,7 +6159,7 @@
                   <pic:spPr bwMode="auto">
                     <a:xfrm>
                       <a:off x="0" y="0"/>
-                      <a:ext cx="5905500" cy="3695700"/>
+                      <a:ext cx="5905500" cy="2419350"/>
                     </a:xfrm>
                     <a:prstGeom prst="rect">
                       <a:avLst/>
@@ -5611,67 +6186,20 @@
           <w:sz w:val="17"/>
           <w:szCs w:val="17"/>
         </w:rPr>
-        <w:t xml:space="preserve">El mismo punto seleccionado, visto en la gráfica.</w:t>
-      </w:r>
-    </w:p>
-    <w:p>
-      <w:pPr>
-        <w:spacing w:after="100" w:before="120" w:line="300"/>
-        <w:ind w:left="360" w:hanging="360"/>
-      </w:pPr>
-      <w:r>
-        <w:rPr>
-          <w:rFonts w:ascii="Montserrat" w:cs="Montserrat" w:eastAsia="Montserrat" w:hAnsi="Montserrat"/>
-          <w:b/>
-          <w:bCs/>
-          <w:sz w:val="20"/>
-          <w:szCs w:val="20"/>
-        </w:rPr>
-        <w:t xml:space="preserve">2.  </w:t>
-      </w:r>
-      <w:r>
-        <w:rPr>
-          <w:rFonts w:ascii="Montserrat" w:cs="Montserrat" w:eastAsia="Montserrat" w:hAnsi="Montserrat"/>
-          <w:sz w:val="20"/>
-          <w:szCs w:val="20"/>
-        </w:rPr>
-        <w:t xml:space="preserve">En la sección </w:t>
-      </w:r>
-      <w:r>
-        <w:rPr>
-          <w:rFonts w:ascii="Montserrat" w:cs="Montserrat" w:eastAsia="Montserrat" w:hAnsi="Montserrat"/>
-          <w:b/>
-          <w:bCs/>
-          <w:sz w:val="20"/>
-          <w:szCs w:val="20"/>
-        </w:rPr>
-        <w:t xml:space="preserve">CONFIGURACIÓN DE GRÁFICAS</w:t>
-      </w:r>
-      <w:r>
-        <w:rPr>
-          <w:rFonts w:ascii="Montserrat" w:cs="Montserrat" w:eastAsia="Montserrat" w:hAnsi="Montserrat"/>
-          <w:sz w:val="20"/>
-          <w:szCs w:val="20"/>
-        </w:rPr>
-        <w:t xml:space="preserve"> del panel lateral, presioná </w:t>
-      </w:r>
-      <w:r>
-        <w:rPr>
-          <w:rFonts w:ascii="Montserrat" w:cs="Montserrat" w:eastAsia="Montserrat" w:hAnsi="Montserrat"/>
-          <w:b/>
-          <w:bCs/>
-          <w:sz w:val="20"/>
-          <w:szCs w:val="20"/>
-        </w:rPr>
-        <w:t xml:space="preserve">ESTABLECER T=0</w:t>
-      </w:r>
-      <w:r>
-        <w:rPr>
-          <w:rFonts w:ascii="Montserrat" w:cs="Montserrat" w:eastAsia="Montserrat" w:hAnsi="Montserrat"/>
-          <w:sz w:val="20"/>
-          <w:szCs w:val="20"/>
-        </w:rPr>
-        <w:t xml:space="preserve"> (se habilita cuando hay exactamente un punto seleccionado).</w:t>
+        <w:t xml:space="preserve">Punto nº 21 (t = 2 s) seleccionado en la tabla.</w:t>
+      </w:r>
+    </w:p>
+    <w:p>
+      <w:pPr>
+        <w:spacing w:after="140" w:line="300"/>
+      </w:pPr>
+      <w:r>
+        <w:rPr>
+          <w:rFonts w:ascii="Montserrat" w:cs="Montserrat" w:eastAsia="Montserrat" w:hAnsi="Montserrat"/>
+          <w:sz w:val="20"/>
+          <w:szCs w:val="20"/>
+        </w:rPr>
+        <w:t xml:space="preserve">El punto seleccionado también se marca en rojo en la gráfica (podés seleccionarlo directamente haciendo clic sobre el punto en la gráfica):</w:t>
       </w:r>
     </w:p>
     <w:p>
@@ -5682,7 +6210,7 @@
       <w:r>
         <w:drawing>
           <wp:inline distT="0" distB="0" distL="0" distR="0">
-            <wp:extent cx="5905500" cy="2133600"/>
+            <wp:extent cx="5905500" cy="3695700"/>
             <wp:effectExtent t="0" r="0" b="0" l="0"/>
             <wp:docPr id="1" name="" descr="" title=""/>
             <wp:cNvGraphicFramePr>
@@ -5707,7 +6235,7 @@
                   <pic:spPr bwMode="auto">
                     <a:xfrm>
                       <a:off x="0" y="0"/>
-                      <a:ext cx="5905500" cy="2133600"/>
+                      <a:ext cx="5905500" cy="3695700"/>
                     </a:xfrm>
                     <a:prstGeom prst="rect">
                       <a:avLst/>
@@ -5734,7 +6262,7 @@
           <w:sz w:val="17"/>
           <w:szCs w:val="17"/>
         </w:rPr>
-        <w:t xml:space="preserve">El botón ESTABLECER T=0, debajo de APLICAR CONFIGURACIÓN.</w:t>
+        <w:t xml:space="preserve">El mismo punto seleccionado, visto en la gráfica.</w:t>
       </w:r>
     </w:p>
     <w:p>
@@ -5750,33 +6278,51 @@
           <w:sz w:val="20"/>
           <w:szCs w:val="20"/>
         </w:rPr>
-        <w:t xml:space="preserve">3.  </w:t>
-      </w:r>
-      <w:r>
-        <w:rPr>
-          <w:rFonts w:ascii="Montserrat" w:cs="Montserrat" w:eastAsia="Montserrat" w:hAnsi="Montserrat"/>
-          <w:sz w:val="20"/>
-          <w:szCs w:val="20"/>
-        </w:rPr>
-        <w:t xml:space="preserve">Listo: el punto elegido pasa a ser </w:t>
-      </w:r>
-      <w:r>
-        <w:rPr>
-          <w:rFonts w:ascii="Montserrat" w:cs="Montserrat" w:eastAsia="Montserrat" w:hAnsi="Montserrat"/>
-          <w:b/>
-          <w:bCs/>
-          <w:sz w:val="20"/>
-          <w:szCs w:val="20"/>
-        </w:rPr>
-        <w:t xml:space="preserve">t = 0</w:t>
-      </w:r>
-      <w:r>
-        <w:rPr>
-          <w:rFonts w:ascii="Montserrat" w:cs="Montserrat" w:eastAsia="Montserrat" w:hAnsi="Montserrat"/>
-          <w:sz w:val="20"/>
-          <w:szCs w:val="20"/>
-        </w:rPr>
-        <w:t xml:space="preserve">. Los puntos anteriores quedan con tiempo negativo y toda la gráfica y la tabla se recalculan al instante.</w:t>
+        <w:t xml:space="preserve">2.  </w:t>
+      </w:r>
+      <w:r>
+        <w:rPr>
+          <w:rFonts w:ascii="Montserrat" w:cs="Montserrat" w:eastAsia="Montserrat" w:hAnsi="Montserrat"/>
+          <w:sz w:val="20"/>
+          <w:szCs w:val="20"/>
+        </w:rPr>
+        <w:t xml:space="preserve">En la sección </w:t>
+      </w:r>
+      <w:r>
+        <w:rPr>
+          <w:rFonts w:ascii="Montserrat" w:cs="Montserrat" w:eastAsia="Montserrat" w:hAnsi="Montserrat"/>
+          <w:b/>
+          <w:bCs/>
+          <w:sz w:val="20"/>
+          <w:szCs w:val="20"/>
+        </w:rPr>
+        <w:t xml:space="preserve">CONFIGURACIÓN DE GRÁFICAS</w:t>
+      </w:r>
+      <w:r>
+        <w:rPr>
+          <w:rFonts w:ascii="Montserrat" w:cs="Montserrat" w:eastAsia="Montserrat" w:hAnsi="Montserrat"/>
+          <w:sz w:val="20"/>
+          <w:szCs w:val="20"/>
+        </w:rPr>
+        <w:t xml:space="preserve"> del panel lateral, presioná </w:t>
+      </w:r>
+      <w:r>
+        <w:rPr>
+          <w:rFonts w:ascii="Montserrat" w:cs="Montserrat" w:eastAsia="Montserrat" w:hAnsi="Montserrat"/>
+          <w:b/>
+          <w:bCs/>
+          <w:sz w:val="20"/>
+          <w:szCs w:val="20"/>
+        </w:rPr>
+        <w:t xml:space="preserve">ESTABLECER T=0</w:t>
+      </w:r>
+      <w:r>
+        <w:rPr>
+          <w:rFonts w:ascii="Montserrat" w:cs="Montserrat" w:eastAsia="Montserrat" w:hAnsi="Montserrat"/>
+          <w:sz w:val="20"/>
+          <w:szCs w:val="20"/>
+        </w:rPr>
+        <w:t xml:space="preserve"> (se habilita cuando hay exactamente un punto seleccionado).</w:t>
       </w:r>
     </w:p>
     <w:p>
@@ -5787,7 +6333,7 @@
       <w:r>
         <w:drawing>
           <wp:inline distT="0" distB="0" distL="0" distR="0">
-            <wp:extent cx="5905500" cy="3695700"/>
+            <wp:extent cx="5905500" cy="2133600"/>
             <wp:effectExtent t="0" r="0" b="0" l="0"/>
             <wp:docPr id="1" name="" descr="" title=""/>
             <wp:cNvGraphicFramePr>
@@ -5812,7 +6358,7 @@
                   <pic:spPr bwMode="auto">
                     <a:xfrm>
                       <a:off x="0" y="0"/>
-                      <a:ext cx="5905500" cy="3695700"/>
+                      <a:ext cx="5905500" cy="2133600"/>
                     </a:xfrm>
                     <a:prstGeom prst="rect">
                       <a:avLst/>
@@ -5839,7 +6385,49 @@
           <w:sz w:val="17"/>
           <w:szCs w:val="17"/>
         </w:rPr>
-        <w:t xml:space="preserve">Después de ESTABLECER T=0: el eje de tiempo quedó centrado en el nuevo cero.</w:t>
+        <w:t xml:space="preserve">El botón ESTABLECER T=0, debajo de APLICAR CONFIGURACIÓN.</w:t>
+      </w:r>
+    </w:p>
+    <w:p>
+      <w:pPr>
+        <w:spacing w:after="100" w:before="120" w:line="300"/>
+        <w:ind w:left="360" w:hanging="360"/>
+      </w:pPr>
+      <w:r>
+        <w:rPr>
+          <w:rFonts w:ascii="Montserrat" w:cs="Montserrat" w:eastAsia="Montserrat" w:hAnsi="Montserrat"/>
+          <w:b/>
+          <w:bCs/>
+          <w:sz w:val="20"/>
+          <w:szCs w:val="20"/>
+        </w:rPr>
+        <w:t xml:space="preserve">3.  </w:t>
+      </w:r>
+      <w:r>
+        <w:rPr>
+          <w:rFonts w:ascii="Montserrat" w:cs="Montserrat" w:eastAsia="Montserrat" w:hAnsi="Montserrat"/>
+          <w:sz w:val="20"/>
+          <w:szCs w:val="20"/>
+        </w:rPr>
+        <w:t xml:space="preserve">Listo: el punto elegido pasa a ser </w:t>
+      </w:r>
+      <w:r>
+        <w:rPr>
+          <w:rFonts w:ascii="Montserrat" w:cs="Montserrat" w:eastAsia="Montserrat" w:hAnsi="Montserrat"/>
+          <w:b/>
+          <w:bCs/>
+          <w:sz w:val="20"/>
+          <w:szCs w:val="20"/>
+        </w:rPr>
+        <w:t xml:space="preserve">t = 0</w:t>
+      </w:r>
+      <w:r>
+        <w:rPr>
+          <w:rFonts w:ascii="Montserrat" w:cs="Montserrat" w:eastAsia="Montserrat" w:hAnsi="Montserrat"/>
+          <w:sz w:val="20"/>
+          <w:szCs w:val="20"/>
+        </w:rPr>
+        <w:t xml:space="preserve">. Los puntos anteriores quedan con tiempo negativo y toda la gráfica y la tabla se recalculan al instante.</w:t>
       </w:r>
     </w:p>
     <w:p>
@@ -5850,7 +6438,7 @@
       <w:r>
         <w:drawing>
           <wp:inline distT="0" distB="0" distL="0" distR="0">
-            <wp:extent cx="5905500" cy="2419350"/>
+            <wp:extent cx="5905500" cy="3695700"/>
             <wp:effectExtent t="0" r="0" b="0" l="0"/>
             <wp:docPr id="1" name="" descr="" title=""/>
             <wp:cNvGraphicFramePr>
@@ -5875,7 +6463,7 @@
                   <pic:spPr bwMode="auto">
                     <a:xfrm>
                       <a:off x="0" y="0"/>
-                      <a:ext cx="5905500" cy="2419350"/>
+                      <a:ext cx="5905500" cy="3695700"/>
                     </a:xfrm>
                     <a:prstGeom prst="rect">
                       <a:avLst/>
@@ -5902,142 +6490,7 @@
           <w:sz w:val="17"/>
           <w:szCs w:val="17"/>
         </w:rPr>
-        <w:t xml:space="preserve">La tabla tras el T=0: los primeros puntos tienen ahora tiempo negativo.</w:t>
-      </w:r>
-    </w:p>
-    <w:p>
-      <w:pPr>
-        <w:pBdr>
-          <w:left w:val="single" w:color="000000" w:sz="36" w:space="10"/>
-        </w:pBdr>
-        <w:shd w:fill="F5F5F5" w:val="clear"/>
-        <w:spacing w:after="220" w:before="160" w:line="290"/>
-        <w:ind w:left="120" w:right="120"/>
-      </w:pPr>
-      <w:r>
-        <w:rPr>
-          <w:rFonts w:ascii="Montserrat" w:cs="Montserrat" w:eastAsia="Montserrat" w:hAnsi="Montserrat"/>
-          <w:b/>
-          <w:bCs/>
-          <w:sz w:val="20"/>
-          <w:szCs w:val="20"/>
-        </w:rPr>
-        <w:t xml:space="preserve">Nota: </w:t>
-      </w:r>
-      <w:r>
-        <w:rPr>
-          <w:rFonts w:ascii="Montserrat" w:cs="Montserrat" w:eastAsia="Montserrat" w:hAnsi="Montserrat"/>
-          <w:sz w:val="20"/>
-          <w:szCs w:val="20"/>
-        </w:rPr>
-        <w:t xml:space="preserve">el T=0 también se aplica al exportar CSV: la columna Tiempo del archivo sale ya referida al nuevo cero. Para deshacerlo, seleccioná el primer punto y volvé a presionar ESTABLECER T=0.</w:t>
-      </w:r>
-    </w:p>
-    <w:p>
-      <w:pPr>
-        <w:pStyle w:val="Heading1"/>
-        <w:pBdr>
-          <w:bottom w:val="single" w:color="000000" w:sz="18" w:space="4"/>
-        </w:pBdr>
-        <w:spacing w:after="200" w:before="420"/>
-      </w:pPr>
-      <w:r>
-        <w:rPr>
-          <w:rFonts w:ascii="Montserrat" w:cs="Montserrat" w:eastAsia="Montserrat" w:hAnsi="Montserrat"/>
-          <w:b/>
-          <w:bCs/>
-          <w:color w:val="000000"/>
-          <w:sz w:val="26"/>
-          <w:szCs w:val="26"/>
-        </w:rPr>
-        <w:t xml:space="preserve">10 · DEPURAR DATOS</w:t>
-      </w:r>
-    </w:p>
-    <w:p>
-      <w:pPr>
-        <w:spacing w:after="140" w:line="300"/>
-      </w:pPr>
-      <w:r>
-        <w:rPr>
-          <w:rFonts w:ascii="Montserrat" w:cs="Montserrat" w:eastAsia="Montserrat" w:hAnsi="Montserrat"/>
-          <w:sz w:val="20"/>
-          <w:szCs w:val="20"/>
-        </w:rPr>
-        <w:t xml:space="preserve">La sección </w:t>
-      </w:r>
-      <w:r>
-        <w:rPr>
-          <w:rFonts w:ascii="Montserrat" w:cs="Montserrat" w:eastAsia="Montserrat" w:hAnsi="Montserrat"/>
-          <w:b/>
-          <w:bCs/>
-          <w:sz w:val="20"/>
-          <w:szCs w:val="20"/>
-        </w:rPr>
-        <w:t xml:space="preserve">DEPURACIÓN DE DATOS</w:t>
-      </w:r>
-      <w:r>
-        <w:rPr>
-          <w:rFonts w:ascii="Montserrat" w:cs="Montserrat" w:eastAsia="Montserrat" w:hAnsi="Montserrat"/>
-          <w:sz w:val="20"/>
-          <w:szCs w:val="20"/>
-        </w:rPr>
-        <w:t xml:space="preserve"> permite limpiar puntos incorrectos (por ejemplo, los segundos previos al inicio real del fenómeno o un pico espurio):</w:t>
-      </w:r>
-    </w:p>
-    <w:p>
-      <w:pPr>
-        <w:pStyle w:val="ListParagraph"/>
-        <w:numPr>
-          <w:ilvl w:val="0"/>
-          <w:numId w:val="2"/>
-        </w:numPr>
-        <w:spacing w:after="80" w:line="280"/>
-      </w:pPr>
-      <w:r>
-        <w:rPr>
-          <w:rFonts w:ascii="Montserrat" w:cs="Montserrat" w:eastAsia="Montserrat" w:hAnsi="Montserrat"/>
-          <w:b/>
-          <w:bCs/>
-          <w:sz w:val="20"/>
-          <w:szCs w:val="20"/>
-        </w:rPr>
-        <w:t xml:space="preserve">ELIMINAR RANGO</w:t>
-      </w:r>
-      <w:r>
-        <w:rPr>
-          <w:rFonts w:ascii="Montserrat" w:cs="Montserrat" w:eastAsia="Montserrat" w:hAnsi="Montserrat"/>
-          <w:sz w:val="20"/>
-          <w:szCs w:val="20"/>
-        </w:rPr>
-        <w:t xml:space="preserve">: ingresá el número de punto inicial y final (por ejemplo, del 1 al 10) y presioná el botón.</w:t>
-      </w:r>
-    </w:p>
-    <w:p>
-      <w:pPr>
-        <w:pStyle w:val="ListParagraph"/>
-        <w:numPr>
-          <w:ilvl w:val="0"/>
-          <w:numId w:val="2"/>
-        </w:numPr>
-        <w:spacing w:after="80" w:line="280"/>
-      </w:pPr>
-      <w:r>
-        <w:rPr>
-          <w:rFonts w:ascii="Montserrat" w:cs="Montserrat" w:eastAsia="Montserrat" w:hAnsi="Montserrat"/>
-          <w:b/>
-          <w:bCs/>
-          <w:sz w:val="20"/>
-          <w:szCs w:val="20"/>
-        </w:rPr>
-        <w:t xml:space="preserve">ELIMINAR SELECCIONADOS</w:t>
-      </w:r>
-      <w:r>
-        <w:rPr>
-          <w:rFonts w:ascii="Montserrat" w:cs="Montserrat" w:eastAsia="Montserrat" w:hAnsi="Montserrat"/>
-          <w:sz w:val="20"/>
-          <w:szCs w:val="20"/>
-        </w:rPr>
-        <w:t xml:space="preserve">: borrá los puntos que hayas marcado con clic en la gráfica o en la tabla.</w:t>
+        <w:t xml:space="preserve">Después de ESTABLECER T=0: el eje de tiempo quedó centrado en el nuevo cero.</w:t>
       </w:r>
     </w:p>
     <w:p>
@@ -6048,7 +6501,7 @@
       <w:r>
         <w:drawing>
           <wp:inline distT="0" distB="0" distL="0" distR="0">
-            <wp:extent cx="5905500" cy="3457575"/>
+            <wp:extent cx="5905500" cy="2419350"/>
             <wp:effectExtent t="0" r="0" b="0" l="0"/>
             <wp:docPr id="1" name="" descr="" title=""/>
             <wp:cNvGraphicFramePr>
@@ -6073,7 +6526,7 @@
                   <pic:spPr bwMode="auto">
                     <a:xfrm>
                       <a:off x="0" y="0"/>
-                      <a:ext cx="5905500" cy="3457575"/>
+                      <a:ext cx="5905500" cy="2419350"/>
                     </a:xfrm>
                     <a:prstGeom prst="rect">
                       <a:avLst/>
@@ -6100,7 +6553,35 @@
           <w:sz w:val="17"/>
           <w:szCs w:val="17"/>
         </w:rPr>
-        <w:t xml:space="preserve">Depuración: eliminar un rango de puntos (del 1 al 10) o los seleccionados.</w:t>
+        <w:t xml:space="preserve">La tabla tras el T=0: los primeros puntos tienen ahora tiempo negativo.</w:t>
+      </w:r>
+    </w:p>
+    <w:p>
+      <w:pPr>
+        <w:pBdr>
+          <w:left w:val="single" w:color="000000" w:sz="36" w:space="10"/>
+        </w:pBdr>
+        <w:shd w:fill="F5F5F5" w:val="clear"/>
+        <w:spacing w:after="220" w:before="160" w:line="290"/>
+        <w:ind w:left="120" w:right="120"/>
+      </w:pPr>
+      <w:r>
+        <w:rPr>
+          <w:rFonts w:ascii="Montserrat" w:cs="Montserrat" w:eastAsia="Montserrat" w:hAnsi="Montserrat"/>
+          <w:b/>
+          <w:bCs/>
+          <w:sz w:val="20"/>
+          <w:szCs w:val="20"/>
+        </w:rPr>
+        <w:t xml:space="preserve">Nota: </w:t>
+      </w:r>
+      <w:r>
+        <w:rPr>
+          <w:rFonts w:ascii="Montserrat" w:cs="Montserrat" w:eastAsia="Montserrat" w:hAnsi="Montserrat"/>
+          <w:sz w:val="20"/>
+          <w:szCs w:val="20"/>
+        </w:rPr>
+        <w:t xml:space="preserve">el T=0 también se aplica al exportar CSV: la columna Tiempo del archivo sale ya referida al nuevo cero. Para deshacerlo, seleccioná el primer punto y volvé a presionar ESTABLECER T=0.</w:t>
       </w:r>
     </w:p>
     <w:p>
@@ -6120,7 +6601,7 @@
           <w:sz w:val="26"/>
           <w:szCs w:val="26"/>
         </w:rPr>
-        <w:t xml:space="preserve">11 · EXPORTAR LOS DATOS (CSV)</w:t>
+        <w:t xml:space="preserve">10 · DEPURAR DATOS</w:t>
       </w:r>
     </w:p>
     <w:p>
@@ -6133,137 +6614,81 @@
           <w:sz w:val="20"/>
           <w:szCs w:val="20"/>
         </w:rPr>
-        <w:t xml:space="preserve">Presioná </w:t>
-      </w:r>
-      <w:r>
-        <w:rPr>
-          <w:rFonts w:ascii="Montserrat" w:cs="Montserrat" w:eastAsia="Montserrat" w:hAnsi="Montserrat"/>
-          <w:b/>
-          <w:bCs/>
-          <w:sz w:val="20"/>
-          <w:szCs w:val="20"/>
-        </w:rPr>
-        <w:t xml:space="preserve">EXPORTAR CSV</w:t>
-      </w:r>
-      <w:r>
-        <w:rPr>
-          <w:rStyle w:val="FootnoteReference"/>
-        </w:rPr>
-        <w:footnoteReference w:id="12"/>
-      </w:r>
-      <w:r>
-        <w:rPr>
-          <w:rFonts w:ascii="Montserrat" w:cs="Montserrat" w:eastAsia="Montserrat" w:hAnsi="Montserrat"/>
-          <w:sz w:val="20"/>
-          <w:szCs w:val="20"/>
-        </w:rPr>
-        <w:t xml:space="preserve"> en la barra de herramientas. Se descarga un archivo </w:t>
-      </w:r>
-      <w:r>
-        <w:rPr>
-          <w:rFonts w:ascii="Courier New" w:cs="Courier New" w:eastAsia="Courier New" w:hAnsi="Courier New"/>
-          <w:sz w:val="18"/>
-          <w:szCs w:val="18"/>
-        </w:rPr>
-        <w:t xml:space="preserve">microbit_data_FECHA.csv</w:t>
-      </w:r>
-      <w:r>
-        <w:rPr>
-          <w:rFonts w:ascii="Montserrat" w:cs="Montserrat" w:eastAsia="Montserrat" w:hAnsi="Montserrat"/>
-          <w:sz w:val="20"/>
-          <w:szCs w:val="20"/>
-        </w:rPr>
-        <w:t xml:space="preserve"> con una columna de tiempo (en la unidad elegida y con el T=0 aplicado) y una columna por variable:</w:t>
-      </w:r>
-    </w:p>
-    <w:p>
-      <w:pPr>
-        <w:pBdr>
-          <w:left w:val="single" w:color="000000" w:sz="24" w:space="8"/>
-        </w:pBdr>
-        <w:shd w:fill="F5F5F5" w:val="clear"/>
-        <w:spacing w:after="0" w:line="260"/>
-        <w:ind w:left="240"/>
-      </w:pPr>
-      <w:r>
-        <w:rPr>
-          <w:rFonts w:ascii="Courier New" w:cs="Courier New" w:eastAsia="Courier New" w:hAnsi="Courier New"/>
-          <w:sz w:val="18"/>
-          <w:szCs w:val="18"/>
-        </w:rPr>
-        <w:t xml:space="preserve">Tiempo,Variable 1</w:t>
-      </w:r>
-    </w:p>
-    <w:p>
-      <w:pPr>
-        <w:pBdr>
-          <w:left w:val="single" w:color="000000" w:sz="24" w:space="8"/>
-        </w:pBdr>
-        <w:shd w:fill="F5F5F5" w:val="clear"/>
-        <w:spacing w:after="0" w:line="260"/>
-        <w:ind w:left="240"/>
-      </w:pPr>
-      <w:r>
-        <w:rPr>
-          <w:rFonts w:ascii="Courier New" w:cs="Courier New" w:eastAsia="Courier New" w:hAnsi="Courier New"/>
-          <w:sz w:val="18"/>
-          <w:szCs w:val="18"/>
-        </w:rPr>
-        <w:t xml:space="preserve">-2.000000,921.000000</w:t>
-      </w:r>
-    </w:p>
-    <w:p>
-      <w:pPr>
-        <w:pBdr>
-          <w:left w:val="single" w:color="000000" w:sz="24" w:space="8"/>
-        </w:pBdr>
-        <w:shd w:fill="F5F5F5" w:val="clear"/>
-        <w:spacing w:after="0" w:line="260"/>
-        <w:ind w:left="240"/>
-      </w:pPr>
-      <w:r>
-        <w:rPr>
-          <w:rFonts w:ascii="Courier New" w:cs="Courier New" w:eastAsia="Courier New" w:hAnsi="Courier New"/>
-          <w:sz w:val="18"/>
-          <w:szCs w:val="18"/>
-        </w:rPr>
-        <w:t xml:space="preserve">-1.900000,856.000000</w:t>
-      </w:r>
-    </w:p>
-    <w:p>
-      <w:pPr>
-        <w:pBdr>
-          <w:left w:val="single" w:color="000000" w:sz="24" w:space="8"/>
-        </w:pBdr>
-        <w:shd w:fill="F5F5F5" w:val="clear"/>
-        <w:spacing w:after="0" w:line="260"/>
-        <w:ind w:left="240"/>
-      </w:pPr>
-      <w:r>
-        <w:rPr>
-          <w:rFonts w:ascii="Courier New" w:cs="Courier New" w:eastAsia="Courier New" w:hAnsi="Courier New"/>
-          <w:sz w:val="18"/>
-          <w:szCs w:val="18"/>
-        </w:rPr>
-        <w:t xml:space="preserve">-1.800000,700.000000</w:t>
-      </w:r>
-    </w:p>
-    <w:p>
-      <w:pPr>
-        <w:pBdr>
-          <w:left w:val="single" w:color="000000" w:sz="24" w:space="8"/>
-        </w:pBdr>
-        <w:shd w:fill="F5F5F5" w:val="clear"/>
-        <w:spacing w:after="200" w:line="260"/>
-        <w:ind w:left="240"/>
-      </w:pPr>
-      <w:r>
-        <w:rPr>
-          <w:rFonts w:ascii="Courier New" w:cs="Courier New" w:eastAsia="Courier New" w:hAnsi="Courier New"/>
-          <w:sz w:val="18"/>
-          <w:szCs w:val="18"/>
-        </w:rPr>
-        <w:t xml:space="preserve">...</w:t>
+        <w:t xml:space="preserve">La sección </w:t>
+      </w:r>
+      <w:r>
+        <w:rPr>
+          <w:rFonts w:ascii="Montserrat" w:cs="Montserrat" w:eastAsia="Montserrat" w:hAnsi="Montserrat"/>
+          <w:b/>
+          <w:bCs/>
+          <w:sz w:val="20"/>
+          <w:szCs w:val="20"/>
+        </w:rPr>
+        <w:t xml:space="preserve">DEPURACIÓN DE DATOS</w:t>
+      </w:r>
+      <w:r>
+        <w:rPr>
+          <w:rFonts w:ascii="Montserrat" w:cs="Montserrat" w:eastAsia="Montserrat" w:hAnsi="Montserrat"/>
+          <w:sz w:val="20"/>
+          <w:szCs w:val="20"/>
+        </w:rPr>
+        <w:t xml:space="preserve"> permite limpiar puntos incorrectos (por ejemplo, los segundos previos al inicio real del fenómeno o un pico espurio):</w:t>
+      </w:r>
+    </w:p>
+    <w:p>
+      <w:pPr>
+        <w:pStyle w:val="ListParagraph"/>
+        <w:numPr>
+          <w:ilvl w:val="0"/>
+          <w:numId w:val="2"/>
+        </w:numPr>
+        <w:spacing w:after="80" w:line="280"/>
+      </w:pPr>
+      <w:r>
+        <w:rPr>
+          <w:rFonts w:ascii="Montserrat" w:cs="Montserrat" w:eastAsia="Montserrat" w:hAnsi="Montserrat"/>
+          <w:b/>
+          <w:bCs/>
+          <w:sz w:val="20"/>
+          <w:szCs w:val="20"/>
+        </w:rPr>
+        <w:t xml:space="preserve">ELIMINAR RANGO</w:t>
+      </w:r>
+      <w:r>
+        <w:rPr>
+          <w:rFonts w:ascii="Montserrat" w:cs="Montserrat" w:eastAsia="Montserrat" w:hAnsi="Montserrat"/>
+          <w:sz w:val="20"/>
+          <w:szCs w:val="20"/>
+        </w:rPr>
+        <w:t xml:space="preserve">: ingresá el número de punto inicial y final (por ejemplo, del 1 al 10) y presioná el botón.</w:t>
+      </w:r>
+    </w:p>
+    <w:p>
+      <w:pPr>
+        <w:pStyle w:val="ListParagraph"/>
+        <w:numPr>
+          <w:ilvl w:val="0"/>
+          <w:numId w:val="2"/>
+        </w:numPr>
+        <w:spacing w:after="80" w:line="280"/>
+      </w:pPr>
+      <w:r>
+        <w:rPr>
+          <w:rFonts w:ascii="Montserrat" w:cs="Montserrat" w:eastAsia="Montserrat" w:hAnsi="Montserrat"/>
+          <w:b/>
+          <w:bCs/>
+          <w:sz w:val="20"/>
+          <w:szCs w:val="20"/>
+        </w:rPr>
+        <w:t xml:space="preserve">ELIMINAR SELECCIONADOS</w:t>
+      </w:r>
+      <w:r>
+        <w:rPr>
+          <w:rFonts w:ascii="Montserrat" w:cs="Montserrat" w:eastAsia="Montserrat" w:hAnsi="Montserrat"/>
+          <w:sz w:val="20"/>
+          <w:szCs w:val="20"/>
+        </w:rPr>
+        <w:t xml:space="preserve">: borrá los puntos que hayas marcado con clic en la gráfica o en la tabla.</w:t>
       </w:r>
     </w:p>
     <w:p>
@@ -6274,7 +6699,7 @@
       <w:r>
         <w:drawing>
           <wp:inline distT="0" distB="0" distL="0" distR="0">
-            <wp:extent cx="5905500" cy="447675"/>
+            <wp:extent cx="5905500" cy="3457575"/>
             <wp:effectExtent t="0" r="0" b="0" l="0"/>
             <wp:docPr id="1" name="" descr="" title=""/>
             <wp:cNvGraphicFramePr>
@@ -6299,6 +6724,232 @@
                   <pic:spPr bwMode="auto">
                     <a:xfrm>
                       <a:off x="0" y="0"/>
+                      <a:ext cx="5905500" cy="3457575"/>
+                    </a:xfrm>
+                    <a:prstGeom prst="rect">
+                      <a:avLst/>
+                    </a:prstGeom>
+                  </pic:spPr>
+                </pic:pic>
+              </a:graphicData>
+            </a:graphic>
+          </wp:inline>
+        </w:drawing>
+      </w:r>
+    </w:p>
+    <w:p>
+      <w:pPr>
+        <w:spacing w:after="240" w:before="60"/>
+        <w:jc w:val="center"/>
+      </w:pPr>
+      <w:r>
+        <w:rPr>
+          <w:rFonts w:ascii="Montserrat" w:cs="Montserrat" w:eastAsia="Montserrat" w:hAnsi="Montserrat"/>
+          <w:i/>
+          <w:iCs/>
+          <w:color w:val="555555"/>
+          <w:sz w:val="17"/>
+          <w:szCs w:val="17"/>
+        </w:rPr>
+        <w:t xml:space="preserve">Depuración: eliminar un rango de puntos (del 1 al 10) o los seleccionados.</w:t>
+      </w:r>
+    </w:p>
+    <w:p>
+      <w:pPr>
+        <w:pStyle w:val="Heading1"/>
+        <w:pBdr>
+          <w:bottom w:val="single" w:color="000000" w:sz="18" w:space="4"/>
+        </w:pBdr>
+        <w:spacing w:after="200" w:before="420"/>
+      </w:pPr>
+      <w:r>
+        <w:rPr>
+          <w:rFonts w:ascii="Montserrat" w:cs="Montserrat" w:eastAsia="Montserrat" w:hAnsi="Montserrat"/>
+          <w:b/>
+          <w:bCs/>
+          <w:color w:val="000000"/>
+          <w:sz w:val="26"/>
+          <w:szCs w:val="26"/>
+        </w:rPr>
+        <w:t xml:space="preserve">11 · EXPORTAR LOS DATOS (CSV)</w:t>
+      </w:r>
+    </w:p>
+    <w:p>
+      <w:pPr>
+        <w:spacing w:after="140" w:line="300"/>
+      </w:pPr>
+      <w:r>
+        <w:rPr>
+          <w:rFonts w:ascii="Montserrat" w:cs="Montserrat" w:eastAsia="Montserrat" w:hAnsi="Montserrat"/>
+          <w:sz w:val="20"/>
+          <w:szCs w:val="20"/>
+        </w:rPr>
+        <w:t xml:space="preserve">Presioná </w:t>
+      </w:r>
+      <w:r>
+        <w:rPr>
+          <w:rFonts w:ascii="Montserrat" w:cs="Montserrat" w:eastAsia="Montserrat" w:hAnsi="Montserrat"/>
+          <w:b/>
+          <w:bCs/>
+          <w:sz w:val="20"/>
+          <w:szCs w:val="20"/>
+        </w:rPr>
+        <w:t xml:space="preserve">EXPORTAR CSV</w:t>
+      </w:r>
+      <w:r>
+        <w:rPr>
+          <w:rStyle w:val="FootnoteReference"/>
+        </w:rPr>
+        <w:footnoteReference w:id="12"/>
+      </w:r>
+      <w:r>
+        <w:rPr>
+          <w:rFonts w:ascii="Montserrat" w:cs="Montserrat" w:eastAsia="Montserrat" w:hAnsi="Montserrat"/>
+          <w:sz w:val="20"/>
+          <w:szCs w:val="20"/>
+        </w:rPr>
+        <w:t xml:space="preserve"> en la barra de herramientas. Se descarga un archivo </w:t>
+      </w:r>
+      <w:r>
+        <w:rPr>
+          <w:rFonts w:ascii="Courier New" w:cs="Courier New" w:eastAsia="Courier New" w:hAnsi="Courier New"/>
+          <w:sz w:val="18"/>
+          <w:szCs w:val="18"/>
+        </w:rPr>
+        <w:t xml:space="preserve">microbit_data_FECHA.csv</w:t>
+      </w:r>
+      <w:r>
+        <w:rPr>
+          <w:rFonts w:ascii="Montserrat" w:cs="Montserrat" w:eastAsia="Montserrat" w:hAnsi="Montserrat"/>
+          <w:sz w:val="20"/>
+          <w:szCs w:val="20"/>
+        </w:rPr>
+        <w:t xml:space="preserve"> con una columna de tiempo (en la unidad elegida y con el T=0 aplicado) y una columna por variable:</w:t>
+      </w:r>
+    </w:p>
+    <w:p>
+      <w:pPr>
+        <w:pBdr>
+          <w:left w:val="single" w:color="000000" w:sz="24" w:space="8"/>
+        </w:pBdr>
+        <w:shd w:fill="F5F5F5" w:val="clear"/>
+        <w:spacing w:after="0" w:line="260"/>
+        <w:ind w:left="240"/>
+      </w:pPr>
+      <w:r>
+        <w:rPr>
+          <w:rFonts w:ascii="Courier New" w:cs="Courier New" w:eastAsia="Courier New" w:hAnsi="Courier New"/>
+          <w:sz w:val="18"/>
+          <w:szCs w:val="18"/>
+        </w:rPr>
+        <w:t xml:space="preserve">Tiempo,Variable 1</w:t>
+      </w:r>
+    </w:p>
+    <w:p>
+      <w:pPr>
+        <w:pBdr>
+          <w:left w:val="single" w:color="000000" w:sz="24" w:space="8"/>
+        </w:pBdr>
+        <w:shd w:fill="F5F5F5" w:val="clear"/>
+        <w:spacing w:after="0" w:line="260"/>
+        <w:ind w:left="240"/>
+      </w:pPr>
+      <w:r>
+        <w:rPr>
+          <w:rFonts w:ascii="Courier New" w:cs="Courier New" w:eastAsia="Courier New" w:hAnsi="Courier New"/>
+          <w:sz w:val="18"/>
+          <w:szCs w:val="18"/>
+        </w:rPr>
+        <w:t xml:space="preserve">-2.000000,921.000000</w:t>
+      </w:r>
+    </w:p>
+    <w:p>
+      <w:pPr>
+        <w:pBdr>
+          <w:left w:val="single" w:color="000000" w:sz="24" w:space="8"/>
+        </w:pBdr>
+        <w:shd w:fill="F5F5F5" w:val="clear"/>
+        <w:spacing w:after="0" w:line="260"/>
+        <w:ind w:left="240"/>
+      </w:pPr>
+      <w:r>
+        <w:rPr>
+          <w:rFonts w:ascii="Courier New" w:cs="Courier New" w:eastAsia="Courier New" w:hAnsi="Courier New"/>
+          <w:sz w:val="18"/>
+          <w:szCs w:val="18"/>
+        </w:rPr>
+        <w:t xml:space="preserve">-1.900000,856.000000</w:t>
+      </w:r>
+    </w:p>
+    <w:p>
+      <w:pPr>
+        <w:pBdr>
+          <w:left w:val="single" w:color="000000" w:sz="24" w:space="8"/>
+        </w:pBdr>
+        <w:shd w:fill="F5F5F5" w:val="clear"/>
+        <w:spacing w:after="0" w:line="260"/>
+        <w:ind w:left="240"/>
+      </w:pPr>
+      <w:r>
+        <w:rPr>
+          <w:rFonts w:ascii="Courier New" w:cs="Courier New" w:eastAsia="Courier New" w:hAnsi="Courier New"/>
+          <w:sz w:val="18"/>
+          <w:szCs w:val="18"/>
+        </w:rPr>
+        <w:t xml:space="preserve">-1.800000,700.000000</w:t>
+      </w:r>
+    </w:p>
+    <w:p>
+      <w:pPr>
+        <w:pBdr>
+          <w:left w:val="single" w:color="000000" w:sz="24" w:space="8"/>
+        </w:pBdr>
+        <w:shd w:fill="F5F5F5" w:val="clear"/>
+        <w:spacing w:after="200" w:line="260"/>
+        <w:ind w:left="240"/>
+      </w:pPr>
+      <w:r>
+        <w:rPr>
+          <w:rFonts w:ascii="Courier New" w:cs="Courier New" w:eastAsia="Courier New" w:hAnsi="Courier New"/>
+          <w:sz w:val="18"/>
+          <w:szCs w:val="18"/>
+        </w:rPr>
+        <w:t xml:space="preserve">...</w:t>
+      </w:r>
+    </w:p>
+    <w:p>
+      <w:pPr>
+        <w:spacing w:after="40" w:before="120"/>
+        <w:jc w:val="center"/>
+      </w:pPr>
+      <w:r>
+        <w:drawing>
+          <wp:inline distT="0" distB="0" distL="0" distR="0">
+            <wp:extent cx="5905500" cy="447675"/>
+            <wp:effectExtent t="0" r="0" b="0" l="0"/>
+            <wp:docPr id="1" name="" descr="" title=""/>
+            <wp:cNvGraphicFramePr>
+              <a:graphicFrameLocks xmlns:a="http://schemas.openxmlformats.org/drawingml/2006/main" noChangeAspect="1"/>
+            </wp:cNvGraphicFramePr>
+            <a:graphic xmlns:a="http://schemas.openxmlformats.org/drawingml/2006/main">
+              <a:graphicData uri="http://schemas.openxmlformats.org/drawingml/2006/picture">
+                <pic:pic xmlns:pic="http://schemas.openxmlformats.org/drawingml/2006/picture">
+                  <pic:nvPicPr>
+                    <pic:cNvPr id="0" name="" descr=""/>
+                    <pic:cNvPicPr>
+                      <a:picLocks noChangeAspect="1" noChangeArrowheads="1"/>
+                    </pic:cNvPicPr>
+                  </pic:nvPicPr>
+                  <pic:blipFill>
+                    <a:blip r:embed="rId22" cstate="none"/>
+                    <a:srcRect/>
+                    <a:stretch>
+                      <a:fillRect/>
+                    </a:stretch>
+                  </pic:blipFill>
+                  <pic:spPr bwMode="auto">
+                    <a:xfrm>
+                      <a:off x="0" y="0"/>
                       <a:ext cx="5905500" cy="447675"/>
                     </a:xfrm>
                     <a:prstGeom prst="rect">
@@ -6422,7 +7073,7 @@
           <w:sz w:val="20"/>
           <w:szCs w:val="20"/>
         </w:rPr>
-        <w:t xml:space="preserve">verificá que el cable USB sea de datos (no solo de carga), probá otro puerto USB y reiniciá el navegador. Cerrá MakeCode u otras consolas seriales que puedan tener el puerto tomado.</w:t>
+        <w:t xml:space="preserve">verificá que el cable USB sea de datos (no solo de carga), probá otro puerto USB y reiniciá el navegador.</w:t>
       </w:r>
     </w:p>
     <w:p>
@@ -6450,7 +7101,99 @@
           <w:sz w:val="20"/>
           <w:szCs w:val="20"/>
         </w:rPr>
-        <w:t xml:space="preserve">el programa debe usar </w:t>
+        <w:t xml:space="preserve">el programa debe tener el bloque </w:t>
+      </w:r>
+      <w:r>
+        <w:rPr>
+          <w:rFonts w:ascii="Montserrat" w:cs="Montserrat" w:eastAsia="Montserrat" w:hAnsi="Montserrat"/>
+          <w:b/>
+          <w:bCs/>
+          <w:sz w:val="20"/>
+          <w:szCs w:val="20"/>
+        </w:rPr>
+        <w:t xml:space="preserve">enviar a fisicabit.com</w:t>
+      </w:r>
+      <w:r>
+        <w:rPr>
+          <w:rFonts w:ascii="Montserrat" w:cs="Montserrat" w:eastAsia="Montserrat" w:hAnsi="Montserrat"/>
+          <w:sz w:val="20"/>
+          <w:szCs w:val="20"/>
+        </w:rPr>
+        <w:t xml:space="preserve"> dentro de “para siempre” (o del bucle rápido). Presioná CAPTURAR después de conectar y verificá que el número de variables coincida con la variante del bloque (1 a 4 valores).</w:t>
+      </w:r>
+    </w:p>
+    <w:p>
+      <w:pPr>
+        <w:pStyle w:val="ListParagraph"/>
+        <w:numPr>
+          <w:ilvl w:val="0"/>
+          <w:numId w:val="2"/>
+        </w:numPr>
+        <w:spacing w:after="80" w:line="280"/>
+      </w:pPr>
+      <w:r>
+        <w:rPr>
+          <w:rFonts w:ascii="Montserrat" w:cs="Montserrat" w:eastAsia="Montserrat" w:hAnsi="Montserrat"/>
+          <w:b/>
+          <w:bCs/>
+          <w:sz w:val="20"/>
+          <w:szCs w:val="20"/>
+        </w:rPr>
+        <w:t xml:space="preserve">“Descargar” no graba desde el editor: </w:t>
+      </w:r>
+      <w:r>
+        <w:rPr>
+          <w:rFonts w:ascii="Montserrat" w:cs="Montserrat" w:eastAsia="Montserrat" w:hAnsi="Montserrat"/>
+          <w:sz w:val="20"/>
+          <w:szCs w:val="20"/>
+        </w:rPr>
+        <w:t xml:space="preserve">la plataforma tiene el puerto abierto. Presioná </w:t>
+      </w:r>
+      <w:r>
+        <w:rPr>
+          <w:rFonts w:ascii="Montserrat" w:cs="Montserrat" w:eastAsia="Montserrat" w:hAnsi="Montserrat"/>
+          <w:b/>
+          <w:bCs/>
+          <w:sz w:val="20"/>
+          <w:szCs w:val="20"/>
+        </w:rPr>
+        <w:t xml:space="preserve">Soltar USB</w:t>
+      </w:r>
+      <w:r>
+        <w:rPr>
+          <w:rFonts w:ascii="Montserrat" w:cs="Montserrat" w:eastAsia="Montserrat" w:hAnsi="Montserrat"/>
+          <w:sz w:val="20"/>
+          <w:szCs w:val="20"/>
+        </w:rPr>
+        <w:t xml:space="preserve"> en la barra flotante de FisicaBit y reintentá.</w:t>
+      </w:r>
+    </w:p>
+    <w:p>
+      <w:pPr>
+        <w:pStyle w:val="ListParagraph"/>
+        <w:numPr>
+          <w:ilvl w:val="0"/>
+          <w:numId w:val="2"/>
+        </w:numPr>
+        <w:spacing w:after="80" w:line="280"/>
+      </w:pPr>
+      <w:r>
+        <w:rPr>
+          <w:rFonts w:ascii="Montserrat" w:cs="Montserrat" w:eastAsia="Montserrat" w:hAnsi="Montserrat"/>
+          <w:b/>
+          <w:bCs/>
+          <w:sz w:val="20"/>
+          <w:szCs w:val="20"/>
+        </w:rPr>
+        <w:t xml:space="preserve">No aparecen los bloques FisicaBit USB: </w:t>
+      </w:r>
+      <w:r>
+        <w:rPr>
+          <w:rFonts w:ascii="Montserrat" w:cs="Montserrat" w:eastAsia="Montserrat" w:hAnsi="Montserrat"/>
+          <w:sz w:val="20"/>
+          <w:szCs w:val="20"/>
+        </w:rPr>
+        <w:t xml:space="preserve">agregá la extensión a mano desde Extensiones pegando </w:t>
       </w:r>
       <w:r>
         <w:rPr>
@@ -6458,15 +7201,15 @@
           <w:sz w:val="18"/>
           <w:szCs w:val="18"/>
         </w:rPr>
-        <w:t xml:space="preserve">serial.writeLine()</w:t>
-      </w:r>
-      <w:r>
-        <w:rPr>
-          <w:rFonts w:ascii="Montserrat" w:cs="Montserrat" w:eastAsia="Montserrat" w:hAnsi="Montserrat"/>
-          <w:sz w:val="20"/>
-          <w:szCs w:val="20"/>
-        </w:rPr>
-        <w:t xml:space="preserve">. Presioná CAPTURAR después de conectar y verificá que el número de variables configurado coincida con lo que envía el código.</w:t>
+        <w:t xml:space="preserve">github.com/preparadordelaboratorio/pxt-fisicabit-usb</w:t>
+      </w:r>
+      <w:r>
+        <w:rPr>
+          <w:rFonts w:ascii="Montserrat" w:cs="Montserrat" w:eastAsia="Montserrat" w:hAnsi="Montserrat"/>
+          <w:sz w:val="20"/>
+          <w:szCs w:val="20"/>
+        </w:rPr>
+        <w:t xml:space="preserve">. Si ves textos viejos, quitala y volvé a agregarla (MakeCode guarda caché).</w:t>
       </w:r>
     </w:p>
     <w:p>
@@ -7222,6 +7965,66 @@
                 <w:sz w:val="18"/>
                 <w:szCs w:val="18"/>
               </w:rPr>
+              <w:t xml:space="preserve">bucle rápido (FisicaBit)</w:t>
+            </w:r>
+          </w:p>
+        </w:tc>
+        <w:tc>
+          <w:tcPr>
+            <w:tcW w:type="dxa" w:w="6472"/>
+            <w:shd w:fill="FFFFFF" w:val="clear"/>
+            <w:tcMar>
+              <w:top w:type="dxa" w:w="80"/>
+              <w:left w:type="dxa" w:w="120"/>
+              <w:bottom w:type="dxa" w:w="80"/>
+              <w:right w:type="dxa" w:w="120"/>
+            </w:tcMar>
+            <w:vAlign w:val="center"/>
+          </w:tcPr>
+          <w:p>
+            <w:pPr>
+              <w:spacing w:after="0" w:line="264"/>
+            </w:pPr>
+            <w:r>
+              <w:rPr>
+                <w:rFonts w:ascii="Montserrat" w:cs="Montserrat" w:eastAsia="Montserrat" w:hAnsi="Montserrat"/>
+                <w:b w:val="false"/>
+                <w:bCs w:val="false"/>
+                <w:color w:val="000000"/>
+                <w:sz w:val="18"/>
+                <w:szCs w:val="18"/>
+              </w:rPr>
+              <w:t xml:space="preserve">Bloque de la extensión FisicaBit USB que reemplaza a "para siempre" para muestrear a 50–100 Hz con ritmo preciso, sin el sobrecosto oculto de forever. El bloque de envío va adentro.</w:t>
+            </w:r>
+          </w:p>
+        </w:tc>
+      </w:tr>
+      <w:tr>
+        <w:tc>
+          <w:tcPr>
+            <w:tcW w:type="dxa" w:w="2600"/>
+            <w:shd w:fill="FFFFFF" w:val="clear"/>
+            <w:tcMar>
+              <w:top w:type="dxa" w:w="80"/>
+              <w:left w:type="dxa" w:w="120"/>
+              <w:bottom w:type="dxa" w:w="80"/>
+              <w:right w:type="dxa" w:w="120"/>
+            </w:tcMar>
+            <w:vAlign w:val="center"/>
+          </w:tcPr>
+          <w:p>
+            <w:pPr>
+              <w:spacing w:after="0" w:line="264"/>
+            </w:pPr>
+            <w:r>
+              <w:rPr>
+                <w:rFonts w:ascii="Montserrat" w:cs="Montserrat" w:eastAsia="Montserrat" w:hAnsi="Montserrat"/>
+                <w:b w:val="false"/>
+                <w:bCs w:val="false"/>
+                <w:color w:val="000000"/>
+                <w:sz w:val="18"/>
+                <w:szCs w:val="18"/>
+              </w:rPr>
               <w:t xml:space="preserve">CSV</w:t>
             </w:r>
           </w:p>
@@ -7342,6 +8145,66 @@
                 <w:sz w:val="18"/>
                 <w:szCs w:val="18"/>
               </w:rPr>
+              <w:t xml:space="preserve">enviar a fisicabit.com (bloque)</w:t>
+            </w:r>
+          </w:p>
+        </w:tc>
+        <w:tc>
+          <w:tcPr>
+            <w:tcW w:type="dxa" w:w="6472"/>
+            <w:shd w:fill="FFFFFF" w:val="clear"/>
+            <w:tcMar>
+              <w:top w:type="dxa" w:w="80"/>
+              <w:left w:type="dxa" w:w="120"/>
+              <w:bottom w:type="dxa" w:w="80"/>
+              <w:right w:type="dxa" w:w="120"/>
+            </w:tcMar>
+            <w:vAlign w:val="center"/>
+          </w:tcPr>
+          <w:p>
+            <w:pPr>
+              <w:spacing w:after="0" w:line="264"/>
+            </w:pPr>
+            <w:r>
+              <w:rPr>
+                <w:rFonts w:ascii="Montserrat" w:cs="Montserrat" w:eastAsia="Montserrat" w:hAnsi="Montserrat"/>
+                <w:b w:val="false"/>
+                <w:bCs w:val="false"/>
+                <w:color w:val="000000"/>
+                <w:sz w:val="18"/>
+                <w:szCs w:val="18"/>
+              </w:rPr>
+              <w:t xml:space="preserve">Bloque principal de la extensión FisicaBit USB: toma el tiempo del micro:bit, envía la línea tiempo,valor(es) por USB y espera hasta la próxima muestra. Variantes de 1 a 4 valores y una versión "sin tiempo".</w:t>
+            </w:r>
+          </w:p>
+        </w:tc>
+      </w:tr>
+      <w:tr>
+        <w:tc>
+          <w:tcPr>
+            <w:tcW w:type="dxa" w:w="2600"/>
+            <w:shd w:fill="FFFFFF" w:val="clear"/>
+            <w:tcMar>
+              <w:top w:type="dxa" w:w="80"/>
+              <w:left w:type="dxa" w:w="120"/>
+              <w:bottom w:type="dxa" w:w="80"/>
+              <w:right w:type="dxa" w:w="120"/>
+            </w:tcMar>
+            <w:vAlign w:val="center"/>
+          </w:tcPr>
+          <w:p>
+            <w:pPr>
+              <w:spacing w:after="0" w:line="264"/>
+            </w:pPr>
+            <w:r>
+              <w:rPr>
+                <w:rFonts w:ascii="Montserrat" w:cs="Montserrat" w:eastAsia="Montserrat" w:hAnsi="Montserrat"/>
+                <w:b w:val="false"/>
+                <w:bCs w:val="false"/>
+                <w:color w:val="000000"/>
+                <w:sz w:val="18"/>
+                <w:szCs w:val="18"/>
+              </w:rPr>
               <w:t xml:space="preserve">everyInterval</w:t>
             </w:r>
           </w:p>
@@ -7432,6 +8295,66 @@
                 <w:szCs w:val="18"/>
               </w:rPr>
               <w:t xml:space="preserve">Paquete de bloques adicionales que se agrega a un proyecto (menú Extensiones). La extensión bluetooth agrega los bloques BLE y reemplaza a radio.</w:t>
+            </w:r>
+          </w:p>
+        </w:tc>
+      </w:tr>
+      <w:tr>
+        <w:tc>
+          <w:tcPr>
+            <w:tcW w:type="dxa" w:w="2600"/>
+            <w:shd w:fill="FFFFFF" w:val="clear"/>
+            <w:tcMar>
+              <w:top w:type="dxa" w:w="80"/>
+              <w:left w:type="dxa" w:w="120"/>
+              <w:bottom w:type="dxa" w:w="80"/>
+              <w:right w:type="dxa" w:w="120"/>
+            </w:tcMar>
+            <w:vAlign w:val="center"/>
+          </w:tcPr>
+          <w:p>
+            <w:pPr>
+              <w:spacing w:after="0" w:line="264"/>
+            </w:pPr>
+            <w:r>
+              <w:rPr>
+                <w:rFonts w:ascii="Montserrat" w:cs="Montserrat" w:eastAsia="Montserrat" w:hAnsi="Montserrat"/>
+                <w:b w:val="false"/>
+                <w:bCs w:val="false"/>
+                <w:color w:val="000000"/>
+                <w:sz w:val="18"/>
+                <w:szCs w:val="18"/>
+              </w:rPr>
+              <w:t xml:space="preserve">FisicaBit USB (extensión)</w:t>
+            </w:r>
+          </w:p>
+        </w:tc>
+        <w:tc>
+          <w:tcPr>
+            <w:tcW w:type="dxa" w:w="6472"/>
+            <w:shd w:fill="FFFFFF" w:val="clear"/>
+            <w:tcMar>
+              <w:top w:type="dxa" w:w="80"/>
+              <w:left w:type="dxa" w:w="120"/>
+              <w:bottom w:type="dxa" w:w="80"/>
+              <w:right w:type="dxa" w:w="120"/>
+            </w:tcMar>
+            <w:vAlign w:val="center"/>
+          </w:tcPr>
+          <w:p>
+            <w:pPr>
+              <w:spacing w:after="0" w:line="264"/>
+            </w:pPr>
+            <w:r>
+              <w:rPr>
+                <w:rFonts w:ascii="Montserrat" w:cs="Montserrat" w:eastAsia="Montserrat" w:hAnsi="Montserrat"/>
+                <w:b w:val="false"/>
+                <w:bCs w:val="false"/>
+                <w:color w:val="000000"/>
+                <w:sz w:val="18"/>
+                <w:szCs w:val="18"/>
+              </w:rPr>
+              <w:t xml:space="preserve">Extensión de MakeCode propia de la plataforma (github.com/preparadordelaboratorio/pxt-fisicabit-usb). Agrega la categoría FisicaBit USB con los bloques de envío y de sensores internos y externos. Solo para conexión por cable.</w:t>
             </w:r>
           </w:p>
         </w:tc>
@@ -7792,6 +8715,66 @@
                 <w:szCs w:val="18"/>
               </w:rPr>
               <w:t xml:space="preserve">Grupo de datos que llega junto al navegador en una sola entrega. Sin timestamp de la micro:bit, todos los puntos de un lote quedarían con la misma hora.</w:t>
+            </w:r>
+          </w:p>
+        </w:tc>
+      </w:tr>
+      <w:tr>
+        <w:tc>
+          <w:tcPr>
+            <w:tcW w:type="dxa" w:w="2600"/>
+            <w:shd w:fill="FFFFFF" w:val="clear"/>
+            <w:tcMar>
+              <w:top w:type="dxa" w:w="80"/>
+              <w:left w:type="dxa" w:w="120"/>
+              <w:bottom w:type="dxa" w:w="80"/>
+              <w:right w:type="dxa" w:w="120"/>
+            </w:tcMar>
+            <w:vAlign w:val="center"/>
+          </w:tcPr>
+          <w:p>
+            <w:pPr>
+              <w:spacing w:after="0" w:line="264"/>
+            </w:pPr>
+            <w:r>
+              <w:rPr>
+                <w:rFonts w:ascii="Montserrat" w:cs="Montserrat" w:eastAsia="Montserrat" w:hAnsi="Montserrat"/>
+                <w:b w:val="false"/>
+                <w:bCs w:val="false"/>
+                <w:color w:val="000000"/>
+                <w:sz w:val="18"/>
+                <w:szCs w:val="18"/>
+              </w:rPr>
+              <w:t xml:space="preserve">MAKECODE + FISICABIT</w:t>
+            </w:r>
+          </w:p>
+        </w:tc>
+        <w:tc>
+          <w:tcPr>
+            <w:tcW w:type="dxa" w:w="6472"/>
+            <w:shd w:fill="FFFFFF" w:val="clear"/>
+            <w:tcMar>
+              <w:top w:type="dxa" w:w="80"/>
+              <w:left w:type="dxa" w:w="120"/>
+              <w:bottom w:type="dxa" w:w="80"/>
+              <w:right w:type="dxa" w:w="120"/>
+            </w:tcMar>
+            <w:vAlign w:val="center"/>
+          </w:tcPr>
+          <w:p>
+            <w:pPr>
+              <w:spacing w:after="0" w:line="264"/>
+            </w:pPr>
+            <w:r>
+              <w:rPr>
+                <w:rFonts w:ascii="Montserrat" w:cs="Montserrat" w:eastAsia="Montserrat" w:hAnsi="Montserrat"/>
+                <w:b w:val="false"/>
+                <w:bCs w:val="false"/>
+                <w:color w:val="000000"/>
+                <w:sz w:val="18"/>
+                <w:szCs w:val="18"/>
+              </w:rPr>
+              <w:t xml:space="preserve">Opción del menú EXTRAS ▾ que abre el editor oficial de MakeCode dentro del sitio, con la extensión FisicaBit USB ya cargada, y guarda las prácticas en el navegador o en Google Drive.</w:t>
             </w:r>
           </w:p>
         </w:tc>

--- a/manuales/Manual-1-Captura-1-variable-timestamp.docx
+++ b/manuales/Manual-1-Captura-1-variable-timestamp.docx
@@ -10,7 +10,7 @@
     <w:p>
       <w:pPr>
         <w:shd w:fill="000000" w:val="clear"/>
-        <w:spacing w:after="0" w:before="0" w:line="276"/>
+        <w:spacing w:before="0" w:after="0" w:line="276"/>
         <w:jc w:val="center"/>
       </w:pPr>
       <w:r>
@@ -28,12 +28,12 @@
       </w:pPr>
       <w:r>
         <w:rPr>
-          <w:rFonts w:ascii="Montserrat" w:cs="Montserrat" w:eastAsia="Montserrat" w:hAnsi="Montserrat"/>
           <w:b/>
           <w:bCs/>
           <w:color w:val="FFFFFF"/>
           <w:sz w:val="64"/>
           <w:szCs w:val="64"/>
+          <w:rFonts w:ascii="Montserrat" w:cs="Montserrat" w:eastAsia="Montserrat" w:hAnsi="Montserrat"/>
         </w:rPr>
         <w:t xml:space="preserve">micro:bit DataLab Pro</w:t>
       </w:r>
@@ -46,10 +46,10 @@
       </w:pPr>
       <w:r>
         <w:rPr>
-          <w:rFonts w:ascii="Montserrat" w:cs="Montserrat" w:eastAsia="Montserrat" w:hAnsi="Montserrat"/>
           <w:color w:val="FFFFFF"/>
           <w:sz w:val="22"/>
           <w:szCs w:val="22"/>
+          <w:rFonts w:ascii="Montserrat" w:cs="Montserrat" w:eastAsia="Montserrat" w:hAnsi="Montserrat"/>
         </w:rPr>
         <w:t xml:space="preserve">MANUAL DE USUARIO — GUÍA 1</w:t>
       </w:r>
@@ -57,7 +57,7 @@
     <w:p>
       <w:pPr>
         <w:shd w:fill="000000" w:val="clear"/>
-        <w:spacing w:after="600" w:before="0" w:line="276"/>
+        <w:spacing w:before="0" w:after="600" w:line="276"/>
         <w:jc w:val="center"/>
       </w:pPr>
       <w:r>
@@ -70,16 +70,16 @@
     </w:p>
     <w:p>
       <w:pPr>
-        <w:spacing w:after="200" w:before="400"/>
+        <w:spacing w:before="400" w:after="200"/>
         <w:jc w:val="center"/>
       </w:pPr>
       <w:r>
         <w:rPr>
-          <w:rFonts w:ascii="Montserrat" w:cs="Montserrat" w:eastAsia="Montserrat" w:hAnsi="Montserrat"/>
           <w:b/>
           <w:bCs/>
           <w:sz w:val="36"/>
           <w:szCs w:val="36"/>
+          <w:rFonts w:ascii="Montserrat" w:cs="Montserrat" w:eastAsia="Montserrat" w:hAnsi="Montserrat"/>
         </w:rPr>
         <w:t xml:space="preserve">Captura de datos con timestamp (1 variable)</w:t>
       </w:r>
@@ -91,9 +91,9 @@
       </w:pPr>
       <w:r>
         <w:rPr>
-          <w:rFonts w:ascii="Montserrat" w:cs="Montserrat" w:eastAsia="Montserrat" w:hAnsi="Montserrat"/>
           <w:sz w:val="30"/>
           <w:szCs w:val="30"/>
+          <w:rFonts w:ascii="Montserrat" w:cs="Montserrat" w:eastAsia="Montserrat" w:hAnsi="Montserrat"/>
         </w:rPr>
         <w:t xml:space="preserve">y procesamiento básico de los datos</w:t>
       </w:r>
@@ -105,10 +105,10 @@
       </w:pPr>
       <w:r>
         <w:rPr>
-          <w:rFonts w:ascii="Montserrat" w:cs="Montserrat" w:eastAsia="Montserrat" w:hAnsi="Montserrat"/>
           <w:color w:val="555555"/>
           <w:sz w:val="22"/>
           <w:szCs w:val="22"/>
+          <w:rFonts w:ascii="Montserrat" w:cs="Montserrat" w:eastAsia="Montserrat" w:hAnsi="Montserrat"/>
         </w:rPr>
         <w:t xml:space="preserve">Dos caminos: conexión Serial (USB) o Bluetooth</w:t>
       </w:r>
@@ -123,10 +123,10 @@
       </w:pPr>
       <w:r>
         <w:rPr>
-          <w:rFonts w:ascii="Montserrat" w:cs="Montserrat" w:eastAsia="Montserrat" w:hAnsi="Montserrat"/>
           <w:color w:val="555555"/>
           <w:sz w:val="20"/>
           <w:szCs w:val="20"/>
+          <w:rFonts w:ascii="Montserrat" w:cs="Montserrat" w:eastAsia="Montserrat" w:hAnsi="Montserrat"/>
         </w:rPr>
         <w:t xml:space="preserve">fisicabit.com  ·  Física y micro:bit</w:t>
       </w:r>
@@ -142,16 +142,16 @@
         <w:pBdr>
           <w:bottom w:val="single" w:color="000000" w:sz="18" w:space="4"/>
         </w:pBdr>
-        <w:spacing w:after="200" w:before="420"/>
-      </w:pPr>
-      <w:r>
-        <w:rPr>
-          <w:rFonts w:ascii="Montserrat" w:cs="Montserrat" w:eastAsia="Montserrat" w:hAnsi="Montserrat"/>
+        <w:spacing w:before="420" w:after="200"/>
+      </w:pPr>
+      <w:r>
+        <w:rPr>
           <w:b/>
           <w:bCs/>
           <w:color w:val="000000"/>
           <w:sz w:val="26"/>
           <w:szCs w:val="26"/>
+          <w:rFonts w:ascii="Montserrat" w:cs="Montserrat" w:eastAsia="Montserrat" w:hAnsi="Montserrat"/>
         </w:rPr>
         <w:t xml:space="preserve">1 · QUÉ VAS A APRENDER</w:t>
       </w:r>
@@ -162,9 +162,9 @@
       </w:pPr>
       <w:r>
         <w:rPr>
-          <w:rFonts w:ascii="Montserrat" w:cs="Montserrat" w:eastAsia="Montserrat" w:hAnsi="Montserrat"/>
-          <w:sz w:val="20"/>
-          <w:szCs w:val="20"/>
+          <w:sz w:val="20"/>
+          <w:szCs w:val="20"/>
+          <w:rFonts w:ascii="Montserrat" w:cs="Montserrat" w:eastAsia="Montserrat" w:hAnsi="Montserrat"/>
         </w:rPr>
         <w:t xml:space="preserve">Esta guía recorre, paso a paso, el uso básico de la plataforma micro:bit DataLab Pro con el flujo más común: capturar datos de una sola variable enviados por la micro:bit junto con su timestamp</w:t>
       </w:r>
@@ -176,31 +176,31 @@
       </w:r>
       <w:r>
         <w:rPr>
-          <w:rFonts w:ascii="Montserrat" w:cs="Montserrat" w:eastAsia="Montserrat" w:hAnsi="Montserrat"/>
-          <w:sz w:val="20"/>
-          <w:szCs w:val="20"/>
+          <w:sz w:val="20"/>
+          <w:szCs w:val="20"/>
+          <w:rFonts w:ascii="Montserrat" w:cs="Montserrat" w:eastAsia="Montserrat" w:hAnsi="Montserrat"/>
         </w:rPr>
         <w:t xml:space="preserve"> (marca de tiempo), y luego aplicar un procesamiento básico a esos datos. Los términos técnicos llevan una nota al pie la primera vez que aparecen y están reunidos al final, en el </w:t>
       </w:r>
       <w:hyperlink w:history="1" w:anchor="glosario">
         <w:r>
           <w:rPr>
-            <w:rFonts w:ascii="Montserrat" w:cs="Montserrat" w:eastAsia="Montserrat" w:hAnsi="Montserrat"/>
             <w:b/>
             <w:bCs/>
+            <w:u w:val="single"/>
             <w:color w:val="000000"/>
             <w:sz w:val="20"/>
             <w:szCs w:val="20"/>
-            <w:u w:val="single"/>
+            <w:rFonts w:ascii="Montserrat" w:cs="Montserrat" w:eastAsia="Montserrat" w:hAnsi="Montserrat"/>
           </w:rPr>
           <w:t xml:space="preserve">Glosario (sección 13)</w:t>
         </w:r>
       </w:hyperlink>
       <w:r>
         <w:rPr>
-          <w:rFonts w:ascii="Montserrat" w:cs="Montserrat" w:eastAsia="Montserrat" w:hAnsi="Montserrat"/>
-          <w:sz w:val="20"/>
-          <w:szCs w:val="20"/>
+          <w:sz w:val="20"/>
+          <w:szCs w:val="20"/>
+          <w:rFonts w:ascii="Montserrat" w:cs="Montserrat" w:eastAsia="Montserrat" w:hAnsi="Montserrat"/>
         </w:rPr>
         <w:t xml:space="preserve">.</w:t>
       </w:r>
@@ -216,45 +216,45 @@
       </w:pPr>
       <w:r>
         <w:rPr>
-          <w:rFonts w:ascii="Montserrat" w:cs="Montserrat" w:eastAsia="Montserrat" w:hAnsi="Montserrat"/>
-          <w:sz w:val="20"/>
-          <w:szCs w:val="20"/>
+          <w:sz w:val="20"/>
+          <w:szCs w:val="20"/>
+          <w:rFonts w:ascii="Montserrat" w:cs="Montserrat" w:eastAsia="Montserrat" w:hAnsi="Montserrat"/>
         </w:rPr>
         <w:t xml:space="preserve">Elegir el tipo de conexión (</w:t>
       </w:r>
       <w:r>
         <w:rPr>
-          <w:rFonts w:ascii="Montserrat" w:cs="Montserrat" w:eastAsia="Montserrat" w:hAnsi="Montserrat"/>
-          <w:b/>
-          <w:bCs/>
-          <w:sz w:val="20"/>
-          <w:szCs w:val="20"/>
+          <w:b/>
+          <w:bCs/>
+          <w:sz w:val="20"/>
+          <w:szCs w:val="20"/>
+          <w:rFonts w:ascii="Montserrat" w:cs="Montserrat" w:eastAsia="Montserrat" w:hAnsi="Montserrat"/>
         </w:rPr>
         <w:t xml:space="preserve">Camino A: Serial/USB</w:t>
       </w:r>
       <w:r>
         <w:rPr>
-          <w:rFonts w:ascii="Montserrat" w:cs="Montserrat" w:eastAsia="Montserrat" w:hAnsi="Montserrat"/>
-          <w:sz w:val="20"/>
-          <w:szCs w:val="20"/>
+          <w:sz w:val="20"/>
+          <w:szCs w:val="20"/>
+          <w:rFonts w:ascii="Montserrat" w:cs="Montserrat" w:eastAsia="Montserrat" w:hAnsi="Montserrat"/>
         </w:rPr>
         <w:t xml:space="preserve"> o </w:t>
       </w:r>
       <w:r>
         <w:rPr>
-          <w:rFonts w:ascii="Montserrat" w:cs="Montserrat" w:eastAsia="Montserrat" w:hAnsi="Montserrat"/>
-          <w:b/>
-          <w:bCs/>
-          <w:sz w:val="20"/>
-          <w:szCs w:val="20"/>
+          <w:b/>
+          <w:bCs/>
+          <w:sz w:val="20"/>
+          <w:szCs w:val="20"/>
+          <w:rFonts w:ascii="Montserrat" w:cs="Montserrat" w:eastAsia="Montserrat" w:hAnsi="Montserrat"/>
         </w:rPr>
         <w:t xml:space="preserve">Camino B: Bluetooth</w:t>
       </w:r>
       <w:r>
         <w:rPr>
-          <w:rFonts w:ascii="Montserrat" w:cs="Montserrat" w:eastAsia="Montserrat" w:hAnsi="Montserrat"/>
-          <w:sz w:val="20"/>
-          <w:szCs w:val="20"/>
+          <w:sz w:val="20"/>
+          <w:szCs w:val="20"/>
+          <w:rFonts w:ascii="Montserrat" w:cs="Montserrat" w:eastAsia="Montserrat" w:hAnsi="Montserrat"/>
         </w:rPr>
         <w:t xml:space="preserve">) y entender las latencias de cada uno.</w:t>
       </w:r>
@@ -270,27 +270,27 @@
       </w:pPr>
       <w:r>
         <w:rPr>
-          <w:rFonts w:ascii="Montserrat" w:cs="Montserrat" w:eastAsia="Montserrat" w:hAnsi="Montserrat"/>
-          <w:sz w:val="20"/>
-          <w:szCs w:val="20"/>
+          <w:sz w:val="20"/>
+          <w:szCs w:val="20"/>
+          <w:rFonts w:ascii="Montserrat" w:cs="Montserrat" w:eastAsia="Montserrat" w:hAnsi="Montserrat"/>
         </w:rPr>
         <w:t xml:space="preserve">Programar la micro:bit con la extensión </w:t>
       </w:r>
       <w:r>
         <w:rPr>
-          <w:rFonts w:ascii="Montserrat" w:cs="Montserrat" w:eastAsia="Montserrat" w:hAnsi="Montserrat"/>
-          <w:b/>
-          <w:bCs/>
-          <w:sz w:val="20"/>
-          <w:szCs w:val="20"/>
+          <w:b/>
+          <w:bCs/>
+          <w:sz w:val="20"/>
+          <w:szCs w:val="20"/>
+          <w:rFonts w:ascii="Montserrat" w:cs="Montserrat" w:eastAsia="Montserrat" w:hAnsi="Montserrat"/>
         </w:rPr>
         <w:t xml:space="preserve">FisicaBit USB</w:t>
       </w:r>
       <w:r>
         <w:rPr>
-          <w:rFonts w:ascii="Montserrat" w:cs="Montserrat" w:eastAsia="Montserrat" w:hAnsi="Montserrat"/>
-          <w:sz w:val="20"/>
-          <w:szCs w:val="20"/>
+          <w:sz w:val="20"/>
+          <w:szCs w:val="20"/>
+          <w:rFonts w:ascii="Montserrat" w:cs="Montserrat" w:eastAsia="Montserrat" w:hAnsi="Montserrat"/>
         </w:rPr>
         <w:t xml:space="preserve"> (un solo bloque) o a mano para Bluetooth, entendiendo qué hace el código.</w:t>
       </w:r>
@@ -306,9 +306,9 @@
       </w:pPr>
       <w:r>
         <w:rPr>
-          <w:rFonts w:ascii="Montserrat" w:cs="Montserrat" w:eastAsia="Montserrat" w:hAnsi="Montserrat"/>
-          <w:sz w:val="20"/>
-          <w:szCs w:val="20"/>
+          <w:sz w:val="20"/>
+          <w:szCs w:val="20"/>
+          <w:rFonts w:ascii="Montserrat" w:cs="Montserrat" w:eastAsia="Montserrat" w:hAnsi="Montserrat"/>
         </w:rPr>
         <w:t xml:space="preserve">Conectar, capturar y ver los datos en la gráfica y en la tabla.</w:t>
       </w:r>
@@ -324,27 +324,27 @@
       </w:pPr>
       <w:r>
         <w:rPr>
-          <w:rFonts w:ascii="Montserrat" w:cs="Montserrat" w:eastAsia="Montserrat" w:hAnsi="Montserrat"/>
-          <w:sz w:val="20"/>
-          <w:szCs w:val="20"/>
+          <w:sz w:val="20"/>
+          <w:szCs w:val="20"/>
+          <w:rFonts w:ascii="Montserrat" w:cs="Montserrat" w:eastAsia="Montserrat" w:hAnsi="Montserrat"/>
         </w:rPr>
         <w:t xml:space="preserve">Poner en cero el tiempo con </w:t>
       </w:r>
       <w:r>
         <w:rPr>
-          <w:rFonts w:ascii="Montserrat" w:cs="Montserrat" w:eastAsia="Montserrat" w:hAnsi="Montserrat"/>
-          <w:b/>
-          <w:bCs/>
-          <w:sz w:val="20"/>
-          <w:szCs w:val="20"/>
+          <w:b/>
+          <w:bCs/>
+          <w:sz w:val="20"/>
+          <w:szCs w:val="20"/>
+          <w:rFonts w:ascii="Montserrat" w:cs="Montserrat" w:eastAsia="Montserrat" w:hAnsi="Montserrat"/>
         </w:rPr>
         <w:t xml:space="preserve">ESTABLECER T=0</w:t>
       </w:r>
       <w:r>
         <w:rPr>
-          <w:rFonts w:ascii="Montserrat" w:cs="Montserrat" w:eastAsia="Montserrat" w:hAnsi="Montserrat"/>
-          <w:sz w:val="20"/>
-          <w:szCs w:val="20"/>
+          <w:sz w:val="20"/>
+          <w:szCs w:val="20"/>
+          <w:rFonts w:ascii="Montserrat" w:cs="Montserrat" w:eastAsia="Montserrat" w:hAnsi="Montserrat"/>
         </w:rPr>
         <w:t xml:space="preserve">, depurar datos y exportar a CSV.</w:t>
       </w:r>
@@ -355,60 +355,60 @@
           <w:left w:val="single" w:color="000000" w:sz="36" w:space="10"/>
         </w:pBdr>
         <w:shd w:fill="F5F5F5" w:val="clear"/>
-        <w:spacing w:after="220" w:before="160" w:line="290"/>
+        <w:spacing w:before="160" w:after="220" w:line="290"/>
         <w:ind w:left="120" w:right="120"/>
       </w:pPr>
       <w:r>
         <w:rPr>
-          <w:rFonts w:ascii="Montserrat" w:cs="Montserrat" w:eastAsia="Montserrat" w:hAnsi="Montserrat"/>
-          <w:b/>
-          <w:bCs/>
-          <w:sz w:val="20"/>
-          <w:szCs w:val="20"/>
+          <w:b/>
+          <w:bCs/>
+          <w:sz w:val="20"/>
+          <w:szCs w:val="20"/>
+          <w:rFonts w:ascii="Montserrat" w:cs="Montserrat" w:eastAsia="Montserrat" w:hAnsi="Montserrat"/>
         </w:rPr>
         <w:t xml:space="preserve">Requisitos: </w:t>
       </w:r>
       <w:r>
         <w:rPr>
-          <w:rFonts w:ascii="Montserrat" w:cs="Montserrat" w:eastAsia="Montserrat" w:hAnsi="Montserrat"/>
-          <w:sz w:val="20"/>
-          <w:szCs w:val="20"/>
+          <w:sz w:val="20"/>
+          <w:szCs w:val="20"/>
+          <w:rFonts w:ascii="Montserrat" w:cs="Montserrat" w:eastAsia="Montserrat" w:hAnsi="Montserrat"/>
         </w:rPr>
         <w:t xml:space="preserve">una micro:bit (V1 o V2), cable USB o Bluetooth, y el navegador </w:t>
       </w:r>
       <w:r>
         <w:rPr>
-          <w:rFonts w:ascii="Montserrat" w:cs="Montserrat" w:eastAsia="Montserrat" w:hAnsi="Montserrat"/>
-          <w:b/>
-          <w:bCs/>
-          <w:sz w:val="20"/>
-          <w:szCs w:val="20"/>
+          <w:b/>
+          <w:bCs/>
+          <w:sz w:val="20"/>
+          <w:szCs w:val="20"/>
+          <w:rFonts w:ascii="Montserrat" w:cs="Montserrat" w:eastAsia="Montserrat" w:hAnsi="Montserrat"/>
         </w:rPr>
         <w:t xml:space="preserve">Chrome</w:t>
       </w:r>
       <w:r>
         <w:rPr>
-          <w:rFonts w:ascii="Montserrat" w:cs="Montserrat" w:eastAsia="Montserrat" w:hAnsi="Montserrat"/>
-          <w:sz w:val="20"/>
-          <w:szCs w:val="20"/>
+          <w:sz w:val="20"/>
+          <w:szCs w:val="20"/>
+          <w:rFonts w:ascii="Montserrat" w:cs="Montserrat" w:eastAsia="Montserrat" w:hAnsi="Montserrat"/>
         </w:rPr>
         <w:t xml:space="preserve"> o </w:t>
       </w:r>
       <w:r>
         <w:rPr>
-          <w:rFonts w:ascii="Montserrat" w:cs="Montserrat" w:eastAsia="Montserrat" w:hAnsi="Montserrat"/>
-          <w:b/>
-          <w:bCs/>
-          <w:sz w:val="20"/>
-          <w:szCs w:val="20"/>
+          <w:b/>
+          <w:bCs/>
+          <w:sz w:val="20"/>
+          <w:szCs w:val="20"/>
+          <w:rFonts w:ascii="Montserrat" w:cs="Montserrat" w:eastAsia="Montserrat" w:hAnsi="Montserrat"/>
         </w:rPr>
         <w:t xml:space="preserve">Edge</w:t>
       </w:r>
       <w:r>
         <w:rPr>
-          <w:rFonts w:ascii="Montserrat" w:cs="Montserrat" w:eastAsia="Montserrat" w:hAnsi="Montserrat"/>
-          <w:sz w:val="20"/>
-          <w:szCs w:val="20"/>
+          <w:sz w:val="20"/>
+          <w:szCs w:val="20"/>
+          <w:rFonts w:ascii="Montserrat" w:cs="Montserrat" w:eastAsia="Montserrat" w:hAnsi="Montserrat"/>
         </w:rPr>
         <w:t xml:space="preserve"> en computadora (Windows, Mac o Linux) o Android. La única excepción son iPhone y iPad: Apple no permite Web Serial ni Web Bluetooth</w:t>
       </w:r>
@@ -420,9 +420,9 @@
       </w:r>
       <w:r>
         <w:rPr>
-          <w:rFonts w:ascii="Montserrat" w:cs="Montserrat" w:eastAsia="Montserrat" w:hAnsi="Montserrat"/>
-          <w:sz w:val="20"/>
-          <w:szCs w:val="20"/>
+          <w:sz w:val="20"/>
+          <w:szCs w:val="20"/>
+          <w:rFonts w:ascii="Montserrat" w:cs="Montserrat" w:eastAsia="Montserrat" w:hAnsi="Montserrat"/>
         </w:rPr>
         <w:t xml:space="preserve"> en iOS/iPadOS — en Mac ambas funcionan sin problema.</w:t>
       </w:r>
@@ -433,16 +433,16 @@
         <w:pBdr>
           <w:bottom w:val="single" w:color="000000" w:sz="18" w:space="4"/>
         </w:pBdr>
-        <w:spacing w:after="200" w:before="420"/>
-      </w:pPr>
-      <w:r>
-        <w:rPr>
-          <w:rFonts w:ascii="Montserrat" w:cs="Montserrat" w:eastAsia="Montserrat" w:hAnsi="Montserrat"/>
+        <w:spacing w:before="420" w:after="200"/>
+      </w:pPr>
+      <w:r>
+        <w:rPr>
           <w:b/>
           <w:bCs/>
           <w:color w:val="000000"/>
           <w:sz w:val="26"/>
           <w:szCs w:val="26"/>
+          <w:rFonts w:ascii="Montserrat" w:cs="Montserrat" w:eastAsia="Montserrat" w:hAnsi="Montserrat"/>
         </w:rPr>
         <w:t xml:space="preserve">2 · LA PANTALLA PRINCIPAL</w:t>
       </w:r>
@@ -453,94 +453,157 @@
       </w:pPr>
       <w:r>
         <w:rPr>
-          <w:rFonts w:ascii="Montserrat" w:cs="Montserrat" w:eastAsia="Montserrat" w:hAnsi="Montserrat"/>
-          <w:sz w:val="20"/>
-          <w:szCs w:val="20"/>
+          <w:sz w:val="20"/>
+          <w:szCs w:val="20"/>
+          <w:rFonts w:ascii="Montserrat" w:cs="Montserrat" w:eastAsia="Montserrat" w:hAnsi="Montserrat"/>
         </w:rPr>
         <w:t xml:space="preserve">Al abrir el sitio se ve la </w:t>
       </w:r>
       <w:r>
         <w:rPr>
-          <w:rFonts w:ascii="Montserrat" w:cs="Montserrat" w:eastAsia="Montserrat" w:hAnsi="Montserrat"/>
-          <w:b/>
-          <w:bCs/>
-          <w:sz w:val="20"/>
-          <w:szCs w:val="20"/>
+          <w:b/>
+          <w:bCs/>
+          <w:sz w:val="20"/>
+          <w:szCs w:val="20"/>
+          <w:rFonts w:ascii="Montserrat" w:cs="Montserrat" w:eastAsia="Montserrat" w:hAnsi="Montserrat"/>
         </w:rPr>
         <w:t xml:space="preserve">barra de herramientas</w:t>
       </w:r>
       <w:r>
         <w:rPr>
-          <w:rFonts w:ascii="Montserrat" w:cs="Montserrat" w:eastAsia="Montserrat" w:hAnsi="Montserrat"/>
-          <w:sz w:val="20"/>
-          <w:szCs w:val="20"/>
+          <w:sz w:val="20"/>
+          <w:szCs w:val="20"/>
+          <w:rFonts w:ascii="Montserrat" w:cs="Montserrat" w:eastAsia="Montserrat" w:hAnsi="Montserrat"/>
         </w:rPr>
         <w:t xml:space="preserve"> (arriba), la </w:t>
       </w:r>
       <w:r>
         <w:rPr>
-          <w:rFonts w:ascii="Montserrat" w:cs="Montserrat" w:eastAsia="Montserrat" w:hAnsi="Montserrat"/>
-          <w:b/>
-          <w:bCs/>
-          <w:sz w:val="20"/>
-          <w:szCs w:val="20"/>
+          <w:b/>
+          <w:bCs/>
+          <w:sz w:val="20"/>
+          <w:szCs w:val="20"/>
+          <w:rFonts w:ascii="Montserrat" w:cs="Montserrat" w:eastAsia="Montserrat" w:hAnsi="Montserrat"/>
         </w:rPr>
         <w:t xml:space="preserve">gráfica</w:t>
       </w:r>
       <w:r>
         <w:rPr>
-          <w:rFonts w:ascii="Montserrat" w:cs="Montserrat" w:eastAsia="Montserrat" w:hAnsi="Montserrat"/>
-          <w:sz w:val="20"/>
-          <w:szCs w:val="20"/>
+          <w:sz w:val="20"/>
+          <w:szCs w:val="20"/>
+          <w:rFonts w:ascii="Montserrat" w:cs="Montserrat" w:eastAsia="Montserrat" w:hAnsi="Montserrat"/>
         </w:rPr>
         <w:t xml:space="preserve"> (centro) y el </w:t>
       </w:r>
       <w:r>
         <w:rPr>
-          <w:rFonts w:ascii="Montserrat" w:cs="Montserrat" w:eastAsia="Montserrat" w:hAnsi="Montserrat"/>
-          <w:b/>
-          <w:bCs/>
-          <w:sz w:val="20"/>
-          <w:szCs w:val="20"/>
+          <w:b/>
+          <w:bCs/>
+          <w:sz w:val="20"/>
+          <w:szCs w:val="20"/>
+          <w:rFonts w:ascii="Montserrat" w:cs="Montserrat" w:eastAsia="Montserrat" w:hAnsi="Montserrat"/>
         </w:rPr>
         <w:t xml:space="preserve">panel lateral</w:t>
       </w:r>
       <w:r>
         <w:rPr>
-          <w:rFonts w:ascii="Montserrat" w:cs="Montserrat" w:eastAsia="Montserrat" w:hAnsi="Montserrat"/>
-          <w:sz w:val="20"/>
-          <w:szCs w:val="20"/>
+          <w:sz w:val="20"/>
+          <w:szCs w:val="20"/>
+          <w:rFonts w:ascii="Montserrat" w:cs="Montserrat" w:eastAsia="Montserrat" w:hAnsi="Montserrat"/>
         </w:rPr>
         <w:t xml:space="preserve"> con las secciones de configuración (derecha). El estado de la conexión aparece en el extremo superior derecho: </w:t>
       </w:r>
       <w:r>
         <w:rPr>
-          <w:rFonts w:ascii="Montserrat" w:cs="Montserrat" w:eastAsia="Montserrat" w:hAnsi="Montserrat"/>
-          <w:b/>
-          <w:bCs/>
-          <w:sz w:val="20"/>
-          <w:szCs w:val="20"/>
+          <w:b/>
+          <w:bCs/>
+          <w:sz w:val="20"/>
+          <w:szCs w:val="20"/>
+          <w:rFonts w:ascii="Montserrat" w:cs="Montserrat" w:eastAsia="Montserrat" w:hAnsi="Montserrat"/>
         </w:rPr>
         <w:t xml:space="preserve">DESCONECTADO</w:t>
       </w:r>
       <w:r>
         <w:rPr>
-          <w:rFonts w:ascii="Montserrat" w:cs="Montserrat" w:eastAsia="Montserrat" w:hAnsi="Montserrat"/>
-          <w:sz w:val="20"/>
-          <w:szCs w:val="20"/>
+          <w:sz w:val="20"/>
+          <w:szCs w:val="20"/>
+          <w:rFonts w:ascii="Montserrat" w:cs="Montserrat" w:eastAsia="Montserrat" w:hAnsi="Montserrat"/>
         </w:rPr>
         <w:t xml:space="preserve">.</w:t>
       </w:r>
     </w:p>
     <w:p>
       <w:pPr>
-        <w:spacing w:after="40" w:before="120"/>
+        <w:spacing w:before="120" w:after="40"/>
         <w:jc w:val="center"/>
       </w:pPr>
       <w:r>
         <w:drawing>
           <wp:inline distT="0" distB="0" distL="0" distR="0">
             <wp:extent cx="5905500" cy="3695700"/>
+            <wp:effectExtent t="0" r="0" b="0" l="0"/>
+            <wp:docPr id="1" name="" descr="" title=""/>
+            <wp:cNvGraphicFramePr>
+              <a:graphicFrameLocks xmlns:a="http://schemas.openxmlformats.org/drawingml/2006/main" noChangeAspect="1"/>
+            </wp:cNvGraphicFramePr>
+            <a:graphic xmlns:a="http://schemas.openxmlformats.org/drawingml/2006/main">
+              <a:graphicData uri="http://schemas.openxmlformats.org/drawingml/2006/picture">
+                <pic:pic xmlns:pic="http://schemas.openxmlformats.org/drawingml/2006/picture">
+                  <pic:nvPicPr>
+                    <pic:cNvPr id="0" name="" descr=""/>
+                    <pic:cNvPicPr>
+                      <a:picLocks noChangeAspect="1" noChangeArrowheads="1"/>
+                    </pic:cNvPicPr>
+                  </pic:nvPicPr>
+                  <pic:blipFill>
+                    <a:blip r:embed="rId6" cstate="none"/>
+                    <a:srcRect/>
+                    <a:stretch>
+                      <a:fillRect/>
+                    </a:stretch>
+                  </pic:blipFill>
+                  <pic:spPr bwMode="auto">
+                    <a:xfrm>
+                      <a:off x="0" y="0"/>
+                      <a:ext cx="5905500" cy="3695700"/>
+                    </a:xfrm>
+                    <a:prstGeom prst="rect">
+                      <a:avLst/>
+                    </a:prstGeom>
+                  </pic:spPr>
+                </pic:pic>
+              </a:graphicData>
+            </a:graphic>
+          </wp:inline>
+        </w:drawing>
+      </w:r>
+    </w:p>
+    <w:p>
+      <w:pPr>
+        <w:spacing w:before="60" w:after="240"/>
+        <w:jc w:val="center"/>
+      </w:pPr>
+      <w:r>
+        <w:rPr>
+          <w:i/>
+          <w:iCs/>
+          <w:color w:val="555555"/>
+          <w:sz w:val="17"/>
+          <w:szCs w:val="17"/>
+          <w:rFonts w:ascii="Montserrat" w:cs="Montserrat" w:eastAsia="Montserrat" w:hAnsi="Montserrat"/>
+        </w:rPr>
+        <w:t xml:space="preserve">Pantalla principal: barra de herramientas, gráfica y panel lateral.</w:t>
+      </w:r>
+    </w:p>
+    <w:p>
+      <w:pPr>
+        <w:spacing w:before="120" w:after="40"/>
+        <w:jc w:val="center"/>
+      </w:pPr>
+      <w:r>
+        <w:drawing>
+          <wp:inline distT="0" distB="0" distL="0" distR="0">
+            <wp:extent cx="5905500" cy="447675"/>
             <wp:effectExtent t="0" r="0" b="0" l="0"/>
             <wp:docPr id="1" name="" descr="" title=""/>
             <wp:cNvGraphicFramePr>
@@ -565,69 +628,6 @@
                   <pic:spPr bwMode="auto">
                     <a:xfrm>
                       <a:off x="0" y="0"/>
-                      <a:ext cx="5905500" cy="3695700"/>
-                    </a:xfrm>
-                    <a:prstGeom prst="rect">
-                      <a:avLst/>
-                    </a:prstGeom>
-                  </pic:spPr>
-                </pic:pic>
-              </a:graphicData>
-            </a:graphic>
-          </wp:inline>
-        </w:drawing>
-      </w:r>
-    </w:p>
-    <w:p>
-      <w:pPr>
-        <w:spacing w:after="240" w:before="60"/>
-        <w:jc w:val="center"/>
-      </w:pPr>
-      <w:r>
-        <w:rPr>
-          <w:rFonts w:ascii="Montserrat" w:cs="Montserrat" w:eastAsia="Montserrat" w:hAnsi="Montserrat"/>
-          <w:i/>
-          <w:iCs/>
-          <w:color w:val="555555"/>
-          <w:sz w:val="17"/>
-          <w:szCs w:val="17"/>
-        </w:rPr>
-        <w:t xml:space="preserve">Pantalla principal: barra de herramientas, gráfica y panel lateral.</w:t>
-      </w:r>
-    </w:p>
-    <w:p>
-      <w:pPr>
-        <w:spacing w:after="40" w:before="120"/>
-        <w:jc w:val="center"/>
-      </w:pPr>
-      <w:r>
-        <w:drawing>
-          <wp:inline distT="0" distB="0" distL="0" distR="0">
-            <wp:extent cx="5905500" cy="447675"/>
-            <wp:effectExtent t="0" r="0" b="0" l="0"/>
-            <wp:docPr id="1" name="" descr="" title=""/>
-            <wp:cNvGraphicFramePr>
-              <a:graphicFrameLocks xmlns:a="http://schemas.openxmlformats.org/drawingml/2006/main" noChangeAspect="1"/>
-            </wp:cNvGraphicFramePr>
-            <a:graphic xmlns:a="http://schemas.openxmlformats.org/drawingml/2006/main">
-              <a:graphicData uri="http://schemas.openxmlformats.org/drawingml/2006/picture">
-                <pic:pic xmlns:pic="http://schemas.openxmlformats.org/drawingml/2006/picture">
-                  <pic:nvPicPr>
-                    <pic:cNvPr id="0" name="" descr=""/>
-                    <pic:cNvPicPr>
-                      <a:picLocks noChangeAspect="1" noChangeArrowheads="1"/>
-                    </pic:cNvPicPr>
-                  </pic:nvPicPr>
-                  <pic:blipFill>
-                    <a:blip r:embed="rId8" cstate="none"/>
-                    <a:srcRect/>
-                    <a:stretch>
-                      <a:fillRect/>
-                    </a:stretch>
-                  </pic:blipFill>
-                  <pic:spPr bwMode="auto">
-                    <a:xfrm>
-                      <a:off x="0" y="0"/>
                       <a:ext cx="5905500" cy="447675"/>
                     </a:xfrm>
                     <a:prstGeom prst="rect">
@@ -643,17 +643,17 @@
     </w:p>
     <w:p>
       <w:pPr>
-        <w:spacing w:after="240" w:before="60"/>
+        <w:spacing w:before="60" w:after="240"/>
         <w:jc w:val="center"/>
       </w:pPr>
       <w:r>
         <w:rPr>
-          <w:rFonts w:ascii="Montserrat" w:cs="Montserrat" w:eastAsia="Montserrat" w:hAnsi="Montserrat"/>
           <w:i/>
           <w:iCs/>
           <w:color w:val="555555"/>
           <w:sz w:val="17"/>
           <w:szCs w:val="17"/>
+          <w:rFonts w:ascii="Montserrat" w:cs="Montserrat" w:eastAsia="Montserrat" w:hAnsi="Montserrat"/>
         </w:rPr>
         <w:t xml:space="preserve">Barra de herramientas: CONECTAR (USB), BLUETOOTH, CÁMARA, INFORME, EXPORTAR CSV, LIMPIAR, AYUDA.</w:t>
       </w:r>
@@ -664,16 +664,16 @@
         <w:pBdr>
           <w:bottom w:val="single" w:color="000000" w:sz="18" w:space="4"/>
         </w:pBdr>
-        <w:spacing w:after="200" w:before="420"/>
-      </w:pPr>
-      <w:r>
-        <w:rPr>
-          <w:rFonts w:ascii="Montserrat" w:cs="Montserrat" w:eastAsia="Montserrat" w:hAnsi="Montserrat"/>
+        <w:spacing w:before="420" w:after="200"/>
+      </w:pPr>
+      <w:r>
+        <w:rPr>
           <w:b/>
           <w:bCs/>
           <w:color w:val="000000"/>
           <w:sz w:val="26"/>
           <w:szCs w:val="26"/>
+          <w:rFonts w:ascii="Montserrat" w:cs="Montserrat" w:eastAsia="Montserrat" w:hAnsi="Montserrat"/>
         </w:rPr>
         <w:t xml:space="preserve">3 · ELEGÍ TU CAMINO: ¿SERIAL O BLUETOOTH?</w:t>
       </w:r>
@@ -684,45 +684,45 @@
       </w:pPr>
       <w:r>
         <w:rPr>
-          <w:rFonts w:ascii="Montserrat" w:cs="Montserrat" w:eastAsia="Montserrat" w:hAnsi="Montserrat"/>
-          <w:sz w:val="20"/>
-          <w:szCs w:val="20"/>
+          <w:sz w:val="20"/>
+          <w:szCs w:val="20"/>
+          <w:rFonts w:ascii="Montserrat" w:cs="Montserrat" w:eastAsia="Montserrat" w:hAnsi="Montserrat"/>
         </w:rPr>
         <w:t xml:space="preserve">La micro:bit puede enviar los datos por </w:t>
       </w:r>
       <w:r>
         <w:rPr>
-          <w:rFonts w:ascii="Montserrat" w:cs="Montserrat" w:eastAsia="Montserrat" w:hAnsi="Montserrat"/>
-          <w:b/>
-          <w:bCs/>
-          <w:sz w:val="20"/>
-          <w:szCs w:val="20"/>
+          <w:b/>
+          <w:bCs/>
+          <w:sz w:val="20"/>
+          <w:szCs w:val="20"/>
+          <w:rFonts w:ascii="Montserrat" w:cs="Montserrat" w:eastAsia="Montserrat" w:hAnsi="Montserrat"/>
         </w:rPr>
         <w:t xml:space="preserve">cable USB (conexión Serial)</w:t>
       </w:r>
       <w:r>
         <w:rPr>
-          <w:rFonts w:ascii="Montserrat" w:cs="Montserrat" w:eastAsia="Montserrat" w:hAnsi="Montserrat"/>
-          <w:sz w:val="20"/>
-          <w:szCs w:val="20"/>
+          <w:sz w:val="20"/>
+          <w:szCs w:val="20"/>
+          <w:rFonts w:ascii="Montserrat" w:cs="Montserrat" w:eastAsia="Montserrat" w:hAnsi="Montserrat"/>
         </w:rPr>
         <w:t xml:space="preserve"> o por </w:t>
       </w:r>
       <w:r>
         <w:rPr>
-          <w:rFonts w:ascii="Montserrat" w:cs="Montserrat" w:eastAsia="Montserrat" w:hAnsi="Montserrat"/>
-          <w:b/>
-          <w:bCs/>
-          <w:sz w:val="20"/>
-          <w:szCs w:val="20"/>
+          <w:b/>
+          <w:bCs/>
+          <w:sz w:val="20"/>
+          <w:szCs w:val="20"/>
+          <w:rFonts w:ascii="Montserrat" w:cs="Montserrat" w:eastAsia="Montserrat" w:hAnsi="Montserrat"/>
         </w:rPr>
         <w:t xml:space="preserve">Bluetooth (BLE)</w:t>
       </w:r>
       <w:r>
         <w:rPr>
-          <w:rFonts w:ascii="Montserrat" w:cs="Montserrat" w:eastAsia="Montserrat" w:hAnsi="Montserrat"/>
-          <w:sz w:val="20"/>
-          <w:szCs w:val="20"/>
+          <w:sz w:val="20"/>
+          <w:szCs w:val="20"/>
+          <w:rFonts w:ascii="Montserrat" w:cs="Montserrat" w:eastAsia="Montserrat" w:hAnsi="Montserrat"/>
         </w:rPr>
         <w:t xml:space="preserve">. El resto de la guía se divide en dos caminos; solo tenés que seguir uno.</w:t>
       </w:r>
@@ -766,12 +766,12 @@
             </w:pPr>
             <w:r>
               <w:rPr>
-                <w:rFonts w:ascii="Montserrat" w:cs="Montserrat" w:eastAsia="Montserrat" w:hAnsi="Montserrat"/>
                 <w:b/>
                 <w:bCs/>
                 <w:color w:val="FFFFFF"/>
                 <w:sz w:val="18"/>
                 <w:szCs w:val="18"/>
+                <w:rFonts w:ascii="Montserrat" w:cs="Montserrat" w:eastAsia="Montserrat" w:hAnsi="Montserrat"/>
               </w:rPr>
               <w:t xml:space="preserve">Criterio</w:t>
             </w:r>
@@ -795,12 +795,12 @@
             </w:pPr>
             <w:r>
               <w:rPr>
-                <w:rFonts w:ascii="Montserrat" w:cs="Montserrat" w:eastAsia="Montserrat" w:hAnsi="Montserrat"/>
                 <w:b/>
                 <w:bCs/>
                 <w:color w:val="FFFFFF"/>
                 <w:sz w:val="18"/>
                 <w:szCs w:val="18"/>
+                <w:rFonts w:ascii="Montserrat" w:cs="Montserrat" w:eastAsia="Montserrat" w:hAnsi="Montserrat"/>
               </w:rPr>
               <w:t xml:space="preserve">CAMINO A · Serial (USB)</w:t>
             </w:r>
@@ -824,12 +824,12 @@
             </w:pPr>
             <w:r>
               <w:rPr>
-                <w:rFonts w:ascii="Montserrat" w:cs="Montserrat" w:eastAsia="Montserrat" w:hAnsi="Montserrat"/>
                 <w:b/>
                 <w:bCs/>
                 <w:color w:val="FFFFFF"/>
                 <w:sz w:val="18"/>
                 <w:szCs w:val="18"/>
+                <w:rFonts w:ascii="Montserrat" w:cs="Montserrat" w:eastAsia="Montserrat" w:hAnsi="Montserrat"/>
               </w:rPr>
               <w:t xml:space="preserve">CAMINO B · Bluetooth</w:t>
             </w:r>
@@ -855,12 +855,12 @@
             </w:pPr>
             <w:r>
               <w:rPr>
-                <w:rFonts w:ascii="Montserrat" w:cs="Montserrat" w:eastAsia="Montserrat" w:hAnsi="Montserrat"/>
                 <w:b w:val="false"/>
                 <w:bCs w:val="false"/>
                 <w:color w:val="000000"/>
                 <w:sz w:val="18"/>
                 <w:szCs w:val="18"/>
+                <w:rFonts w:ascii="Montserrat" w:cs="Montserrat" w:eastAsia="Montserrat" w:hAnsi="Montserrat"/>
               </w:rPr>
               <w:t xml:space="preserve">Velocidad real máxima</w:t>
             </w:r>
@@ -884,12 +884,12 @@
             </w:pPr>
             <w:r>
               <w:rPr>
-                <w:rFonts w:ascii="Montserrat" w:cs="Montserrat" w:eastAsia="Montserrat" w:hAnsi="Montserrat"/>
                 <w:b w:val="false"/>
                 <w:bCs w:val="false"/>
                 <w:color w:val="000000"/>
                 <w:sz w:val="18"/>
                 <w:szCs w:val="18"/>
+                <w:rFonts w:ascii="Montserrat" w:cs="Montserrat" w:eastAsia="Montserrat" w:hAnsi="Montserrat"/>
               </w:rPr>
               <w:t xml:space="preserve">~100 Hz (everyInterval)</w:t>
             </w:r>
@@ -913,12 +913,12 @@
             </w:pPr>
             <w:r>
               <w:rPr>
-                <w:rFonts w:ascii="Montserrat" w:cs="Montserrat" w:eastAsia="Montserrat" w:hAnsi="Montserrat"/>
                 <w:b w:val="false"/>
                 <w:bCs w:val="false"/>
                 <w:color w:val="000000"/>
                 <w:sz w:val="18"/>
                 <w:szCs w:val="18"/>
+                <w:rFonts w:ascii="Montserrat" w:cs="Montserrat" w:eastAsia="Montserrat" w:hAnsi="Montserrat"/>
               </w:rPr>
               <w:t xml:space="preserve">~30–50 Hz</w:t>
             </w:r>
@@ -944,12 +944,12 @@
             </w:pPr>
             <w:r>
               <w:rPr>
-                <w:rFonts w:ascii="Montserrat" w:cs="Montserrat" w:eastAsia="Montserrat" w:hAnsi="Montserrat"/>
                 <w:b w:val="false"/>
                 <w:bCs w:val="false"/>
                 <w:color w:val="000000"/>
                 <w:sz w:val="18"/>
                 <w:szCs w:val="18"/>
+                <w:rFonts w:ascii="Montserrat" w:cs="Montserrat" w:eastAsia="Montserrat" w:hAnsi="Montserrat"/>
               </w:rPr>
               <w:t xml:space="preserve">Latencia</w:t>
             </w:r>
@@ -973,12 +973,12 @@
             </w:pPr>
             <w:r>
               <w:rPr>
-                <w:rFonts w:ascii="Montserrat" w:cs="Montserrat" w:eastAsia="Montserrat" w:hAnsi="Montserrat"/>
                 <w:b w:val="false"/>
                 <w:bCs w:val="false"/>
                 <w:color w:val="000000"/>
                 <w:sz w:val="18"/>
                 <w:szCs w:val="18"/>
+                <w:rFonts w:ascii="Montserrat" w:cs="Montserrat" w:eastAsia="Montserrat" w:hAnsi="Montserrat"/>
               </w:rPr>
               <w:t xml:space="preserve">Baja y estable</w:t>
             </w:r>
@@ -1002,12 +1002,12 @@
             </w:pPr>
             <w:r>
               <w:rPr>
-                <w:rFonts w:ascii="Montserrat" w:cs="Montserrat" w:eastAsia="Montserrat" w:hAnsi="Montserrat"/>
                 <w:b w:val="false"/>
                 <w:bCs w:val="false"/>
                 <w:color w:val="000000"/>
                 <w:sz w:val="18"/>
                 <w:szCs w:val="18"/>
+                <w:rFonts w:ascii="Montserrat" w:cs="Montserrat" w:eastAsia="Montserrat" w:hAnsi="Montserrat"/>
               </w:rPr>
               <w:t xml:space="preserve">Variable: los datos llegan en lotes</w:t>
             </w:r>
@@ -1033,12 +1033,12 @@
             </w:pPr>
             <w:r>
               <w:rPr>
-                <w:rFonts w:ascii="Montserrat" w:cs="Montserrat" w:eastAsia="Montserrat" w:hAnsi="Montserrat"/>
                 <w:b w:val="false"/>
                 <w:bCs w:val="false"/>
                 <w:color w:val="000000"/>
                 <w:sz w:val="18"/>
                 <w:szCs w:val="18"/>
+                <w:rFonts w:ascii="Montserrat" w:cs="Montserrat" w:eastAsia="Montserrat" w:hAnsi="Montserrat"/>
               </w:rPr>
               <w:t xml:space="preserve">Programación en MakeCode</w:t>
             </w:r>
@@ -1062,12 +1062,12 @@
             </w:pPr>
             <w:r>
               <w:rPr>
-                <w:rFonts w:ascii="Montserrat" w:cs="Montserrat" w:eastAsia="Montserrat" w:hAnsi="Montserrat"/>
                 <w:b w:val="false"/>
                 <w:bCs w:val="false"/>
                 <w:color w:val="000000"/>
                 <w:sz w:val="18"/>
                 <w:szCs w:val="18"/>
+                <w:rFonts w:ascii="Montserrat" w:cs="Montserrat" w:eastAsia="Montserrat" w:hAnsi="Montserrat"/>
               </w:rPr>
               <w:t xml:space="preserve">Un solo bloque: el sitio abre el editor con la extensión FisicaBit USB ya cargada</w:t>
             </w:r>
@@ -1091,12 +1091,12 @@
             </w:pPr>
             <w:r>
               <w:rPr>
-                <w:rFonts w:ascii="Montserrat" w:cs="Montserrat" w:eastAsia="Montserrat" w:hAnsi="Montserrat"/>
                 <w:b w:val="false"/>
                 <w:bCs w:val="false"/>
                 <w:color w:val="000000"/>
                 <w:sz w:val="18"/>
                 <w:szCs w:val="18"/>
+                <w:rFonts w:ascii="Montserrat" w:cs="Montserrat" w:eastAsia="Montserrat" w:hAnsi="Montserrat"/>
               </w:rPr>
               <w:t xml:space="preserve">Código a mano + extensión bluetooth + "No Pairing Required"</w:t>
             </w:r>
@@ -1122,12 +1122,12 @@
             </w:pPr>
             <w:r>
               <w:rPr>
-                <w:rFonts w:ascii="Montserrat" w:cs="Montserrat" w:eastAsia="Montserrat" w:hAnsi="Montserrat"/>
                 <w:b w:val="false"/>
                 <w:bCs w:val="false"/>
                 <w:color w:val="000000"/>
                 <w:sz w:val="18"/>
                 <w:szCs w:val="18"/>
+                <w:rFonts w:ascii="Montserrat" w:cs="Montserrat" w:eastAsia="Montserrat" w:hAnsi="Montserrat"/>
               </w:rPr>
               <w:t xml:space="preserve">Movilidad del experimento</w:t>
             </w:r>
@@ -1151,12 +1151,12 @@
             </w:pPr>
             <w:r>
               <w:rPr>
-                <w:rFonts w:ascii="Montserrat" w:cs="Montserrat" w:eastAsia="Montserrat" w:hAnsi="Montserrat"/>
                 <w:b w:val="false"/>
                 <w:bCs w:val="false"/>
                 <w:color w:val="000000"/>
                 <w:sz w:val="18"/>
                 <w:szCs w:val="18"/>
+                <w:rFonts w:ascii="Montserrat" w:cs="Montserrat" w:eastAsia="Montserrat" w:hAnsi="Montserrat"/>
               </w:rPr>
               <w:t xml:space="preserve">Limitada por el cable</w:t>
             </w:r>
@@ -1180,12 +1180,12 @@
             </w:pPr>
             <w:r>
               <w:rPr>
-                <w:rFonts w:ascii="Montserrat" w:cs="Montserrat" w:eastAsia="Montserrat" w:hAnsi="Montserrat"/>
                 <w:b w:val="false"/>
                 <w:bCs w:val="false"/>
                 <w:color w:val="000000"/>
                 <w:sz w:val="18"/>
                 <w:szCs w:val="18"/>
+                <w:rFonts w:ascii="Montserrat" w:cs="Montserrat" w:eastAsia="Montserrat" w:hAnsi="Montserrat"/>
               </w:rPr>
               <w:t xml:space="preserve">Total (~10 m, a batería)</w:t>
             </w:r>
@@ -1211,12 +1211,12 @@
             </w:pPr>
             <w:r>
               <w:rPr>
-                <w:rFonts w:ascii="Montserrat" w:cs="Montserrat" w:eastAsia="Montserrat" w:hAnsi="Montserrat"/>
                 <w:b w:val="false"/>
                 <w:bCs w:val="false"/>
                 <w:color w:val="000000"/>
                 <w:sz w:val="18"/>
                 <w:szCs w:val="18"/>
+                <w:rFonts w:ascii="Montserrat" w:cs="Montserrat" w:eastAsia="Montserrat" w:hAnsi="Montserrat"/>
               </w:rPr>
               <w:t xml:space="preserve">Dificultad de conexión</w:t>
             </w:r>
@@ -1240,12 +1240,12 @@
             </w:pPr>
             <w:r>
               <w:rPr>
-                <w:rFonts w:ascii="Montserrat" w:cs="Montserrat" w:eastAsia="Montserrat" w:hAnsi="Montserrat"/>
                 <w:b w:val="false"/>
                 <w:bCs w:val="false"/>
                 <w:color w:val="000000"/>
                 <w:sz w:val="18"/>
                 <w:szCs w:val="18"/>
+                <w:rFonts w:ascii="Montserrat" w:cs="Montserrat" w:eastAsia="Montserrat" w:hAnsi="Montserrat"/>
               </w:rPr>
               <w:t xml:space="preserve">Muy simple</w:t>
             </w:r>
@@ -1269,12 +1269,12 @@
             </w:pPr>
             <w:r>
               <w:rPr>
-                <w:rFonts w:ascii="Montserrat" w:cs="Montserrat" w:eastAsia="Montserrat" w:hAnsi="Montserrat"/>
                 <w:b w:val="false"/>
                 <w:bCs w:val="false"/>
                 <w:color w:val="000000"/>
                 <w:sz w:val="18"/>
                 <w:szCs w:val="18"/>
+                <w:rFonts w:ascii="Montserrat" w:cs="Montserrat" w:eastAsia="Montserrat" w:hAnsi="Montserrat"/>
               </w:rPr>
               <w:t xml:space="preserve">Requiere configurar bien el proyecto</w:t>
             </w:r>
@@ -1293,55 +1293,55 @@
       </w:pPr>
       <w:r>
         <w:rPr>
-          <w:rFonts w:ascii="Montserrat" w:cs="Montserrat" w:eastAsia="Montserrat" w:hAnsi="Montserrat"/>
-          <w:b/>
-          <w:bCs/>
-          <w:sz w:val="20"/>
-          <w:szCs w:val="20"/>
+          <w:b/>
+          <w:bCs/>
+          <w:sz w:val="20"/>
+          <w:szCs w:val="20"/>
+          <w:rFonts w:ascii="Montserrat" w:cs="Montserrat" w:eastAsia="Montserrat" w:hAnsi="Montserrat"/>
         </w:rPr>
         <w:t xml:space="preserve">Recomendación: </w:t>
       </w:r>
       <w:r>
         <w:rPr>
-          <w:rFonts w:ascii="Montserrat" w:cs="Montserrat" w:eastAsia="Montserrat" w:hAnsi="Montserrat"/>
-          <w:sz w:val="20"/>
-          <w:szCs w:val="20"/>
+          <w:sz w:val="20"/>
+          <w:szCs w:val="20"/>
+          <w:rFonts w:ascii="Montserrat" w:cs="Montserrat" w:eastAsia="Montserrat" w:hAnsi="Montserrat"/>
         </w:rPr>
         <w:t xml:space="preserve">usá el </w:t>
       </w:r>
       <w:r>
         <w:rPr>
-          <w:rFonts w:ascii="Montserrat" w:cs="Montserrat" w:eastAsia="Montserrat" w:hAnsi="Montserrat"/>
-          <w:b/>
-          <w:bCs/>
-          <w:sz w:val="20"/>
-          <w:szCs w:val="20"/>
+          <w:b/>
+          <w:bCs/>
+          <w:sz w:val="20"/>
+          <w:szCs w:val="20"/>
+          <w:rFonts w:ascii="Montserrat" w:cs="Montserrat" w:eastAsia="Montserrat" w:hAnsi="Montserrat"/>
         </w:rPr>
         <w:t xml:space="preserve">Camino A (Serial)</w:t>
       </w:r>
       <w:r>
         <w:rPr>
-          <w:rFonts w:ascii="Montserrat" w:cs="Montserrat" w:eastAsia="Montserrat" w:hAnsi="Montserrat"/>
-          <w:sz w:val="20"/>
-          <w:szCs w:val="20"/>
+          <w:sz w:val="20"/>
+          <w:szCs w:val="20"/>
+          <w:rFonts w:ascii="Montserrat" w:cs="Montserrat" w:eastAsia="Montserrat" w:hAnsi="Montserrat"/>
         </w:rPr>
         <w:t xml:space="preserve"> siempre que el experimento lo permita: es más simple, más rápido y con tiempos más estables. Reservá el </w:t>
       </w:r>
       <w:r>
         <w:rPr>
-          <w:rFonts w:ascii="Montserrat" w:cs="Montserrat" w:eastAsia="Montserrat" w:hAnsi="Montserrat"/>
-          <w:b/>
-          <w:bCs/>
-          <w:sz w:val="20"/>
-          <w:szCs w:val="20"/>
+          <w:b/>
+          <w:bCs/>
+          <w:sz w:val="20"/>
+          <w:szCs w:val="20"/>
+          <w:rFonts w:ascii="Montserrat" w:cs="Montserrat" w:eastAsia="Montserrat" w:hAnsi="Montserrat"/>
         </w:rPr>
         <w:t xml:space="preserve">Camino B (Bluetooth)</w:t>
       </w:r>
       <w:r>
         <w:rPr>
-          <w:rFonts w:ascii="Montserrat" w:cs="Montserrat" w:eastAsia="Montserrat" w:hAnsi="Montserrat"/>
-          <w:sz w:val="20"/>
-          <w:szCs w:val="20"/>
+          <w:sz w:val="20"/>
+          <w:szCs w:val="20"/>
+          <w:rFonts w:ascii="Montserrat" w:cs="Montserrat" w:eastAsia="Montserrat" w:hAnsi="Montserrat"/>
         </w:rPr>
         <w:t xml:space="preserve"> para experimentos donde el cable molesta o es imposible: péndulos largos, carritos, caída libre, sistemas rotantes.</w:t>
       </w:r>
@@ -1349,16 +1349,16 @@
     <w:p>
       <w:pPr>
         <w:pStyle w:val="Heading2"/>
-        <w:spacing w:after="140" w:before="300"/>
-      </w:pPr>
-      <w:r>
-        <w:rPr>
-          <w:rFonts w:ascii="Montserrat" w:cs="Montserrat" w:eastAsia="Montserrat" w:hAnsi="Montserrat"/>
+        <w:spacing w:before="300" w:after="140"/>
+      </w:pPr>
+      <w:r>
+        <w:rPr>
           <w:b/>
           <w:bCs/>
           <w:color w:val="000000"/>
           <w:sz w:val="22"/>
           <w:szCs w:val="22"/>
+          <w:rFonts w:ascii="Montserrat" w:cs="Montserrat" w:eastAsia="Montserrat" w:hAnsi="Montserrat"/>
         </w:rPr>
         <w:t xml:space="preserve">¿Por qué importa la latencia? (y por qué pedimos el timestamp)</w:t>
       </w:r>
@@ -1369,19 +1369,19 @@
       </w:pPr>
       <w:r>
         <w:rPr>
-          <w:rFonts w:ascii="Montserrat" w:cs="Montserrat" w:eastAsia="Montserrat" w:hAnsi="Montserrat"/>
-          <w:sz w:val="20"/>
-          <w:szCs w:val="20"/>
+          <w:sz w:val="20"/>
+          <w:szCs w:val="20"/>
+          <w:rFonts w:ascii="Montserrat" w:cs="Montserrat" w:eastAsia="Montserrat" w:hAnsi="Montserrat"/>
         </w:rPr>
         <w:t xml:space="preserve">Los datos no viajan de a uno: tanto el USB como el Bluetooth los entregan al navegador </w:t>
       </w:r>
       <w:r>
         <w:rPr>
-          <w:rFonts w:ascii="Montserrat" w:cs="Montserrat" w:eastAsia="Montserrat" w:hAnsi="Montserrat"/>
-          <w:b/>
-          <w:bCs/>
-          <w:sz w:val="20"/>
-          <w:szCs w:val="20"/>
+          <w:b/>
+          <w:bCs/>
+          <w:sz w:val="20"/>
+          <w:szCs w:val="20"/>
+          <w:rFonts w:ascii="Montserrat" w:cs="Montserrat" w:eastAsia="Montserrat" w:hAnsi="Montserrat"/>
         </w:rPr>
         <w:t xml:space="preserve">en lotes</w:t>
       </w:r>
@@ -1393,9 +1393,9 @@
       </w:r>
       <w:r>
         <w:rPr>
-          <w:rFonts w:ascii="Montserrat" w:cs="Montserrat" w:eastAsia="Montserrat" w:hAnsi="Montserrat"/>
-          <w:sz w:val="20"/>
-          <w:szCs w:val="20"/>
+          <w:sz w:val="20"/>
+          <w:szCs w:val="20"/>
+          <w:rFonts w:ascii="Montserrat" w:cs="Montserrat" w:eastAsia="Montserrat" w:hAnsi="Montserrat"/>
         </w:rPr>
         <w:t xml:space="preserve">. Si la plataforma les pusiera la hora al llegar, todos los puntos de un mismo lote quedarían con el mismo tiempo (además, el reloj del navegador tiene una resolución limitada, de ~16 ms). Con Bluetooth el efecto es mayor: la radio agrupa los datos según su intervalo de conexión (~30–50 ms) y la latencia varía punto a punto.</w:t>
       </w:r>
@@ -1406,77 +1406,77 @@
       </w:pPr>
       <w:r>
         <w:rPr>
-          <w:rFonts w:ascii="Montserrat" w:cs="Montserrat" w:eastAsia="Montserrat" w:hAnsi="Montserrat"/>
-          <w:sz w:val="20"/>
-          <w:szCs w:val="20"/>
+          <w:sz w:val="20"/>
+          <w:szCs w:val="20"/>
+          <w:rFonts w:ascii="Montserrat" w:cs="Montserrat" w:eastAsia="Montserrat" w:hAnsi="Montserrat"/>
         </w:rPr>
         <w:t xml:space="preserve">La solución es que </w:t>
       </w:r>
       <w:r>
         <w:rPr>
-          <w:rFonts w:ascii="Montserrat" w:cs="Montserrat" w:eastAsia="Montserrat" w:hAnsi="Montserrat"/>
-          <w:b/>
-          <w:bCs/>
-          <w:sz w:val="20"/>
-          <w:szCs w:val="20"/>
+          <w:b/>
+          <w:bCs/>
+          <w:sz w:val="20"/>
+          <w:szCs w:val="20"/>
+          <w:rFonts w:ascii="Montserrat" w:cs="Montserrat" w:eastAsia="Montserrat" w:hAnsi="Montserrat"/>
         </w:rPr>
         <w:t xml:space="preserve">la propia micro:bit marque la hora de cada medición</w:t>
       </w:r>
       <w:r>
         <w:rPr>
-          <w:rFonts w:ascii="Montserrat" w:cs="Montserrat" w:eastAsia="Montserrat" w:hAnsi="Montserrat"/>
-          <w:sz w:val="20"/>
-          <w:szCs w:val="20"/>
+          <w:sz w:val="20"/>
+          <w:szCs w:val="20"/>
+          <w:rFonts w:ascii="Montserrat" w:cs="Montserrat" w:eastAsia="Montserrat" w:hAnsi="Montserrat"/>
         </w:rPr>
         <w:t xml:space="preserve"> con </w:t>
       </w:r>
       <w:r>
         <w:rPr>
-          <w:rFonts w:ascii="Courier New" w:cs="Courier New" w:eastAsia="Courier New" w:hAnsi="Courier New"/>
           <w:sz w:val="18"/>
           <w:szCs w:val="18"/>
+          <w:rFonts w:ascii="Courier New" w:cs="Courier New" w:eastAsia="Courier New" w:hAnsi="Courier New"/>
         </w:rPr>
         <w:t xml:space="preserve">input.runningTime()</w:t>
       </w:r>
       <w:r>
         <w:rPr>
-          <w:rFonts w:ascii="Montserrat" w:cs="Montserrat" w:eastAsia="Montserrat" w:hAnsi="Montserrat"/>
-          <w:sz w:val="20"/>
-          <w:szCs w:val="20"/>
+          <w:sz w:val="20"/>
+          <w:szCs w:val="20"/>
+          <w:rFonts w:ascii="Montserrat" w:cs="Montserrat" w:eastAsia="Montserrat" w:hAnsi="Montserrat"/>
         </w:rPr>
         <w:t xml:space="preserve"> (milisegundos desde que encendió) y la envíe junto al valor: </w:t>
       </w:r>
       <w:r>
         <w:rPr>
-          <w:rFonts w:ascii="Courier New" w:cs="Courier New" w:eastAsia="Courier New" w:hAnsi="Courier New"/>
           <w:sz w:val="18"/>
           <w:szCs w:val="18"/>
+          <w:rFonts w:ascii="Courier New" w:cs="Courier New" w:eastAsia="Courier New" w:hAnsi="Courier New"/>
         </w:rPr>
         <w:t xml:space="preserve">tiempo,valor</w:t>
       </w:r>
       <w:r>
         <w:rPr>
-          <w:rFonts w:ascii="Montserrat" w:cs="Montserrat" w:eastAsia="Montserrat" w:hAnsi="Montserrat"/>
-          <w:sz w:val="20"/>
-          <w:szCs w:val="20"/>
+          <w:sz w:val="20"/>
+          <w:szCs w:val="20"/>
+          <w:rFonts w:ascii="Montserrat" w:cs="Montserrat" w:eastAsia="Montserrat" w:hAnsi="Montserrat"/>
         </w:rPr>
         <w:t xml:space="preserve">. Así cada punto lleva el instante real en que se midió, sin importar cuándo ni cómo llegó al navegador. Por eso todos los códigos de esta guía envían el timestamp, y la casilla </w:t>
       </w:r>
       <w:r>
         <w:rPr>
-          <w:rFonts w:ascii="Montserrat" w:cs="Montserrat" w:eastAsia="Montserrat" w:hAnsi="Montserrat"/>
-          <w:b/>
-          <w:bCs/>
-          <w:sz w:val="20"/>
-          <w:szCs w:val="20"/>
+          <w:b/>
+          <w:bCs/>
+          <w:sz w:val="20"/>
+          <w:szCs w:val="20"/>
+          <w:rFonts w:ascii="Montserrat" w:cs="Montserrat" w:eastAsia="Montserrat" w:hAnsi="Montserrat"/>
         </w:rPr>
         <w:t xml:space="preserve">“Micro:bit envía timestamp”</w:t>
       </w:r>
       <w:r>
         <w:rPr>
-          <w:rFonts w:ascii="Montserrat" w:cs="Montserrat" w:eastAsia="Montserrat" w:hAnsi="Montserrat"/>
-          <w:sz w:val="20"/>
-          <w:szCs w:val="20"/>
+          <w:sz w:val="20"/>
+          <w:szCs w:val="20"/>
+          <w:rFonts w:ascii="Montserrat" w:cs="Montserrat" w:eastAsia="Montserrat" w:hAnsi="Montserrat"/>
         </w:rPr>
         <w:t xml:space="preserve"> de la plataforma está activada por defecto.</w:t>
       </w:r>
@@ -1487,24 +1487,24 @@
           <w:left w:val="single" w:color="000000" w:sz="36" w:space="10"/>
         </w:pBdr>
         <w:shd w:fill="F5F5F5" w:val="clear"/>
-        <w:spacing w:after="220" w:before="160" w:line="290"/>
+        <w:spacing w:before="160" w:after="220" w:line="290"/>
         <w:ind w:left="120" w:right="120"/>
       </w:pPr>
       <w:r>
         <w:rPr>
-          <w:rFonts w:ascii="Montserrat" w:cs="Montserrat" w:eastAsia="Montserrat" w:hAnsi="Montserrat"/>
-          <w:b/>
-          <w:bCs/>
-          <w:sz w:val="20"/>
-          <w:szCs w:val="20"/>
+          <w:b/>
+          <w:bCs/>
+          <w:sz w:val="20"/>
+          <w:szCs w:val="20"/>
+          <w:rFonts w:ascii="Montserrat" w:cs="Montserrat" w:eastAsia="Montserrat" w:hAnsi="Montserrat"/>
         </w:rPr>
         <w:t xml:space="preserve">En resumen: </w:t>
       </w:r>
       <w:r>
         <w:rPr>
-          <w:rFonts w:ascii="Montserrat" w:cs="Montserrat" w:eastAsia="Montserrat" w:hAnsi="Montserrat"/>
-          <w:sz w:val="20"/>
-          <w:szCs w:val="20"/>
+          <w:sz w:val="20"/>
+          <w:szCs w:val="20"/>
+          <w:rFonts w:ascii="Montserrat" w:cs="Montserrat" w:eastAsia="Montserrat" w:hAnsi="Montserrat"/>
         </w:rPr>
         <w:t xml:space="preserve">el timestamp de la micro:bit “desarma” los lotes y devuelve a cada punto su tiempo verdadero. Es imprescindible en Bluetooth y muy recomendable en USB para fenómenos rápidos.</w:t>
       </w:r>
@@ -1515,9 +1515,9 @@
       </w:pPr>
       <w:r>
         <w:rPr>
-          <w:rFonts w:ascii="Montserrat" w:cs="Montserrat" w:eastAsia="Montserrat" w:hAnsi="Montserrat"/>
-          <w:sz w:val="20"/>
-          <w:szCs w:val="20"/>
+          <w:sz w:val="20"/>
+          <w:szCs w:val="20"/>
+          <w:rFonts w:ascii="Montserrat" w:cs="Montserrat" w:eastAsia="Montserrat" w:hAnsi="Montserrat"/>
         </w:rPr>
         <w:t xml:space="preserve">Ahora sí, elegí tu camino:</w:t>
       </w:r>
@@ -1525,18 +1525,18 @@
     <w:p>
       <w:pPr>
         <w:shd w:fill="000000" w:val="clear"/>
-        <w:spacing w:after="280" w:before="240" w:line="300"/>
+        <w:spacing w:before="240" w:after="280" w:line="300"/>
         <w:jc w:val="center"/>
       </w:pPr>
       <w:hyperlink w:history="1" w:anchor="caminoA">
         <w:r>
           <w:rPr>
-            <w:rFonts w:ascii="Montserrat" w:cs="Montserrat" w:eastAsia="Montserrat" w:hAnsi="Montserrat"/>
             <w:b/>
             <w:bCs/>
             <w:color w:val="FFFFFF"/>
             <w:sz w:val="21"/>
             <w:szCs w:val="21"/>
+            <w:rFonts w:ascii="Montserrat" w:cs="Montserrat" w:eastAsia="Montserrat" w:hAnsi="Montserrat"/>
           </w:rPr>
           <w:t xml:space="preserve">➜  CAMINO A — CONEXIÓN SERIAL POR USB (RECOMENDADO)</w:t>
         </w:r>
@@ -1545,18 +1545,18 @@
     <w:p>
       <w:pPr>
         <w:shd w:fill="000000" w:val="clear"/>
-        <w:spacing w:after="280" w:before="240" w:line="300"/>
+        <w:spacing w:before="240" w:after="280" w:line="300"/>
         <w:jc w:val="center"/>
       </w:pPr>
       <w:hyperlink w:history="1" w:anchor="caminoB">
         <w:r>
           <w:rPr>
-            <w:rFonts w:ascii="Montserrat" w:cs="Montserrat" w:eastAsia="Montserrat" w:hAnsi="Montserrat"/>
             <w:b/>
             <w:bCs/>
             <w:color w:val="FFFFFF"/>
             <w:sz w:val="21"/>
             <w:szCs w:val="21"/>
+            <w:rFonts w:ascii="Montserrat" w:cs="Montserrat" w:eastAsia="Montserrat" w:hAnsi="Montserrat"/>
           </w:rPr>
           <w:t xml:space="preserve">➜  CAMINO B — CONEXIÓN BLUETOOTH</w:t>
         </w:r>
@@ -1568,17 +1568,17 @@
         <w:pBdr>
           <w:bottom w:val="single" w:color="000000" w:sz="18" w:space="4"/>
         </w:pBdr>
-        <w:spacing w:after="200" w:before="420"/>
+        <w:spacing w:before="420" w:after="200"/>
       </w:pPr>
       <w:bookmarkStart w:name="caminoA" w:id="101"/>
       <w:r>
         <w:rPr>
-          <w:rFonts w:ascii="Montserrat" w:cs="Montserrat" w:eastAsia="Montserrat" w:hAnsi="Montserrat"/>
           <w:b/>
           <w:bCs/>
           <w:color w:val="000000"/>
           <w:sz w:val="26"/>
           <w:szCs w:val="26"/>
+          <w:rFonts w:ascii="Montserrat" w:cs="Montserrat" w:eastAsia="Montserrat" w:hAnsi="Montserrat"/>
         </w:rPr>
         <w:t xml:space="preserve">4 · CAMINO A — CONEXIÓN SERIAL POR USB</w:t>
       </w:r>
@@ -1590,27 +1590,27 @@
       </w:pPr>
       <w:r>
         <w:rPr>
-          <w:rFonts w:ascii="Montserrat" w:cs="Montserrat" w:eastAsia="Montserrat" w:hAnsi="Montserrat"/>
-          <w:sz w:val="20"/>
-          <w:szCs w:val="20"/>
+          <w:sz w:val="20"/>
+          <w:szCs w:val="20"/>
+          <w:rFonts w:ascii="Montserrat" w:cs="Montserrat" w:eastAsia="Montserrat" w:hAnsi="Montserrat"/>
         </w:rPr>
         <w:t xml:space="preserve">La plataforma trae su propia extensión de MakeCode, </w:t>
       </w:r>
       <w:r>
         <w:rPr>
-          <w:rFonts w:ascii="Montserrat" w:cs="Montserrat" w:eastAsia="Montserrat" w:hAnsi="Montserrat"/>
-          <w:b/>
-          <w:bCs/>
-          <w:sz w:val="20"/>
-          <w:szCs w:val="20"/>
+          <w:b/>
+          <w:bCs/>
+          <w:sz w:val="20"/>
+          <w:szCs w:val="20"/>
+          <w:rFonts w:ascii="Montserrat" w:cs="Montserrat" w:eastAsia="Montserrat" w:hAnsi="Montserrat"/>
         </w:rPr>
         <w:t xml:space="preserve">FisicaBit USB</w:t>
       </w:r>
       <w:r>
         <w:rPr>
-          <w:rFonts w:ascii="Montserrat" w:cs="Montserrat" w:eastAsia="Montserrat" w:hAnsi="Montserrat"/>
-          <w:sz w:val="20"/>
-          <w:szCs w:val="20"/>
+          <w:sz w:val="20"/>
+          <w:szCs w:val="20"/>
+          <w:rFonts w:ascii="Montserrat" w:cs="Montserrat" w:eastAsia="Montserrat" w:hAnsi="Montserrat"/>
         </w:rPr>
         <w:t xml:space="preserve">, que reduce todo el programa a un solo bloque. Ya no hace falta escribir código a mano: el sitio abre el editor con todo cargado.</w:t>
       </w:r>
@@ -1618,83 +1618,83 @@
     <w:p>
       <w:pPr>
         <w:pStyle w:val="Heading2"/>
-        <w:spacing w:after="140" w:before="300"/>
-      </w:pPr>
-      <w:r>
-        <w:rPr>
-          <w:rFonts w:ascii="Montserrat" w:cs="Montserrat" w:eastAsia="Montserrat" w:hAnsi="Montserrat"/>
+        <w:spacing w:before="300" w:after="140"/>
+      </w:pPr>
+      <w:r>
+        <w:rPr>
           <w:b/>
           <w:bCs/>
           <w:color w:val="000000"/>
           <w:sz w:val="22"/>
           <w:szCs w:val="22"/>
+          <w:rFonts w:ascii="Montserrat" w:cs="Montserrat" w:eastAsia="Montserrat" w:hAnsi="Montserrat"/>
         </w:rPr>
         <w:t xml:space="preserve">4.1 · Abrí el editor desde el sitio</w:t>
       </w:r>
     </w:p>
     <w:p>
       <w:pPr>
-        <w:spacing w:after="100" w:before="120" w:line="300"/>
+        <w:spacing w:before="120" w:after="100" w:line="300"/>
         <w:ind w:left="360" w:hanging="360"/>
       </w:pPr>
       <w:r>
         <w:rPr>
-          <w:rFonts w:ascii="Montserrat" w:cs="Montserrat" w:eastAsia="Montserrat" w:hAnsi="Montserrat"/>
-          <w:b/>
-          <w:bCs/>
-          <w:sz w:val="20"/>
-          <w:szCs w:val="20"/>
+          <w:b/>
+          <w:bCs/>
+          <w:sz w:val="20"/>
+          <w:szCs w:val="20"/>
+          <w:rFonts w:ascii="Montserrat" w:cs="Montserrat" w:eastAsia="Montserrat" w:hAnsi="Montserrat"/>
         </w:rPr>
         <w:t xml:space="preserve">1.  </w:t>
       </w:r>
       <w:r>
         <w:rPr>
-          <w:rFonts w:ascii="Montserrat" w:cs="Montserrat" w:eastAsia="Montserrat" w:hAnsi="Montserrat"/>
-          <w:sz w:val="20"/>
-          <w:szCs w:val="20"/>
+          <w:sz w:val="20"/>
+          <w:szCs w:val="20"/>
+          <w:rFonts w:ascii="Montserrat" w:cs="Montserrat" w:eastAsia="Montserrat" w:hAnsi="Montserrat"/>
         </w:rPr>
         <w:t xml:space="preserve">En la barra de herramientas presioná </w:t>
       </w:r>
       <w:r>
         <w:rPr>
-          <w:rFonts w:ascii="Montserrat" w:cs="Montserrat" w:eastAsia="Montserrat" w:hAnsi="Montserrat"/>
-          <w:b/>
-          <w:bCs/>
-          <w:sz w:val="20"/>
-          <w:szCs w:val="20"/>
+          <w:b/>
+          <w:bCs/>
+          <w:sz w:val="20"/>
+          <w:szCs w:val="20"/>
+          <w:rFonts w:ascii="Montserrat" w:cs="Montserrat" w:eastAsia="Montserrat" w:hAnsi="Montserrat"/>
         </w:rPr>
         <w:t xml:space="preserve">EXTRAS ▾</w:t>
       </w:r>
       <w:r>
         <w:rPr>
-          <w:rFonts w:ascii="Montserrat" w:cs="Montserrat" w:eastAsia="Montserrat" w:hAnsi="Montserrat"/>
-          <w:sz w:val="20"/>
-          <w:szCs w:val="20"/>
+          <w:sz w:val="20"/>
+          <w:szCs w:val="20"/>
+          <w:rFonts w:ascii="Montserrat" w:cs="Montserrat" w:eastAsia="Montserrat" w:hAnsi="Montserrat"/>
         </w:rPr>
         <w:t xml:space="preserve"> y elegí </w:t>
       </w:r>
       <w:r>
         <w:rPr>
-          <w:rFonts w:ascii="Montserrat" w:cs="Montserrat" w:eastAsia="Montserrat" w:hAnsi="Montserrat"/>
-          <w:b/>
-          <w:bCs/>
-          <w:sz w:val="20"/>
-          <w:szCs w:val="20"/>
+          <w:b/>
+          <w:bCs/>
+          <w:sz w:val="20"/>
+          <w:szCs w:val="20"/>
+          <w:rFonts w:ascii="Montserrat" w:cs="Montserrat" w:eastAsia="Montserrat" w:hAnsi="Montserrat"/>
         </w:rPr>
         <w:t xml:space="preserve">MAKECODE + FISICABIT</w:t>
       </w:r>
       <w:r>
         <w:rPr>
-          <w:rFonts w:ascii="Montserrat" w:cs="Montserrat" w:eastAsia="Montserrat" w:hAnsi="Montserrat"/>
-          <w:sz w:val="20"/>
-          <w:szCs w:val="20"/>
+          <w:sz w:val="20"/>
+          <w:szCs w:val="20"/>
+          <w:rFonts w:ascii="Montserrat" w:cs="Montserrat" w:eastAsia="Montserrat" w:hAnsi="Montserrat"/>
         </w:rPr>
         <w:t xml:space="preserve">.</w:t>
       </w:r>
     </w:p>
     <w:p>
       <w:pPr>
-        <w:spacing w:after="40" w:before="120"/>
+        <w:spacing w:before="120" w:after="40"/>
         <w:jc w:val="center"/>
       </w:pPr>
       <w:r>
@@ -1716,7 +1716,7 @@
                     </pic:cNvPicPr>
                   </pic:nvPicPr>
                   <pic:blipFill>
-                    <a:blip r:embed="rId9" cstate="none"/>
+                    <a:blip r:embed="rId8" cstate="none"/>
                     <a:srcRect/>
                     <a:stretch>
                       <a:fillRect/>
@@ -1740,95 +1740,95 @@
     </w:p>
     <w:p>
       <w:pPr>
-        <w:spacing w:after="240" w:before="60"/>
+        <w:spacing w:before="60" w:after="240"/>
         <w:jc w:val="center"/>
       </w:pPr>
       <w:r>
         <w:rPr>
-          <w:rFonts w:ascii="Montserrat" w:cs="Montserrat" w:eastAsia="Montserrat" w:hAnsi="Montserrat"/>
           <w:i/>
           <w:iCs/>
           <w:color w:val="555555"/>
           <w:sz w:val="17"/>
           <w:szCs w:val="17"/>
+          <w:rFonts w:ascii="Montserrat" w:cs="Montserrat" w:eastAsia="Montserrat" w:hAnsi="Montserrat"/>
         </w:rPr>
         <w:t xml:space="preserve">El editor se abre desde EXTRAS ▾ → MAKECODE + FISICABIT.</w:t>
       </w:r>
     </w:p>
     <w:p>
       <w:pPr>
-        <w:spacing w:after="100" w:before="120" w:line="300"/>
+        <w:spacing w:before="120" w:after="100" w:line="300"/>
         <w:ind w:left="360" w:hanging="360"/>
       </w:pPr>
       <w:r>
         <w:rPr>
-          <w:rFonts w:ascii="Montserrat" w:cs="Montserrat" w:eastAsia="Montserrat" w:hAnsi="Montserrat"/>
-          <w:b/>
-          <w:bCs/>
-          <w:sz w:val="20"/>
-          <w:szCs w:val="20"/>
+          <w:b/>
+          <w:bCs/>
+          <w:sz w:val="20"/>
+          <w:szCs w:val="20"/>
+          <w:rFonts w:ascii="Montserrat" w:cs="Montserrat" w:eastAsia="Montserrat" w:hAnsi="Montserrat"/>
         </w:rPr>
         <w:t xml:space="preserve">2.  </w:t>
       </w:r>
       <w:r>
         <w:rPr>
-          <w:rFonts w:ascii="Montserrat" w:cs="Montserrat" w:eastAsia="Montserrat" w:hAnsi="Montserrat"/>
-          <w:sz w:val="20"/>
-          <w:szCs w:val="20"/>
+          <w:sz w:val="20"/>
+          <w:szCs w:val="20"/>
+          <w:rFonts w:ascii="Montserrat" w:cs="Montserrat" w:eastAsia="Montserrat" w:hAnsi="Montserrat"/>
         </w:rPr>
         <w:t xml:space="preserve">Se abre el </w:t>
       </w:r>
       <w:r>
         <w:rPr>
-          <w:rFonts w:ascii="Montserrat" w:cs="Montserrat" w:eastAsia="Montserrat" w:hAnsi="Montserrat"/>
-          <w:b/>
-          <w:bCs/>
-          <w:sz w:val="20"/>
-          <w:szCs w:val="20"/>
+          <w:b/>
+          <w:bCs/>
+          <w:sz w:val="20"/>
+          <w:szCs w:val="20"/>
+          <w:rFonts w:ascii="Montserrat" w:cs="Montserrat" w:eastAsia="Montserrat" w:hAnsi="Montserrat"/>
         </w:rPr>
         <w:t xml:space="preserve">editor oficial de MakeCode</w:t>
       </w:r>
       <w:r>
         <w:rPr>
-          <w:rFonts w:ascii="Montserrat" w:cs="Montserrat" w:eastAsia="Montserrat" w:hAnsi="Montserrat"/>
-          <w:sz w:val="20"/>
-          <w:szCs w:val="20"/>
+          <w:sz w:val="20"/>
+          <w:szCs w:val="20"/>
+          <w:rFonts w:ascii="Montserrat" w:cs="Montserrat" w:eastAsia="Montserrat" w:hAnsi="Montserrat"/>
         </w:rPr>
         <w:t xml:space="preserve"> (makecode.microbit.org, siempre en su versión vigente) dentro del sitio, con un proyecto nuevo que ya tiene cargada la extensión </w:t>
       </w:r>
       <w:r>
         <w:rPr>
-          <w:rFonts w:ascii="Montserrat" w:cs="Montserrat" w:eastAsia="Montserrat" w:hAnsi="Montserrat"/>
-          <w:b/>
-          <w:bCs/>
-          <w:sz w:val="20"/>
-          <w:szCs w:val="20"/>
+          <w:b/>
+          <w:bCs/>
+          <w:sz w:val="20"/>
+          <w:szCs w:val="20"/>
+          <w:rFonts w:ascii="Montserrat" w:cs="Montserrat" w:eastAsia="Montserrat" w:hAnsi="Montserrat"/>
         </w:rPr>
         <w:t xml:space="preserve">FisicaBit USB</w:t>
       </w:r>
       <w:r>
         <w:rPr>
-          <w:rFonts w:ascii="Montserrat" w:cs="Montserrat" w:eastAsia="Montserrat" w:hAnsi="Montserrat"/>
-          <w:sz w:val="20"/>
-          <w:szCs w:val="20"/>
+          <w:sz w:val="20"/>
+          <w:szCs w:val="20"/>
+          <w:rFonts w:ascii="Montserrat" w:cs="Montserrat" w:eastAsia="Montserrat" w:hAnsi="Montserrat"/>
         </w:rPr>
         <w:t xml:space="preserve">: los bloques </w:t>
       </w:r>
       <w:r>
         <w:rPr>
-          <w:rFonts w:ascii="Montserrat" w:cs="Montserrat" w:eastAsia="Montserrat" w:hAnsi="Montserrat"/>
-          <w:b/>
-          <w:bCs/>
-          <w:sz w:val="20"/>
-          <w:szCs w:val="20"/>
+          <w:b/>
+          <w:bCs/>
+          <w:sz w:val="20"/>
+          <w:szCs w:val="20"/>
+          <w:rFonts w:ascii="Montserrat" w:cs="Montserrat" w:eastAsia="Montserrat" w:hAnsi="Montserrat"/>
         </w:rPr>
         <w:t xml:space="preserve">“enviar a fisicabit.com”</w:t>
       </w:r>
       <w:r>
         <w:rPr>
-          <w:rFonts w:ascii="Montserrat" w:cs="Montserrat" w:eastAsia="Montserrat" w:hAnsi="Montserrat"/>
-          <w:sz w:val="20"/>
-          <w:szCs w:val="20"/>
+          <w:sz w:val="20"/>
+          <w:szCs w:val="20"/>
+          <w:rFonts w:ascii="Montserrat" w:cs="Montserrat" w:eastAsia="Montserrat" w:hAnsi="Montserrat"/>
         </w:rPr>
         <w:t xml:space="preserve"> aparecen sin buscar nada. Al volver a entrar, reabre tu última práctica.</w:t>
       </w:r>
@@ -1839,114 +1839,114 @@
           <w:left w:val="single" w:color="000000" w:sz="36" w:space="10"/>
         </w:pBdr>
         <w:shd w:fill="F5F5F5" w:val="clear"/>
-        <w:spacing w:after="220" w:before="160" w:line="290"/>
+        <w:spacing w:before="160" w:after="220" w:line="290"/>
         <w:ind w:left="120" w:right="120"/>
       </w:pPr>
       <w:r>
         <w:rPr>
-          <w:rFonts w:ascii="Montserrat" w:cs="Montserrat" w:eastAsia="Montserrat" w:hAnsi="Montserrat"/>
-          <w:b/>
-          <w:bCs/>
-          <w:sz w:val="20"/>
-          <w:szCs w:val="20"/>
+          <w:b/>
+          <w:bCs/>
+          <w:sz w:val="20"/>
+          <w:szCs w:val="20"/>
+          <w:rFonts w:ascii="Montserrat" w:cs="Montserrat" w:eastAsia="Montserrat" w:hAnsi="Montserrat"/>
         </w:rPr>
         <w:t xml:space="preserve">La barra flotante “FisicaBit”: </w:t>
       </w:r>
       <w:r>
         <w:rPr>
-          <w:rFonts w:ascii="Montserrat" w:cs="Montserrat" w:eastAsia="Montserrat" w:hAnsi="Montserrat"/>
-          <w:sz w:val="20"/>
-          <w:szCs w:val="20"/>
+          <w:sz w:val="20"/>
+          <w:szCs w:val="20"/>
+          <w:rFonts w:ascii="Montserrat" w:cs="Montserrat" w:eastAsia="Montserrat" w:hAnsi="Montserrat"/>
         </w:rPr>
         <w:t xml:space="preserve">sobre el editor hay una tira negra con </w:t>
       </w:r>
       <w:r>
         <w:rPr>
-          <w:rFonts w:ascii="Montserrat" w:cs="Montserrat" w:eastAsia="Montserrat" w:hAnsi="Montserrat"/>
-          <w:b/>
-          <w:bCs/>
-          <w:sz w:val="20"/>
-          <w:szCs w:val="20"/>
+          <w:b/>
+          <w:bCs/>
+          <w:sz w:val="20"/>
+          <w:szCs w:val="20"/>
+          <w:rFonts w:ascii="Montserrat" w:cs="Montserrat" w:eastAsia="Montserrat" w:hAnsi="Montserrat"/>
         </w:rPr>
         <w:t xml:space="preserve">Guardar en Drive</w:t>
       </w:r>
       <w:r>
         <w:rPr>
-          <w:rFonts w:ascii="Montserrat" w:cs="Montserrat" w:eastAsia="Montserrat" w:hAnsi="Montserrat"/>
-          <w:sz w:val="20"/>
-          <w:szCs w:val="20"/>
+          <w:sz w:val="20"/>
+          <w:szCs w:val="20"/>
+          <w:rFonts w:ascii="Montserrat" w:cs="Montserrat" w:eastAsia="Montserrat" w:hAnsi="Montserrat"/>
         </w:rPr>
         <w:t xml:space="preserve"> (sube la práctica a tu Google Drive, carpeta fisicabit / prácticas de micro:bit, y desde ahí se guarda sola), </w:t>
       </w:r>
       <w:r>
         <w:rPr>
-          <w:rFonts w:ascii="Montserrat" w:cs="Montserrat" w:eastAsia="Montserrat" w:hAnsi="Montserrat"/>
-          <w:b/>
-          <w:bCs/>
-          <w:sz w:val="20"/>
-          <w:szCs w:val="20"/>
+          <w:b/>
+          <w:bCs/>
+          <w:sz w:val="20"/>
+          <w:szCs w:val="20"/>
+          <w:rFonts w:ascii="Montserrat" w:cs="Montserrat" w:eastAsia="Montserrat" w:hAnsi="Montserrat"/>
         </w:rPr>
         <w:t xml:space="preserve">Mis prácticas ▾</w:t>
       </w:r>
       <w:r>
         <w:rPr>
-          <w:rFonts w:ascii="Montserrat" w:cs="Montserrat" w:eastAsia="Montserrat" w:hAnsi="Montserrat"/>
-          <w:sz w:val="20"/>
-          <w:szCs w:val="20"/>
+          <w:sz w:val="20"/>
+          <w:szCs w:val="20"/>
+          <w:rFonts w:ascii="Montserrat" w:cs="Montserrat" w:eastAsia="Montserrat" w:hAnsi="Montserrat"/>
         </w:rPr>
         <w:t xml:space="preserve"> (retomar prácticas guardadas o crear otra), </w:t>
       </w:r>
       <w:r>
         <w:rPr>
-          <w:rFonts w:ascii="Montserrat" w:cs="Montserrat" w:eastAsia="Montserrat" w:hAnsi="Montserrat"/>
-          <w:b/>
-          <w:bCs/>
-          <w:sz w:val="20"/>
-          <w:szCs w:val="20"/>
+          <w:b/>
+          <w:bCs/>
+          <w:sz w:val="20"/>
+          <w:szCs w:val="20"/>
+          <w:rFonts w:ascii="Montserrat" w:cs="Montserrat" w:eastAsia="Montserrat" w:hAnsi="Montserrat"/>
         </w:rPr>
         <w:t xml:space="preserve">Soltar USB</w:t>
       </w:r>
       <w:r>
         <w:rPr>
-          <w:rFonts w:ascii="Montserrat" w:cs="Montserrat" w:eastAsia="Montserrat" w:hAnsi="Montserrat"/>
-          <w:sz w:val="20"/>
-          <w:szCs w:val="20"/>
+          <w:sz w:val="20"/>
+          <w:szCs w:val="20"/>
+          <w:rFonts w:ascii="Montserrat" w:cs="Montserrat" w:eastAsia="Montserrat" w:hAnsi="Montserrat"/>
         </w:rPr>
         <w:t xml:space="preserve"> (libera el puerto si la grabación falla), </w:t>
       </w:r>
       <w:r>
         <w:rPr>
-          <w:rFonts w:ascii="Montserrat" w:cs="Montserrat" w:eastAsia="Montserrat" w:hAnsi="Montserrat"/>
-          <w:b/>
-          <w:bCs/>
-          <w:sz w:val="20"/>
-          <w:szCs w:val="20"/>
+          <w:b/>
+          <w:bCs/>
+          <w:sz w:val="20"/>
+          <w:szCs w:val="20"/>
+          <w:rFonts w:ascii="Montserrat" w:cs="Montserrat" w:eastAsia="Montserrat" w:hAnsi="Montserrat"/>
         </w:rPr>
         <w:t xml:space="preserve">Ayuda</w:t>
       </w:r>
       <w:r>
         <w:rPr>
-          <w:rFonts w:ascii="Montserrat" w:cs="Montserrat" w:eastAsia="Montserrat" w:hAnsi="Montserrat"/>
-          <w:sz w:val="20"/>
-          <w:szCs w:val="20"/>
+          <w:sz w:val="20"/>
+          <w:szCs w:val="20"/>
+          <w:rFonts w:ascii="Montserrat" w:cs="Montserrat" w:eastAsia="Montserrat" w:hAnsi="Montserrat"/>
         </w:rPr>
         <w:t xml:space="preserve"> y </w:t>
       </w:r>
       <w:r>
         <w:rPr>
-          <w:rFonts w:ascii="Montserrat" w:cs="Montserrat" w:eastAsia="Montserrat" w:hAnsi="Montserrat"/>
-          <w:b/>
-          <w:bCs/>
-          <w:sz w:val="20"/>
-          <w:szCs w:val="20"/>
+          <w:b/>
+          <w:bCs/>
+          <w:sz w:val="20"/>
+          <w:szCs w:val="20"/>
+          <w:rFonts w:ascii="Montserrat" w:cs="Montserrat" w:eastAsia="Montserrat" w:hAnsi="Montserrat"/>
         </w:rPr>
         <w:t xml:space="preserve">✕ Volver</w:t>
       </w:r>
       <w:r>
         <w:rPr>
-          <w:rFonts w:ascii="Montserrat" w:cs="Montserrat" w:eastAsia="Montserrat" w:hAnsi="Montserrat"/>
-          <w:sz w:val="20"/>
-          <w:szCs w:val="20"/>
+          <w:sz w:val="20"/>
+          <w:szCs w:val="20"/>
+          <w:rFonts w:ascii="Montserrat" w:cs="Montserrat" w:eastAsia="Montserrat" w:hAnsi="Montserrat"/>
         </w:rPr>
         <w:t xml:space="preserve"> (regresa al sitio sin cerrar el editor). Se puede arrastrar desde ⋮⋮ si tapa algo.</w:t>
       </w:r>
@@ -1957,58 +1957,58 @@
           <w:left w:val="single" w:color="000000" w:sz="36" w:space="10"/>
         </w:pBdr>
         <w:shd w:fill="F5F5F5" w:val="clear"/>
-        <w:spacing w:after="220" w:before="160" w:line="290"/>
+        <w:spacing w:before="160" w:after="220" w:line="290"/>
         <w:ind w:left="120" w:right="120"/>
       </w:pPr>
       <w:r>
         <w:rPr>
-          <w:rFonts w:ascii="Montserrat" w:cs="Montserrat" w:eastAsia="Montserrat" w:hAnsi="Montserrat"/>
-          <w:b/>
-          <w:bCs/>
-          <w:sz w:val="20"/>
-          <w:szCs w:val="20"/>
+          <w:b/>
+          <w:bCs/>
+          <w:sz w:val="20"/>
+          <w:szCs w:val="20"/>
+          <w:rFonts w:ascii="Montserrat" w:cs="Montserrat" w:eastAsia="Montserrat" w:hAnsi="Montserrat"/>
         </w:rPr>
         <w:t xml:space="preserve">¿Preferís MakeCode en una pestaña aparte? </w:t>
       </w:r>
       <w:r>
         <w:rPr>
-          <w:rFonts w:ascii="Montserrat" w:cs="Montserrat" w:eastAsia="Montserrat" w:hAnsi="Montserrat"/>
-          <w:sz w:val="20"/>
-          <w:szCs w:val="20"/>
+          <w:sz w:val="20"/>
+          <w:szCs w:val="20"/>
+          <w:rFonts w:ascii="Montserrat" w:cs="Montserrat" w:eastAsia="Montserrat" w:hAnsi="Montserrat"/>
         </w:rPr>
         <w:t xml:space="preserve">Andá a makecode.microbit.org, abrí </w:t>
       </w:r>
       <w:r>
         <w:rPr>
-          <w:rFonts w:ascii="Montserrat" w:cs="Montserrat" w:eastAsia="Montserrat" w:hAnsi="Montserrat"/>
-          <w:b/>
-          <w:bCs/>
-          <w:sz w:val="20"/>
-          <w:szCs w:val="20"/>
+          <w:b/>
+          <w:bCs/>
+          <w:sz w:val="20"/>
+          <w:szCs w:val="20"/>
+          <w:rFonts w:ascii="Montserrat" w:cs="Montserrat" w:eastAsia="Montserrat" w:hAnsi="Montserrat"/>
         </w:rPr>
         <w:t xml:space="preserve">Extensiones</w:t>
       </w:r>
       <w:r>
         <w:rPr>
-          <w:rFonts w:ascii="Montserrat" w:cs="Montserrat" w:eastAsia="Montserrat" w:hAnsi="Montserrat"/>
-          <w:sz w:val="20"/>
-          <w:szCs w:val="20"/>
+          <w:sz w:val="20"/>
+          <w:szCs w:val="20"/>
+          <w:rFonts w:ascii="Montserrat" w:cs="Montserrat" w:eastAsia="Montserrat" w:hAnsi="Montserrat"/>
         </w:rPr>
         <w:t xml:space="preserve"> y pegá </w:t>
       </w:r>
       <w:r>
         <w:rPr>
-          <w:rFonts w:ascii="Courier New" w:cs="Courier New" w:eastAsia="Courier New" w:hAnsi="Courier New"/>
           <w:sz w:val="18"/>
           <w:szCs w:val="18"/>
-        </w:rPr>
-        <w:t xml:space="preserve">https://github.com/preparadordelaboratorio/pxt-fisicabit-usb</w:t>
-      </w:r>
-      <w:r>
-        <w:rPr>
-          <w:rFonts w:ascii="Montserrat" w:cs="Montserrat" w:eastAsia="Montserrat" w:hAnsi="Montserrat"/>
-          <w:sz w:val="20"/>
-          <w:szCs w:val="20"/>
+          <w:rFonts w:ascii="Courier New" w:cs="Courier New" w:eastAsia="Courier New" w:hAnsi="Courier New"/>
+        </w:rPr>
+        <w:t xml:space="preserve">https://github.com/martinferreiraHCA/pxt-fisicabit-usb</w:t>
+      </w:r>
+      <w:r>
+        <w:rPr>
+          <w:sz w:val="20"/>
+          <w:szCs w:val="20"/>
+          <w:rFonts w:ascii="Montserrat" w:cs="Montserrat" w:eastAsia="Montserrat" w:hAnsi="Montserrat"/>
         </w:rPr>
         <w:t xml:space="preserve">. Es la misma extensión; útil si la red de la escuela bloquea el editor embebido.</w:t>
       </w:r>
@@ -2016,16 +2016,16 @@
     <w:p>
       <w:pPr>
         <w:pStyle w:val="Heading2"/>
-        <w:spacing w:after="140" w:before="300"/>
-      </w:pPr>
-      <w:r>
-        <w:rPr>
-          <w:rFonts w:ascii="Montserrat" w:cs="Montserrat" w:eastAsia="Montserrat" w:hAnsi="Montserrat"/>
+        <w:spacing w:before="300" w:after="140"/>
+      </w:pPr>
+      <w:r>
+        <w:rPr>
           <w:b/>
           <w:bCs/>
           <w:color w:val="000000"/>
           <w:sz w:val="22"/>
           <w:szCs w:val="22"/>
+          <w:rFonts w:ascii="Montserrat" w:cs="Montserrat" w:eastAsia="Montserrat" w:hAnsi="Montserrat"/>
         </w:rPr>
         <w:t xml:space="preserve">4.2 · El programa: un solo bloque</w:t>
       </w:r>
@@ -2036,27 +2036,27 @@
       </w:pPr>
       <w:r>
         <w:rPr>
-          <w:rFonts w:ascii="Montserrat" w:cs="Montserrat" w:eastAsia="Montserrat" w:hAnsi="Montserrat"/>
-          <w:sz w:val="20"/>
-          <w:szCs w:val="20"/>
+          <w:sz w:val="20"/>
+          <w:szCs w:val="20"/>
+          <w:rFonts w:ascii="Montserrat" w:cs="Montserrat" w:eastAsia="Montserrat" w:hAnsi="Montserrat"/>
         </w:rPr>
         <w:t xml:space="preserve">En la categoría </w:t>
       </w:r>
       <w:r>
         <w:rPr>
-          <w:rFonts w:ascii="Montserrat" w:cs="Montserrat" w:eastAsia="Montserrat" w:hAnsi="Montserrat"/>
-          <w:b/>
-          <w:bCs/>
-          <w:sz w:val="20"/>
-          <w:szCs w:val="20"/>
+          <w:b/>
+          <w:bCs/>
+          <w:sz w:val="20"/>
+          <w:szCs w:val="20"/>
+          <w:rFonts w:ascii="Montserrat" w:cs="Montserrat" w:eastAsia="Montserrat" w:hAnsi="Montserrat"/>
         </w:rPr>
         <w:t xml:space="preserve">FisicaBit USB</w:t>
       </w:r>
       <w:r>
         <w:rPr>
-          <w:rFonts w:ascii="Montserrat" w:cs="Montserrat" w:eastAsia="Montserrat" w:hAnsi="Montserrat"/>
-          <w:sz w:val="20"/>
-          <w:szCs w:val="20"/>
+          <w:sz w:val="20"/>
+          <w:szCs w:val="20"/>
+          <w:rFonts w:ascii="Montserrat" w:cs="Montserrat" w:eastAsia="Montserrat" w:hAnsi="Montserrat"/>
         </w:rPr>
         <w:t xml:space="preserve"> está el bloque que hace todo el trabajo. El programa mínimo son dos bloques:</w:t>
       </w:r>
@@ -2072,45 +2072,45 @@
       </w:pPr>
       <w:r>
         <w:rPr>
-          <w:rFonts w:ascii="Montserrat" w:cs="Montserrat" w:eastAsia="Montserrat" w:hAnsi="Montserrat"/>
-          <w:sz w:val="20"/>
-          <w:szCs w:val="20"/>
+          <w:sz w:val="20"/>
+          <w:szCs w:val="20"/>
+          <w:rFonts w:ascii="Montserrat" w:cs="Montserrat" w:eastAsia="Montserrat" w:hAnsi="Montserrat"/>
         </w:rPr>
         <w:t xml:space="preserve">En </w:t>
       </w:r>
       <w:r>
         <w:rPr>
-          <w:rFonts w:ascii="Montserrat" w:cs="Montserrat" w:eastAsia="Montserrat" w:hAnsi="Montserrat"/>
-          <w:b/>
-          <w:bCs/>
-          <w:sz w:val="20"/>
-          <w:szCs w:val="20"/>
+          <w:b/>
+          <w:bCs/>
+          <w:sz w:val="20"/>
+          <w:szCs w:val="20"/>
+          <w:rFonts w:ascii="Montserrat" w:cs="Montserrat" w:eastAsia="Montserrat" w:hAnsi="Montserrat"/>
         </w:rPr>
         <w:t xml:space="preserve">al iniciar</w:t>
       </w:r>
       <w:r>
         <w:rPr>
-          <w:rFonts w:ascii="Montserrat" w:cs="Montserrat" w:eastAsia="Montserrat" w:hAnsi="Montserrat"/>
-          <w:sz w:val="20"/>
-          <w:szCs w:val="20"/>
+          <w:sz w:val="20"/>
+          <w:szCs w:val="20"/>
+          <w:rFonts w:ascii="Montserrat" w:cs="Montserrat" w:eastAsia="Montserrat" w:hAnsi="Montserrat"/>
         </w:rPr>
         <w:t xml:space="preserve">: </w:t>
       </w:r>
       <w:r>
         <w:rPr>
-          <w:rFonts w:ascii="Montserrat" w:cs="Montserrat" w:eastAsia="Montserrat" w:hAnsi="Montserrat"/>
-          <w:b/>
-          <w:bCs/>
-          <w:sz w:val="20"/>
-          <w:szCs w:val="20"/>
+          <w:b/>
+          <w:bCs/>
+          <w:sz w:val="20"/>
+          <w:szCs w:val="20"/>
+          <w:rFonts w:ascii="Montserrat" w:cs="Montserrat" w:eastAsia="Montserrat" w:hAnsi="Montserrat"/>
         </w:rPr>
         <w:t xml:space="preserve">mostrar ícono ✓</w:t>
       </w:r>
       <w:r>
         <w:rPr>
-          <w:rFonts w:ascii="Montserrat" w:cs="Montserrat" w:eastAsia="Montserrat" w:hAnsi="Montserrat"/>
-          <w:sz w:val="20"/>
-          <w:szCs w:val="20"/>
+          <w:sz w:val="20"/>
+          <w:szCs w:val="20"/>
+          <w:rFonts w:ascii="Montserrat" w:cs="Montserrat" w:eastAsia="Montserrat" w:hAnsi="Montserrat"/>
         </w:rPr>
         <w:t xml:space="preserve"> — para ver que el programa arrancó.</w:t>
       </w:r>
@@ -2126,45 +2126,45 @@
       </w:pPr>
       <w:r>
         <w:rPr>
-          <w:rFonts w:ascii="Montserrat" w:cs="Montserrat" w:eastAsia="Montserrat" w:hAnsi="Montserrat"/>
-          <w:sz w:val="20"/>
-          <w:szCs w:val="20"/>
+          <w:sz w:val="20"/>
+          <w:szCs w:val="20"/>
+          <w:rFonts w:ascii="Montserrat" w:cs="Montserrat" w:eastAsia="Montserrat" w:hAnsi="Montserrat"/>
         </w:rPr>
         <w:t xml:space="preserve">En </w:t>
       </w:r>
       <w:r>
         <w:rPr>
-          <w:rFonts w:ascii="Montserrat" w:cs="Montserrat" w:eastAsia="Montserrat" w:hAnsi="Montserrat"/>
-          <w:b/>
-          <w:bCs/>
-          <w:sz w:val="20"/>
-          <w:szCs w:val="20"/>
+          <w:b/>
+          <w:bCs/>
+          <w:sz w:val="20"/>
+          <w:szCs w:val="20"/>
+          <w:rFonts w:ascii="Montserrat" w:cs="Montserrat" w:eastAsia="Montserrat" w:hAnsi="Montserrat"/>
         </w:rPr>
         <w:t xml:space="preserve">para siempre</w:t>
       </w:r>
       <w:r>
         <w:rPr>
-          <w:rFonts w:ascii="Montserrat" w:cs="Montserrat" w:eastAsia="Montserrat" w:hAnsi="Montserrat"/>
-          <w:sz w:val="20"/>
-          <w:szCs w:val="20"/>
+          <w:sz w:val="20"/>
+          <w:szCs w:val="20"/>
+          <w:rFonts w:ascii="Montserrat" w:cs="Montserrat" w:eastAsia="Montserrat" w:hAnsi="Montserrat"/>
         </w:rPr>
         <w:t xml:space="preserve">: </w:t>
       </w:r>
       <w:r>
         <w:rPr>
-          <w:rFonts w:ascii="Montserrat" w:cs="Montserrat" w:eastAsia="Montserrat" w:hAnsi="Montserrat"/>
-          <w:b/>
-          <w:bCs/>
-          <w:sz w:val="20"/>
-          <w:szCs w:val="20"/>
+          <w:b/>
+          <w:bCs/>
+          <w:sz w:val="20"/>
+          <w:szCs w:val="20"/>
+          <w:rFonts w:ascii="Montserrat" w:cs="Montserrat" w:eastAsia="Montserrat" w:hAnsi="Montserrat"/>
         </w:rPr>
         <w:t xml:space="preserve">enviar a fisicabit.com tiempo y [leer sensor interno Acelerómetro X] cada [100] ms</w:t>
       </w:r>
       <w:r>
         <w:rPr>
-          <w:rFonts w:ascii="Montserrat" w:cs="Montserrat" w:eastAsia="Montserrat" w:hAnsi="Montserrat"/>
-          <w:sz w:val="20"/>
-          <w:szCs w:val="20"/>
+          <w:sz w:val="20"/>
+          <w:szCs w:val="20"/>
+          <w:rFonts w:ascii="Montserrat" w:cs="Montserrat" w:eastAsia="Montserrat" w:hAnsi="Montserrat"/>
         </w:rPr>
         <w:t xml:space="preserve">.</w:t>
       </w:r>
@@ -2175,9 +2175,9 @@
       </w:pPr>
       <w:r>
         <w:rPr>
-          <w:rFonts w:ascii="Montserrat" w:cs="Montserrat" w:eastAsia="Montserrat" w:hAnsi="Montserrat"/>
-          <w:sz w:val="20"/>
-          <w:szCs w:val="20"/>
+          <w:sz w:val="20"/>
+          <w:szCs w:val="20"/>
+          <w:rFonts w:ascii="Montserrat" w:cs="Montserrat" w:eastAsia="Montserrat" w:hAnsi="Montserrat"/>
         </w:rPr>
         <w:t xml:space="preserve">En JavaScript se ve así (MakeCode alterna entre bloques y texto sin perder nada):</w:t>
       </w:r>
@@ -2193,20 +2193,20 @@
       </w:pPr>
       <w:r>
         <w:rPr>
-          <w:rFonts w:ascii="Courier New" w:cs="Courier New" w:eastAsia="Courier New" w:hAnsi="Courier New"/>
           <w:sz w:val="18"/>
           <w:szCs w:val="18"/>
+          <w:rFonts w:ascii="Courier New" w:cs="Courier New" w:eastAsia="Courier New" w:hAnsi="Courier New"/>
         </w:rPr>
         <w:t xml:space="preserve">basic.showIcon(IconNames.Yes)</w:t>
       </w:r>
       <w:r>
         <w:rPr>
-          <w:rFonts w:ascii="Montserrat" w:cs="Montserrat" w:eastAsia="Montserrat" w:hAnsi="Montserrat"/>
           <w:i/>
           <w:iCs/>
           <w:color w:val="555555"/>
           <w:sz w:val="16"/>
           <w:szCs w:val="16"/>
+          <w:rFonts w:ascii="Montserrat" w:cs="Montserrat" w:eastAsia="Montserrat" w:hAnsi="Montserrat"/>
         </w:rPr>
         <w:t xml:space="preserve">   ← feedback: el programa corre</w:t>
       </w:r>
@@ -2222,9 +2222,9 @@
       </w:pPr>
       <w:r>
         <w:rPr>
-          <w:rFonts w:ascii="Courier New" w:cs="Courier New" w:eastAsia="Courier New" w:hAnsi="Courier New"/>
           <w:sz w:val="18"/>
           <w:szCs w:val="18"/>
+          <w:rFonts w:ascii="Courier New" w:cs="Courier New" w:eastAsia="Courier New" w:hAnsi="Courier New"/>
         </w:rPr>
         <w:t xml:space="preserve">basic.forever(function () {</w:t>
       </w:r>
@@ -2240,20 +2240,20 @@
       </w:pPr>
       <w:r>
         <w:rPr>
-          <w:rFonts w:ascii="Courier New" w:cs="Courier New" w:eastAsia="Courier New" w:hAnsi="Courier New"/>
           <w:sz w:val="18"/>
           <w:szCs w:val="18"/>
+          <w:rFonts w:ascii="Courier New" w:cs="Courier New" w:eastAsia="Courier New" w:hAnsi="Courier New"/>
         </w:rPr>
         <w:t xml:space="preserve">    FisicaBitSerial.enviar1(</w:t>
       </w:r>
       <w:r>
         <w:rPr>
-          <w:rFonts w:ascii="Montserrat" w:cs="Montserrat" w:eastAsia="Montserrat" w:hAnsi="Montserrat"/>
           <w:i/>
           <w:iCs/>
           <w:color w:val="555555"/>
           <w:sz w:val="16"/>
           <w:szCs w:val="16"/>
+          <w:rFonts w:ascii="Montserrat" w:cs="Montserrat" w:eastAsia="Montserrat" w:hAnsi="Montserrat"/>
         </w:rPr>
         <w:t xml:space="preserve">   ← el bloque "enviar a fisicabit.com"</w:t>
       </w:r>
@@ -2269,20 +2269,20 @@
       </w:pPr>
       <w:r>
         <w:rPr>
-          <w:rFonts w:ascii="Courier New" w:cs="Courier New" w:eastAsia="Courier New" w:hAnsi="Courier New"/>
           <w:sz w:val="18"/>
           <w:szCs w:val="18"/>
+          <w:rFonts w:ascii="Courier New" w:cs="Courier New" w:eastAsia="Courier New" w:hAnsi="Courier New"/>
         </w:rPr>
         <w:t xml:space="preserve">        FisicaBitSerial.leerSensorInterno(TipoSensorInterno.AcelerometroX),</w:t>
       </w:r>
       <w:r>
         <w:rPr>
-          <w:rFonts w:ascii="Montserrat" w:cs="Montserrat" w:eastAsia="Montserrat" w:hAnsi="Montserrat"/>
           <w:i/>
           <w:iCs/>
           <w:color w:val="555555"/>
           <w:sz w:val="16"/>
           <w:szCs w:val="16"/>
+          <w:rFonts w:ascii="Montserrat" w:cs="Montserrat" w:eastAsia="Montserrat" w:hAnsi="Montserrat"/>
         </w:rPr>
         <w:t xml:space="preserve">   ← qué sensor medir</w:t>
       </w:r>
@@ -2298,20 +2298,20 @@
       </w:pPr>
       <w:r>
         <w:rPr>
-          <w:rFonts w:ascii="Courier New" w:cs="Courier New" w:eastAsia="Courier New" w:hAnsi="Courier New"/>
           <w:sz w:val="18"/>
           <w:szCs w:val="18"/>
+          <w:rFonts w:ascii="Courier New" w:cs="Courier New" w:eastAsia="Courier New" w:hAnsi="Courier New"/>
         </w:rPr>
         <w:t xml:space="preserve">        100)</w:t>
       </w:r>
       <w:r>
         <w:rPr>
-          <w:rFonts w:ascii="Montserrat" w:cs="Montserrat" w:eastAsia="Montserrat" w:hAnsi="Montserrat"/>
           <w:i/>
           <w:iCs/>
           <w:color w:val="555555"/>
           <w:sz w:val="16"/>
           <w:szCs w:val="16"/>
+          <w:rFonts w:ascii="Montserrat" w:cs="Montserrat" w:eastAsia="Montserrat" w:hAnsi="Montserrat"/>
         </w:rPr>
         <w:t xml:space="preserve">   ← una muestra cada 100 ms (10 Hz)</w:t>
       </w:r>
@@ -2327,9 +2327,9 @@
       </w:pPr>
       <w:r>
         <w:rPr>
-          <w:rFonts w:ascii="Courier New" w:cs="Courier New" w:eastAsia="Courier New" w:hAnsi="Courier New"/>
           <w:sz w:val="18"/>
           <w:szCs w:val="18"/>
+          <w:rFonts w:ascii="Courier New" w:cs="Courier New" w:eastAsia="Courier New" w:hAnsi="Courier New"/>
         </w:rPr>
         <w:t xml:space="preserve">})</w:t>
       </w:r>
@@ -2340,25 +2340,25 @@
       </w:pPr>
       <w:r>
         <w:rPr>
-          <w:rFonts w:ascii="Montserrat" w:cs="Montserrat" w:eastAsia="Montserrat" w:hAnsi="Montserrat"/>
-          <w:sz w:val="20"/>
-          <w:szCs w:val="20"/>
+          <w:sz w:val="20"/>
+          <w:szCs w:val="20"/>
+          <w:rFonts w:ascii="Montserrat" w:cs="Montserrat" w:eastAsia="Montserrat" w:hAnsi="Montserrat"/>
         </w:rPr>
         <w:t xml:space="preserve">Ese único bloque hace, por dentro, todo lo que antes había que programar a mano: toma el tiempo del micro:bit (desde 0), arma la línea </w:t>
       </w:r>
       <w:r>
         <w:rPr>
-          <w:rFonts w:ascii="Courier New" w:cs="Courier New" w:eastAsia="Courier New" w:hAnsi="Courier New"/>
           <w:sz w:val="18"/>
           <w:szCs w:val="18"/>
+          <w:rFonts w:ascii="Courier New" w:cs="Courier New" w:eastAsia="Courier New" w:hAnsi="Courier New"/>
         </w:rPr>
         <w:t xml:space="preserve">tiempo,valor</w:t>
       </w:r>
       <w:r>
         <w:rPr>
-          <w:rFonts w:ascii="Montserrat" w:cs="Montserrat" w:eastAsia="Montserrat" w:hAnsi="Montserrat"/>
-          <w:sz w:val="20"/>
-          <w:szCs w:val="20"/>
+          <w:sz w:val="20"/>
+          <w:szCs w:val="20"/>
+          <w:rFonts w:ascii="Montserrat" w:cs="Montserrat" w:eastAsia="Montserrat" w:hAnsi="Montserrat"/>
         </w:rPr>
         <w:t xml:space="preserve">, la envía por el puerto serial y espera lo justo para mantener el ritmo de muestreo. Por eso el timestamp viene incluido siempre.</w:t>
       </w:r>
@@ -2374,37 +2374,37 @@
       </w:pPr>
       <w:r>
         <w:rPr>
-          <w:rFonts w:ascii="Montserrat" w:cs="Montserrat" w:eastAsia="Montserrat" w:hAnsi="Montserrat"/>
-          <w:b/>
-          <w:bCs/>
-          <w:sz w:val="20"/>
-          <w:szCs w:val="20"/>
+          <w:b/>
+          <w:bCs/>
+          <w:sz w:val="20"/>
+          <w:szCs w:val="20"/>
+          <w:rFonts w:ascii="Montserrat" w:cs="Montserrat" w:eastAsia="Montserrat" w:hAnsi="Montserrat"/>
         </w:rPr>
         <w:t xml:space="preserve">¿Más de una variable? </w:t>
       </w:r>
       <w:r>
         <w:rPr>
-          <w:rFonts w:ascii="Montserrat" w:cs="Montserrat" w:eastAsia="Montserrat" w:hAnsi="Montserrat"/>
-          <w:sz w:val="20"/>
-          <w:szCs w:val="20"/>
+          <w:sz w:val="20"/>
+          <w:szCs w:val="20"/>
+          <w:rFonts w:ascii="Montserrat" w:cs="Montserrat" w:eastAsia="Montserrat" w:hAnsi="Montserrat"/>
         </w:rPr>
         <w:t xml:space="preserve">El mismo bloque tiene variantes de 2, 3 y 4 valores (</w:t>
       </w:r>
       <w:r>
         <w:rPr>
-          <w:rFonts w:ascii="Montserrat" w:cs="Montserrat" w:eastAsia="Montserrat" w:hAnsi="Montserrat"/>
-          <w:b/>
-          <w:bCs/>
-          <w:sz w:val="20"/>
-          <w:szCs w:val="20"/>
+          <w:b/>
+          <w:bCs/>
+          <w:sz w:val="20"/>
+          <w:szCs w:val="20"/>
+          <w:rFonts w:ascii="Montserrat" w:cs="Montserrat" w:eastAsia="Montserrat" w:hAnsi="Montserrat"/>
         </w:rPr>
         <w:t xml:space="preserve">enviar a fisicabit.com tiempo, … y … cada … ms</w:t>
       </w:r>
       <w:r>
         <w:rPr>
-          <w:rFonts w:ascii="Montserrat" w:cs="Montserrat" w:eastAsia="Montserrat" w:hAnsi="Montserrat"/>
-          <w:sz w:val="20"/>
-          <w:szCs w:val="20"/>
+          <w:sz w:val="20"/>
+          <w:szCs w:val="20"/>
+          <w:rFonts w:ascii="Montserrat" w:cs="Montserrat" w:eastAsia="Montserrat" w:hAnsi="Montserrat"/>
         </w:rPr>
         <w:t xml:space="preserve">). En la plataforma, ajustá NÚMERO DE VARIABLES para que coincida.</w:t>
       </w:r>
@@ -2420,37 +2420,37 @@
       </w:pPr>
       <w:r>
         <w:rPr>
-          <w:rFonts w:ascii="Montserrat" w:cs="Montserrat" w:eastAsia="Montserrat" w:hAnsi="Montserrat"/>
-          <w:b/>
-          <w:bCs/>
-          <w:sz w:val="20"/>
-          <w:szCs w:val="20"/>
+          <w:b/>
+          <w:bCs/>
+          <w:sz w:val="20"/>
+          <w:szCs w:val="20"/>
+          <w:rFonts w:ascii="Montserrat" w:cs="Montserrat" w:eastAsia="Montserrat" w:hAnsi="Montserrat"/>
         </w:rPr>
         <w:t xml:space="preserve">¿Sin tiempo? </w:t>
       </w:r>
       <w:r>
         <w:rPr>
-          <w:rFonts w:ascii="Montserrat" w:cs="Montserrat" w:eastAsia="Montserrat" w:hAnsi="Montserrat"/>
-          <w:sz w:val="20"/>
-          <w:szCs w:val="20"/>
+          <w:sz w:val="20"/>
+          <w:szCs w:val="20"/>
+          <w:rFonts w:ascii="Montserrat" w:cs="Montserrat" w:eastAsia="Montserrat" w:hAnsi="Montserrat"/>
         </w:rPr>
         <w:t xml:space="preserve">El bloque </w:t>
       </w:r>
       <w:r>
         <w:rPr>
-          <w:rFonts w:ascii="Montserrat" w:cs="Montserrat" w:eastAsia="Montserrat" w:hAnsi="Montserrat"/>
-          <w:b/>
-          <w:bCs/>
-          <w:sz w:val="20"/>
-          <w:szCs w:val="20"/>
+          <w:b/>
+          <w:bCs/>
+          <w:sz w:val="20"/>
+          <w:szCs w:val="20"/>
+          <w:rFonts w:ascii="Montserrat" w:cs="Montserrat" w:eastAsia="Montserrat" w:hAnsi="Montserrat"/>
         </w:rPr>
         <w:t xml:space="preserve">enviar a fisicabit.com sin tiempo</w:t>
       </w:r>
       <w:r>
         <w:rPr>
-          <w:rFonts w:ascii="Montserrat" w:cs="Montserrat" w:eastAsia="Montserrat" w:hAnsi="Montserrat"/>
-          <w:sz w:val="20"/>
-          <w:szCs w:val="20"/>
+          <w:sz w:val="20"/>
+          <w:szCs w:val="20"/>
+          <w:rFonts w:ascii="Montserrat" w:cs="Montserrat" w:eastAsia="Montserrat" w:hAnsi="Montserrat"/>
         </w:rPr>
         <w:t xml:space="preserve"> manda solo los valores (para eventos, botones o tu propia pausa). En ese caso, desactivá la casilla “Micro:bit envía timestamp”.</w:t>
       </w:r>
@@ -2466,37 +2466,37 @@
       </w:pPr>
       <w:r>
         <w:rPr>
-          <w:rFonts w:ascii="Montserrat" w:cs="Montserrat" w:eastAsia="Montserrat" w:hAnsi="Montserrat"/>
-          <w:b/>
-          <w:bCs/>
-          <w:sz w:val="20"/>
-          <w:szCs w:val="20"/>
+          <w:b/>
+          <w:bCs/>
+          <w:sz w:val="20"/>
+          <w:szCs w:val="20"/>
+          <w:rFonts w:ascii="Montserrat" w:cs="Montserrat" w:eastAsia="Montserrat" w:hAnsi="Montserrat"/>
         </w:rPr>
         <w:t xml:space="preserve">Sensores internos: </w:t>
       </w:r>
       <w:r>
         <w:rPr>
-          <w:rFonts w:ascii="Montserrat" w:cs="Montserrat" w:eastAsia="Montserrat" w:hAnsi="Montserrat"/>
-          <w:sz w:val="20"/>
-          <w:szCs w:val="20"/>
+          <w:sz w:val="20"/>
+          <w:szCs w:val="20"/>
+          <w:rFonts w:ascii="Montserrat" w:cs="Montserrat" w:eastAsia="Montserrat" w:hAnsi="Montserrat"/>
         </w:rPr>
         <w:t xml:space="preserve">temperatura, acelerómetro X/Y/Z, nivel de luz, brújula, nivel de sonido (v2) y fuerza G, con el bloque </w:t>
       </w:r>
       <w:r>
         <w:rPr>
-          <w:rFonts w:ascii="Montserrat" w:cs="Montserrat" w:eastAsia="Montserrat" w:hAnsi="Montserrat"/>
-          <w:b/>
-          <w:bCs/>
-          <w:sz w:val="20"/>
-          <w:szCs w:val="20"/>
+          <w:b/>
+          <w:bCs/>
+          <w:sz w:val="20"/>
+          <w:szCs w:val="20"/>
+          <w:rFonts w:ascii="Montserrat" w:cs="Montserrat" w:eastAsia="Montserrat" w:hAnsi="Montserrat"/>
         </w:rPr>
         <w:t xml:space="preserve">leer sensor interno</w:t>
       </w:r>
       <w:r>
         <w:rPr>
-          <w:rFonts w:ascii="Montserrat" w:cs="Montserrat" w:eastAsia="Montserrat" w:hAnsi="Montserrat"/>
-          <w:sz w:val="20"/>
-          <w:szCs w:val="20"/>
+          <w:sz w:val="20"/>
+          <w:szCs w:val="20"/>
+          <w:rFonts w:ascii="Montserrat" w:cs="Montserrat" w:eastAsia="Montserrat" w:hAnsi="Montserrat"/>
         </w:rPr>
         <w:t xml:space="preserve">.</w:t>
       </w:r>
@@ -2512,83 +2512,83 @@
       </w:pPr>
       <w:r>
         <w:rPr>
-          <w:rFonts w:ascii="Montserrat" w:cs="Montserrat" w:eastAsia="Montserrat" w:hAnsi="Montserrat"/>
-          <w:b/>
-          <w:bCs/>
-          <w:sz w:val="20"/>
-          <w:szCs w:val="20"/>
+          <w:b/>
+          <w:bCs/>
+          <w:sz w:val="20"/>
+          <w:szCs w:val="20"/>
+          <w:rFonts w:ascii="Montserrat" w:cs="Montserrat" w:eastAsia="Montserrat" w:hAnsi="Montserrat"/>
         </w:rPr>
         <w:t xml:space="preserve">Sensores externos: </w:t>
       </w:r>
       <w:r>
         <w:rPr>
-          <w:rFonts w:ascii="Montserrat" w:cs="Montserrat" w:eastAsia="Montserrat" w:hAnsi="Montserrat"/>
-          <w:b/>
-          <w:bCs/>
-          <w:sz w:val="20"/>
-          <w:szCs w:val="20"/>
+          <w:b/>
+          <w:bCs/>
+          <w:sz w:val="20"/>
+          <w:szCs w:val="20"/>
+          <w:rFonts w:ascii="Montserrat" w:cs="Montserrat" w:eastAsia="Montserrat" w:hAnsi="Montserrat"/>
         </w:rPr>
         <w:t xml:space="preserve">leer sensor analógico</w:t>
       </w:r>
       <w:r>
         <w:rPr>
-          <w:rFonts w:ascii="Montserrat" w:cs="Montserrat" w:eastAsia="Montserrat" w:hAnsi="Montserrat"/>
-          <w:sz w:val="20"/>
-          <w:szCs w:val="20"/>
+          <w:sz w:val="20"/>
+          <w:szCs w:val="20"/>
+          <w:rFonts w:ascii="Montserrat" w:cs="Montserrat" w:eastAsia="Montserrat" w:hAnsi="Montserrat"/>
         </w:rPr>
         <w:t xml:space="preserve"> en P0/P1/P2 (potenciómetro, LDR: 0 a 1023), </w:t>
       </w:r>
       <w:r>
         <w:rPr>
-          <w:rFonts w:ascii="Montserrat" w:cs="Montserrat" w:eastAsia="Montserrat" w:hAnsi="Montserrat"/>
-          <w:b/>
-          <w:bCs/>
-          <w:sz w:val="20"/>
-          <w:szCs w:val="20"/>
+          <w:b/>
+          <w:bCs/>
+          <w:sz w:val="20"/>
+          <w:szCs w:val="20"/>
+          <w:rFonts w:ascii="Montserrat" w:cs="Montserrat" w:eastAsia="Montserrat" w:hAnsi="Montserrat"/>
         </w:rPr>
         <w:t xml:space="preserve">leer sensor digital</w:t>
       </w:r>
       <w:r>
         <w:rPr>
-          <w:rFonts w:ascii="Montserrat" w:cs="Montserrat" w:eastAsia="Montserrat" w:hAnsi="Montserrat"/>
-          <w:sz w:val="20"/>
-          <w:szCs w:val="20"/>
+          <w:sz w:val="20"/>
+          <w:szCs w:val="20"/>
+          <w:rFonts w:ascii="Montserrat" w:cs="Montserrat" w:eastAsia="Montserrat" w:hAnsi="Montserrat"/>
         </w:rPr>
         <w:t xml:space="preserve"> en P8 (PIR, interruptor: 0/1), </w:t>
       </w:r>
       <w:r>
         <w:rPr>
-          <w:rFonts w:ascii="Montserrat" w:cs="Montserrat" w:eastAsia="Montserrat" w:hAnsi="Montserrat"/>
-          <w:b/>
-          <w:bCs/>
-          <w:sz w:val="20"/>
-          <w:szCs w:val="20"/>
+          <w:b/>
+          <w:bCs/>
+          <w:sz w:val="20"/>
+          <w:szCs w:val="20"/>
+          <w:rFonts w:ascii="Montserrat" w:cs="Montserrat" w:eastAsia="Montserrat" w:hAnsi="Montserrat"/>
         </w:rPr>
         <w:t xml:space="preserve">temperatura NTC 10K</w:t>
       </w:r>
       <w:r>
         <w:rPr>
-          <w:rFonts w:ascii="Montserrat" w:cs="Montserrat" w:eastAsia="Montserrat" w:hAnsi="Montserrat"/>
-          <w:sz w:val="20"/>
-          <w:szCs w:val="20"/>
+          <w:sz w:val="20"/>
+          <w:szCs w:val="20"/>
+          <w:rFonts w:ascii="Montserrat" w:cs="Montserrat" w:eastAsia="Montserrat" w:hAnsi="Montserrat"/>
         </w:rPr>
         <w:t xml:space="preserve"> y </w:t>
       </w:r>
       <w:r>
         <w:rPr>
-          <w:rFonts w:ascii="Montserrat" w:cs="Montserrat" w:eastAsia="Montserrat" w:hAnsi="Montserrat"/>
-          <w:b/>
-          <w:bCs/>
-          <w:sz w:val="20"/>
-          <w:szCs w:val="20"/>
+          <w:b/>
+          <w:bCs/>
+          <w:sz w:val="20"/>
+          <w:szCs w:val="20"/>
+          <w:rFonts w:ascii="Montserrat" w:cs="Montserrat" w:eastAsia="Montserrat" w:hAnsi="Montserrat"/>
         </w:rPr>
         <w:t xml:space="preserve">HC-SR04 distancia</w:t>
       </w:r>
       <w:r>
         <w:rPr>
-          <w:rFonts w:ascii="Montserrat" w:cs="Montserrat" w:eastAsia="Montserrat" w:hAnsi="Montserrat"/>
-          <w:sz w:val="20"/>
-          <w:szCs w:val="20"/>
+          <w:sz w:val="20"/>
+          <w:szCs w:val="20"/>
+          <w:rFonts w:ascii="Montserrat" w:cs="Montserrat" w:eastAsia="Montserrat" w:hAnsi="Montserrat"/>
         </w:rPr>
         <w:t xml:space="preserve"> (ultrasónico, en cm). Conexiones típicas: señal → pin, VCC → 3V, GND → GND.</w:t>
       </w:r>
@@ -2596,16 +2596,16 @@
     <w:p>
       <w:pPr>
         <w:pStyle w:val="Heading2"/>
-        <w:spacing w:after="140" w:before="300"/>
-      </w:pPr>
-      <w:r>
-        <w:rPr>
-          <w:rFonts w:ascii="Montserrat" w:cs="Montserrat" w:eastAsia="Montserrat" w:hAnsi="Montserrat"/>
+        <w:spacing w:before="300" w:after="140"/>
+      </w:pPr>
+      <w:r>
+        <w:rPr>
           <w:b/>
           <w:bCs/>
           <w:color w:val="000000"/>
           <w:sz w:val="22"/>
           <w:szCs w:val="22"/>
+          <w:rFonts w:ascii="Montserrat" w:cs="Montserrat" w:eastAsia="Montserrat" w:hAnsi="Montserrat"/>
         </w:rPr>
         <w:t xml:space="preserve">4.3 · Velocidad real: “para siempre” vs “bucle rápido”</w:t>
       </w:r>
@@ -2616,9 +2616,9 @@
       </w:pPr>
       <w:r>
         <w:rPr>
-          <w:rFonts w:ascii="Montserrat" w:cs="Montserrat" w:eastAsia="Montserrat" w:hAnsi="Montserrat"/>
-          <w:sz w:val="20"/>
-          <w:szCs w:val="20"/>
+          <w:sz w:val="20"/>
+          <w:szCs w:val="20"/>
+          <w:rFonts w:ascii="Montserrat" w:cs="Montserrat" w:eastAsia="Montserrat" w:hAnsi="Montserrat"/>
         </w:rPr>
         <w:t xml:space="preserve">El límite de velocidad no lo pone el puerto (115200 baudios</w:t>
       </w:r>
@@ -2630,19 +2630,19 @@
       </w:r>
       <w:r>
         <w:rPr>
-          <w:rFonts w:ascii="Montserrat" w:cs="Montserrat" w:eastAsia="Montserrat" w:hAnsi="Montserrat"/>
-          <w:sz w:val="20"/>
-          <w:szCs w:val="20"/>
+          <w:sz w:val="20"/>
+          <w:szCs w:val="20"/>
+          <w:rFonts w:ascii="Montserrat" w:cs="Montserrat" w:eastAsia="Montserrat" w:hAnsi="Montserrat"/>
         </w:rPr>
         <w:t xml:space="preserve"> ≈ 11.500 caracteres/segundo) sino el </w:t>
       </w:r>
       <w:r>
         <w:rPr>
-          <w:rFonts w:ascii="Montserrat" w:cs="Montserrat" w:eastAsia="Montserrat" w:hAnsi="Montserrat"/>
-          <w:b/>
-          <w:bCs/>
-          <w:sz w:val="20"/>
-          <w:szCs w:val="20"/>
+          <w:b/>
+          <w:bCs/>
+          <w:sz w:val="20"/>
+          <w:szCs w:val="20"/>
+          <w:rFonts w:ascii="Montserrat" w:cs="Montserrat" w:eastAsia="Montserrat" w:hAnsi="Montserrat"/>
         </w:rPr>
         <w:t xml:space="preserve">scheduler de MakeCode</w:t>
       </w:r>
@@ -2654,27 +2654,27 @@
       </w:r>
       <w:r>
         <w:rPr>
-          <w:rFonts w:ascii="Montserrat" w:cs="Montserrat" w:eastAsia="Montserrat" w:hAnsi="Montserrat"/>
-          <w:sz w:val="20"/>
-          <w:szCs w:val="20"/>
+          <w:sz w:val="20"/>
+          <w:szCs w:val="20"/>
+          <w:rFonts w:ascii="Montserrat" w:cs="Montserrat" w:eastAsia="Montserrat" w:hAnsi="Montserrat"/>
         </w:rPr>
         <w:t xml:space="preserve">: cada vuelta de </w:t>
       </w:r>
       <w:r>
         <w:rPr>
-          <w:rFonts w:ascii="Montserrat" w:cs="Montserrat" w:eastAsia="Montserrat" w:hAnsi="Montserrat"/>
-          <w:b/>
-          <w:bCs/>
-          <w:sz w:val="20"/>
-          <w:szCs w:val="20"/>
+          <w:b/>
+          <w:bCs/>
+          <w:sz w:val="20"/>
+          <w:szCs w:val="20"/>
+          <w:rFonts w:ascii="Montserrat" w:cs="Montserrat" w:eastAsia="Montserrat" w:hAnsi="Montserrat"/>
         </w:rPr>
         <w:t xml:space="preserve">para siempre</w:t>
       </w:r>
       <w:r>
         <w:rPr>
-          <w:rFonts w:ascii="Montserrat" w:cs="Montserrat" w:eastAsia="Montserrat" w:hAnsi="Montserrat"/>
-          <w:sz w:val="20"/>
-          <w:szCs w:val="20"/>
+          <w:sz w:val="20"/>
+          <w:szCs w:val="20"/>
+          <w:rFonts w:ascii="Montserrat" w:cs="Montserrat" w:eastAsia="Montserrat" w:hAnsi="Montserrat"/>
         </w:rPr>
         <w:t xml:space="preserve"> agrega ~20 ms ocultos. Hasta ~10–20 Hz</w:t>
       </w:r>
@@ -2686,45 +2686,45 @@
       </w:r>
       <w:r>
         <w:rPr>
-          <w:rFonts w:ascii="Montserrat" w:cs="Montserrat" w:eastAsia="Montserrat" w:hAnsi="Montserrat"/>
-          <w:sz w:val="20"/>
-          <w:szCs w:val="20"/>
+          <w:sz w:val="20"/>
+          <w:szCs w:val="20"/>
+          <w:rFonts w:ascii="Montserrat" w:cs="Montserrat" w:eastAsia="Montserrat" w:hAnsi="Montserrat"/>
         </w:rPr>
         <w:t xml:space="preserve"> eso no molesta. Para fenómenos rápidos (caída libre, choques), la extensión trae el bloque </w:t>
       </w:r>
       <w:r>
         <w:rPr>
-          <w:rFonts w:ascii="Montserrat" w:cs="Montserrat" w:eastAsia="Montserrat" w:hAnsi="Montserrat"/>
-          <w:b/>
-          <w:bCs/>
-          <w:sz w:val="20"/>
-          <w:szCs w:val="20"/>
+          <w:b/>
+          <w:bCs/>
+          <w:sz w:val="20"/>
+          <w:szCs w:val="20"/>
+          <w:rFonts w:ascii="Montserrat" w:cs="Montserrat" w:eastAsia="Montserrat" w:hAnsi="Montserrat"/>
         </w:rPr>
         <w:t xml:space="preserve">bucle rápido para fisicabit.com cada [20] ms</w:t>
       </w:r>
       <w:r>
         <w:rPr>
-          <w:rFonts w:ascii="Montserrat" w:cs="Montserrat" w:eastAsia="Montserrat" w:hAnsi="Montserrat"/>
-          <w:sz w:val="20"/>
-          <w:szCs w:val="20"/>
+          <w:sz w:val="20"/>
+          <w:szCs w:val="20"/>
+          <w:rFonts w:ascii="Montserrat" w:cs="Montserrat" w:eastAsia="Montserrat" w:hAnsi="Montserrat"/>
         </w:rPr>
         <w:t xml:space="preserve">, que reemplaza a </w:t>
       </w:r>
       <w:r>
         <w:rPr>
-          <w:rFonts w:ascii="Montserrat" w:cs="Montserrat" w:eastAsia="Montserrat" w:hAnsi="Montserrat"/>
-          <w:b/>
-          <w:bCs/>
-          <w:sz w:val="20"/>
-          <w:szCs w:val="20"/>
+          <w:b/>
+          <w:bCs/>
+          <w:sz w:val="20"/>
+          <w:szCs w:val="20"/>
+          <w:rFonts w:ascii="Montserrat" w:cs="Montserrat" w:eastAsia="Montserrat" w:hAnsi="Montserrat"/>
         </w:rPr>
         <w:t xml:space="preserve">para siempre</w:t>
       </w:r>
       <w:r>
         <w:rPr>
-          <w:rFonts w:ascii="Montserrat" w:cs="Montserrat" w:eastAsia="Montserrat" w:hAnsi="Montserrat"/>
-          <w:sz w:val="20"/>
-          <w:szCs w:val="20"/>
+          <w:sz w:val="20"/>
+          <w:szCs w:val="20"/>
+          <w:rFonts w:ascii="Montserrat" w:cs="Montserrat" w:eastAsia="Montserrat" w:hAnsi="Montserrat"/>
         </w:rPr>
         <w:t xml:space="preserve"> y mantiene el ritmo con precisión — el bloque de envío va adentro:</w:t>
       </w:r>
@@ -2740,20 +2740,20 @@
       </w:pPr>
       <w:r>
         <w:rPr>
-          <w:rFonts w:ascii="Courier New" w:cs="Courier New" w:eastAsia="Courier New" w:hAnsi="Courier New"/>
           <w:sz w:val="18"/>
           <w:szCs w:val="18"/>
+          <w:rFonts w:ascii="Courier New" w:cs="Courier New" w:eastAsia="Courier New" w:hAnsi="Courier New"/>
         </w:rPr>
         <w:t xml:space="preserve">FisicaBitSerial.bucleMuestreo(20, function () {</w:t>
       </w:r>
       <w:r>
         <w:rPr>
-          <w:rFonts w:ascii="Montserrat" w:cs="Montserrat" w:eastAsia="Montserrat" w:hAnsi="Montserrat"/>
           <w:i/>
           <w:iCs/>
           <w:color w:val="555555"/>
           <w:sz w:val="16"/>
           <w:szCs w:val="16"/>
+          <w:rFonts w:ascii="Montserrat" w:cs="Montserrat" w:eastAsia="Montserrat" w:hAnsi="Montserrat"/>
         </w:rPr>
         <w:t xml:space="preserve">   ← "bucle rápido cada 20 ms": ~50 Hz reales</w:t>
       </w:r>
@@ -2769,9 +2769,9 @@
       </w:pPr>
       <w:r>
         <w:rPr>
-          <w:rFonts w:ascii="Courier New" w:cs="Courier New" w:eastAsia="Courier New" w:hAnsi="Courier New"/>
           <w:sz w:val="18"/>
           <w:szCs w:val="18"/>
+          <w:rFonts w:ascii="Courier New" w:cs="Courier New" w:eastAsia="Courier New" w:hAnsi="Courier New"/>
         </w:rPr>
         <w:t xml:space="preserve">    FisicaBitSerial.enviar1(</w:t>
       </w:r>
@@ -2787,9 +2787,9 @@
       </w:pPr>
       <w:r>
         <w:rPr>
-          <w:rFonts w:ascii="Courier New" w:cs="Courier New" w:eastAsia="Courier New" w:hAnsi="Courier New"/>
           <w:sz w:val="18"/>
           <w:szCs w:val="18"/>
+          <w:rFonts w:ascii="Courier New" w:cs="Courier New" w:eastAsia="Courier New" w:hAnsi="Courier New"/>
         </w:rPr>
         <w:t xml:space="preserve">        FisicaBitSerial.leerSensorInterno(TipoSensorInterno.AcelerometroX), 20)</w:t>
       </w:r>
@@ -2805,9 +2805,9 @@
       </w:pPr>
       <w:r>
         <w:rPr>
-          <w:rFonts w:ascii="Courier New" w:cs="Courier New" w:eastAsia="Courier New" w:hAnsi="Courier New"/>
           <w:sz w:val="18"/>
           <w:szCs w:val="18"/>
+          <w:rFonts w:ascii="Courier New" w:cs="Courier New" w:eastAsia="Courier New" w:hAnsi="Courier New"/>
         </w:rPr>
         <w:t xml:space="preserve">})</w:t>
       </w:r>
@@ -2851,12 +2851,12 @@
             </w:pPr>
             <w:r>
               <w:rPr>
-                <w:rFonts w:ascii="Montserrat" w:cs="Montserrat" w:eastAsia="Montserrat" w:hAnsi="Montserrat"/>
                 <w:b/>
                 <w:bCs/>
                 <w:color w:val="FFFFFF"/>
                 <w:sz w:val="18"/>
                 <w:szCs w:val="18"/>
+                <w:rFonts w:ascii="Montserrat" w:cs="Montserrat" w:eastAsia="Montserrat" w:hAnsi="Montserrat"/>
               </w:rPr>
               <w:t xml:space="preserve">Bloques</w:t>
             </w:r>
@@ -2880,12 +2880,12 @@
             </w:pPr>
             <w:r>
               <w:rPr>
-                <w:rFonts w:ascii="Montserrat" w:cs="Montserrat" w:eastAsia="Montserrat" w:hAnsi="Montserrat"/>
                 <w:b/>
                 <w:bCs/>
                 <w:color w:val="FFFFFF"/>
                 <w:sz w:val="18"/>
                 <w:szCs w:val="18"/>
+                <w:rFonts w:ascii="Montserrat" w:cs="Montserrat" w:eastAsia="Montserrat" w:hAnsi="Montserrat"/>
               </w:rPr>
               <w:t xml:space="preserve">Frecuencia real</w:t>
             </w:r>
@@ -2909,12 +2909,12 @@
             </w:pPr>
             <w:r>
               <w:rPr>
-                <w:rFonts w:ascii="Montserrat" w:cs="Montserrat" w:eastAsia="Montserrat" w:hAnsi="Montserrat"/>
                 <w:b/>
                 <w:bCs/>
                 <w:color w:val="FFFFFF"/>
                 <w:sz w:val="18"/>
                 <w:szCs w:val="18"/>
+                <w:rFonts w:ascii="Montserrat" w:cs="Montserrat" w:eastAsia="Montserrat" w:hAnsi="Montserrat"/>
               </w:rPr>
               <w:t xml:space="preserve">Uso típico</w:t>
             </w:r>
@@ -2940,12 +2940,12 @@
             </w:pPr>
             <w:r>
               <w:rPr>
-                <w:rFonts w:ascii="Montserrat" w:cs="Montserrat" w:eastAsia="Montserrat" w:hAnsi="Montserrat"/>
                 <w:b w:val="false"/>
                 <w:bCs w:val="false"/>
                 <w:color w:val="000000"/>
                 <w:sz w:val="18"/>
                 <w:szCs w:val="18"/>
+                <w:rFonts w:ascii="Montserrat" w:cs="Montserrat" w:eastAsia="Montserrat" w:hAnsi="Montserrat"/>
               </w:rPr>
               <w:t xml:space="preserve">para siempre + enviar cada 500–1000 ms</w:t>
             </w:r>
@@ -2969,12 +2969,12 @@
             </w:pPr>
             <w:r>
               <w:rPr>
-                <w:rFonts w:ascii="Montserrat" w:cs="Montserrat" w:eastAsia="Montserrat" w:hAnsi="Montserrat"/>
                 <w:b w:val="false"/>
                 <w:bCs w:val="false"/>
                 <w:color w:val="000000"/>
                 <w:sz w:val="18"/>
                 <w:szCs w:val="18"/>
+                <w:rFonts w:ascii="Montserrat" w:cs="Montserrat" w:eastAsia="Montserrat" w:hAnsi="Montserrat"/>
               </w:rPr>
               <w:t xml:space="preserve">1–2 Hz</w:t>
             </w:r>
@@ -2998,12 +2998,12 @@
             </w:pPr>
             <w:r>
               <w:rPr>
-                <w:rFonts w:ascii="Montserrat" w:cs="Montserrat" w:eastAsia="Montserrat" w:hAnsi="Montserrat"/>
                 <w:b w:val="false"/>
                 <w:bCs w:val="false"/>
                 <w:color w:val="000000"/>
                 <w:sz w:val="18"/>
                 <w:szCs w:val="18"/>
+                <w:rFonts w:ascii="Montserrat" w:cs="Montserrat" w:eastAsia="Montserrat" w:hAnsi="Montserrat"/>
               </w:rPr>
               <w:t xml:space="preserve">Temperatura, enfriamiento</w:t>
             </w:r>
@@ -3029,12 +3029,12 @@
             </w:pPr>
             <w:r>
               <w:rPr>
-                <w:rFonts w:ascii="Montserrat" w:cs="Montserrat" w:eastAsia="Montserrat" w:hAnsi="Montserrat"/>
                 <w:b w:val="false"/>
                 <w:bCs w:val="false"/>
                 <w:color w:val="000000"/>
                 <w:sz w:val="18"/>
                 <w:szCs w:val="18"/>
+                <w:rFonts w:ascii="Montserrat" w:cs="Montserrat" w:eastAsia="Montserrat" w:hAnsi="Montserrat"/>
               </w:rPr>
               <w:t xml:space="preserve">para siempre + enviar cada 100 ms</w:t>
             </w:r>
@@ -3058,12 +3058,12 @@
             </w:pPr>
             <w:r>
               <w:rPr>
-                <w:rFonts w:ascii="Montserrat" w:cs="Montserrat" w:eastAsia="Montserrat" w:hAnsi="Montserrat"/>
                 <w:b w:val="false"/>
                 <w:bCs w:val="false"/>
                 <w:color w:val="000000"/>
                 <w:sz w:val="18"/>
                 <w:szCs w:val="18"/>
+                <w:rFonts w:ascii="Montserrat" w:cs="Montserrat" w:eastAsia="Montserrat" w:hAnsi="Montserrat"/>
               </w:rPr>
               <w:t xml:space="preserve">~10 Hz</w:t>
             </w:r>
@@ -3087,12 +3087,12 @@
             </w:pPr>
             <w:r>
               <w:rPr>
-                <w:rFonts w:ascii="Montserrat" w:cs="Montserrat" w:eastAsia="Montserrat" w:hAnsi="Montserrat"/>
                 <w:b w:val="false"/>
                 <w:bCs w:val="false"/>
                 <w:color w:val="000000"/>
                 <w:sz w:val="18"/>
                 <w:szCs w:val="18"/>
+                <w:rFonts w:ascii="Montserrat" w:cs="Montserrat" w:eastAsia="Montserrat" w:hAnsi="Montserrat"/>
               </w:rPr>
               <w:t xml:space="preserve">Luz, procesos lentos, uso general</w:t>
             </w:r>
@@ -3118,12 +3118,12 @@
             </w:pPr>
             <w:r>
               <w:rPr>
-                <w:rFonts w:ascii="Montserrat" w:cs="Montserrat" w:eastAsia="Montserrat" w:hAnsi="Montserrat"/>
                 <w:b w:val="false"/>
                 <w:bCs w:val="false"/>
                 <w:color w:val="000000"/>
                 <w:sz w:val="18"/>
                 <w:szCs w:val="18"/>
+                <w:rFonts w:ascii="Montserrat" w:cs="Montserrat" w:eastAsia="Montserrat" w:hAnsi="Montserrat"/>
               </w:rPr>
               <w:t xml:space="preserve">para siempre + enviar cada 50 ms</w:t>
             </w:r>
@@ -3147,12 +3147,12 @@
             </w:pPr>
             <w:r>
               <w:rPr>
-                <w:rFonts w:ascii="Montserrat" w:cs="Montserrat" w:eastAsia="Montserrat" w:hAnsi="Montserrat"/>
                 <w:b w:val="false"/>
                 <w:bCs w:val="false"/>
                 <w:color w:val="000000"/>
                 <w:sz w:val="18"/>
                 <w:szCs w:val="18"/>
+                <w:rFonts w:ascii="Montserrat" w:cs="Montserrat" w:eastAsia="Montserrat" w:hAnsi="Montserrat"/>
               </w:rPr>
               <w:t xml:space="preserve">~15–20 Hz</w:t>
             </w:r>
@@ -3176,12 +3176,12 @@
             </w:pPr>
             <w:r>
               <w:rPr>
-                <w:rFonts w:ascii="Montserrat" w:cs="Montserrat" w:eastAsia="Montserrat" w:hAnsi="Montserrat"/>
                 <w:b w:val="false"/>
                 <w:bCs w:val="false"/>
                 <w:color w:val="000000"/>
                 <w:sz w:val="18"/>
                 <w:szCs w:val="18"/>
+                <w:rFonts w:ascii="Montserrat" w:cs="Montserrat" w:eastAsia="Montserrat" w:hAnsi="Montserrat"/>
               </w:rPr>
               <w:t xml:space="preserve">Movimiento general</w:t>
             </w:r>
@@ -3207,12 +3207,12 @@
             </w:pPr>
             <w:r>
               <w:rPr>
-                <w:rFonts w:ascii="Montserrat" w:cs="Montserrat" w:eastAsia="Montserrat" w:hAnsi="Montserrat"/>
                 <w:b w:val="false"/>
                 <w:bCs w:val="false"/>
                 <w:color w:val="000000"/>
                 <w:sz w:val="18"/>
                 <w:szCs w:val="18"/>
+                <w:rFonts w:ascii="Montserrat" w:cs="Montserrat" w:eastAsia="Montserrat" w:hAnsi="Montserrat"/>
               </w:rPr>
               <w:t xml:space="preserve">bucle rápido cada 20 ms</w:t>
             </w:r>
@@ -3236,12 +3236,12 @@
             </w:pPr>
             <w:r>
               <w:rPr>
-                <w:rFonts w:ascii="Montserrat" w:cs="Montserrat" w:eastAsia="Montserrat" w:hAnsi="Montserrat"/>
                 <w:b w:val="false"/>
                 <w:bCs w:val="false"/>
                 <w:color w:val="000000"/>
                 <w:sz w:val="18"/>
                 <w:szCs w:val="18"/>
+                <w:rFonts w:ascii="Montserrat" w:cs="Montserrat" w:eastAsia="Montserrat" w:hAnsi="Montserrat"/>
               </w:rPr>
               <w:t xml:space="preserve">~50 Hz</w:t>
             </w:r>
@@ -3265,12 +3265,12 @@
             </w:pPr>
             <w:r>
               <w:rPr>
-                <w:rFonts w:ascii="Montserrat" w:cs="Montserrat" w:eastAsia="Montserrat" w:hAnsi="Montserrat"/>
                 <w:b w:val="false"/>
                 <w:bCs w:val="false"/>
                 <w:color w:val="000000"/>
                 <w:sz w:val="18"/>
                 <w:szCs w:val="18"/>
+                <w:rFonts w:ascii="Montserrat" w:cs="Montserrat" w:eastAsia="Montserrat" w:hAnsi="Montserrat"/>
               </w:rPr>
               <w:t xml:space="preserve">Oscilaciones, choques</w:t>
             </w:r>
@@ -3296,12 +3296,12 @@
             </w:pPr>
             <w:r>
               <w:rPr>
-                <w:rFonts w:ascii="Montserrat" w:cs="Montserrat" w:eastAsia="Montserrat" w:hAnsi="Montserrat"/>
                 <w:b w:val="false"/>
                 <w:bCs w:val="false"/>
                 <w:color w:val="000000"/>
                 <w:sz w:val="18"/>
                 <w:szCs w:val="18"/>
+                <w:rFonts w:ascii="Montserrat" w:cs="Montserrat" w:eastAsia="Montserrat" w:hAnsi="Montserrat"/>
               </w:rPr>
               <w:t xml:space="preserve">bucle rápido cada 10 ms</w:t>
             </w:r>
@@ -3325,12 +3325,12 @@
             </w:pPr>
             <w:r>
               <w:rPr>
-                <w:rFonts w:ascii="Montserrat" w:cs="Montserrat" w:eastAsia="Montserrat" w:hAnsi="Montserrat"/>
                 <w:b w:val="false"/>
                 <w:bCs w:val="false"/>
                 <w:color w:val="000000"/>
                 <w:sz w:val="18"/>
                 <w:szCs w:val="18"/>
+                <w:rFonts w:ascii="Montserrat" w:cs="Montserrat" w:eastAsia="Montserrat" w:hAnsi="Montserrat"/>
               </w:rPr>
               <w:t xml:space="preserve">~100 Hz</w:t>
             </w:r>
@@ -3354,12 +3354,12 @@
             </w:pPr>
             <w:r>
               <w:rPr>
-                <w:rFonts w:ascii="Montserrat" w:cs="Montserrat" w:eastAsia="Montserrat" w:hAnsi="Montserrat"/>
                 <w:b w:val="false"/>
                 <w:bCs w:val="false"/>
                 <w:color w:val="000000"/>
                 <w:sz w:val="18"/>
                 <w:szCs w:val="18"/>
+                <w:rFonts w:ascii="Montserrat" w:cs="Montserrat" w:eastAsia="Montserrat" w:hAnsi="Montserrat"/>
               </w:rPr>
               <w:t xml:space="preserve">Máximo recomendado</w:t>
             </w:r>
@@ -3375,68 +3375,68 @@
     <w:p>
       <w:pPr>
         <w:pStyle w:val="Heading2"/>
-        <w:spacing w:after="140" w:before="300"/>
-      </w:pPr>
-      <w:r>
-        <w:rPr>
-          <w:rFonts w:ascii="Montserrat" w:cs="Montserrat" w:eastAsia="Montserrat" w:hAnsi="Montserrat"/>
+        <w:spacing w:before="300" w:after="140"/>
+      </w:pPr>
+      <w:r>
+        <w:rPr>
           <w:b/>
           <w:bCs/>
           <w:color w:val="000000"/>
           <w:sz w:val="22"/>
           <w:szCs w:val="22"/>
+          <w:rFonts w:ascii="Montserrat" w:cs="Montserrat" w:eastAsia="Montserrat" w:hAnsi="Montserrat"/>
         </w:rPr>
         <w:t xml:space="preserve">4.4 · Grabar el programa</w:t>
       </w:r>
     </w:p>
     <w:p>
       <w:pPr>
-        <w:spacing w:after="100" w:before="120" w:line="300"/>
+        <w:spacing w:before="120" w:after="100" w:line="300"/>
         <w:ind w:left="360" w:hanging="360"/>
       </w:pPr>
       <w:r>
         <w:rPr>
-          <w:rFonts w:ascii="Montserrat" w:cs="Montserrat" w:eastAsia="Montserrat" w:hAnsi="Montserrat"/>
-          <w:b/>
-          <w:bCs/>
-          <w:sz w:val="20"/>
-          <w:szCs w:val="20"/>
+          <w:b/>
+          <w:bCs/>
+          <w:sz w:val="20"/>
+          <w:szCs w:val="20"/>
+          <w:rFonts w:ascii="Montserrat" w:cs="Montserrat" w:eastAsia="Montserrat" w:hAnsi="Montserrat"/>
         </w:rPr>
         <w:t xml:space="preserve">3.  </w:t>
       </w:r>
       <w:r>
         <w:rPr>
-          <w:rFonts w:ascii="Montserrat" w:cs="Montserrat" w:eastAsia="Montserrat" w:hAnsi="Montserrat"/>
-          <w:sz w:val="20"/>
-          <w:szCs w:val="20"/>
+          <w:sz w:val="20"/>
+          <w:szCs w:val="20"/>
+          <w:rFonts w:ascii="Montserrat" w:cs="Montserrat" w:eastAsia="Montserrat" w:hAnsi="Montserrat"/>
         </w:rPr>
         <w:t xml:space="preserve">Conectá la micro:bit por USB y presioná </w:t>
       </w:r>
       <w:r>
         <w:rPr>
-          <w:rFonts w:ascii="Montserrat" w:cs="Montserrat" w:eastAsia="Montserrat" w:hAnsi="Montserrat"/>
-          <w:b/>
-          <w:bCs/>
-          <w:sz w:val="20"/>
-          <w:szCs w:val="20"/>
+          <w:b/>
+          <w:bCs/>
+          <w:sz w:val="20"/>
+          <w:szCs w:val="20"/>
+          <w:rFonts w:ascii="Montserrat" w:cs="Montserrat" w:eastAsia="Montserrat" w:hAnsi="Montserrat"/>
         </w:rPr>
         <w:t xml:space="preserve">Descargar</w:t>
       </w:r>
       <w:r>
         <w:rPr>
-          <w:rFonts w:ascii="Montserrat" w:cs="Montserrat" w:eastAsia="Montserrat" w:hAnsi="Montserrat"/>
-          <w:sz w:val="20"/>
-          <w:szCs w:val="20"/>
+          <w:sz w:val="20"/>
+          <w:szCs w:val="20"/>
+          <w:rFonts w:ascii="Montserrat" w:cs="Montserrat" w:eastAsia="Montserrat" w:hAnsi="Montserrat"/>
         </w:rPr>
         <w:t xml:space="preserve"> en el editor. Si el navegador ofrece </w:t>
       </w:r>
       <w:r>
         <w:rPr>
-          <w:rFonts w:ascii="Montserrat" w:cs="Montserrat" w:eastAsia="Montserrat" w:hAnsi="Montserrat"/>
-          <w:b/>
-          <w:bCs/>
-          <w:sz w:val="20"/>
-          <w:szCs w:val="20"/>
+          <w:b/>
+          <w:bCs/>
+          <w:sz w:val="20"/>
+          <w:szCs w:val="20"/>
+          <w:rFonts w:ascii="Montserrat" w:cs="Montserrat" w:eastAsia="Montserrat" w:hAnsi="Montserrat"/>
         </w:rPr>
         <w:t xml:space="preserve">emparejar el dispositivo (WebUSB)</w:t>
       </w:r>
@@ -3448,17 +3448,17 @@
       </w:r>
       <w:r>
         <w:rPr>
-          <w:rFonts w:ascii="Montserrat" w:cs="Montserrat" w:eastAsia="Montserrat" w:hAnsi="Montserrat"/>
-          <w:sz w:val="20"/>
-          <w:szCs w:val="20"/>
+          <w:sz w:val="20"/>
+          <w:szCs w:val="20"/>
+          <w:rFonts w:ascii="Montserrat" w:cs="Montserrat" w:eastAsia="Montserrat" w:hAnsi="Montserrat"/>
         </w:rPr>
         <w:t xml:space="preserve">, aceptá: se graba solo. Si no, copiá el archivo </w:t>
       </w:r>
       <w:r>
         <w:rPr>
-          <w:rFonts w:ascii="Courier New" w:cs="Courier New" w:eastAsia="Courier New" w:hAnsi="Courier New"/>
           <w:sz w:val="18"/>
           <w:szCs w:val="18"/>
+          <w:rFonts w:ascii="Courier New" w:cs="Courier New" w:eastAsia="Courier New" w:hAnsi="Courier New"/>
         </w:rPr>
         <w:t xml:space="preserve">.hex</w:t>
       </w:r>
@@ -3470,51 +3470,51 @@
       </w:r>
       <w:r>
         <w:rPr>
-          <w:rFonts w:ascii="Montserrat" w:cs="Montserrat" w:eastAsia="Montserrat" w:hAnsi="Montserrat"/>
-          <w:sz w:val="20"/>
-          <w:szCs w:val="20"/>
+          <w:sz w:val="20"/>
+          <w:szCs w:val="20"/>
+          <w:rFonts w:ascii="Montserrat" w:cs="Montserrat" w:eastAsia="Montserrat" w:hAnsi="Montserrat"/>
         </w:rPr>
         <w:t xml:space="preserve"> a la unidad </w:t>
       </w:r>
       <w:r>
         <w:rPr>
-          <w:rFonts w:ascii="Montserrat" w:cs="Montserrat" w:eastAsia="Montserrat" w:hAnsi="Montserrat"/>
-          <w:b/>
-          <w:bCs/>
-          <w:sz w:val="20"/>
-          <w:szCs w:val="20"/>
+          <w:b/>
+          <w:bCs/>
+          <w:sz w:val="20"/>
+          <w:szCs w:val="20"/>
+          <w:rFonts w:ascii="Montserrat" w:cs="Montserrat" w:eastAsia="Montserrat" w:hAnsi="Montserrat"/>
         </w:rPr>
         <w:t xml:space="preserve">MICROBIT</w:t>
       </w:r>
       <w:r>
         <w:rPr>
-          <w:rFonts w:ascii="Montserrat" w:cs="Montserrat" w:eastAsia="Montserrat" w:hAnsi="Montserrat"/>
-          <w:sz w:val="20"/>
-          <w:szCs w:val="20"/>
+          <w:sz w:val="20"/>
+          <w:szCs w:val="20"/>
+          <w:rFonts w:ascii="Montserrat" w:cs="Montserrat" w:eastAsia="Montserrat" w:hAnsi="Montserrat"/>
         </w:rPr>
         <w:t xml:space="preserve"> que aparece como un pendrive.</w:t>
       </w:r>
     </w:p>
     <w:p>
       <w:pPr>
-        <w:spacing w:after="100" w:before="120" w:line="300"/>
+        <w:spacing w:before="120" w:after="100" w:line="300"/>
         <w:ind w:left="360" w:hanging="360"/>
       </w:pPr>
       <w:r>
         <w:rPr>
-          <w:rFonts w:ascii="Montserrat" w:cs="Montserrat" w:eastAsia="Montserrat" w:hAnsi="Montserrat"/>
-          <w:b/>
-          <w:bCs/>
-          <w:sz w:val="20"/>
-          <w:szCs w:val="20"/>
+          <w:b/>
+          <w:bCs/>
+          <w:sz w:val="20"/>
+          <w:szCs w:val="20"/>
+          <w:rFonts w:ascii="Montserrat" w:cs="Montserrat" w:eastAsia="Montserrat" w:hAnsi="Montserrat"/>
         </w:rPr>
         <w:t xml:space="preserve">4.  </w:t>
       </w:r>
       <w:r>
         <w:rPr>
-          <w:rFonts w:ascii="Montserrat" w:cs="Montserrat" w:eastAsia="Montserrat" w:hAnsi="Montserrat"/>
-          <w:sz w:val="20"/>
-          <w:szCs w:val="20"/>
+          <w:sz w:val="20"/>
+          <w:szCs w:val="20"/>
+          <w:rFonts w:ascii="Montserrat" w:cs="Montserrat" w:eastAsia="Montserrat" w:hAnsi="Montserrat"/>
         </w:rPr>
         <w:t xml:space="preserve">Esperá a que la luz naranja del reverso deje de parpadear y aparezca el ✓ en los LED: el programa ya está corriendo.</w:t>
       </w:r>
@@ -3522,17 +3522,17 @@
     <w:p>
       <w:pPr>
         <w:shd w:fill="000000" w:val="clear"/>
-        <w:spacing w:after="0" w:before="200"/>
+        <w:spacing w:before="200" w:after="0"/>
         <w:ind w:left="120" w:right="120"/>
       </w:pPr>
       <w:r>
         <w:rPr>
-          <w:rFonts w:ascii="Montserrat" w:cs="Montserrat" w:eastAsia="Montserrat" w:hAnsi="Montserrat"/>
           <w:b/>
           <w:bCs/>
           <w:color w:val="FFFFFF"/>
           <w:sz w:val="18"/>
           <w:szCs w:val="18"/>
+          <w:rFonts w:ascii="Montserrat" w:cs="Montserrat" w:eastAsia="Montserrat" w:hAnsi="Montserrat"/>
         </w:rPr>
         <w:t xml:space="preserve">¿CÓMO FUNCIONA?  ·  QUÉ PASA AL PRESIONAR “DESCARGAR”</w:t>
       </w:r>
@@ -3540,14 +3540,14 @@
     <w:p>
       <w:pPr>
         <w:shd w:fill="F5F5F5" w:val="clear"/>
-        <w:spacing w:after="240" w:before="0" w:line="290"/>
+        <w:spacing w:before="0" w:after="240" w:line="290"/>
         <w:ind w:left="120" w:right="120"/>
       </w:pPr>
       <w:r>
         <w:rPr>
-          <w:rFonts w:ascii="Montserrat" w:cs="Montserrat" w:eastAsia="Montserrat" w:hAnsi="Montserrat"/>
-          <w:sz w:val="20"/>
-          <w:szCs w:val="20"/>
+          <w:sz w:val="20"/>
+          <w:szCs w:val="20"/>
+          <w:rFonts w:ascii="Montserrat" w:cs="Montserrat" w:eastAsia="Montserrat" w:hAnsi="Montserrat"/>
         </w:rPr>
         <w:t xml:space="preserve">MakeCode compila tu programa (bloques o JavaScript) junto con su sistema de ejecución y lo empaqueta en un único archivo .hex: una imagen de la memoria del microcontrolador. La micro:bit tiene un segundo chip dedicado a la interfaz USB que, al recibir ese archivo, lo graba en la memoria flash del chip principal (la luz naranja parpadea mientras tanto). Desde entonces el programa corre solo cada vez que la placa recibe energía: no necesita la computadora ni MakeCode para funcionar.</w:t>
       </w:r>
@@ -3558,60 +3558,60 @@
           <w:left w:val="single" w:color="000000" w:sz="36" w:space="10"/>
         </w:pBdr>
         <w:shd w:fill="F5F5F5" w:val="clear"/>
-        <w:spacing w:after="220" w:before="160" w:line="290"/>
+        <w:spacing w:before="160" w:after="220" w:line="290"/>
         <w:ind w:left="120" w:right="120"/>
       </w:pPr>
       <w:r>
         <w:rPr>
-          <w:rFonts w:ascii="Montserrat" w:cs="Montserrat" w:eastAsia="Montserrat" w:hAnsi="Montserrat"/>
-          <w:b/>
-          <w:bCs/>
-          <w:sz w:val="20"/>
-          <w:szCs w:val="20"/>
+          <w:b/>
+          <w:bCs/>
+          <w:sz w:val="20"/>
+          <w:szCs w:val="20"/>
+          <w:rFonts w:ascii="Montserrat" w:cs="Montserrat" w:eastAsia="Montserrat" w:hAnsi="Montserrat"/>
         </w:rPr>
         <w:t xml:space="preserve">Si la grabación directa falla: </w:t>
       </w:r>
       <w:r>
         <w:rPr>
-          <w:rFonts w:ascii="Montserrat" w:cs="Montserrat" w:eastAsia="Montserrat" w:hAnsi="Montserrat"/>
-          <w:sz w:val="20"/>
-          <w:szCs w:val="20"/>
+          <w:sz w:val="20"/>
+          <w:szCs w:val="20"/>
+          <w:rFonts w:ascii="Montserrat" w:cs="Montserrat" w:eastAsia="Montserrat" w:hAnsi="Montserrat"/>
         </w:rPr>
         <w:t xml:space="preserve">suele ser porque la plataforma tiene el puerto USB abierto. Presioná </w:t>
       </w:r>
       <w:r>
         <w:rPr>
-          <w:rFonts w:ascii="Montserrat" w:cs="Montserrat" w:eastAsia="Montserrat" w:hAnsi="Montserrat"/>
-          <w:b/>
-          <w:bCs/>
-          <w:sz w:val="20"/>
-          <w:szCs w:val="20"/>
+          <w:b/>
+          <w:bCs/>
+          <w:sz w:val="20"/>
+          <w:szCs w:val="20"/>
+          <w:rFonts w:ascii="Montserrat" w:cs="Montserrat" w:eastAsia="Montserrat" w:hAnsi="Montserrat"/>
         </w:rPr>
         <w:t xml:space="preserve">Soltar USB</w:t>
       </w:r>
       <w:r>
         <w:rPr>
-          <w:rFonts w:ascii="Montserrat" w:cs="Montserrat" w:eastAsia="Montserrat" w:hAnsi="Montserrat"/>
-          <w:sz w:val="20"/>
-          <w:szCs w:val="20"/>
+          <w:sz w:val="20"/>
+          <w:szCs w:val="20"/>
+          <w:rFonts w:ascii="Montserrat" w:cs="Montserrat" w:eastAsia="Montserrat" w:hAnsi="Montserrat"/>
         </w:rPr>
         <w:t xml:space="preserve"> en la barra flotante de FisicaBit y reintentá </w:t>
       </w:r>
       <w:r>
         <w:rPr>
-          <w:rFonts w:ascii="Montserrat" w:cs="Montserrat" w:eastAsia="Montserrat" w:hAnsi="Montserrat"/>
-          <w:b/>
-          <w:bCs/>
-          <w:sz w:val="20"/>
-          <w:szCs w:val="20"/>
+          <w:b/>
+          <w:bCs/>
+          <w:sz w:val="20"/>
+          <w:szCs w:val="20"/>
+          <w:rFonts w:ascii="Montserrat" w:cs="Montserrat" w:eastAsia="Montserrat" w:hAnsi="Montserrat"/>
         </w:rPr>
         <w:t xml:space="preserve">Descargar</w:t>
       </w:r>
       <w:r>
         <w:rPr>
-          <w:rFonts w:ascii="Montserrat" w:cs="Montserrat" w:eastAsia="Montserrat" w:hAnsi="Montserrat"/>
-          <w:sz w:val="20"/>
-          <w:szCs w:val="20"/>
+          <w:sz w:val="20"/>
+          <w:szCs w:val="20"/>
+          <w:rFonts w:ascii="Montserrat" w:cs="Montserrat" w:eastAsia="Montserrat" w:hAnsi="Montserrat"/>
         </w:rPr>
         <w:t xml:space="preserve">.</w:t>
       </w:r>
@@ -3619,154 +3619,154 @@
     <w:p>
       <w:pPr>
         <w:pStyle w:val="Heading2"/>
-        <w:spacing w:after="140" w:before="300"/>
-      </w:pPr>
-      <w:r>
-        <w:rPr>
-          <w:rFonts w:ascii="Montserrat" w:cs="Montserrat" w:eastAsia="Montserrat" w:hAnsi="Montserrat"/>
+        <w:spacing w:before="300" w:after="140"/>
+      </w:pPr>
+      <w:r>
+        <w:rPr>
           <w:b/>
           <w:bCs/>
           <w:color w:val="000000"/>
           <w:sz w:val="22"/>
           <w:szCs w:val="22"/>
+          <w:rFonts w:ascii="Montserrat" w:cs="Montserrat" w:eastAsia="Montserrat" w:hAnsi="Montserrat"/>
         </w:rPr>
         <w:t xml:space="preserve">4.5 · Conectar desde la plataforma</w:t>
       </w:r>
     </w:p>
     <w:p>
       <w:pPr>
-        <w:spacing w:after="100" w:before="120" w:line="300"/>
+        <w:spacing w:before="120" w:after="100" w:line="300"/>
         <w:ind w:left="360" w:hanging="360"/>
       </w:pPr>
       <w:r>
         <w:rPr>
-          <w:rFonts w:ascii="Montserrat" w:cs="Montserrat" w:eastAsia="Montserrat" w:hAnsi="Montserrat"/>
-          <w:b/>
-          <w:bCs/>
-          <w:sz w:val="20"/>
-          <w:szCs w:val="20"/>
+          <w:b/>
+          <w:bCs/>
+          <w:sz w:val="20"/>
+          <w:szCs w:val="20"/>
+          <w:rFonts w:ascii="Montserrat" w:cs="Montserrat" w:eastAsia="Montserrat" w:hAnsi="Montserrat"/>
         </w:rPr>
         <w:t xml:space="preserve">5.  </w:t>
       </w:r>
       <w:r>
         <w:rPr>
-          <w:rFonts w:ascii="Montserrat" w:cs="Montserrat" w:eastAsia="Montserrat" w:hAnsi="Montserrat"/>
-          <w:sz w:val="20"/>
-          <w:szCs w:val="20"/>
+          <w:sz w:val="20"/>
+          <w:szCs w:val="20"/>
+          <w:rFonts w:ascii="Montserrat" w:cs="Montserrat" w:eastAsia="Montserrat" w:hAnsi="Montserrat"/>
         </w:rPr>
         <w:t xml:space="preserve">Presioná </w:t>
       </w:r>
       <w:r>
         <w:rPr>
-          <w:rFonts w:ascii="Montserrat" w:cs="Montserrat" w:eastAsia="Montserrat" w:hAnsi="Montserrat"/>
-          <w:b/>
-          <w:bCs/>
-          <w:sz w:val="20"/>
-          <w:szCs w:val="20"/>
+          <w:b/>
+          <w:bCs/>
+          <w:sz w:val="20"/>
+          <w:szCs w:val="20"/>
+          <w:rFonts w:ascii="Montserrat" w:cs="Montserrat" w:eastAsia="Montserrat" w:hAnsi="Montserrat"/>
         </w:rPr>
         <w:t xml:space="preserve">✕ Volver</w:t>
       </w:r>
       <w:r>
         <w:rPr>
-          <w:rFonts w:ascii="Montserrat" w:cs="Montserrat" w:eastAsia="Montserrat" w:hAnsi="Montserrat"/>
-          <w:sz w:val="20"/>
-          <w:szCs w:val="20"/>
+          <w:sz w:val="20"/>
+          <w:szCs w:val="20"/>
+          <w:rFonts w:ascii="Montserrat" w:cs="Montserrat" w:eastAsia="Montserrat" w:hAnsi="Montserrat"/>
         </w:rPr>
         <w:t xml:space="preserve"> para regresar al sitio (el editor queda abierto por si querés retocar el programa).</w:t>
       </w:r>
     </w:p>
     <w:p>
       <w:pPr>
-        <w:spacing w:after="100" w:before="120" w:line="300"/>
+        <w:spacing w:before="120" w:after="100" w:line="300"/>
         <w:ind w:left="360" w:hanging="360"/>
       </w:pPr>
       <w:r>
         <w:rPr>
-          <w:rFonts w:ascii="Montserrat" w:cs="Montserrat" w:eastAsia="Montserrat" w:hAnsi="Montserrat"/>
-          <w:b/>
-          <w:bCs/>
-          <w:sz w:val="20"/>
-          <w:szCs w:val="20"/>
+          <w:b/>
+          <w:bCs/>
+          <w:sz w:val="20"/>
+          <w:szCs w:val="20"/>
+          <w:rFonts w:ascii="Montserrat" w:cs="Montserrat" w:eastAsia="Montserrat" w:hAnsi="Montserrat"/>
         </w:rPr>
         <w:t xml:space="preserve">6.  </w:t>
       </w:r>
       <w:r>
         <w:rPr>
-          <w:rFonts w:ascii="Montserrat" w:cs="Montserrat" w:eastAsia="Montserrat" w:hAnsi="Montserrat"/>
-          <w:sz w:val="20"/>
-          <w:szCs w:val="20"/>
+          <w:sz w:val="20"/>
+          <w:szCs w:val="20"/>
+          <w:rFonts w:ascii="Montserrat" w:cs="Montserrat" w:eastAsia="Montserrat" w:hAnsi="Montserrat"/>
         </w:rPr>
         <w:t xml:space="preserve">Presioná </w:t>
       </w:r>
       <w:r>
         <w:rPr>
-          <w:rFonts w:ascii="Montserrat" w:cs="Montserrat" w:eastAsia="Montserrat" w:hAnsi="Montserrat"/>
-          <w:b/>
-          <w:bCs/>
-          <w:sz w:val="20"/>
-          <w:szCs w:val="20"/>
+          <w:b/>
+          <w:bCs/>
+          <w:sz w:val="20"/>
+          <w:szCs w:val="20"/>
+          <w:rFonts w:ascii="Montserrat" w:cs="Montserrat" w:eastAsia="Montserrat" w:hAnsi="Montserrat"/>
         </w:rPr>
         <w:t xml:space="preserve">CONECTAR</w:t>
       </w:r>
       <w:r>
         <w:rPr>
-          <w:rFonts w:ascii="Montserrat" w:cs="Montserrat" w:eastAsia="Montserrat" w:hAnsi="Montserrat"/>
-          <w:sz w:val="20"/>
-          <w:szCs w:val="20"/>
+          <w:sz w:val="20"/>
+          <w:szCs w:val="20"/>
+          <w:rFonts w:ascii="Montserrat" w:cs="Montserrat" w:eastAsia="Montserrat" w:hAnsi="Montserrat"/>
         </w:rPr>
         <w:t xml:space="preserve"> en la barra de herramientas. En la ventanita del navegador elegí el puerto de la micro:bit (</w:t>
       </w:r>
       <w:r>
         <w:rPr>
-          <w:rFonts w:ascii="Montserrat" w:cs="Montserrat" w:eastAsia="Montserrat" w:hAnsi="Montserrat"/>
-          <w:b/>
-          <w:bCs/>
-          <w:sz w:val="20"/>
-          <w:szCs w:val="20"/>
+          <w:b/>
+          <w:bCs/>
+          <w:sz w:val="20"/>
+          <w:szCs w:val="20"/>
+          <w:rFonts w:ascii="Montserrat" w:cs="Montserrat" w:eastAsia="Montserrat" w:hAnsi="Montserrat"/>
         </w:rPr>
         <w:t xml:space="preserve">“BBC micro:bit CMSIS-DAP”</w:t>
       </w:r>
       <w:r>
         <w:rPr>
-          <w:rFonts w:ascii="Montserrat" w:cs="Montserrat" w:eastAsia="Montserrat" w:hAnsi="Montserrat"/>
-          <w:sz w:val="20"/>
-          <w:szCs w:val="20"/>
+          <w:sz w:val="20"/>
+          <w:szCs w:val="20"/>
+          <w:rFonts w:ascii="Montserrat" w:cs="Montserrat" w:eastAsia="Montserrat" w:hAnsi="Montserrat"/>
         </w:rPr>
         <w:t xml:space="preserve"> o similar) y presioná </w:t>
       </w:r>
       <w:r>
         <w:rPr>
-          <w:rFonts w:ascii="Montserrat" w:cs="Montserrat" w:eastAsia="Montserrat" w:hAnsi="Montserrat"/>
-          <w:b/>
-          <w:bCs/>
-          <w:sz w:val="20"/>
-          <w:szCs w:val="20"/>
+          <w:b/>
+          <w:bCs/>
+          <w:sz w:val="20"/>
+          <w:szCs w:val="20"/>
+          <w:rFonts w:ascii="Montserrat" w:cs="Montserrat" w:eastAsia="Montserrat" w:hAnsi="Montserrat"/>
         </w:rPr>
         <w:t xml:space="preserve">Conectar</w:t>
       </w:r>
       <w:r>
         <w:rPr>
-          <w:rFonts w:ascii="Montserrat" w:cs="Montserrat" w:eastAsia="Montserrat" w:hAnsi="Montserrat"/>
-          <w:sz w:val="20"/>
-          <w:szCs w:val="20"/>
+          <w:sz w:val="20"/>
+          <w:szCs w:val="20"/>
+          <w:rFonts w:ascii="Montserrat" w:cs="Montserrat" w:eastAsia="Montserrat" w:hAnsi="Montserrat"/>
         </w:rPr>
         <w:t xml:space="preserve">. La velocidad (115200 baudios) la configura la plataforma sola. El cable debe ser </w:t>
       </w:r>
       <w:r>
         <w:rPr>
-          <w:rFonts w:ascii="Montserrat" w:cs="Montserrat" w:eastAsia="Montserrat" w:hAnsi="Montserrat"/>
-          <w:b/>
-          <w:bCs/>
-          <w:sz w:val="20"/>
-          <w:szCs w:val="20"/>
+          <w:b/>
+          <w:bCs/>
+          <w:sz w:val="20"/>
+          <w:szCs w:val="20"/>
+          <w:rFonts w:ascii="Montserrat" w:cs="Montserrat" w:eastAsia="Montserrat" w:hAnsi="Montserrat"/>
         </w:rPr>
         <w:t xml:space="preserve">USB de datos</w:t>
       </w:r>
       <w:r>
         <w:rPr>
-          <w:rFonts w:ascii="Montserrat" w:cs="Montserrat" w:eastAsia="Montserrat" w:hAnsi="Montserrat"/>
-          <w:sz w:val="20"/>
-          <w:szCs w:val="20"/>
+          <w:sz w:val="20"/>
+          <w:szCs w:val="20"/>
+          <w:rFonts w:ascii="Montserrat" w:cs="Montserrat" w:eastAsia="Montserrat" w:hAnsi="Montserrat"/>
         </w:rPr>
         <w:t xml:space="preserve"> (algunos solo cargan).</w:t>
       </w:r>
@@ -3774,17 +3774,17 @@
     <w:p>
       <w:pPr>
         <w:shd w:fill="000000" w:val="clear"/>
-        <w:spacing w:after="0" w:before="200"/>
+        <w:spacing w:before="200" w:after="0"/>
         <w:ind w:left="120" w:right="120"/>
       </w:pPr>
       <w:r>
         <w:rPr>
-          <w:rFonts w:ascii="Montserrat" w:cs="Montserrat" w:eastAsia="Montserrat" w:hAnsi="Montserrat"/>
           <w:b/>
           <w:bCs/>
           <w:color w:val="FFFFFF"/>
           <w:sz w:val="18"/>
           <w:szCs w:val="18"/>
+          <w:rFonts w:ascii="Montserrat" w:cs="Montserrat" w:eastAsia="Montserrat" w:hAnsi="Montserrat"/>
         </w:rPr>
         <w:t xml:space="preserve">¿CÓMO FUNCIONA?  ·  LA COMUNICACIÓN SERIAL POR USB</w:t>
       </w:r>
@@ -3792,14 +3792,14 @@
     <w:p>
       <w:pPr>
         <w:shd w:fill="F5F5F5" w:val="clear"/>
-        <w:spacing w:after="240" w:before="0" w:line="290"/>
+        <w:spacing w:before="0" w:after="240" w:line="290"/>
         <w:ind w:left="120" w:right="120"/>
       </w:pPr>
       <w:r>
         <w:rPr>
-          <w:rFonts w:ascii="Montserrat" w:cs="Montserrat" w:eastAsia="Montserrat" w:hAnsi="Montserrat"/>
-          <w:sz w:val="20"/>
-          <w:szCs w:val="20"/>
+          <w:sz w:val="20"/>
+          <w:szCs w:val="20"/>
+          <w:rFonts w:ascii="Montserrat" w:cs="Montserrat" w:eastAsia="Montserrat" w:hAnsi="Montserrat"/>
         </w:rPr>
         <w:t xml:space="preserve">La micro:bit convierte cada línea de texto en una secuencia de bytes que viaja por el cable. Del lado de la computadora, el navegador la recibe mediante Web Serial y la entrega a la plataforma, que corta el flujo en líneas (por el salto de línea) y en columnas (por las comas). Es el mismo mecanismo de los viejos puertos serie de PC: simple, robusto y con latencia baja y pareja.</w:t>
       </w:r>
@@ -3810,9 +3810,9 @@
       </w:pPr>
       <w:r>
         <w:rPr>
-          <w:rFonts w:ascii="Montserrat" w:cs="Montserrat" w:eastAsia="Montserrat" w:hAnsi="Montserrat"/>
-          <w:sz w:val="20"/>
-          <w:szCs w:val="20"/>
+          <w:sz w:val="20"/>
+          <w:szCs w:val="20"/>
+          <w:rFonts w:ascii="Montserrat" w:cs="Montserrat" w:eastAsia="Montserrat" w:hAnsi="Montserrat"/>
         </w:rPr>
         <w:t xml:space="preserve">Con esto la conexión está lista. Seguí en la configuración de la plataforma:</w:t>
       </w:r>
@@ -3820,18 +3820,18 @@
     <w:p>
       <w:pPr>
         <w:shd w:fill="000000" w:val="clear"/>
-        <w:spacing w:after="280" w:before="240" w:line="300"/>
+        <w:spacing w:before="240" w:after="280" w:line="300"/>
         <w:jc w:val="center"/>
       </w:pPr>
       <w:hyperlink w:history="1" w:anchor="configuracion">
         <w:r>
           <w:rPr>
-            <w:rFonts w:ascii="Montserrat" w:cs="Montserrat" w:eastAsia="Montserrat" w:hAnsi="Montserrat"/>
             <w:b/>
             <w:bCs/>
             <w:color w:val="FFFFFF"/>
             <w:sz w:val="21"/>
             <w:szCs w:val="21"/>
+            <w:rFonts w:ascii="Montserrat" w:cs="Montserrat" w:eastAsia="Montserrat" w:hAnsi="Montserrat"/>
           </w:rPr>
           <w:t xml:space="preserve">➜  CONTINUÁ EN LA SECCIÓN 6 — CONFIGURAR LA PLATAFORMA</w:t>
         </w:r>
@@ -3843,17 +3843,17 @@
         <w:pBdr>
           <w:bottom w:val="single" w:color="000000" w:sz="18" w:space="4"/>
         </w:pBdr>
-        <w:spacing w:after="200" w:before="420"/>
+        <w:spacing w:before="420" w:after="200"/>
       </w:pPr>
       <w:bookmarkStart w:name="caminoB" w:id="102"/>
       <w:r>
         <w:rPr>
-          <w:rFonts w:ascii="Montserrat" w:cs="Montserrat" w:eastAsia="Montserrat" w:hAnsi="Montserrat"/>
           <w:b/>
           <w:bCs/>
           <w:color w:val="000000"/>
           <w:sz w:val="26"/>
           <w:szCs w:val="26"/>
+          <w:rFonts w:ascii="Montserrat" w:cs="Montserrat" w:eastAsia="Montserrat" w:hAnsi="Montserrat"/>
         </w:rPr>
         <w:t xml:space="preserve">5 · CAMINO B — CONEXIÓN BLUETOOTH</w:t>
       </w:r>
@@ -3865,19 +3865,19 @@
       </w:pPr>
       <w:r>
         <w:rPr>
-          <w:rFonts w:ascii="Montserrat" w:cs="Montserrat" w:eastAsia="Montserrat" w:hAnsi="Montserrat"/>
-          <w:sz w:val="20"/>
-          <w:szCs w:val="20"/>
+          <w:sz w:val="20"/>
+          <w:szCs w:val="20"/>
+          <w:rFonts w:ascii="Montserrat" w:cs="Montserrat" w:eastAsia="Montserrat" w:hAnsi="Montserrat"/>
         </w:rPr>
         <w:t xml:space="preserve">La extensión FisicaBit USB es solo para el cable; por Bluetooth el programa se escribe a mano, con el método clásico. La conexión inalámbrica usa el servicio </w:t>
       </w:r>
       <w:r>
         <w:rPr>
-          <w:rFonts w:ascii="Montserrat" w:cs="Montserrat" w:eastAsia="Montserrat" w:hAnsi="Montserrat"/>
-          <w:b/>
-          <w:bCs/>
-          <w:sz w:val="20"/>
-          <w:szCs w:val="20"/>
+          <w:b/>
+          <w:bCs/>
+          <w:sz w:val="20"/>
+          <w:szCs w:val="20"/>
+          <w:rFonts w:ascii="Montserrat" w:cs="Montserrat" w:eastAsia="Montserrat" w:hAnsi="Montserrat"/>
         </w:rPr>
         <w:t xml:space="preserve">UART</w:t>
       </w:r>
@@ -3889,27 +3889,27 @@
       </w:r>
       <w:r>
         <w:rPr>
-          <w:rFonts w:ascii="Montserrat" w:cs="Montserrat" w:eastAsia="Montserrat" w:hAnsi="Montserrat"/>
-          <w:sz w:val="20"/>
-          <w:szCs w:val="20"/>
+          <w:sz w:val="20"/>
+          <w:szCs w:val="20"/>
+          <w:rFonts w:ascii="Montserrat" w:cs="Montserrat" w:eastAsia="Montserrat" w:hAnsi="Montserrat"/>
         </w:rPr>
         <w:t xml:space="preserve"> sobre </w:t>
       </w:r>
       <w:r>
         <w:rPr>
-          <w:rFonts w:ascii="Montserrat" w:cs="Montserrat" w:eastAsia="Montserrat" w:hAnsi="Montserrat"/>
-          <w:b/>
-          <w:bCs/>
-          <w:sz w:val="20"/>
-          <w:szCs w:val="20"/>
+          <w:b/>
+          <w:bCs/>
+          <w:sz w:val="20"/>
+          <w:szCs w:val="20"/>
+          <w:rFonts w:ascii="Montserrat" w:cs="Montserrat" w:eastAsia="Montserrat" w:hAnsi="Montserrat"/>
         </w:rPr>
         <w:t xml:space="preserve">Bluetooth Low Energy</w:t>
       </w:r>
       <w:r>
         <w:rPr>
-          <w:rFonts w:ascii="Montserrat" w:cs="Montserrat" w:eastAsia="Montserrat" w:hAnsi="Montserrat"/>
-          <w:sz w:val="20"/>
-          <w:szCs w:val="20"/>
+          <w:sz w:val="20"/>
+          <w:szCs w:val="20"/>
+          <w:rFonts w:ascii="Montserrat" w:cs="Montserrat" w:eastAsia="Montserrat" w:hAnsi="Montserrat"/>
         </w:rPr>
         <w:t xml:space="preserve">. Requiere dos configuraciones en MakeCode que, cuando faltan, son la causa típica de que “no conecte”.</w:t>
       </w:r>
@@ -3917,172 +3917,172 @@
     <w:p>
       <w:pPr>
         <w:pStyle w:val="Heading2"/>
-        <w:spacing w:after="140" w:before="300"/>
-      </w:pPr>
-      <w:r>
-        <w:rPr>
-          <w:rFonts w:ascii="Montserrat" w:cs="Montserrat" w:eastAsia="Montserrat" w:hAnsi="Montserrat"/>
+        <w:spacing w:before="300" w:after="140"/>
+      </w:pPr>
+      <w:r>
+        <w:rPr>
           <w:b/>
           <w:bCs/>
           <w:color w:val="000000"/>
           <w:sz w:val="22"/>
           <w:szCs w:val="22"/>
+          <w:rFonts w:ascii="Montserrat" w:cs="Montserrat" w:eastAsia="Montserrat" w:hAnsi="Montserrat"/>
         </w:rPr>
         <w:t xml:space="preserve">5.1 · Configurar Bluetooth en MakeCode</w:t>
       </w:r>
     </w:p>
     <w:p>
       <w:pPr>
-        <w:spacing w:after="100" w:before="120" w:line="300"/>
+        <w:spacing w:before="120" w:after="100" w:line="300"/>
         <w:ind w:left="360" w:hanging="360"/>
       </w:pPr>
       <w:r>
         <w:rPr>
-          <w:rFonts w:ascii="Montserrat" w:cs="Montserrat" w:eastAsia="Montserrat" w:hAnsi="Montserrat"/>
-          <w:b/>
-          <w:bCs/>
-          <w:sz w:val="20"/>
-          <w:szCs w:val="20"/>
+          <w:b/>
+          <w:bCs/>
+          <w:sz w:val="20"/>
+          <w:szCs w:val="20"/>
+          <w:rFonts w:ascii="Montserrat" w:cs="Montserrat" w:eastAsia="Montserrat" w:hAnsi="Montserrat"/>
         </w:rPr>
         <w:t xml:space="preserve">1.  </w:t>
       </w:r>
       <w:r>
         <w:rPr>
-          <w:rFonts w:ascii="Montserrat" w:cs="Montserrat" w:eastAsia="Montserrat" w:hAnsi="Montserrat"/>
-          <w:b/>
-          <w:bCs/>
-          <w:sz w:val="20"/>
-          <w:szCs w:val="20"/>
+          <w:b/>
+          <w:bCs/>
+          <w:sz w:val="20"/>
+          <w:szCs w:val="20"/>
+          <w:rFonts w:ascii="Montserrat" w:cs="Montserrat" w:eastAsia="Montserrat" w:hAnsi="Montserrat"/>
         </w:rPr>
         <w:t xml:space="preserve">Agregar la extensión Bluetooth: </w:t>
       </w:r>
       <w:r>
         <w:rPr>
-          <w:rFonts w:ascii="Montserrat" w:cs="Montserrat" w:eastAsia="Montserrat" w:hAnsi="Montserrat"/>
-          <w:sz w:val="20"/>
-          <w:szCs w:val="20"/>
+          <w:sz w:val="20"/>
+          <w:szCs w:val="20"/>
+          <w:rFonts w:ascii="Montserrat" w:cs="Montserrat" w:eastAsia="Montserrat" w:hAnsi="Montserrat"/>
         </w:rPr>
         <w:t xml:space="preserve">en el editor, abrí </w:t>
       </w:r>
       <w:r>
         <w:rPr>
-          <w:rFonts w:ascii="Montserrat" w:cs="Montserrat" w:eastAsia="Montserrat" w:hAnsi="Montserrat"/>
-          <w:b/>
-          <w:bCs/>
-          <w:sz w:val="20"/>
-          <w:szCs w:val="20"/>
+          <w:b/>
+          <w:bCs/>
+          <w:sz w:val="20"/>
+          <w:szCs w:val="20"/>
+          <w:rFonts w:ascii="Montserrat" w:cs="Montserrat" w:eastAsia="Montserrat" w:hAnsi="Montserrat"/>
         </w:rPr>
         <w:t xml:space="preserve">Extensiones</w:t>
       </w:r>
       <w:r>
         <w:rPr>
-          <w:rFonts w:ascii="Montserrat" w:cs="Montserrat" w:eastAsia="Montserrat" w:hAnsi="Montserrat"/>
-          <w:sz w:val="20"/>
-          <w:szCs w:val="20"/>
+          <w:sz w:val="20"/>
+          <w:szCs w:val="20"/>
+          <w:rFonts w:ascii="Montserrat" w:cs="Montserrat" w:eastAsia="Montserrat" w:hAnsi="Montserrat"/>
         </w:rPr>
         <w:t xml:space="preserve"> (en el menú de bloques o en ⚙ → Extensiones), buscá </w:t>
       </w:r>
       <w:r>
         <w:rPr>
-          <w:rFonts w:ascii="Courier New" w:cs="Courier New" w:eastAsia="Courier New" w:hAnsi="Courier New"/>
           <w:sz w:val="18"/>
           <w:szCs w:val="18"/>
+          <w:rFonts w:ascii="Courier New" w:cs="Courier New" w:eastAsia="Courier New" w:hAnsi="Courier New"/>
         </w:rPr>
         <w:t xml:space="preserve">bluetooth</w:t>
       </w:r>
       <w:r>
         <w:rPr>
-          <w:rFonts w:ascii="Montserrat" w:cs="Montserrat" w:eastAsia="Montserrat" w:hAnsi="Montserrat"/>
-          <w:sz w:val="20"/>
-          <w:szCs w:val="20"/>
+          <w:sz w:val="20"/>
+          <w:szCs w:val="20"/>
+          <w:rFonts w:ascii="Montserrat" w:cs="Montserrat" w:eastAsia="Montserrat" w:hAnsi="Montserrat"/>
         </w:rPr>
         <w:t xml:space="preserve"> y hacé clic en la tarjeta. MakeCode avisa que quitará la extensión </w:t>
       </w:r>
       <w:r>
         <w:rPr>
-          <w:rFonts w:ascii="Montserrat" w:cs="Montserrat" w:eastAsia="Montserrat" w:hAnsi="Montserrat"/>
-          <w:b/>
-          <w:bCs/>
-          <w:sz w:val="20"/>
-          <w:szCs w:val="20"/>
+          <w:b/>
+          <w:bCs/>
+          <w:sz w:val="20"/>
+          <w:szCs w:val="20"/>
+          <w:rFonts w:ascii="Montserrat" w:cs="Montserrat" w:eastAsia="Montserrat" w:hAnsi="Montserrat"/>
         </w:rPr>
         <w:t xml:space="preserve">radio</w:t>
       </w:r>
       <w:r>
         <w:rPr>
-          <w:rFonts w:ascii="Montserrat" w:cs="Montserrat" w:eastAsia="Montserrat" w:hAnsi="Montserrat"/>
-          <w:sz w:val="20"/>
-          <w:szCs w:val="20"/>
+          <w:sz w:val="20"/>
+          <w:szCs w:val="20"/>
+          <w:rFonts w:ascii="Montserrat" w:cs="Montserrat" w:eastAsia="Montserrat" w:hAnsi="Montserrat"/>
         </w:rPr>
         <w:t xml:space="preserve">: aceptá (radio y Bluetooth no pueden convivir en el mismo programa).</w:t>
       </w:r>
     </w:p>
     <w:p>
       <w:pPr>
-        <w:spacing w:after="100" w:before="120" w:line="300"/>
+        <w:spacing w:before="120" w:after="100" w:line="300"/>
         <w:ind w:left="360" w:hanging="360"/>
       </w:pPr>
       <w:r>
         <w:rPr>
-          <w:rFonts w:ascii="Montserrat" w:cs="Montserrat" w:eastAsia="Montserrat" w:hAnsi="Montserrat"/>
-          <w:b/>
-          <w:bCs/>
-          <w:sz w:val="20"/>
-          <w:szCs w:val="20"/>
+          <w:b/>
+          <w:bCs/>
+          <w:sz w:val="20"/>
+          <w:szCs w:val="20"/>
+          <w:rFonts w:ascii="Montserrat" w:cs="Montserrat" w:eastAsia="Montserrat" w:hAnsi="Montserrat"/>
         </w:rPr>
         <w:t xml:space="preserve">2.  </w:t>
       </w:r>
       <w:r>
         <w:rPr>
-          <w:rFonts w:ascii="Montserrat" w:cs="Montserrat" w:eastAsia="Montserrat" w:hAnsi="Montserrat"/>
-          <w:b/>
-          <w:bCs/>
-          <w:sz w:val="20"/>
-          <w:szCs w:val="20"/>
+          <w:b/>
+          <w:bCs/>
+          <w:sz w:val="20"/>
+          <w:szCs w:val="20"/>
+          <w:rFonts w:ascii="Montserrat" w:cs="Montserrat" w:eastAsia="Montserrat" w:hAnsi="Montserrat"/>
         </w:rPr>
         <w:t xml:space="preserve">Activar “No Pairing Required”: </w:t>
       </w:r>
       <w:r>
         <w:rPr>
-          <w:rFonts w:ascii="Montserrat" w:cs="Montserrat" w:eastAsia="Montserrat" w:hAnsi="Montserrat"/>
-          <w:sz w:val="20"/>
-          <w:szCs w:val="20"/>
+          <w:sz w:val="20"/>
+          <w:szCs w:val="20"/>
+          <w:rFonts w:ascii="Montserrat" w:cs="Montserrat" w:eastAsia="Montserrat" w:hAnsi="Montserrat"/>
         </w:rPr>
         <w:t xml:space="preserve">abrí </w:t>
       </w:r>
       <w:r>
         <w:rPr>
-          <w:rFonts w:ascii="Montserrat" w:cs="Montserrat" w:eastAsia="Montserrat" w:hAnsi="Montserrat"/>
-          <w:b/>
-          <w:bCs/>
-          <w:sz w:val="20"/>
-          <w:szCs w:val="20"/>
+          <w:b/>
+          <w:bCs/>
+          <w:sz w:val="20"/>
+          <w:szCs w:val="20"/>
+          <w:rFonts w:ascii="Montserrat" w:cs="Montserrat" w:eastAsia="Montserrat" w:hAnsi="Montserrat"/>
         </w:rPr>
         <w:t xml:space="preserve">⚙ → Configuración del proyecto</w:t>
       </w:r>
       <w:r>
         <w:rPr>
-          <w:rFonts w:ascii="Montserrat" w:cs="Montserrat" w:eastAsia="Montserrat" w:hAnsi="Montserrat"/>
-          <w:sz w:val="20"/>
-          <w:szCs w:val="20"/>
+          <w:sz w:val="20"/>
+          <w:szCs w:val="20"/>
+          <w:rFonts w:ascii="Montserrat" w:cs="Montserrat" w:eastAsia="Montserrat" w:hAnsi="Montserrat"/>
         </w:rPr>
         <w:t xml:space="preserve"> y seleccioná </w:t>
       </w:r>
       <w:r>
         <w:rPr>
-          <w:rFonts w:ascii="Montserrat" w:cs="Montserrat" w:eastAsia="Montserrat" w:hAnsi="Montserrat"/>
-          <w:b/>
-          <w:bCs/>
-          <w:sz w:val="20"/>
-          <w:szCs w:val="20"/>
+          <w:b/>
+          <w:bCs/>
+          <w:sz w:val="20"/>
+          <w:szCs w:val="20"/>
+          <w:rFonts w:ascii="Montserrat" w:cs="Montserrat" w:eastAsia="Montserrat" w:hAnsi="Montserrat"/>
         </w:rPr>
         <w:t xml:space="preserve">“No Pairing Required: Anyone can connect via Bluetooth (JustWorks)”</w:t>
       </w:r>
       <w:r>
         <w:rPr>
-          <w:rFonts w:ascii="Montserrat" w:cs="Montserrat" w:eastAsia="Montserrat" w:hAnsi="Montserrat"/>
-          <w:sz w:val="20"/>
-          <w:szCs w:val="20"/>
+          <w:sz w:val="20"/>
+          <w:szCs w:val="20"/>
+          <w:rFonts w:ascii="Montserrat" w:cs="Montserrat" w:eastAsia="Montserrat" w:hAnsi="Montserrat"/>
         </w:rPr>
         <w:t xml:space="preserve">. Guardá. Sin esto, Chrome/Edge suelen quedarse en “Conectando…”: la micro:bit pide un emparejamiento</w:t>
       </w:r>
@@ -4094,41 +4094,41 @@
       </w:r>
       <w:r>
         <w:rPr>
-          <w:rFonts w:ascii="Montserrat" w:cs="Montserrat" w:eastAsia="Montserrat" w:hAnsi="Montserrat"/>
-          <w:sz w:val="20"/>
-          <w:szCs w:val="20"/>
+          <w:sz w:val="20"/>
+          <w:szCs w:val="20"/>
+          <w:rFonts w:ascii="Montserrat" w:cs="Montserrat" w:eastAsia="Montserrat" w:hAnsi="Montserrat"/>
         </w:rPr>
         <w:t xml:space="preserve"> que el navegador no completa.</w:t>
       </w:r>
     </w:p>
     <w:p>
       <w:pPr>
-        <w:spacing w:after="100" w:before="120" w:line="300"/>
+        <w:spacing w:before="120" w:after="100" w:line="300"/>
         <w:ind w:left="360" w:hanging="360"/>
       </w:pPr>
       <w:r>
         <w:rPr>
-          <w:rFonts w:ascii="Montserrat" w:cs="Montserrat" w:eastAsia="Montserrat" w:hAnsi="Montserrat"/>
-          <w:b/>
-          <w:bCs/>
-          <w:sz w:val="20"/>
-          <w:szCs w:val="20"/>
+          <w:b/>
+          <w:bCs/>
+          <w:sz w:val="20"/>
+          <w:szCs w:val="20"/>
+          <w:rFonts w:ascii="Montserrat" w:cs="Montserrat" w:eastAsia="Montserrat" w:hAnsi="Montserrat"/>
         </w:rPr>
         <w:t xml:space="preserve">3.  </w:t>
       </w:r>
       <w:r>
         <w:rPr>
-          <w:rFonts w:ascii="Montserrat" w:cs="Montserrat" w:eastAsia="Montserrat" w:hAnsi="Montserrat"/>
-          <w:sz w:val="20"/>
-          <w:szCs w:val="20"/>
+          <w:sz w:val="20"/>
+          <w:szCs w:val="20"/>
+          <w:rFonts w:ascii="Montserrat" w:cs="Montserrat" w:eastAsia="Montserrat" w:hAnsi="Montserrat"/>
         </w:rPr>
         <w:t xml:space="preserve">Equivalente a mano en </w:t>
       </w:r>
       <w:r>
         <w:rPr>
-          <w:rFonts w:ascii="Courier New" w:cs="Courier New" w:eastAsia="Courier New" w:hAnsi="Courier New"/>
           <w:sz w:val="18"/>
           <w:szCs w:val="18"/>
+          <w:rFonts w:ascii="Courier New" w:cs="Courier New" w:eastAsia="Courier New" w:hAnsi="Courier New"/>
         </w:rPr>
         <w:t xml:space="preserve">pxt.json</w:t>
       </w:r>
@@ -4140,25 +4140,25 @@
       </w:r>
       <w:r>
         <w:rPr>
-          <w:rFonts w:ascii="Montserrat" w:cs="Montserrat" w:eastAsia="Montserrat" w:hAnsi="Montserrat"/>
-          <w:sz w:val="20"/>
-          <w:szCs w:val="20"/>
+          <w:sz w:val="20"/>
+          <w:szCs w:val="20"/>
+          <w:rFonts w:ascii="Montserrat" w:cs="Montserrat" w:eastAsia="Montserrat" w:hAnsi="Montserrat"/>
         </w:rPr>
         <w:t xml:space="preserve">: la sección bluetooth debe incluir </w:t>
       </w:r>
       <w:r>
         <w:rPr>
-          <w:rFonts w:ascii="Courier New" w:cs="Courier New" w:eastAsia="Courier New" w:hAnsi="Courier New"/>
           <w:sz w:val="18"/>
           <w:szCs w:val="18"/>
+          <w:rFonts w:ascii="Courier New" w:cs="Courier New" w:eastAsia="Courier New" w:hAnsi="Courier New"/>
         </w:rPr>
         <w:t xml:space="preserve">"pairing_mode": 0</w:t>
       </w:r>
       <w:r>
         <w:rPr>
-          <w:rFonts w:ascii="Montserrat" w:cs="Montserrat" w:eastAsia="Montserrat" w:hAnsi="Montserrat"/>
-          <w:sz w:val="20"/>
-          <w:szCs w:val="20"/>
+          <w:sz w:val="20"/>
+          <w:szCs w:val="20"/>
+          <w:rFonts w:ascii="Montserrat" w:cs="Montserrat" w:eastAsia="Montserrat" w:hAnsi="Montserrat"/>
         </w:rPr>
         <w:t xml:space="preserve">:</w:t>
       </w:r>
@@ -4174,9 +4174,9 @@
       </w:pPr>
       <w:r>
         <w:rPr>
-          <w:rFonts w:ascii="Courier New" w:cs="Courier New" w:eastAsia="Courier New" w:hAnsi="Courier New"/>
           <w:sz w:val="18"/>
           <w:szCs w:val="18"/>
+          <w:rFonts w:ascii="Courier New" w:cs="Courier New" w:eastAsia="Courier New" w:hAnsi="Courier New"/>
         </w:rPr>
         <w:t xml:space="preserve">"bluetooth": {</w:t>
       </w:r>
@@ -4192,9 +4192,9 @@
       </w:pPr>
       <w:r>
         <w:rPr>
-          <w:rFonts w:ascii="Courier New" w:cs="Courier New" w:eastAsia="Courier New" w:hAnsi="Courier New"/>
           <w:sz w:val="18"/>
           <w:szCs w:val="18"/>
+          <w:rFonts w:ascii="Courier New" w:cs="Courier New" w:eastAsia="Courier New" w:hAnsi="Courier New"/>
         </w:rPr>
         <w:t xml:space="preserve">    "open": 1,</w:t>
       </w:r>
@@ -4210,9 +4210,9 @@
       </w:pPr>
       <w:r>
         <w:rPr>
-          <w:rFonts w:ascii="Courier New" w:cs="Courier New" w:eastAsia="Courier New" w:hAnsi="Courier New"/>
           <w:sz w:val="18"/>
           <w:szCs w:val="18"/>
+          <w:rFonts w:ascii="Courier New" w:cs="Courier New" w:eastAsia="Courier New" w:hAnsi="Courier New"/>
         </w:rPr>
         <w:t xml:space="preserve">    "pairing_mode": 0,</w:t>
       </w:r>
@@ -4228,9 +4228,9 @@
       </w:pPr>
       <w:r>
         <w:rPr>
-          <w:rFonts w:ascii="Courier New" w:cs="Courier New" w:eastAsia="Courier New" w:hAnsi="Courier New"/>
           <w:sz w:val="18"/>
           <w:szCs w:val="18"/>
+          <w:rFonts w:ascii="Courier New" w:cs="Courier New" w:eastAsia="Courier New" w:hAnsi="Courier New"/>
         </w:rPr>
         <w:t xml:space="preserve">    "whitelist": 0,</w:t>
       </w:r>
@@ -4246,9 +4246,9 @@
       </w:pPr>
       <w:r>
         <w:rPr>
-          <w:rFonts w:ascii="Courier New" w:cs="Courier New" w:eastAsia="Courier New" w:hAnsi="Courier New"/>
           <w:sz w:val="18"/>
           <w:szCs w:val="18"/>
+          <w:rFonts w:ascii="Courier New" w:cs="Courier New" w:eastAsia="Courier New" w:hAnsi="Courier New"/>
         </w:rPr>
         <w:t xml:space="preserve">    "security_level": null</w:t>
       </w:r>
@@ -4264,9 +4264,9 @@
       </w:pPr>
       <w:r>
         <w:rPr>
-          <w:rFonts w:ascii="Courier New" w:cs="Courier New" w:eastAsia="Courier New" w:hAnsi="Courier New"/>
           <w:sz w:val="18"/>
           <w:szCs w:val="18"/>
+          <w:rFonts w:ascii="Courier New" w:cs="Courier New" w:eastAsia="Courier New" w:hAnsi="Courier New"/>
         </w:rPr>
         <w:t xml:space="preserve">}</w:t>
       </w:r>
@@ -4277,42 +4277,42 @@
           <w:left w:val="single" w:color="000000" w:sz="36" w:space="10"/>
         </w:pBdr>
         <w:shd w:fill="F5F5F5" w:val="clear"/>
-        <w:spacing w:after="220" w:before="160" w:line="290"/>
+        <w:spacing w:before="160" w:after="220" w:line="290"/>
         <w:ind w:left="120" w:right="120"/>
       </w:pPr>
       <w:r>
         <w:rPr>
-          <w:rFonts w:ascii="Montserrat" w:cs="Montserrat" w:eastAsia="Montserrat" w:hAnsi="Montserrat"/>
-          <w:b/>
-          <w:bCs/>
-          <w:sz w:val="20"/>
-          <w:szCs w:val="20"/>
+          <w:b/>
+          <w:bCs/>
+          <w:sz w:val="20"/>
+          <w:szCs w:val="20"/>
+          <w:rFonts w:ascii="Montserrat" w:cs="Montserrat" w:eastAsia="Montserrat" w:hAnsi="Montserrat"/>
         </w:rPr>
         <w:t xml:space="preserve">Importante: </w:t>
       </w:r>
       <w:r>
         <w:rPr>
-          <w:rFonts w:ascii="Montserrat" w:cs="Montserrat" w:eastAsia="Montserrat" w:hAnsi="Montserrat"/>
-          <w:sz w:val="20"/>
-          <w:szCs w:val="20"/>
+          <w:sz w:val="20"/>
+          <w:szCs w:val="20"/>
+          <w:rFonts w:ascii="Montserrat" w:cs="Montserrat" w:eastAsia="Montserrat" w:hAnsi="Montserrat"/>
         </w:rPr>
         <w:t xml:space="preserve">al agregar la extensión Bluetooth se desactiva el envío por serial USB (un mismo programa no puede usar los dos). Y cada vez que cambies esta configuración tenés que </w:t>
       </w:r>
       <w:r>
         <w:rPr>
-          <w:rFonts w:ascii="Montserrat" w:cs="Montserrat" w:eastAsia="Montserrat" w:hAnsi="Montserrat"/>
-          <w:b/>
-          <w:bCs/>
-          <w:sz w:val="20"/>
-          <w:szCs w:val="20"/>
+          <w:b/>
+          <w:bCs/>
+          <w:sz w:val="20"/>
+          <w:szCs w:val="20"/>
+          <w:rFonts w:ascii="Montserrat" w:cs="Montserrat" w:eastAsia="Montserrat" w:hAnsi="Montserrat"/>
         </w:rPr>
         <w:t xml:space="preserve">volver a grabar el .hex</w:t>
       </w:r>
       <w:r>
         <w:rPr>
-          <w:rFonts w:ascii="Montserrat" w:cs="Montserrat" w:eastAsia="Montserrat" w:hAnsi="Montserrat"/>
-          <w:sz w:val="20"/>
-          <w:szCs w:val="20"/>
+          <w:sz w:val="20"/>
+          <w:szCs w:val="20"/>
+          <w:rFonts w:ascii="Montserrat" w:cs="Montserrat" w:eastAsia="Montserrat" w:hAnsi="Montserrat"/>
         </w:rPr>
         <w:t xml:space="preserve">: los ajustes viven dentro del programa.</w:t>
       </w:r>
@@ -4320,16 +4320,16 @@
     <w:p>
       <w:pPr>
         <w:pStyle w:val="Heading2"/>
-        <w:spacing w:after="140" w:before="300"/>
-      </w:pPr>
-      <w:r>
-        <w:rPr>
-          <w:rFonts w:ascii="Montserrat" w:cs="Montserrat" w:eastAsia="Montserrat" w:hAnsi="Montserrat"/>
+        <w:spacing w:before="300" w:after="140"/>
+      </w:pPr>
+      <w:r>
+        <w:rPr>
           <w:b/>
           <w:bCs/>
           <w:color w:val="000000"/>
           <w:sz w:val="22"/>
           <w:szCs w:val="22"/>
+          <w:rFonts w:ascii="Montserrat" w:cs="Montserrat" w:eastAsia="Montserrat" w:hAnsi="Montserrat"/>
         </w:rPr>
         <w:t xml:space="preserve">5.2 · El programa en MakeCode, línea por línea</w:t>
       </w:r>
@@ -4345,9 +4345,9 @@
       </w:pPr>
       <w:r>
         <w:rPr>
-          <w:rFonts w:ascii="Courier New" w:cs="Courier New" w:eastAsia="Courier New" w:hAnsi="Courier New"/>
           <w:sz w:val="18"/>
           <w:szCs w:val="18"/>
+          <w:rFonts w:ascii="Courier New" w:cs="Courier New" w:eastAsia="Courier New" w:hAnsi="Courier New"/>
         </w:rPr>
         <w:t xml:space="preserve">let t = 0</w:t>
       </w:r>
@@ -4363,9 +4363,9 @@
       </w:pPr>
       <w:r>
         <w:rPr>
-          <w:rFonts w:ascii="Courier New" w:cs="Courier New" w:eastAsia="Courier New" w:hAnsi="Courier New"/>
           <w:sz w:val="18"/>
           <w:szCs w:val="18"/>
+          <w:rFonts w:ascii="Courier New" w:cs="Courier New" w:eastAsia="Courier New" w:hAnsi="Courier New"/>
         </w:rPr>
         <w:t xml:space="preserve">let valor = 0</w:t>
       </w:r>
@@ -4381,20 +4381,20 @@
       </w:pPr>
       <w:r>
         <w:rPr>
-          <w:rFonts w:ascii="Courier New" w:cs="Courier New" w:eastAsia="Courier New" w:hAnsi="Courier New"/>
           <w:sz w:val="18"/>
           <w:szCs w:val="18"/>
+          <w:rFonts w:ascii="Courier New" w:cs="Courier New" w:eastAsia="Courier New" w:hAnsi="Courier New"/>
         </w:rPr>
         <w:t xml:space="preserve">bluetooth.startUartService()</w:t>
       </w:r>
       <w:r>
         <w:rPr>
-          <w:rFonts w:ascii="Montserrat" w:cs="Montserrat" w:eastAsia="Montserrat" w:hAnsi="Montserrat"/>
           <w:i/>
           <w:iCs/>
           <w:color w:val="555555"/>
           <w:sz w:val="16"/>
           <w:szCs w:val="16"/>
+          <w:rFonts w:ascii="Montserrat" w:cs="Montserrat" w:eastAsia="Montserrat" w:hAnsi="Montserrat"/>
         </w:rPr>
         <w:t xml:space="preserve">   ← publica el "canal serie" por BLE</w:t>
       </w:r>
@@ -4410,9 +4410,9 @@
       </w:pPr>
       <w:r>
         <w:rPr>
-          <w:rFonts w:ascii="Courier New" w:cs="Courier New" w:eastAsia="Courier New" w:hAnsi="Courier New"/>
           <w:sz w:val="18"/>
           <w:szCs w:val="18"/>
+          <w:rFonts w:ascii="Courier New" w:cs="Courier New" w:eastAsia="Courier New" w:hAnsi="Courier New"/>
         </w:rPr>
         <w:t xml:space="preserve"> </w:t>
       </w:r>
@@ -4428,9 +4428,9 @@
       </w:pPr>
       <w:r>
         <w:rPr>
-          <w:rFonts w:ascii="Courier New" w:cs="Courier New" w:eastAsia="Courier New" w:hAnsi="Courier New"/>
           <w:sz w:val="18"/>
           <w:szCs w:val="18"/>
+          <w:rFonts w:ascii="Courier New" w:cs="Courier New" w:eastAsia="Courier New" w:hAnsi="Courier New"/>
         </w:rPr>
         <w:t xml:space="preserve">basic.forever(function () {</w:t>
       </w:r>
@@ -4446,20 +4446,20 @@
       </w:pPr>
       <w:r>
         <w:rPr>
-          <w:rFonts w:ascii="Courier New" w:cs="Courier New" w:eastAsia="Courier New" w:hAnsi="Courier New"/>
           <w:sz w:val="18"/>
           <w:szCs w:val="18"/>
+          <w:rFonts w:ascii="Courier New" w:cs="Courier New" w:eastAsia="Courier New" w:hAnsi="Courier New"/>
         </w:rPr>
         <w:t xml:space="preserve">    t = input.runningTime()</w:t>
       </w:r>
       <w:r>
         <w:rPr>
-          <w:rFonts w:ascii="Montserrat" w:cs="Montserrat" w:eastAsia="Montserrat" w:hAnsi="Montserrat"/>
           <w:i/>
           <w:iCs/>
           <w:color w:val="555555"/>
           <w:sz w:val="16"/>
           <w:szCs w:val="16"/>
+          <w:rFonts w:ascii="Montserrat" w:cs="Montserrat" w:eastAsia="Montserrat" w:hAnsi="Montserrat"/>
         </w:rPr>
         <w:t xml:space="preserve">   ← timestamp: el instante real de la medición</w:t>
       </w:r>
@@ -4475,20 +4475,20 @@
       </w:pPr>
       <w:r>
         <w:rPr>
-          <w:rFonts w:ascii="Courier New" w:cs="Courier New" w:eastAsia="Courier New" w:hAnsi="Courier New"/>
           <w:sz w:val="18"/>
           <w:szCs w:val="18"/>
+          <w:rFonts w:ascii="Courier New" w:cs="Courier New" w:eastAsia="Courier New" w:hAnsi="Courier New"/>
         </w:rPr>
         <w:t xml:space="preserve">    valor = input.acceleration(Dimension.X)</w:t>
       </w:r>
       <w:r>
         <w:rPr>
-          <w:rFonts w:ascii="Montserrat" w:cs="Montserrat" w:eastAsia="Montserrat" w:hAnsi="Montserrat"/>
           <w:i/>
           <w:iCs/>
           <w:color w:val="555555"/>
           <w:sz w:val="16"/>
           <w:szCs w:val="16"/>
+          <w:rFonts w:ascii="Montserrat" w:cs="Montserrat" w:eastAsia="Montserrat" w:hAnsi="Montserrat"/>
         </w:rPr>
         <w:t xml:space="preserve">   ← el sensor a medir</w:t>
       </w:r>
@@ -4504,20 +4504,20 @@
       </w:pPr>
       <w:r>
         <w:rPr>
-          <w:rFonts w:ascii="Courier New" w:cs="Courier New" w:eastAsia="Courier New" w:hAnsi="Courier New"/>
           <w:sz w:val="18"/>
           <w:szCs w:val="18"/>
+          <w:rFonts w:ascii="Courier New" w:cs="Courier New" w:eastAsia="Courier New" w:hAnsi="Courier New"/>
         </w:rPr>
         <w:t xml:space="preserve">    bluetooth.uartWriteLine("" + t + "," + valor)</w:t>
       </w:r>
       <w:r>
         <w:rPr>
-          <w:rFonts w:ascii="Montserrat" w:cs="Montserrat" w:eastAsia="Montserrat" w:hAnsi="Montserrat"/>
           <w:i/>
           <w:iCs/>
           <w:color w:val="555555"/>
           <w:sz w:val="16"/>
           <w:szCs w:val="16"/>
+          <w:rFonts w:ascii="Montserrat" w:cs="Montserrat" w:eastAsia="Montserrat" w:hAnsi="Montserrat"/>
         </w:rPr>
         <w:t xml:space="preserve">   ← igual que serial, pero por radio</w:t>
       </w:r>
@@ -4533,20 +4533,20 @@
       </w:pPr>
       <w:r>
         <w:rPr>
-          <w:rFonts w:ascii="Courier New" w:cs="Courier New" w:eastAsia="Courier New" w:hAnsi="Courier New"/>
           <w:sz w:val="18"/>
           <w:szCs w:val="18"/>
+          <w:rFonts w:ascii="Courier New" w:cs="Courier New" w:eastAsia="Courier New" w:hAnsi="Courier New"/>
         </w:rPr>
         <w:t xml:space="preserve">    basic.pause(100)</w:t>
       </w:r>
       <w:r>
         <w:rPr>
-          <w:rFonts w:ascii="Montserrat" w:cs="Montserrat" w:eastAsia="Montserrat" w:hAnsi="Montserrat"/>
           <w:i/>
           <w:iCs/>
           <w:color w:val="555555"/>
           <w:sz w:val="16"/>
           <w:szCs w:val="16"/>
+          <w:rFonts w:ascii="Montserrat" w:cs="Montserrat" w:eastAsia="Montserrat" w:hAnsi="Montserrat"/>
         </w:rPr>
         <w:t xml:space="preserve">   ← ~8 Hz; suficiente para BLE</w:t>
       </w:r>
@@ -4562,9 +4562,9 @@
       </w:pPr>
       <w:r>
         <w:rPr>
-          <w:rFonts w:ascii="Courier New" w:cs="Courier New" w:eastAsia="Courier New" w:hAnsi="Courier New"/>
           <w:sz w:val="18"/>
           <w:szCs w:val="18"/>
+          <w:rFonts w:ascii="Courier New" w:cs="Courier New" w:eastAsia="Courier New" w:hAnsi="Courier New"/>
         </w:rPr>
         <w:t xml:space="preserve">})</w:t>
       </w:r>
@@ -4580,35 +4580,35 @@
       </w:pPr>
       <w:r>
         <w:rPr>
-          <w:rFonts w:ascii="Courier New" w:cs="Courier New" w:eastAsia="Courier New" w:hAnsi="Courier New"/>
           <w:sz w:val="18"/>
           <w:szCs w:val="18"/>
+          <w:rFonts w:ascii="Courier New" w:cs="Courier New" w:eastAsia="Courier New" w:hAnsi="Courier New"/>
         </w:rPr>
         <w:t xml:space="preserve">bluetooth.startUartService()</w:t>
       </w:r>
       <w:r>
         <w:rPr>
-          <w:rFonts w:ascii="Montserrat" w:cs="Montserrat" w:eastAsia="Montserrat" w:hAnsi="Montserrat"/>
-          <w:sz w:val="20"/>
-          <w:szCs w:val="20"/>
+          <w:sz w:val="20"/>
+          <w:szCs w:val="20"/>
+          <w:rFonts w:ascii="Montserrat" w:cs="Montserrat" w:eastAsia="Montserrat" w:hAnsi="Montserrat"/>
         </w:rPr>
         <w:t xml:space="preserve"> va en el inicio, fuera del bucle: crea el servicio UART que la plataforma busca al conectar. Si falta, aparece el error </w:t>
       </w:r>
       <w:r>
         <w:rPr>
-          <w:rFonts w:ascii="Montserrat" w:cs="Montserrat" w:eastAsia="Montserrat" w:hAnsi="Montserrat"/>
-          <w:b/>
-          <w:bCs/>
-          <w:sz w:val="20"/>
-          <w:szCs w:val="20"/>
+          <w:b/>
+          <w:bCs/>
+          <w:sz w:val="20"/>
+          <w:szCs w:val="20"/>
+          <w:rFonts w:ascii="Montserrat" w:cs="Montserrat" w:eastAsia="Montserrat" w:hAnsi="Montserrat"/>
         </w:rPr>
         <w:t xml:space="preserve">“UART no encontrado”</w:t>
       </w:r>
       <w:r>
         <w:rPr>
-          <w:rFonts w:ascii="Montserrat" w:cs="Montserrat" w:eastAsia="Montserrat" w:hAnsi="Montserrat"/>
-          <w:sz w:val="20"/>
-          <w:szCs w:val="20"/>
+          <w:sz w:val="20"/>
+          <w:szCs w:val="20"/>
+          <w:rFonts w:ascii="Montserrat" w:cs="Montserrat" w:eastAsia="Montserrat" w:hAnsi="Montserrat"/>
         </w:rPr>
         <w:t xml:space="preserve">.</w:t>
       </w:r>
@@ -4624,33 +4624,33 @@
       </w:pPr>
       <w:r>
         <w:rPr>
-          <w:rFonts w:ascii="Courier New" w:cs="Courier New" w:eastAsia="Courier New" w:hAnsi="Courier New"/>
           <w:sz w:val="18"/>
           <w:szCs w:val="18"/>
+          <w:rFonts w:ascii="Courier New" w:cs="Courier New" w:eastAsia="Courier New" w:hAnsi="Courier New"/>
         </w:rPr>
         <w:t xml:space="preserve">bluetooth.uartWriteLine</w:t>
       </w:r>
       <w:r>
         <w:rPr>
-          <w:rFonts w:ascii="Montserrat" w:cs="Montserrat" w:eastAsia="Montserrat" w:hAnsi="Montserrat"/>
-          <w:sz w:val="20"/>
-          <w:szCs w:val="20"/>
+          <w:sz w:val="20"/>
+          <w:szCs w:val="20"/>
+          <w:rFonts w:ascii="Montserrat" w:cs="Montserrat" w:eastAsia="Montserrat" w:hAnsi="Montserrat"/>
         </w:rPr>
         <w:t xml:space="preserve"> usa el mismo formato </w:t>
       </w:r>
       <w:r>
         <w:rPr>
-          <w:rFonts w:ascii="Courier New" w:cs="Courier New" w:eastAsia="Courier New" w:hAnsi="Courier New"/>
           <w:sz w:val="18"/>
           <w:szCs w:val="18"/>
+          <w:rFonts w:ascii="Courier New" w:cs="Courier New" w:eastAsia="Courier New" w:hAnsi="Courier New"/>
         </w:rPr>
         <w:t xml:space="preserve">tiempo,valor</w:t>
       </w:r>
       <w:r>
         <w:rPr>
-          <w:rFonts w:ascii="Montserrat" w:cs="Montserrat" w:eastAsia="Montserrat" w:hAnsi="Montserrat"/>
-          <w:sz w:val="20"/>
-          <w:szCs w:val="20"/>
+          <w:sz w:val="20"/>
+          <w:szCs w:val="20"/>
+          <w:rFonts w:ascii="Montserrat" w:cs="Montserrat" w:eastAsia="Montserrat" w:hAnsi="Montserrat"/>
         </w:rPr>
         <w:t xml:space="preserve"> que el serial: para la plataforma ambos caminos son idénticos una vez que el dato llega.</w:t>
       </w:r>
@@ -4658,16 +4658,16 @@
     <w:p>
       <w:pPr>
         <w:pStyle w:val="Heading2"/>
-        <w:spacing w:after="140" w:before="300"/>
-      </w:pPr>
-      <w:r>
-        <w:rPr>
-          <w:rFonts w:ascii="Montserrat" w:cs="Montserrat" w:eastAsia="Montserrat" w:hAnsi="Montserrat"/>
+        <w:spacing w:before="300" w:after="140"/>
+      </w:pPr>
+      <w:r>
+        <w:rPr>
           <w:b/>
           <w:bCs/>
           <w:color w:val="000000"/>
           <w:sz w:val="22"/>
           <w:szCs w:val="22"/>
+          <w:rFonts w:ascii="Montserrat" w:cs="Montserrat" w:eastAsia="Montserrat" w:hAnsi="Montserrat"/>
         </w:rPr>
         <w:t xml:space="preserve">5.3 · Latencia y límites del BLE</w:t>
       </w:r>
@@ -4678,103 +4678,103 @@
       </w:pPr>
       <w:r>
         <w:rPr>
-          <w:rFonts w:ascii="Montserrat" w:cs="Montserrat" w:eastAsia="Montserrat" w:hAnsi="Montserrat"/>
-          <w:sz w:val="20"/>
-          <w:szCs w:val="20"/>
+          <w:sz w:val="20"/>
+          <w:szCs w:val="20"/>
+          <w:rFonts w:ascii="Montserrat" w:cs="Montserrat" w:eastAsia="Montserrat" w:hAnsi="Montserrat"/>
         </w:rPr>
         <w:t xml:space="preserve">En BLE los datos no fluyen continuo: cada notificación UART lleva </w:t>
       </w:r>
       <w:r>
         <w:rPr>
-          <w:rFonts w:ascii="Montserrat" w:cs="Montserrat" w:eastAsia="Montserrat" w:hAnsi="Montserrat"/>
-          <w:b/>
-          <w:bCs/>
-          <w:sz w:val="20"/>
-          <w:szCs w:val="20"/>
+          <w:b/>
+          <w:bCs/>
+          <w:sz w:val="20"/>
+          <w:szCs w:val="20"/>
+          <w:rFonts w:ascii="Montserrat" w:cs="Montserrat" w:eastAsia="Montserrat" w:hAnsi="Montserrat"/>
         </w:rPr>
         <w:t xml:space="preserve">hasta 20 bytes</w:t>
       </w:r>
       <w:r>
         <w:rPr>
-          <w:rFonts w:ascii="Montserrat" w:cs="Montserrat" w:eastAsia="Montserrat" w:hAnsi="Montserrat"/>
-          <w:sz w:val="20"/>
-          <w:szCs w:val="20"/>
+          <w:sz w:val="20"/>
+          <w:szCs w:val="20"/>
+          <w:rFonts w:ascii="Montserrat" w:cs="Montserrat" w:eastAsia="Montserrat" w:hAnsi="Montserrat"/>
         </w:rPr>
         <w:t xml:space="preserve"> y la radio solo transmite en los </w:t>
       </w:r>
       <w:r>
         <w:rPr>
-          <w:rFonts w:ascii="Montserrat" w:cs="Montserrat" w:eastAsia="Montserrat" w:hAnsi="Montserrat"/>
-          <w:b/>
-          <w:bCs/>
-          <w:sz w:val="20"/>
-          <w:szCs w:val="20"/>
+          <w:b/>
+          <w:bCs/>
+          <w:sz w:val="20"/>
+          <w:szCs w:val="20"/>
+          <w:rFonts w:ascii="Montserrat" w:cs="Montserrat" w:eastAsia="Montserrat" w:hAnsi="Montserrat"/>
         </w:rPr>
         <w:t xml:space="preserve">intervalos de conexión</w:t>
       </w:r>
       <w:r>
         <w:rPr>
-          <w:rFonts w:ascii="Montserrat" w:cs="Montserrat" w:eastAsia="Montserrat" w:hAnsi="Montserrat"/>
-          <w:sz w:val="20"/>
-          <w:szCs w:val="20"/>
+          <w:sz w:val="20"/>
+          <w:szCs w:val="20"/>
+          <w:rFonts w:ascii="Montserrat" w:cs="Montserrat" w:eastAsia="Montserrat" w:hAnsi="Montserrat"/>
         </w:rPr>
         <w:t xml:space="preserve"> (~30–50 ms). Resultado: los puntos llegan </w:t>
       </w:r>
       <w:r>
         <w:rPr>
-          <w:rFonts w:ascii="Montserrat" w:cs="Montserrat" w:eastAsia="Montserrat" w:hAnsi="Montserrat"/>
-          <w:b/>
-          <w:bCs/>
-          <w:sz w:val="20"/>
-          <w:szCs w:val="20"/>
+          <w:b/>
+          <w:bCs/>
+          <w:sz w:val="20"/>
+          <w:szCs w:val="20"/>
+          <w:rFonts w:ascii="Montserrat" w:cs="Montserrat" w:eastAsia="Montserrat" w:hAnsi="Montserrat"/>
         </w:rPr>
         <w:t xml:space="preserve">en ráfagas</w:t>
       </w:r>
       <w:r>
         <w:rPr>
-          <w:rFonts w:ascii="Montserrat" w:cs="Montserrat" w:eastAsia="Montserrat" w:hAnsi="Montserrat"/>
-          <w:sz w:val="20"/>
-          <w:szCs w:val="20"/>
+          <w:sz w:val="20"/>
+          <w:szCs w:val="20"/>
+          <w:rFonts w:ascii="Montserrat" w:cs="Montserrat" w:eastAsia="Montserrat" w:hAnsi="Montserrat"/>
         </w:rPr>
         <w:t xml:space="preserve">, con latencia variable, y el máximo práctico ronda los </w:t>
       </w:r>
       <w:r>
         <w:rPr>
-          <w:rFonts w:ascii="Montserrat" w:cs="Montserrat" w:eastAsia="Montserrat" w:hAnsi="Montserrat"/>
-          <w:b/>
-          <w:bCs/>
-          <w:sz w:val="20"/>
-          <w:szCs w:val="20"/>
+          <w:b/>
+          <w:bCs/>
+          <w:sz w:val="20"/>
+          <w:szCs w:val="20"/>
+          <w:rFonts w:ascii="Montserrat" w:cs="Montserrat" w:eastAsia="Montserrat" w:hAnsi="Montserrat"/>
         </w:rPr>
         <w:t xml:space="preserve">30–50 Hz</w:t>
       </w:r>
       <w:r>
         <w:rPr>
-          <w:rFonts w:ascii="Montserrat" w:cs="Montserrat" w:eastAsia="Montserrat" w:hAnsi="Montserrat"/>
-          <w:sz w:val="20"/>
-          <w:szCs w:val="20"/>
+          <w:sz w:val="20"/>
+          <w:szCs w:val="20"/>
+          <w:rFonts w:ascii="Montserrat" w:cs="Montserrat" w:eastAsia="Montserrat" w:hAnsi="Montserrat"/>
         </w:rPr>
         <w:t xml:space="preserve">. Acá el timestamp de la micro:bit no es opcional: sin él, todos los puntos de una ráfaga quedarían apilados en el mismo instante. Si tu experimento necesita más de ~50 Hz, volvé al </w:t>
       </w:r>
       <w:hyperlink w:history="1" w:anchor="caminoA">
         <w:r>
           <w:rPr>
-            <w:rFonts w:ascii="Montserrat" w:cs="Montserrat" w:eastAsia="Montserrat" w:hAnsi="Montserrat"/>
             <w:b/>
             <w:bCs/>
+            <w:u w:val="single"/>
             <w:color w:val="000000"/>
             <w:sz w:val="20"/>
             <w:szCs w:val="20"/>
-            <w:u w:val="single"/>
+            <w:rFonts w:ascii="Montserrat" w:cs="Montserrat" w:eastAsia="Montserrat" w:hAnsi="Montserrat"/>
           </w:rPr>
           <w:t xml:space="preserve">Camino A (USB)</w:t>
         </w:r>
       </w:hyperlink>
       <w:r>
         <w:rPr>
-          <w:rFonts w:ascii="Montserrat" w:cs="Montserrat" w:eastAsia="Montserrat" w:hAnsi="Montserrat"/>
-          <w:sz w:val="20"/>
-          <w:szCs w:val="20"/>
+          <w:sz w:val="20"/>
+          <w:szCs w:val="20"/>
+          <w:rFonts w:ascii="Montserrat" w:cs="Montserrat" w:eastAsia="Montserrat" w:hAnsi="Montserrat"/>
         </w:rPr>
         <w:t xml:space="preserve">.</w:t>
       </w:r>
@@ -4782,17 +4782,17 @@
     <w:p>
       <w:pPr>
         <w:shd w:fill="000000" w:val="clear"/>
-        <w:spacing w:after="0" w:before="200"/>
+        <w:spacing w:before="200" w:after="0"/>
         <w:ind w:left="120" w:right="120"/>
       </w:pPr>
       <w:r>
         <w:rPr>
-          <w:rFonts w:ascii="Montserrat" w:cs="Montserrat" w:eastAsia="Montserrat" w:hAnsi="Montserrat"/>
           <w:b/>
           <w:bCs/>
           <w:color w:val="FFFFFF"/>
           <w:sz w:val="18"/>
           <w:szCs w:val="18"/>
+          <w:rFonts w:ascii="Montserrat" w:cs="Montserrat" w:eastAsia="Montserrat" w:hAnsi="Montserrat"/>
         </w:rPr>
         <w:t xml:space="preserve">¿CÓMO FUNCIONA?  ·  EL UART SOBRE BLUETOOTH LOW ENERGY</w:t>
       </w:r>
@@ -4800,14 +4800,14 @@
     <w:p>
       <w:pPr>
         <w:shd w:fill="F5F5F5" w:val="clear"/>
-        <w:spacing w:after="240" w:before="0" w:line="290"/>
+        <w:spacing w:before="0" w:after="240" w:line="290"/>
         <w:ind w:left="120" w:right="120"/>
       </w:pPr>
       <w:r>
         <w:rPr>
-          <w:rFonts w:ascii="Montserrat" w:cs="Montserrat" w:eastAsia="Montserrat" w:hAnsi="Montserrat"/>
-          <w:sz w:val="20"/>
-          <w:szCs w:val="20"/>
+          <w:sz w:val="20"/>
+          <w:szCs w:val="20"/>
+          <w:rFonts w:ascii="Montserrat" w:cs="Montserrat" w:eastAsia="Montserrat" w:hAnsi="Montserrat"/>
         </w:rPr>
         <w:t xml:space="preserve">BLE está pensado para gastar poca energía: la radio no transmite continuo sino en ventanas breves acordadas entre los dos equipos (el intervalo de conexión, típicamente 30–50 ms). El servicio UART simula un puerto serie sobre ese esquema: la micro:bit acumula los caracteres y los envía en paquetes (notificaciones) de hasta 20 bytes cuando se abre la ventana. Por eso los datos llegan en ráfagas y la latencia varía punto a punto — y por eso el timestamp lo pone la micro:bit, no el navegador.</w:t>
       </w:r>
@@ -4815,147 +4815,535 @@
     <w:p>
       <w:pPr>
         <w:pStyle w:val="Heading2"/>
-        <w:spacing w:after="140" w:before="300"/>
-      </w:pPr>
-      <w:r>
-        <w:rPr>
-          <w:rFonts w:ascii="Montserrat" w:cs="Montserrat" w:eastAsia="Montserrat" w:hAnsi="Montserrat"/>
+        <w:spacing w:before="300" w:after="140"/>
+      </w:pPr>
+      <w:r>
+        <w:rPr>
           <w:b/>
           <w:bCs/>
           <w:color w:val="000000"/>
           <w:sz w:val="22"/>
           <w:szCs w:val="22"/>
+          <w:rFonts w:ascii="Montserrat" w:cs="Montserrat" w:eastAsia="Montserrat" w:hAnsi="Montserrat"/>
         </w:rPr>
         <w:t xml:space="preserve">5.4 · Grabar y conectar</w:t>
       </w:r>
     </w:p>
     <w:p>
       <w:pPr>
-        <w:spacing w:after="100" w:before="120" w:line="300"/>
+        <w:spacing w:before="120" w:after="100" w:line="300"/>
         <w:ind w:left="360" w:hanging="360"/>
       </w:pPr>
       <w:r>
         <w:rPr>
-          <w:rFonts w:ascii="Montserrat" w:cs="Montserrat" w:eastAsia="Montserrat" w:hAnsi="Montserrat"/>
-          <w:b/>
-          <w:bCs/>
-          <w:sz w:val="20"/>
-          <w:szCs w:val="20"/>
+          <w:b/>
+          <w:bCs/>
+          <w:sz w:val="20"/>
+          <w:szCs w:val="20"/>
+          <w:rFonts w:ascii="Montserrat" w:cs="Montserrat" w:eastAsia="Montserrat" w:hAnsi="Montserrat"/>
         </w:rPr>
         <w:t xml:space="preserve">4.  </w:t>
       </w:r>
       <w:r>
         <w:rPr>
-          <w:rFonts w:ascii="Montserrat" w:cs="Montserrat" w:eastAsia="Montserrat" w:hAnsi="Montserrat"/>
-          <w:sz w:val="20"/>
-          <w:szCs w:val="20"/>
+          <w:sz w:val="20"/>
+          <w:szCs w:val="20"/>
+          <w:rFonts w:ascii="Montserrat" w:cs="Montserrat" w:eastAsia="Montserrat" w:hAnsi="Montserrat"/>
         </w:rPr>
         <w:t xml:space="preserve">Grabá el programa (Descargar → unidad MICROBIT o WebUSB) y esperá la luz naranja. Después podés </w:t>
       </w:r>
       <w:r>
         <w:rPr>
-          <w:rFonts w:ascii="Montserrat" w:cs="Montserrat" w:eastAsia="Montserrat" w:hAnsi="Montserrat"/>
-          <w:b/>
-          <w:bCs/>
-          <w:sz w:val="20"/>
-          <w:szCs w:val="20"/>
+          <w:b/>
+          <w:bCs/>
+          <w:sz w:val="20"/>
+          <w:szCs w:val="20"/>
+          <w:rFonts w:ascii="Montserrat" w:cs="Montserrat" w:eastAsia="Montserrat" w:hAnsi="Montserrat"/>
         </w:rPr>
         <w:t xml:space="preserve">desconectar el cable</w:t>
       </w:r>
       <w:r>
         <w:rPr>
-          <w:rFonts w:ascii="Montserrat" w:cs="Montserrat" w:eastAsia="Montserrat" w:hAnsi="Montserrat"/>
-          <w:sz w:val="20"/>
-          <w:szCs w:val="20"/>
+          <w:sz w:val="20"/>
+          <w:szCs w:val="20"/>
+          <w:rFonts w:ascii="Montserrat" w:cs="Montserrat" w:eastAsia="Montserrat" w:hAnsi="Montserrat"/>
         </w:rPr>
         <w:t xml:space="preserve"> y alimentar la micro:bit a batería: el </w:t>
       </w:r>
       <w:r>
         <w:rPr>
-          <w:rFonts w:ascii="Courier New" w:cs="Courier New" w:eastAsia="Courier New" w:hAnsi="Courier New"/>
           <w:sz w:val="18"/>
           <w:szCs w:val="18"/>
+          <w:rFonts w:ascii="Courier New" w:cs="Courier New" w:eastAsia="Courier New" w:hAnsi="Courier New"/>
         </w:rPr>
         <w:t xml:space="preserve">runningTime()</w:t>
       </w:r>
       <w:r>
         <w:rPr>
-          <w:rFonts w:ascii="Montserrat" w:cs="Montserrat" w:eastAsia="Montserrat" w:hAnsi="Montserrat"/>
-          <w:sz w:val="20"/>
-          <w:szCs w:val="20"/>
+          <w:sz w:val="20"/>
+          <w:szCs w:val="20"/>
+          <w:rFonts w:ascii="Montserrat" w:cs="Montserrat" w:eastAsia="Montserrat" w:hAnsi="Montserrat"/>
         </w:rPr>
         <w:t xml:space="preserve"> sigue corriendo igual.</w:t>
       </w:r>
     </w:p>
     <w:p>
       <w:pPr>
-        <w:spacing w:after="100" w:before="120" w:line="300"/>
+        <w:spacing w:before="120" w:after="100" w:line="300"/>
         <w:ind w:left="360" w:hanging="360"/>
       </w:pPr>
       <w:r>
         <w:rPr>
-          <w:rFonts w:ascii="Montserrat" w:cs="Montserrat" w:eastAsia="Montserrat" w:hAnsi="Montserrat"/>
-          <w:b/>
-          <w:bCs/>
-          <w:sz w:val="20"/>
-          <w:szCs w:val="20"/>
+          <w:b/>
+          <w:bCs/>
+          <w:sz w:val="20"/>
+          <w:szCs w:val="20"/>
+          <w:rFonts w:ascii="Montserrat" w:cs="Montserrat" w:eastAsia="Montserrat" w:hAnsi="Montserrat"/>
         </w:rPr>
         <w:t xml:space="preserve">5.  </w:t>
       </w:r>
       <w:r>
         <w:rPr>
-          <w:rFonts w:ascii="Montserrat" w:cs="Montserrat" w:eastAsia="Montserrat" w:hAnsi="Montserrat"/>
-          <w:sz w:val="20"/>
-          <w:szCs w:val="20"/>
+          <w:sz w:val="20"/>
+          <w:szCs w:val="20"/>
+          <w:rFonts w:ascii="Montserrat" w:cs="Montserrat" w:eastAsia="Montserrat" w:hAnsi="Montserrat"/>
         </w:rPr>
         <w:t xml:space="preserve">En la plataforma presioná el botón azul </w:t>
       </w:r>
       <w:r>
         <w:rPr>
-          <w:rFonts w:ascii="Montserrat" w:cs="Montserrat" w:eastAsia="Montserrat" w:hAnsi="Montserrat"/>
-          <w:b/>
-          <w:bCs/>
-          <w:sz w:val="20"/>
-          <w:szCs w:val="20"/>
+          <w:b/>
+          <w:bCs/>
+          <w:sz w:val="20"/>
+          <w:szCs w:val="20"/>
+          <w:rFonts w:ascii="Montserrat" w:cs="Montserrat" w:eastAsia="Montserrat" w:hAnsi="Montserrat"/>
         </w:rPr>
         <w:t xml:space="preserve">BLUETOOTH</w:t>
       </w:r>
       <w:r>
         <w:rPr>
-          <w:rFonts w:ascii="Montserrat" w:cs="Montserrat" w:eastAsia="Montserrat" w:hAnsi="Montserrat"/>
-          <w:sz w:val="20"/>
-          <w:szCs w:val="20"/>
+          <w:sz w:val="20"/>
+          <w:szCs w:val="20"/>
+          <w:rFonts w:ascii="Montserrat" w:cs="Montserrat" w:eastAsia="Montserrat" w:hAnsi="Montserrat"/>
         </w:rPr>
         <w:t xml:space="preserve">. Aparece primero una guía con los requisitos; verificá los tres puntos y presioná </w:t>
       </w:r>
       <w:r>
         <w:rPr>
-          <w:rFonts w:ascii="Montserrat" w:cs="Montserrat" w:eastAsia="Montserrat" w:hAnsi="Montserrat"/>
-          <w:b/>
-          <w:bCs/>
-          <w:sz w:val="20"/>
-          <w:szCs w:val="20"/>
+          <w:b/>
+          <w:bCs/>
+          <w:sz w:val="20"/>
+          <w:szCs w:val="20"/>
+          <w:rFonts w:ascii="Montserrat" w:cs="Montserrat" w:eastAsia="Montserrat" w:hAnsi="Montserrat"/>
         </w:rPr>
         <w:t xml:space="preserve">CONECTAR</w:t>
       </w:r>
       <w:r>
         <w:rPr>
-          <w:rFonts w:ascii="Montserrat" w:cs="Montserrat" w:eastAsia="Montserrat" w:hAnsi="Montserrat"/>
-          <w:sz w:val="20"/>
-          <w:szCs w:val="20"/>
+          <w:sz w:val="20"/>
+          <w:szCs w:val="20"/>
+          <w:rFonts w:ascii="Montserrat" w:cs="Montserrat" w:eastAsia="Montserrat" w:hAnsi="Montserrat"/>
         </w:rPr>
         <w:t xml:space="preserve">.</w:t>
       </w:r>
     </w:p>
     <w:p>
       <w:pPr>
-        <w:spacing w:after="40" w:before="120"/>
+        <w:spacing w:before="120" w:after="40"/>
         <w:jc w:val="center"/>
       </w:pPr>
       <w:r>
         <w:drawing>
           <wp:inline distT="0" distB="0" distL="0" distR="0">
             <wp:extent cx="5905500" cy="3695700"/>
+            <wp:effectExtent t="0" r="0" b="0" l="0"/>
+            <wp:docPr id="1" name="" descr="" title=""/>
+            <wp:cNvGraphicFramePr>
+              <a:graphicFrameLocks xmlns:a="http://schemas.openxmlformats.org/drawingml/2006/main" noChangeAspect="1"/>
+            </wp:cNvGraphicFramePr>
+            <a:graphic xmlns:a="http://schemas.openxmlformats.org/drawingml/2006/main">
+              <a:graphicData uri="http://schemas.openxmlformats.org/drawingml/2006/picture">
+                <pic:pic xmlns:pic="http://schemas.openxmlformats.org/drawingml/2006/picture">
+                  <pic:nvPicPr>
+                    <pic:cNvPr id="0" name="" descr=""/>
+                    <pic:cNvPicPr>
+                      <a:picLocks noChangeAspect="1" noChangeArrowheads="1"/>
+                    </pic:cNvPicPr>
+                  </pic:nvPicPr>
+                  <pic:blipFill>
+                    <a:blip r:embed="rId9" cstate="none"/>
+                    <a:srcRect/>
+                    <a:stretch>
+                      <a:fillRect/>
+                    </a:stretch>
+                  </pic:blipFill>
+                  <pic:spPr bwMode="auto">
+                    <a:xfrm>
+                      <a:off x="0" y="0"/>
+                      <a:ext cx="5905500" cy="3695700"/>
+                    </a:xfrm>
+                    <a:prstGeom prst="rect">
+                      <a:avLst/>
+                    </a:prstGeom>
+                  </pic:spPr>
+                </pic:pic>
+              </a:graphicData>
+            </a:graphic>
+          </wp:inline>
+        </w:drawing>
+      </w:r>
+    </w:p>
+    <w:p>
+      <w:pPr>
+        <w:spacing w:before="60" w:after="240"/>
+        <w:jc w:val="center"/>
+      </w:pPr>
+      <w:r>
+        <w:rPr>
+          <w:i/>
+          <w:iCs/>
+          <w:color w:val="555555"/>
+          <w:sz w:val="17"/>
+          <w:szCs w:val="17"/>
+          <w:rFonts w:ascii="Montserrat" w:cs="Montserrat" w:eastAsia="Montserrat" w:hAnsi="Montserrat"/>
+        </w:rPr>
+        <w:t xml:space="preserve">Guía de conexión Bluetooth: configuración del proyecto, reinicio y botón CONECTAR.</w:t>
+      </w:r>
+    </w:p>
+    <w:p>
+      <w:pPr>
+        <w:spacing w:before="120" w:after="100" w:line="300"/>
+        <w:ind w:left="360" w:hanging="360"/>
+      </w:pPr>
+      <w:r>
+        <w:rPr>
+          <w:b/>
+          <w:bCs/>
+          <w:sz w:val="20"/>
+          <w:szCs w:val="20"/>
+          <w:rFonts w:ascii="Montserrat" w:cs="Montserrat" w:eastAsia="Montserrat" w:hAnsi="Montserrat"/>
+        </w:rPr>
+        <w:t xml:space="preserve">6.  </w:t>
+      </w:r>
+      <w:r>
+        <w:rPr>
+          <w:sz w:val="20"/>
+          <w:szCs w:val="20"/>
+          <w:rFonts w:ascii="Montserrat" w:cs="Montserrat" w:eastAsia="Montserrat" w:hAnsi="Montserrat"/>
+        </w:rPr>
+        <w:t xml:space="preserve">En el selector del navegador elegí tu placa: </w:t>
+      </w:r>
+      <w:r>
+        <w:rPr>
+          <w:b/>
+          <w:bCs/>
+          <w:sz w:val="20"/>
+          <w:szCs w:val="20"/>
+          <w:rFonts w:ascii="Montserrat" w:cs="Montserrat" w:eastAsia="Montserrat" w:hAnsi="Montserrat"/>
+        </w:rPr>
+        <w:t xml:space="preserve">“BBC micro:bit [XXXXX]”</w:t>
+      </w:r>
+      <w:r>
+        <w:rPr>
+          <w:sz w:val="20"/>
+          <w:szCs w:val="20"/>
+          <w:rFonts w:ascii="Montserrat" w:cs="Montserrat" w:eastAsia="Montserrat" w:hAnsi="Montserrat"/>
+        </w:rPr>
+        <w:t xml:space="preserve"> (las letras identifican a cada micro:bit). Esperá a que el botón cambie a </w:t>
+      </w:r>
+      <w:r>
+        <w:rPr>
+          <w:b/>
+          <w:bCs/>
+          <w:sz w:val="20"/>
+          <w:szCs w:val="20"/>
+          <w:rFonts w:ascii="Montserrat" w:cs="Montserrat" w:eastAsia="Montserrat" w:hAnsi="Montserrat"/>
+        </w:rPr>
+        <w:t xml:space="preserve">BLUETOOTH CONECTADO</w:t>
+      </w:r>
+      <w:r>
+        <w:rPr>
+          <w:sz w:val="20"/>
+          <w:szCs w:val="20"/>
+          <w:rFonts w:ascii="Montserrat" w:cs="Montserrat" w:eastAsia="Montserrat" w:hAnsi="Montserrat"/>
+        </w:rPr>
+        <w:t xml:space="preserve">.</w:t>
+      </w:r>
+    </w:p>
+    <w:p>
+      <w:pPr>
+        <w:pBdr>
+          <w:left w:val="single" w:color="000000" w:sz="36" w:space="10"/>
+        </w:pBdr>
+        <w:shd w:fill="F5F5F5" w:val="clear"/>
+        <w:spacing w:before="160" w:after="220" w:line="290"/>
+        <w:ind w:left="120" w:right="120"/>
+      </w:pPr>
+      <w:r>
+        <w:rPr>
+          <w:b/>
+          <w:bCs/>
+          <w:sz w:val="20"/>
+          <w:szCs w:val="20"/>
+          <w:rFonts w:ascii="Montserrat" w:cs="Montserrat" w:eastAsia="Montserrat" w:hAnsi="Montserrat"/>
+        </w:rPr>
+        <w:t xml:space="preserve">Reconexión automática: </w:t>
+      </w:r>
+      <w:r>
+        <w:rPr>
+          <w:sz w:val="20"/>
+          <w:szCs w:val="20"/>
+          <w:rFonts w:ascii="Montserrat" w:cs="Montserrat" w:eastAsia="Montserrat" w:hAnsi="Montserrat"/>
+        </w:rPr>
+        <w:t xml:space="preserve">si la micro:bit se aleja o pierde señal (alcance típico ~10 m), la plataforma reintenta sola hasta 4 veces. Si la placa no aparece en el selector, reiniciala con RESET y verificá que no esté conectada a otro dispositivo.</w:t>
+      </w:r>
+    </w:p>
+    <w:p>
+      <w:pPr>
+        <w:shd w:fill="000000" w:val="clear"/>
+        <w:spacing w:before="240" w:after="280" w:line="300"/>
+        <w:jc w:val="center"/>
+      </w:pPr>
+      <w:hyperlink w:history="1" w:anchor="configuracion">
+        <w:r>
+          <w:rPr>
+            <w:b/>
+            <w:bCs/>
+            <w:color w:val="FFFFFF"/>
+            <w:sz w:val="21"/>
+            <w:szCs w:val="21"/>
+            <w:rFonts w:ascii="Montserrat" w:cs="Montserrat" w:eastAsia="Montserrat" w:hAnsi="Montserrat"/>
+          </w:rPr>
+          <w:t xml:space="preserve">➜  CONTINUÁ EN LA SECCIÓN 6 — CONFIGURAR LA PLATAFORMA</w:t>
+        </w:r>
+      </w:hyperlink>
+    </w:p>
+    <w:p>
+      <w:pPr>
+        <w:pStyle w:val="Heading1"/>
+        <w:pBdr>
+          <w:bottom w:val="single" w:color="000000" w:sz="18" w:space="4"/>
+        </w:pBdr>
+        <w:spacing w:before="420" w:after="200"/>
+      </w:pPr>
+      <w:bookmarkStart w:name="configuracion" w:id="103"/>
+      <w:r>
+        <w:rPr>
+          <w:b/>
+          <w:bCs/>
+          <w:color w:val="000000"/>
+          <w:sz w:val="26"/>
+          <w:szCs w:val="26"/>
+          <w:rFonts w:ascii="Montserrat" w:cs="Montserrat" w:eastAsia="Montserrat" w:hAnsi="Montserrat"/>
+        </w:rPr>
+        <w:t xml:space="preserve">6 · CONFIGURAR LA PLATAFORMA</w:t>
+      </w:r>
+      <w:bookmarkEnd w:id="103"/>
+    </w:p>
+    <w:p>
+      <w:pPr>
+        <w:spacing w:after="140" w:line="300"/>
+      </w:pPr>
+      <w:r>
+        <w:rPr>
+          <w:sz w:val="20"/>
+          <w:szCs w:val="20"/>
+          <w:rFonts w:ascii="Montserrat" w:cs="Montserrat" w:eastAsia="Montserrat" w:hAnsi="Montserrat"/>
+        </w:rPr>
+        <w:t xml:space="preserve">Desde acá el camino es el mismo para USB y Bluetooth. Antes de capturar, abrí la vista </w:t>
+      </w:r>
+      <w:r>
+        <w:rPr>
+          <w:b/>
+          <w:bCs/>
+          <w:sz w:val="20"/>
+          <w:szCs w:val="20"/>
+          <w:rFonts w:ascii="Montserrat" w:cs="Montserrat" w:eastAsia="Montserrat" w:hAnsi="Montserrat"/>
+        </w:rPr>
+        <w:t xml:space="preserve">CONFIG</w:t>
+      </w:r>
+      <w:r>
+        <w:rPr>
+          <w:sz w:val="20"/>
+          <w:szCs w:val="20"/>
+          <w:rFonts w:ascii="Montserrat" w:cs="Montserrat" w:eastAsia="Montserrat" w:hAnsi="Montserrat"/>
+        </w:rPr>
+        <w:t xml:space="preserve"> (o el panel lateral) y en la sección </w:t>
+      </w:r>
+      <w:r>
+        <w:rPr>
+          <w:b/>
+          <w:bCs/>
+          <w:sz w:val="20"/>
+          <w:szCs w:val="20"/>
+          <w:rFonts w:ascii="Montserrat" w:cs="Montserrat" w:eastAsia="Montserrat" w:hAnsi="Montserrat"/>
+        </w:rPr>
+        <w:t xml:space="preserve">VARIABLES</w:t>
+      </w:r>
+      <w:r>
+        <w:rPr>
+          <w:sz w:val="20"/>
+          <w:szCs w:val="20"/>
+          <w:rFonts w:ascii="Montserrat" w:cs="Montserrat" w:eastAsia="Montserrat" w:hAnsi="Montserrat"/>
+        </w:rPr>
+        <w:t xml:space="preserve"> verificá dos cosas:</w:t>
+      </w:r>
+    </w:p>
+    <w:p>
+      <w:pPr>
+        <w:spacing w:before="120" w:after="100" w:line="300"/>
+        <w:ind w:left="360" w:hanging="360"/>
+      </w:pPr>
+      <w:r>
+        <w:rPr>
+          <w:b/>
+          <w:bCs/>
+          <w:sz w:val="20"/>
+          <w:szCs w:val="20"/>
+          <w:rFonts w:ascii="Montserrat" w:cs="Montserrat" w:eastAsia="Montserrat" w:hAnsi="Montserrat"/>
+        </w:rPr>
+        <w:t xml:space="preserve">1.  </w:t>
+      </w:r>
+      <w:r>
+        <w:rPr>
+          <w:sz w:val="20"/>
+          <w:szCs w:val="20"/>
+          <w:rFonts w:ascii="Montserrat" w:cs="Montserrat" w:eastAsia="Montserrat" w:hAnsi="Montserrat"/>
+        </w:rPr>
+        <w:t xml:space="preserve">La casilla </w:t>
+      </w:r>
+      <w:r>
+        <w:rPr>
+          <w:b/>
+          <w:bCs/>
+          <w:sz w:val="20"/>
+          <w:szCs w:val="20"/>
+          <w:rFonts w:ascii="Montserrat" w:cs="Montserrat" w:eastAsia="Montserrat" w:hAnsi="Montserrat"/>
+        </w:rPr>
+        <w:t xml:space="preserve">MICRO:BIT ENVÍA TIMESTAMP</w:t>
+      </w:r>
+      <w:r>
+        <w:rPr>
+          <w:sz w:val="20"/>
+          <w:szCs w:val="20"/>
+          <w:rFonts w:ascii="Montserrat" w:cs="Montserrat" w:eastAsia="Montserrat" w:hAnsi="Montserrat"/>
+        </w:rPr>
+        <w:t xml:space="preserve"> debe estar </w:t>
+      </w:r>
+      <w:r>
+        <w:rPr>
+          <w:b/>
+          <w:bCs/>
+          <w:sz w:val="20"/>
+          <w:szCs w:val="20"/>
+          <w:rFonts w:ascii="Montserrat" w:cs="Montserrat" w:eastAsia="Montserrat" w:hAnsi="Montserrat"/>
+        </w:rPr>
+        <w:t xml:space="preserve">activada</w:t>
+      </w:r>
+      <w:r>
+        <w:rPr>
+          <w:sz w:val="20"/>
+          <w:szCs w:val="20"/>
+          <w:rFonts w:ascii="Montserrat" w:cs="Montserrat" w:eastAsia="Montserrat" w:hAnsi="Montserrat"/>
+        </w:rPr>
+        <w:t xml:space="preserve"> (es el valor por defecto), porque nuestro programa envía </w:t>
+      </w:r>
+      <w:r>
+        <w:rPr>
+          <w:sz w:val="18"/>
+          <w:szCs w:val="18"/>
+          <w:rFonts w:ascii="Courier New" w:cs="Courier New" w:eastAsia="Courier New" w:hAnsi="Courier New"/>
+        </w:rPr>
+        <w:t xml:space="preserve">tiempo,valor</w:t>
+      </w:r>
+      <w:r>
+        <w:rPr>
+          <w:sz w:val="20"/>
+          <w:szCs w:val="20"/>
+          <w:rFonts w:ascii="Montserrat" w:cs="Montserrat" w:eastAsia="Montserrat" w:hAnsi="Montserrat"/>
+        </w:rPr>
+        <w:t xml:space="preserve">.</w:t>
+      </w:r>
+    </w:p>
+    <w:p>
+      <w:pPr>
+        <w:spacing w:before="120" w:after="100" w:line="300"/>
+        <w:ind w:left="360" w:hanging="360"/>
+      </w:pPr>
+      <w:r>
+        <w:rPr>
+          <w:b/>
+          <w:bCs/>
+          <w:sz w:val="20"/>
+          <w:szCs w:val="20"/>
+          <w:rFonts w:ascii="Montserrat" w:cs="Montserrat" w:eastAsia="Montserrat" w:hAnsi="Montserrat"/>
+        </w:rPr>
+        <w:t xml:space="preserve">2.  </w:t>
+      </w:r>
+      <w:r>
+        <w:rPr>
+          <w:b/>
+          <w:bCs/>
+          <w:sz w:val="20"/>
+          <w:szCs w:val="20"/>
+          <w:rFonts w:ascii="Montserrat" w:cs="Montserrat" w:eastAsia="Montserrat" w:hAnsi="Montserrat"/>
+        </w:rPr>
+        <w:t xml:space="preserve">NÚMERO DE VARIABLES</w:t>
+      </w:r>
+      <w:r>
+        <w:rPr>
+          <w:sz w:val="20"/>
+          <w:szCs w:val="20"/>
+          <w:rFonts w:ascii="Montserrat" w:cs="Montserrat" w:eastAsia="Montserrat" w:hAnsi="Montserrat"/>
+        </w:rPr>
+        <w:t xml:space="preserve"> en </w:t>
+      </w:r>
+      <w:r>
+        <w:rPr>
+          <w:b/>
+          <w:bCs/>
+          <w:sz w:val="20"/>
+          <w:szCs w:val="20"/>
+          <w:rFonts w:ascii="Montserrat" w:cs="Montserrat" w:eastAsia="Montserrat" w:hAnsi="Montserrat"/>
+        </w:rPr>
+        <w:t xml:space="preserve">1 Variable</w:t>
+      </w:r>
+      <w:r>
+        <w:rPr>
+          <w:sz w:val="20"/>
+          <w:szCs w:val="20"/>
+          <w:rFonts w:ascii="Montserrat" w:cs="Montserrat" w:eastAsia="Montserrat" w:hAnsi="Montserrat"/>
+        </w:rPr>
+        <w:t xml:space="preserve">. Podés cambiar el nombre y el color de la variable. Presioná </w:t>
+      </w:r>
+      <w:r>
+        <w:rPr>
+          <w:b/>
+          <w:bCs/>
+          <w:sz w:val="20"/>
+          <w:szCs w:val="20"/>
+          <w:rFonts w:ascii="Montserrat" w:cs="Montserrat" w:eastAsia="Montserrat" w:hAnsi="Montserrat"/>
+        </w:rPr>
+        <w:t xml:space="preserve">APLICAR CONFIGURACIÓN</w:t>
+      </w:r>
+      <w:r>
+        <w:rPr>
+          <w:sz w:val="20"/>
+          <w:szCs w:val="20"/>
+          <w:rFonts w:ascii="Montserrat" w:cs="Montserrat" w:eastAsia="Montserrat" w:hAnsi="Montserrat"/>
+        </w:rPr>
+        <w:t xml:space="preserve">.</w:t>
+      </w:r>
+    </w:p>
+    <w:p>
+      <w:pPr>
+        <w:spacing w:before="120" w:after="40"/>
+        <w:jc w:val="center"/>
+      </w:pPr>
+      <w:r>
+        <w:drawing>
+          <wp:inline distT="0" distB="0" distL="0" distR="0">
+            <wp:extent cx="2286000" cy="6048375"/>
             <wp:effectExtent t="0" r="0" b="0" l="0"/>
             <wp:docPr id="1" name="" descr="" title=""/>
             <wp:cNvGraphicFramePr>
@@ -4980,7 +5368,7 @@
                   <pic:spPr bwMode="auto">
                     <a:xfrm>
                       <a:off x="0" y="0"/>
-                      <a:ext cx="5905500" cy="3695700"/>
+                      <a:ext cx="2286000" cy="6048375"/>
                     </a:xfrm>
                     <a:prstGeom prst="rect">
                       <a:avLst/>
@@ -4995,79 +5383,19 @@
     </w:p>
     <w:p>
       <w:pPr>
-        <w:spacing w:after="240" w:before="60"/>
+        <w:spacing w:before="60" w:after="240"/>
         <w:jc w:val="center"/>
       </w:pPr>
       <w:r>
         <w:rPr>
-          <w:rFonts w:ascii="Montserrat" w:cs="Montserrat" w:eastAsia="Montserrat" w:hAnsi="Montserrat"/>
           <w:i/>
           <w:iCs/>
           <w:color w:val="555555"/>
           <w:sz w:val="17"/>
           <w:szCs w:val="17"/>
-        </w:rPr>
-        <w:t xml:space="preserve">Guía de conexión Bluetooth: configuración del proyecto, reinicio y botón CONECTAR.</w:t>
-      </w:r>
-    </w:p>
-    <w:p>
-      <w:pPr>
-        <w:spacing w:after="100" w:before="120" w:line="300"/>
-        <w:ind w:left="360" w:hanging="360"/>
-      </w:pPr>
-      <w:r>
-        <w:rPr>
-          <w:rFonts w:ascii="Montserrat" w:cs="Montserrat" w:eastAsia="Montserrat" w:hAnsi="Montserrat"/>
-          <w:b/>
-          <w:bCs/>
-          <w:sz w:val="20"/>
-          <w:szCs w:val="20"/>
-        </w:rPr>
-        <w:t xml:space="preserve">6.  </w:t>
-      </w:r>
-      <w:r>
-        <w:rPr>
-          <w:rFonts w:ascii="Montserrat" w:cs="Montserrat" w:eastAsia="Montserrat" w:hAnsi="Montserrat"/>
-          <w:sz w:val="20"/>
-          <w:szCs w:val="20"/>
-        </w:rPr>
-        <w:t xml:space="preserve">En el selector del navegador elegí tu placa: </w:t>
-      </w:r>
-      <w:r>
-        <w:rPr>
-          <w:rFonts w:ascii="Montserrat" w:cs="Montserrat" w:eastAsia="Montserrat" w:hAnsi="Montserrat"/>
-          <w:b/>
-          <w:bCs/>
-          <w:sz w:val="20"/>
-          <w:szCs w:val="20"/>
-        </w:rPr>
-        <w:t xml:space="preserve">“BBC micro:bit [XXXXX]”</w:t>
-      </w:r>
-      <w:r>
-        <w:rPr>
-          <w:rFonts w:ascii="Montserrat" w:cs="Montserrat" w:eastAsia="Montserrat" w:hAnsi="Montserrat"/>
-          <w:sz w:val="20"/>
-          <w:szCs w:val="20"/>
-        </w:rPr>
-        <w:t xml:space="preserve"> (las letras identifican a cada micro:bit). Esperá a que el botón cambie a </w:t>
-      </w:r>
-      <w:r>
-        <w:rPr>
-          <w:rFonts w:ascii="Montserrat" w:cs="Montserrat" w:eastAsia="Montserrat" w:hAnsi="Montserrat"/>
-          <w:b/>
-          <w:bCs/>
-          <w:sz w:val="20"/>
-          <w:szCs w:val="20"/>
-        </w:rPr>
-        <w:t xml:space="preserve">BLUETOOTH CONECTADO</w:t>
-      </w:r>
-      <w:r>
-        <w:rPr>
-          <w:rFonts w:ascii="Montserrat" w:cs="Montserrat" w:eastAsia="Montserrat" w:hAnsi="Montserrat"/>
-          <w:sz w:val="20"/>
-          <w:szCs w:val="20"/>
-        </w:rPr>
-        <w:t xml:space="preserve">.</w:t>
+          <w:rFonts w:ascii="Montserrat" w:cs="Montserrat" w:eastAsia="Montserrat" w:hAnsi="Montserrat"/>
+        </w:rPr>
+        <w:t xml:space="preserve">Sección VARIABLES: casilla de timestamp activada y 1 variable configurada.</w:t>
       </w:r>
     </w:p>
     <w:p>
@@ -5076,47 +5404,59 @@
           <w:left w:val="single" w:color="000000" w:sz="36" w:space="10"/>
         </w:pBdr>
         <w:shd w:fill="F5F5F5" w:val="clear"/>
-        <w:spacing w:after="220" w:before="160" w:line="290"/>
+        <w:spacing w:before="160" w:after="220" w:line="290"/>
         <w:ind w:left="120" w:right="120"/>
       </w:pPr>
       <w:r>
         <w:rPr>
-          <w:rFonts w:ascii="Montserrat" w:cs="Montserrat" w:eastAsia="Montserrat" w:hAnsi="Montserrat"/>
-          <w:b/>
-          <w:bCs/>
-          <w:sz w:val="20"/>
-          <w:szCs w:val="20"/>
-        </w:rPr>
-        <w:t xml:space="preserve">Reconexión automática: </w:t>
-      </w:r>
-      <w:r>
-        <w:rPr>
-          <w:rFonts w:ascii="Montserrat" w:cs="Montserrat" w:eastAsia="Montserrat" w:hAnsi="Montserrat"/>
-          <w:sz w:val="20"/>
-          <w:szCs w:val="20"/>
-        </w:rPr>
-        <w:t xml:space="preserve">si la micro:bit se aleja o pierde señal (alcance típico ~10 m), la plataforma reintenta sola hasta 4 veces. Si la placa no aparece en el selector, reiniciala con RESET y verificá que no esté conectada a otro dispositivo.</w:t>
-      </w:r>
-    </w:p>
-    <w:p>
-      <w:pPr>
-        <w:shd w:fill="000000" w:val="clear"/>
-        <w:spacing w:after="280" w:before="240" w:line="300"/>
-        <w:jc w:val="center"/>
-      </w:pPr>
-      <w:hyperlink w:history="1" w:anchor="configuracion">
-        <w:r>
-          <w:rPr>
-            <w:rFonts w:ascii="Montserrat" w:cs="Montserrat" w:eastAsia="Montserrat" w:hAnsi="Montserrat"/>
-            <w:b/>
-            <w:bCs/>
-            <w:color w:val="FFFFFF"/>
-            <w:sz w:val="21"/>
-            <w:szCs w:val="21"/>
-          </w:rPr>
-          <w:t xml:space="preserve">➜  CONTINUÁ EN LA SECCIÓN 6 — CONFIGURAR LA PLATAFORMA</w:t>
-        </w:r>
-      </w:hyperlink>
+          <w:b/>
+          <w:bCs/>
+          <w:sz w:val="20"/>
+          <w:szCs w:val="20"/>
+          <w:rFonts w:ascii="Montserrat" w:cs="Montserrat" w:eastAsia="Montserrat" w:hAnsi="Montserrat"/>
+        </w:rPr>
+        <w:t xml:space="preserve">Regla de oro: </w:t>
+      </w:r>
+      <w:r>
+        <w:rPr>
+          <w:sz w:val="20"/>
+          <w:szCs w:val="20"/>
+          <w:rFonts w:ascii="Montserrat" w:cs="Montserrat" w:eastAsia="Montserrat" w:hAnsi="Montserrat"/>
+        </w:rPr>
+        <w:t xml:space="preserve">el número de valores que envía la micro:bit debe coincidir con el número de variables configurado. Si el programa envía </w:t>
+      </w:r>
+      <w:r>
+        <w:rPr>
+          <w:sz w:val="18"/>
+          <w:szCs w:val="18"/>
+          <w:rFonts w:ascii="Courier New" w:cs="Courier New" w:eastAsia="Courier New" w:hAnsi="Courier New"/>
+        </w:rPr>
+        <w:t xml:space="preserve">tiempo,valor</w:t>
+      </w:r>
+      <w:r>
+        <w:rPr>
+          <w:sz w:val="20"/>
+          <w:szCs w:val="20"/>
+          <w:rFonts w:ascii="Montserrat" w:cs="Montserrat" w:eastAsia="Montserrat" w:hAnsi="Montserrat"/>
+        </w:rPr>
+        <w:t xml:space="preserve"> la casilla de timestamp debe estar activada; si envía solo </w:t>
+      </w:r>
+      <w:r>
+        <w:rPr>
+          <w:sz w:val="18"/>
+          <w:szCs w:val="18"/>
+          <w:rFonts w:ascii="Courier New" w:cs="Courier New" w:eastAsia="Courier New" w:hAnsi="Courier New"/>
+        </w:rPr>
+        <w:t xml:space="preserve">valor</w:t>
+      </w:r>
+      <w:r>
+        <w:rPr>
+          <w:sz w:val="20"/>
+          <w:szCs w:val="20"/>
+          <w:rFonts w:ascii="Montserrat" w:cs="Montserrat" w:eastAsia="Montserrat" w:hAnsi="Montserrat"/>
+        </w:rPr>
+        <w:t xml:space="preserve">, desactivada.</w:t>
+      </w:r>
     </w:p>
     <w:p>
       <w:pPr>
@@ -5124,226 +5464,89 @@
         <w:pBdr>
           <w:bottom w:val="single" w:color="000000" w:sz="18" w:space="4"/>
         </w:pBdr>
-        <w:spacing w:after="200" w:before="420"/>
-      </w:pPr>
-      <w:bookmarkStart w:name="configuracion" w:id="103"/>
-      <w:r>
-        <w:rPr>
-          <w:rFonts w:ascii="Montserrat" w:cs="Montserrat" w:eastAsia="Montserrat" w:hAnsi="Montserrat"/>
+        <w:spacing w:before="420" w:after="200"/>
+      </w:pPr>
+      <w:r>
+        <w:rPr>
           <w:b/>
           <w:bCs/>
           <w:color w:val="000000"/>
           <w:sz w:val="26"/>
           <w:szCs w:val="26"/>
-        </w:rPr>
-        <w:t xml:space="preserve">6 · CONFIGURAR LA PLATAFORMA</w:t>
-      </w:r>
-      <w:bookmarkEnd w:id="103"/>
-    </w:p>
-    <w:p>
-      <w:pPr>
-        <w:spacing w:after="140" w:line="300"/>
-      </w:pPr>
-      <w:r>
-        <w:rPr>
-          <w:rFonts w:ascii="Montserrat" w:cs="Montserrat" w:eastAsia="Montserrat" w:hAnsi="Montserrat"/>
-          <w:sz w:val="20"/>
-          <w:szCs w:val="20"/>
-        </w:rPr>
-        <w:t xml:space="preserve">Desde acá el camino es el mismo para USB y Bluetooth. Antes de capturar, abrí la vista </w:t>
-      </w:r>
-      <w:r>
-        <w:rPr>
-          <w:rFonts w:ascii="Montserrat" w:cs="Montserrat" w:eastAsia="Montserrat" w:hAnsi="Montserrat"/>
-          <w:b/>
-          <w:bCs/>
-          <w:sz w:val="20"/>
-          <w:szCs w:val="20"/>
-        </w:rPr>
-        <w:t xml:space="preserve">CONFIG</w:t>
-      </w:r>
-      <w:r>
-        <w:rPr>
-          <w:rFonts w:ascii="Montserrat" w:cs="Montserrat" w:eastAsia="Montserrat" w:hAnsi="Montserrat"/>
-          <w:sz w:val="20"/>
-          <w:szCs w:val="20"/>
-        </w:rPr>
-        <w:t xml:space="preserve"> (o el panel lateral) y en la sección </w:t>
-      </w:r>
-      <w:r>
-        <w:rPr>
-          <w:rFonts w:ascii="Montserrat" w:cs="Montserrat" w:eastAsia="Montserrat" w:hAnsi="Montserrat"/>
-          <w:b/>
-          <w:bCs/>
-          <w:sz w:val="20"/>
-          <w:szCs w:val="20"/>
-        </w:rPr>
-        <w:t xml:space="preserve">VARIABLES</w:t>
-      </w:r>
-      <w:r>
-        <w:rPr>
-          <w:rFonts w:ascii="Montserrat" w:cs="Montserrat" w:eastAsia="Montserrat" w:hAnsi="Montserrat"/>
-          <w:sz w:val="20"/>
-          <w:szCs w:val="20"/>
-        </w:rPr>
-        <w:t xml:space="preserve"> verificá dos cosas:</w:t>
-      </w:r>
-    </w:p>
-    <w:p>
-      <w:pPr>
-        <w:spacing w:after="100" w:before="120" w:line="300"/>
+          <w:rFonts w:ascii="Montserrat" w:cs="Montserrat" w:eastAsia="Montserrat" w:hAnsi="Montserrat"/>
+        </w:rPr>
+        <w:t xml:space="preserve">7 · CAPTURAR DATOS</w:t>
+      </w:r>
+    </w:p>
+    <w:p>
+      <w:pPr>
+        <w:spacing w:before="120" w:after="100" w:line="300"/>
         <w:ind w:left="360" w:hanging="360"/>
       </w:pPr>
       <w:r>
         <w:rPr>
-          <w:rFonts w:ascii="Montserrat" w:cs="Montserrat" w:eastAsia="Montserrat" w:hAnsi="Montserrat"/>
-          <w:b/>
-          <w:bCs/>
-          <w:sz w:val="20"/>
-          <w:szCs w:val="20"/>
+          <w:b/>
+          <w:bCs/>
+          <w:sz w:val="20"/>
+          <w:szCs w:val="20"/>
+          <w:rFonts w:ascii="Montserrat" w:cs="Montserrat" w:eastAsia="Montserrat" w:hAnsi="Montserrat"/>
         </w:rPr>
         <w:t xml:space="preserve">1.  </w:t>
       </w:r>
       <w:r>
         <w:rPr>
-          <w:rFonts w:ascii="Montserrat" w:cs="Montserrat" w:eastAsia="Montserrat" w:hAnsi="Montserrat"/>
-          <w:sz w:val="20"/>
-          <w:szCs w:val="20"/>
-        </w:rPr>
-        <w:t xml:space="preserve">La casilla </w:t>
-      </w:r>
-      <w:r>
-        <w:rPr>
-          <w:rFonts w:ascii="Montserrat" w:cs="Montserrat" w:eastAsia="Montserrat" w:hAnsi="Montserrat"/>
-          <w:b/>
-          <w:bCs/>
-          <w:sz w:val="20"/>
-          <w:szCs w:val="20"/>
-        </w:rPr>
-        <w:t xml:space="preserve">MICRO:BIT ENVÍA TIMESTAMP</w:t>
-      </w:r>
-      <w:r>
-        <w:rPr>
-          <w:rFonts w:ascii="Montserrat" w:cs="Montserrat" w:eastAsia="Montserrat" w:hAnsi="Montserrat"/>
-          <w:sz w:val="20"/>
-          <w:szCs w:val="20"/>
-        </w:rPr>
-        <w:t xml:space="preserve"> debe estar </w:t>
-      </w:r>
-      <w:r>
-        <w:rPr>
-          <w:rFonts w:ascii="Montserrat" w:cs="Montserrat" w:eastAsia="Montserrat" w:hAnsi="Montserrat"/>
-          <w:b/>
-          <w:bCs/>
-          <w:sz w:val="20"/>
-          <w:szCs w:val="20"/>
-        </w:rPr>
-        <w:t xml:space="preserve">activada</w:t>
-      </w:r>
-      <w:r>
-        <w:rPr>
-          <w:rFonts w:ascii="Montserrat" w:cs="Montserrat" w:eastAsia="Montserrat" w:hAnsi="Montserrat"/>
-          <w:sz w:val="20"/>
-          <w:szCs w:val="20"/>
-        </w:rPr>
-        <w:t xml:space="preserve"> (es el valor por defecto), porque nuestro programa envía </w:t>
-      </w:r>
-      <w:r>
-        <w:rPr>
-          <w:rFonts w:ascii="Courier New" w:cs="Courier New" w:eastAsia="Courier New" w:hAnsi="Courier New"/>
-          <w:sz w:val="18"/>
-          <w:szCs w:val="18"/>
-        </w:rPr>
-        <w:t xml:space="preserve">tiempo,valor</w:t>
-      </w:r>
-      <w:r>
-        <w:rPr>
-          <w:rFonts w:ascii="Montserrat" w:cs="Montserrat" w:eastAsia="Montserrat" w:hAnsi="Montserrat"/>
-          <w:sz w:val="20"/>
-          <w:szCs w:val="20"/>
+          <w:sz w:val="20"/>
+          <w:szCs w:val="20"/>
+          <w:rFonts w:ascii="Montserrat" w:cs="Montserrat" w:eastAsia="Montserrat" w:hAnsi="Montserrat"/>
+        </w:rPr>
+        <w:t xml:space="preserve">Con la conexión establecida, el estado cambia a </w:t>
+      </w:r>
+      <w:r>
+        <w:rPr>
+          <w:b/>
+          <w:bCs/>
+          <w:sz w:val="20"/>
+          <w:szCs w:val="20"/>
+          <w:rFonts w:ascii="Montserrat" w:cs="Montserrat" w:eastAsia="Montserrat" w:hAnsi="Montserrat"/>
+        </w:rPr>
+        <w:t xml:space="preserve">CONECTADO — Presiona CAPTURAR</w:t>
+      </w:r>
+      <w:r>
+        <w:rPr>
+          <w:sz w:val="20"/>
+          <w:szCs w:val="20"/>
+          <w:rFonts w:ascii="Montserrat" w:cs="Montserrat" w:eastAsia="Montserrat" w:hAnsi="Montserrat"/>
+        </w:rPr>
+        <w:t xml:space="preserve"> y aparece el botón </w:t>
+      </w:r>
+      <w:r>
+        <w:rPr>
+          <w:b/>
+          <w:bCs/>
+          <w:sz w:val="20"/>
+          <w:szCs w:val="20"/>
+          <w:rFonts w:ascii="Montserrat" w:cs="Montserrat" w:eastAsia="Montserrat" w:hAnsi="Montserrat"/>
+        </w:rPr>
+        <w:t xml:space="preserve">CAPTURAR</w:t>
+      </w:r>
+      <w:r>
+        <w:rPr>
+          <w:sz w:val="20"/>
+          <w:szCs w:val="20"/>
+          <w:rFonts w:ascii="Montserrat" w:cs="Montserrat" w:eastAsia="Montserrat" w:hAnsi="Montserrat"/>
         </w:rPr>
         <w:t xml:space="preserve">.</w:t>
       </w:r>
     </w:p>
     <w:p>
       <w:pPr>
-        <w:spacing w:after="100" w:before="120" w:line="300"/>
-        <w:ind w:left="360" w:hanging="360"/>
-      </w:pPr>
-      <w:r>
-        <w:rPr>
-          <w:rFonts w:ascii="Montserrat" w:cs="Montserrat" w:eastAsia="Montserrat" w:hAnsi="Montserrat"/>
-          <w:b/>
-          <w:bCs/>
-          <w:sz w:val="20"/>
-          <w:szCs w:val="20"/>
-        </w:rPr>
-        <w:t xml:space="preserve">2.  </w:t>
-      </w:r>
-      <w:r>
-        <w:rPr>
-          <w:rFonts w:ascii="Montserrat" w:cs="Montserrat" w:eastAsia="Montserrat" w:hAnsi="Montserrat"/>
-          <w:b/>
-          <w:bCs/>
-          <w:sz w:val="20"/>
-          <w:szCs w:val="20"/>
-        </w:rPr>
-        <w:t xml:space="preserve">NÚMERO DE VARIABLES</w:t>
-      </w:r>
-      <w:r>
-        <w:rPr>
-          <w:rFonts w:ascii="Montserrat" w:cs="Montserrat" w:eastAsia="Montserrat" w:hAnsi="Montserrat"/>
-          <w:sz w:val="20"/>
-          <w:szCs w:val="20"/>
-        </w:rPr>
-        <w:t xml:space="preserve"> en </w:t>
-      </w:r>
-      <w:r>
-        <w:rPr>
-          <w:rFonts w:ascii="Montserrat" w:cs="Montserrat" w:eastAsia="Montserrat" w:hAnsi="Montserrat"/>
-          <w:b/>
-          <w:bCs/>
-          <w:sz w:val="20"/>
-          <w:szCs w:val="20"/>
-        </w:rPr>
-        <w:t xml:space="preserve">1 Variable</w:t>
-      </w:r>
-      <w:r>
-        <w:rPr>
-          <w:rFonts w:ascii="Montserrat" w:cs="Montserrat" w:eastAsia="Montserrat" w:hAnsi="Montserrat"/>
-          <w:sz w:val="20"/>
-          <w:szCs w:val="20"/>
-        </w:rPr>
-        <w:t xml:space="preserve">. Podés cambiar el nombre y el color de la variable. Presioná </w:t>
-      </w:r>
-      <w:r>
-        <w:rPr>
-          <w:rFonts w:ascii="Montserrat" w:cs="Montserrat" w:eastAsia="Montserrat" w:hAnsi="Montserrat"/>
-          <w:b/>
-          <w:bCs/>
-          <w:sz w:val="20"/>
-          <w:szCs w:val="20"/>
-        </w:rPr>
-        <w:t xml:space="preserve">APLICAR CONFIGURACIÓN</w:t>
-      </w:r>
-      <w:r>
-        <w:rPr>
-          <w:rFonts w:ascii="Montserrat" w:cs="Montserrat" w:eastAsia="Montserrat" w:hAnsi="Montserrat"/>
-          <w:sz w:val="20"/>
-          <w:szCs w:val="20"/>
-        </w:rPr>
-        <w:t xml:space="preserve">.</w:t>
-      </w:r>
-    </w:p>
-    <w:p>
-      <w:pPr>
-        <w:spacing w:after="40" w:before="120"/>
+        <w:spacing w:before="120" w:after="40"/>
         <w:jc w:val="center"/>
       </w:pPr>
       <w:r>
         <w:drawing>
           <wp:inline distT="0" distB="0" distL="0" distR="0">
-            <wp:extent cx="2286000" cy="6048375"/>
+            <wp:extent cx="5905500" cy="447675"/>
             <wp:effectExtent t="0" r="0" b="0" l="0"/>
             <wp:docPr id="1" name="" descr="" title=""/>
             <wp:cNvGraphicFramePr>
@@ -5368,7 +5571,7 @@
                   <pic:spPr bwMode="auto">
                     <a:xfrm>
                       <a:off x="0" y="0"/>
-                      <a:ext cx="2286000" cy="6048375"/>
+                      <a:ext cx="5905500" cy="447675"/>
                     </a:xfrm>
                     <a:prstGeom prst="rect">
                       <a:avLst/>
@@ -5383,170 +5586,90 @@
     </w:p>
     <w:p>
       <w:pPr>
-        <w:spacing w:after="240" w:before="60"/>
+        <w:spacing w:before="60" w:after="240"/>
         <w:jc w:val="center"/>
       </w:pPr>
       <w:r>
         <w:rPr>
-          <w:rFonts w:ascii="Montserrat" w:cs="Montserrat" w:eastAsia="Montserrat" w:hAnsi="Montserrat"/>
           <w:i/>
           <w:iCs/>
           <w:color w:val="555555"/>
           <w:sz w:val="17"/>
           <w:szCs w:val="17"/>
-        </w:rPr>
-        <w:t xml:space="preserve">Sección VARIABLES: casilla de timestamp activada y 1 variable configurada.</w:t>
-      </w:r>
-    </w:p>
-    <w:p>
-      <w:pPr>
-        <w:pBdr>
-          <w:left w:val="single" w:color="000000" w:sz="36" w:space="10"/>
-        </w:pBdr>
-        <w:shd w:fill="F5F5F5" w:val="clear"/>
-        <w:spacing w:after="220" w:before="160" w:line="290"/>
-        <w:ind w:left="120" w:right="120"/>
-      </w:pPr>
-      <w:r>
-        <w:rPr>
-          <w:rFonts w:ascii="Montserrat" w:cs="Montserrat" w:eastAsia="Montserrat" w:hAnsi="Montserrat"/>
-          <w:b/>
-          <w:bCs/>
-          <w:sz w:val="20"/>
-          <w:szCs w:val="20"/>
-        </w:rPr>
-        <w:t xml:space="preserve">Regla de oro: </w:t>
-      </w:r>
-      <w:r>
-        <w:rPr>
-          <w:rFonts w:ascii="Montserrat" w:cs="Montserrat" w:eastAsia="Montserrat" w:hAnsi="Montserrat"/>
-          <w:sz w:val="20"/>
-          <w:szCs w:val="20"/>
-        </w:rPr>
-        <w:t xml:space="preserve">el número de valores que envía la micro:bit debe coincidir con el número de variables configurado. Si el programa envía </w:t>
-      </w:r>
-      <w:r>
-        <w:rPr>
-          <w:rFonts w:ascii="Courier New" w:cs="Courier New" w:eastAsia="Courier New" w:hAnsi="Courier New"/>
-          <w:sz w:val="18"/>
-          <w:szCs w:val="18"/>
-        </w:rPr>
-        <w:t xml:space="preserve">tiempo,valor</w:t>
-      </w:r>
-      <w:r>
-        <w:rPr>
-          <w:rFonts w:ascii="Montserrat" w:cs="Montserrat" w:eastAsia="Montserrat" w:hAnsi="Montserrat"/>
-          <w:sz w:val="20"/>
-          <w:szCs w:val="20"/>
-        </w:rPr>
-        <w:t xml:space="preserve"> la casilla de timestamp debe estar activada; si envía solo </w:t>
-      </w:r>
-      <w:r>
-        <w:rPr>
-          <w:rFonts w:ascii="Courier New" w:cs="Courier New" w:eastAsia="Courier New" w:hAnsi="Courier New"/>
-          <w:sz w:val="18"/>
-          <w:szCs w:val="18"/>
-        </w:rPr>
-        <w:t xml:space="preserve">valor</w:t>
-      </w:r>
-      <w:r>
-        <w:rPr>
-          <w:rFonts w:ascii="Montserrat" w:cs="Montserrat" w:eastAsia="Montserrat" w:hAnsi="Montserrat"/>
-          <w:sz w:val="20"/>
-          <w:szCs w:val="20"/>
-        </w:rPr>
-        <w:t xml:space="preserve">, desactivada.</w:t>
-      </w:r>
-    </w:p>
-    <w:p>
-      <w:pPr>
-        <w:pStyle w:val="Heading1"/>
-        <w:pBdr>
-          <w:bottom w:val="single" w:color="000000" w:sz="18" w:space="4"/>
-        </w:pBdr>
-        <w:spacing w:after="200" w:before="420"/>
-      </w:pPr>
-      <w:r>
-        <w:rPr>
-          <w:rFonts w:ascii="Montserrat" w:cs="Montserrat" w:eastAsia="Montserrat" w:hAnsi="Montserrat"/>
-          <w:b/>
-          <w:bCs/>
-          <w:color w:val="000000"/>
-          <w:sz w:val="26"/>
-          <w:szCs w:val="26"/>
-        </w:rPr>
-        <w:t xml:space="preserve">7 · CAPTURAR DATOS</w:t>
-      </w:r>
-    </w:p>
-    <w:p>
-      <w:pPr>
-        <w:spacing w:after="100" w:before="120" w:line="300"/>
+          <w:rFonts w:ascii="Montserrat" w:cs="Montserrat" w:eastAsia="Montserrat" w:hAnsi="Montserrat"/>
+        </w:rPr>
+        <w:t xml:space="preserve">micro:bit conectada: el botón CAPTURAR reemplaza a CONECTAR.</w:t>
+      </w:r>
+    </w:p>
+    <w:p>
+      <w:pPr>
+        <w:spacing w:before="120" w:after="100" w:line="300"/>
         <w:ind w:left="360" w:hanging="360"/>
       </w:pPr>
       <w:r>
         <w:rPr>
-          <w:rFonts w:ascii="Montserrat" w:cs="Montserrat" w:eastAsia="Montserrat" w:hAnsi="Montserrat"/>
-          <w:b/>
-          <w:bCs/>
-          <w:sz w:val="20"/>
-          <w:szCs w:val="20"/>
-        </w:rPr>
-        <w:t xml:space="preserve">1.  </w:t>
-      </w:r>
-      <w:r>
-        <w:rPr>
-          <w:rFonts w:ascii="Montserrat" w:cs="Montserrat" w:eastAsia="Montserrat" w:hAnsi="Montserrat"/>
-          <w:sz w:val="20"/>
-          <w:szCs w:val="20"/>
-        </w:rPr>
-        <w:t xml:space="preserve">Con la conexión establecida, el estado cambia a </w:t>
-      </w:r>
-      <w:r>
-        <w:rPr>
-          <w:rFonts w:ascii="Montserrat" w:cs="Montserrat" w:eastAsia="Montserrat" w:hAnsi="Montserrat"/>
-          <w:b/>
-          <w:bCs/>
-          <w:sz w:val="20"/>
-          <w:szCs w:val="20"/>
-        </w:rPr>
-        <w:t xml:space="preserve">CONECTADO — Presiona CAPTURAR</w:t>
-      </w:r>
-      <w:r>
-        <w:rPr>
-          <w:rFonts w:ascii="Montserrat" w:cs="Montserrat" w:eastAsia="Montserrat" w:hAnsi="Montserrat"/>
-          <w:sz w:val="20"/>
-          <w:szCs w:val="20"/>
-        </w:rPr>
-        <w:t xml:space="preserve"> y aparece el botón </w:t>
-      </w:r>
-      <w:r>
-        <w:rPr>
-          <w:rFonts w:ascii="Montserrat" w:cs="Montserrat" w:eastAsia="Montserrat" w:hAnsi="Montserrat"/>
-          <w:b/>
-          <w:bCs/>
-          <w:sz w:val="20"/>
-          <w:szCs w:val="20"/>
+          <w:b/>
+          <w:bCs/>
+          <w:sz w:val="20"/>
+          <w:szCs w:val="20"/>
+          <w:rFonts w:ascii="Montserrat" w:cs="Montserrat" w:eastAsia="Montserrat" w:hAnsi="Montserrat"/>
+        </w:rPr>
+        <w:t xml:space="preserve">2.  </w:t>
+      </w:r>
+      <w:r>
+        <w:rPr>
+          <w:sz w:val="20"/>
+          <w:szCs w:val="20"/>
+          <w:rFonts w:ascii="Montserrat" w:cs="Montserrat" w:eastAsia="Montserrat" w:hAnsi="Montserrat"/>
+        </w:rPr>
+        <w:t xml:space="preserve">Presioná </w:t>
+      </w:r>
+      <w:r>
+        <w:rPr>
+          <w:b/>
+          <w:bCs/>
+          <w:sz w:val="20"/>
+          <w:szCs w:val="20"/>
+          <w:rFonts w:ascii="Montserrat" w:cs="Montserrat" w:eastAsia="Montserrat" w:hAnsi="Montserrat"/>
         </w:rPr>
         <w:t xml:space="preserve">CAPTURAR</w:t>
       </w:r>
       <w:r>
         <w:rPr>
-          <w:rFonts w:ascii="Montserrat" w:cs="Montserrat" w:eastAsia="Montserrat" w:hAnsi="Montserrat"/>
-          <w:sz w:val="20"/>
-          <w:szCs w:val="20"/>
-        </w:rPr>
-        <w:t xml:space="preserve">.</w:t>
-      </w:r>
-    </w:p>
-    <w:p>
-      <w:pPr>
-        <w:spacing w:after="40" w:before="120"/>
+          <w:sz w:val="20"/>
+          <w:szCs w:val="20"/>
+          <w:rFonts w:ascii="Montserrat" w:cs="Montserrat" w:eastAsia="Montserrat" w:hAnsi="Montserrat"/>
+        </w:rPr>
+        <w:t xml:space="preserve">. El estado pasa a </w:t>
+      </w:r>
+      <w:r>
+        <w:rPr>
+          <w:b/>
+          <w:bCs/>
+          <w:sz w:val="20"/>
+          <w:szCs w:val="20"/>
+          <w:rFonts w:ascii="Montserrat" w:cs="Montserrat" w:eastAsia="Montserrat" w:hAnsi="Montserrat"/>
+        </w:rPr>
+        <w:t xml:space="preserve">CAPTURANDO</w:t>
+      </w:r>
+      <w:r>
+        <w:rPr>
+          <w:sz w:val="20"/>
+          <w:szCs w:val="20"/>
+          <w:rFonts w:ascii="Montserrat" w:cs="Montserrat" w:eastAsia="Montserrat" w:hAnsi="Montserrat"/>
+        </w:rPr>
+        <w:t xml:space="preserve"> y los puntos aparecen en la gráfica en tiempo real. El indicador verde muestra la frecuencia de muestreo y la cantidad de puntos.</w:t>
+      </w:r>
+    </w:p>
+    <w:p>
+      <w:pPr>
+        <w:spacing w:before="120" w:after="40"/>
         <w:jc w:val="center"/>
       </w:pPr>
       <w:r>
         <w:drawing>
           <wp:inline distT="0" distB="0" distL="0" distR="0">
-            <wp:extent cx="5905500" cy="447675"/>
+            <wp:extent cx="5905500" cy="3695700"/>
             <wp:effectExtent t="0" r="0" b="0" l="0"/>
             <wp:docPr id="1" name="" descr="" title=""/>
             <wp:cNvGraphicFramePr>
@@ -5571,7 +5694,7 @@
                   <pic:spPr bwMode="auto">
                     <a:xfrm>
                       <a:off x="0" y="0"/>
-                      <a:ext cx="5905500" cy="447675"/>
+                      <a:ext cx="5905500" cy="3695700"/>
                     </a:xfrm>
                     <a:prstGeom prst="rect">
                       <a:avLst/>
@@ -5586,84 +5709,66 @@
     </w:p>
     <w:p>
       <w:pPr>
-        <w:spacing w:after="240" w:before="60"/>
+        <w:spacing w:before="60" w:after="240"/>
         <w:jc w:val="center"/>
       </w:pPr>
       <w:r>
         <w:rPr>
-          <w:rFonts w:ascii="Montserrat" w:cs="Montserrat" w:eastAsia="Montserrat" w:hAnsi="Montserrat"/>
           <w:i/>
           <w:iCs/>
           <w:color w:val="555555"/>
           <w:sz w:val="17"/>
           <w:szCs w:val="17"/>
-        </w:rPr>
-        <w:t xml:space="preserve">micro:bit conectada: el botón CAPTURAR reemplaza a CONECTAR.</w:t>
-      </w:r>
-    </w:p>
-    <w:p>
-      <w:pPr>
-        <w:spacing w:after="100" w:before="120" w:line="300"/>
+          <w:rFonts w:ascii="Montserrat" w:cs="Montserrat" w:eastAsia="Montserrat" w:hAnsi="Montserrat"/>
+        </w:rPr>
+        <w:t xml:space="preserve">Captura en vivo: los datos llegan de la micro:bit y se grafican al instante.</w:t>
+      </w:r>
+    </w:p>
+    <w:p>
+      <w:pPr>
+        <w:spacing w:before="120" w:after="100" w:line="300"/>
         <w:ind w:left="360" w:hanging="360"/>
       </w:pPr>
       <w:r>
         <w:rPr>
-          <w:rFonts w:ascii="Montserrat" w:cs="Montserrat" w:eastAsia="Montserrat" w:hAnsi="Montserrat"/>
-          <w:b/>
-          <w:bCs/>
-          <w:sz w:val="20"/>
-          <w:szCs w:val="20"/>
-        </w:rPr>
-        <w:t xml:space="preserve">2.  </w:t>
-      </w:r>
-      <w:r>
-        <w:rPr>
-          <w:rFonts w:ascii="Montserrat" w:cs="Montserrat" w:eastAsia="Montserrat" w:hAnsi="Montserrat"/>
-          <w:sz w:val="20"/>
-          <w:szCs w:val="20"/>
-        </w:rPr>
-        <w:t xml:space="preserve">Presioná </w:t>
-      </w:r>
-      <w:r>
-        <w:rPr>
-          <w:rFonts w:ascii="Montserrat" w:cs="Montserrat" w:eastAsia="Montserrat" w:hAnsi="Montserrat"/>
-          <w:b/>
-          <w:bCs/>
-          <w:sz w:val="20"/>
-          <w:szCs w:val="20"/>
-        </w:rPr>
-        <w:t xml:space="preserve">CAPTURAR</w:t>
-      </w:r>
-      <w:r>
-        <w:rPr>
-          <w:rFonts w:ascii="Montserrat" w:cs="Montserrat" w:eastAsia="Montserrat" w:hAnsi="Montserrat"/>
-          <w:sz w:val="20"/>
-          <w:szCs w:val="20"/>
-        </w:rPr>
-        <w:t xml:space="preserve">. El estado pasa a </w:t>
-      </w:r>
-      <w:r>
-        <w:rPr>
-          <w:rFonts w:ascii="Montserrat" w:cs="Montserrat" w:eastAsia="Montserrat" w:hAnsi="Montserrat"/>
-          <w:b/>
-          <w:bCs/>
-          <w:sz w:val="20"/>
-          <w:szCs w:val="20"/>
-        </w:rPr>
-        <w:t xml:space="preserve">CAPTURANDO</w:t>
-      </w:r>
-      <w:r>
-        <w:rPr>
-          <w:rFonts w:ascii="Montserrat" w:cs="Montserrat" w:eastAsia="Montserrat" w:hAnsi="Montserrat"/>
-          <w:sz w:val="20"/>
-          <w:szCs w:val="20"/>
-        </w:rPr>
-        <w:t xml:space="preserve"> y los puntos aparecen en la gráfica en tiempo real. El indicador verde muestra la frecuencia de muestreo y la cantidad de puntos.</w:t>
-      </w:r>
-    </w:p>
-    <w:p>
-      <w:pPr>
-        <w:spacing w:after="40" w:before="120"/>
+          <w:b/>
+          <w:bCs/>
+          <w:sz w:val="20"/>
+          <w:szCs w:val="20"/>
+          <w:rFonts w:ascii="Montserrat" w:cs="Montserrat" w:eastAsia="Montserrat" w:hAnsi="Montserrat"/>
+        </w:rPr>
+        <w:t xml:space="preserve">3.  </w:t>
+      </w:r>
+      <w:r>
+        <w:rPr>
+          <w:sz w:val="20"/>
+          <w:szCs w:val="20"/>
+          <w:rFonts w:ascii="Montserrat" w:cs="Montserrat" w:eastAsia="Montserrat" w:hAnsi="Montserrat"/>
+        </w:rPr>
+        <w:t xml:space="preserve">Cuando termine el experimento presioná </w:t>
+      </w:r>
+      <w:r>
+        <w:rPr>
+          <w:b/>
+          <w:bCs/>
+          <w:sz w:val="20"/>
+          <w:szCs w:val="20"/>
+          <w:rFonts w:ascii="Montserrat" w:cs="Montserrat" w:eastAsia="Montserrat" w:hAnsi="Montserrat"/>
+        </w:rPr>
+        <w:t xml:space="preserve">DETENER</w:t>
+      </w:r>
+      <w:r>
+        <w:rPr>
+          <w:sz w:val="20"/>
+          <w:szCs w:val="20"/>
+          <w:rFonts w:ascii="Montserrat" w:cs="Montserrat" w:eastAsia="Montserrat" w:hAnsi="Montserrat"/>
+        </w:rPr>
+        <w:t xml:space="preserve">. Los datos quedan en memoria para analizarlos.</w:t>
+      </w:r>
+    </w:p>
+    <w:p>
+      <w:pPr>
+        <w:spacing w:before="120" w:after="40"/>
         <w:jc w:val="center"/>
       </w:pPr>
       <w:r>
@@ -5709,72 +5814,135 @@
     </w:p>
     <w:p>
       <w:pPr>
-        <w:spacing w:after="240" w:before="60"/>
+        <w:spacing w:before="60" w:after="240"/>
         <w:jc w:val="center"/>
       </w:pPr>
       <w:r>
         <w:rPr>
-          <w:rFonts w:ascii="Montserrat" w:cs="Montserrat" w:eastAsia="Montserrat" w:hAnsi="Montserrat"/>
           <w:i/>
           <w:iCs/>
           <w:color w:val="555555"/>
           <w:sz w:val="17"/>
           <w:szCs w:val="17"/>
-        </w:rPr>
-        <w:t xml:space="preserve">Captura en vivo: los datos llegan de la micro:bit y se grafican al instante.</w:t>
-      </w:r>
-    </w:p>
-    <w:p>
-      <w:pPr>
-        <w:spacing w:after="100" w:before="120" w:line="300"/>
-        <w:ind w:left="360" w:hanging="360"/>
-      </w:pPr>
-      <w:r>
-        <w:rPr>
-          <w:rFonts w:ascii="Montserrat" w:cs="Montserrat" w:eastAsia="Montserrat" w:hAnsi="Montserrat"/>
-          <w:b/>
-          <w:bCs/>
-          <w:sz w:val="20"/>
-          <w:szCs w:val="20"/>
-        </w:rPr>
-        <w:t xml:space="preserve">3.  </w:t>
-      </w:r>
-      <w:r>
-        <w:rPr>
-          <w:rFonts w:ascii="Montserrat" w:cs="Montserrat" w:eastAsia="Montserrat" w:hAnsi="Montserrat"/>
-          <w:sz w:val="20"/>
-          <w:szCs w:val="20"/>
-        </w:rPr>
-        <w:t xml:space="preserve">Cuando termine el experimento presioná </w:t>
-      </w:r>
-      <w:r>
-        <w:rPr>
-          <w:rFonts w:ascii="Montserrat" w:cs="Montserrat" w:eastAsia="Montserrat" w:hAnsi="Montserrat"/>
-          <w:b/>
-          <w:bCs/>
-          <w:sz w:val="20"/>
-          <w:szCs w:val="20"/>
-        </w:rPr>
-        <w:t xml:space="preserve">DETENER</w:t>
-      </w:r>
-      <w:r>
-        <w:rPr>
-          <w:rFonts w:ascii="Montserrat" w:cs="Montserrat" w:eastAsia="Montserrat" w:hAnsi="Montserrat"/>
-          <w:sz w:val="20"/>
-          <w:szCs w:val="20"/>
-        </w:rPr>
-        <w:t xml:space="preserve">. Los datos quedan en memoria para analizarlos.</w:t>
-      </w:r>
-    </w:p>
-    <w:p>
-      <w:pPr>
-        <w:spacing w:after="40" w:before="120"/>
+          <w:rFonts w:ascii="Montserrat" w:cs="Montserrat" w:eastAsia="Montserrat" w:hAnsi="Montserrat"/>
+        </w:rPr>
+        <w:t xml:space="preserve">Captura finalizada: 30 segundos de una oscilación amortiguada (1 variable).</w:t>
+      </w:r>
+    </w:p>
+    <w:p>
+      <w:pPr>
+        <w:pStyle w:val="Heading1"/>
+        <w:pBdr>
+          <w:bottom w:val="single" w:color="000000" w:sz="18" w:space="4"/>
+        </w:pBdr>
+        <w:spacing w:before="420" w:after="200"/>
+      </w:pPr>
+      <w:r>
+        <w:rPr>
+          <w:b/>
+          <w:bCs/>
+          <w:color w:val="000000"/>
+          <w:sz w:val="26"/>
+          <w:szCs w:val="26"/>
+          <w:rFonts w:ascii="Montserrat" w:cs="Montserrat" w:eastAsia="Montserrat" w:hAnsi="Montserrat"/>
+        </w:rPr>
+        <w:t xml:space="preserve">8 · VER LOS DATOS EN LA TABLA</w:t>
+      </w:r>
+    </w:p>
+    <w:p>
+      <w:pPr>
+        <w:spacing w:after="140" w:line="300"/>
+      </w:pPr>
+      <w:r>
+        <w:rPr>
+          <w:sz w:val="20"/>
+          <w:szCs w:val="20"/>
+          <w:rFonts w:ascii="Montserrat" w:cs="Montserrat" w:eastAsia="Montserrat" w:hAnsi="Montserrat"/>
+        </w:rPr>
+        <w:t xml:space="preserve">En la vista </w:t>
+      </w:r>
+      <w:r>
+        <w:rPr>
+          <w:b/>
+          <w:bCs/>
+          <w:sz w:val="20"/>
+          <w:szCs w:val="20"/>
+          <w:rFonts w:ascii="Montserrat" w:cs="Montserrat" w:eastAsia="Montserrat" w:hAnsi="Montserrat"/>
+        </w:rPr>
+        <w:t xml:space="preserve">CONFIG</w:t>
+      </w:r>
+      <w:r>
+        <w:rPr>
+          <w:sz w:val="20"/>
+          <w:szCs w:val="20"/>
+          <w:rFonts w:ascii="Montserrat" w:cs="Montserrat" w:eastAsia="Montserrat" w:hAnsi="Montserrat"/>
+        </w:rPr>
+        <w:t xml:space="preserve">, la sección </w:t>
+      </w:r>
+      <w:r>
+        <w:rPr>
+          <w:b/>
+          <w:bCs/>
+          <w:sz w:val="20"/>
+          <w:szCs w:val="20"/>
+          <w:rFonts w:ascii="Montserrat" w:cs="Montserrat" w:eastAsia="Montserrat" w:hAnsi="Montserrat"/>
+        </w:rPr>
+        <w:t xml:space="preserve">DATOS</w:t>
+      </w:r>
+      <w:r>
+        <w:rPr>
+          <w:sz w:val="20"/>
+          <w:szCs w:val="20"/>
+          <w:rFonts w:ascii="Montserrat" w:cs="Montserrat" w:eastAsia="Montserrat" w:hAnsi="Montserrat"/>
+        </w:rPr>
+        <w:t xml:space="preserve"> muestra la tabla completa: número de punto (</w:t>
+      </w:r>
+      <w:r>
+        <w:rPr>
+          <w:b/>
+          <w:bCs/>
+          <w:sz w:val="20"/>
+          <w:szCs w:val="20"/>
+          <w:rFonts w:ascii="Montserrat" w:cs="Montserrat" w:eastAsia="Montserrat" w:hAnsi="Montserrat"/>
+        </w:rPr>
+        <w:t xml:space="preserve">#</w:t>
+      </w:r>
+      <w:r>
+        <w:rPr>
+          <w:sz w:val="20"/>
+          <w:szCs w:val="20"/>
+          <w:rFonts w:ascii="Montserrat" w:cs="Montserrat" w:eastAsia="Montserrat" w:hAnsi="Montserrat"/>
+        </w:rPr>
+        <w:t xml:space="preserve">), tiempo en segundos (</w:t>
+      </w:r>
+      <w:r>
+        <w:rPr>
+          <w:b/>
+          <w:bCs/>
+          <w:sz w:val="20"/>
+          <w:szCs w:val="20"/>
+          <w:rFonts w:ascii="Montserrat" w:cs="Montserrat" w:eastAsia="Montserrat" w:hAnsi="Montserrat"/>
+        </w:rPr>
+        <w:t xml:space="preserve">TIEMPO (S)</w:t>
+      </w:r>
+      <w:r>
+        <w:rPr>
+          <w:sz w:val="20"/>
+          <w:szCs w:val="20"/>
+          <w:rFonts w:ascii="Montserrat" w:cs="Montserrat" w:eastAsia="Montserrat" w:hAnsi="Montserrat"/>
+        </w:rPr>
+        <w:t xml:space="preserve">) y el valor de la variable. Con el buscador podés filtrar por valor o tiempo, y con la ✕ eliminar una fila puntual.</w:t>
+      </w:r>
+    </w:p>
+    <w:p>
+      <w:pPr>
+        <w:spacing w:before="120" w:after="40"/>
         <w:jc w:val="center"/>
       </w:pPr>
       <w:r>
         <w:drawing>
           <wp:inline distT="0" distB="0" distL="0" distR="0">
-            <wp:extent cx="5905500" cy="3695700"/>
+            <wp:extent cx="5905500" cy="2419350"/>
             <wp:effectExtent t="0" r="0" b="0" l="0"/>
             <wp:docPr id="1" name="" descr="" title=""/>
             <wp:cNvGraphicFramePr>
@@ -5799,7 +5967,7 @@
                   <pic:spPr bwMode="auto">
                     <a:xfrm>
                       <a:off x="0" y="0"/>
-                      <a:ext cx="5905500" cy="3695700"/>
+                      <a:ext cx="5905500" cy="2419350"/>
                     </a:xfrm>
                     <a:prstGeom prst="rect">
                       <a:avLst/>
@@ -5814,19 +5982,19 @@
     </w:p>
     <w:p>
       <w:pPr>
-        <w:spacing w:after="240" w:before="60"/>
+        <w:spacing w:before="60" w:after="240"/>
         <w:jc w:val="center"/>
       </w:pPr>
       <w:r>
         <w:rPr>
-          <w:rFonts w:ascii="Montserrat" w:cs="Montserrat" w:eastAsia="Montserrat" w:hAnsi="Montserrat"/>
           <w:i/>
           <w:iCs/>
           <w:color w:val="555555"/>
           <w:sz w:val="17"/>
           <w:szCs w:val="17"/>
-        </w:rPr>
-        <w:t xml:space="preserve">Captura finalizada: 30 segundos de una oscilación amortiguada (1 variable).</w:t>
+          <w:rFonts w:ascii="Montserrat" w:cs="Montserrat" w:eastAsia="Montserrat" w:hAnsi="Montserrat"/>
+        </w:rPr>
+        <w:t xml:space="preserve">Tabla de datos: tiempo (s) y Variable 1, punto por punto.</w:t>
       </w:r>
     </w:p>
     <w:p>
@@ -5835,18 +6003,18 @@
         <w:pBdr>
           <w:bottom w:val="single" w:color="000000" w:sz="18" w:space="4"/>
         </w:pBdr>
-        <w:spacing w:after="200" w:before="420"/>
-      </w:pPr>
-      <w:r>
-        <w:rPr>
-          <w:rFonts w:ascii="Montserrat" w:cs="Montserrat" w:eastAsia="Montserrat" w:hAnsi="Montserrat"/>
+        <w:spacing w:before="420" w:after="200"/>
+      </w:pPr>
+      <w:r>
+        <w:rPr>
           <w:b/>
           <w:bCs/>
           <w:color w:val="000000"/>
           <w:sz w:val="26"/>
           <w:szCs w:val="26"/>
-        </w:rPr>
-        <w:t xml:space="preserve">8 · VER LOS DATOS EN LA TABLA</w:t>
+          <w:rFonts w:ascii="Montserrat" w:cs="Montserrat" w:eastAsia="Montserrat" w:hAnsi="Montserrat"/>
+        </w:rPr>
+        <w:t xml:space="preserve">9 · PROCESAMIENTO BÁSICO: PONER EL TIEMPO EN CERO</w:t>
       </w:r>
     </w:p>
     <w:p>
@@ -5855,88 +6023,112 @@
       </w:pPr>
       <w:r>
         <w:rPr>
-          <w:rFonts w:ascii="Montserrat" w:cs="Montserrat" w:eastAsia="Montserrat" w:hAnsi="Montserrat"/>
-          <w:sz w:val="20"/>
-          <w:szCs w:val="20"/>
-        </w:rPr>
-        <w:t xml:space="preserve">En la vista </w:t>
-      </w:r>
-      <w:r>
-        <w:rPr>
-          <w:rFonts w:ascii="Montserrat" w:cs="Montserrat" w:eastAsia="Montserrat" w:hAnsi="Montserrat"/>
-          <w:b/>
-          <w:bCs/>
-          <w:sz w:val="20"/>
-          <w:szCs w:val="20"/>
-        </w:rPr>
-        <w:t xml:space="preserve">CONFIG</w:t>
-      </w:r>
-      <w:r>
-        <w:rPr>
-          <w:rFonts w:ascii="Montserrat" w:cs="Montserrat" w:eastAsia="Montserrat" w:hAnsi="Montserrat"/>
-          <w:sz w:val="20"/>
-          <w:szCs w:val="20"/>
-        </w:rPr>
-        <w:t xml:space="preserve">, la sección </w:t>
-      </w:r>
-      <w:r>
-        <w:rPr>
-          <w:rFonts w:ascii="Montserrat" w:cs="Montserrat" w:eastAsia="Montserrat" w:hAnsi="Montserrat"/>
-          <w:b/>
-          <w:bCs/>
-          <w:sz w:val="20"/>
-          <w:szCs w:val="20"/>
-        </w:rPr>
-        <w:t xml:space="preserve">DATOS</w:t>
-      </w:r>
-      <w:r>
-        <w:rPr>
-          <w:rFonts w:ascii="Montserrat" w:cs="Montserrat" w:eastAsia="Montserrat" w:hAnsi="Montserrat"/>
-          <w:sz w:val="20"/>
-          <w:szCs w:val="20"/>
-        </w:rPr>
-        <w:t xml:space="preserve"> muestra la tabla completa: número de punto (</w:t>
-      </w:r>
-      <w:r>
-        <w:rPr>
-          <w:rFonts w:ascii="Montserrat" w:cs="Montserrat" w:eastAsia="Montserrat" w:hAnsi="Montserrat"/>
-          <w:b/>
-          <w:bCs/>
-          <w:sz w:val="20"/>
-          <w:szCs w:val="20"/>
-        </w:rPr>
-        <w:t xml:space="preserve">#</w:t>
-      </w:r>
-      <w:r>
-        <w:rPr>
-          <w:rFonts w:ascii="Montserrat" w:cs="Montserrat" w:eastAsia="Montserrat" w:hAnsi="Montserrat"/>
-          <w:sz w:val="20"/>
-          <w:szCs w:val="20"/>
-        </w:rPr>
-        <w:t xml:space="preserve">), tiempo en segundos (</w:t>
-      </w:r>
-      <w:r>
-        <w:rPr>
-          <w:rFonts w:ascii="Montserrat" w:cs="Montserrat" w:eastAsia="Montserrat" w:hAnsi="Montserrat"/>
-          <w:b/>
-          <w:bCs/>
-          <w:sz w:val="20"/>
-          <w:szCs w:val="20"/>
-        </w:rPr>
-        <w:t xml:space="preserve">TIEMPO (S)</w:t>
-      </w:r>
-      <w:r>
-        <w:rPr>
-          <w:rFonts w:ascii="Montserrat" w:cs="Montserrat" w:eastAsia="Montserrat" w:hAnsi="Montserrat"/>
-          <w:sz w:val="20"/>
-          <w:szCs w:val="20"/>
-        </w:rPr>
-        <w:t xml:space="preserve">) y el valor de la variable. Con el buscador podés filtrar por valor o tiempo, y con la ✕ eliminar una fila puntual.</w:t>
-      </w:r>
-    </w:p>
-    <w:p>
-      <w:pPr>
-        <w:spacing w:after="40" w:before="120"/>
+          <w:sz w:val="20"/>
+          <w:szCs w:val="20"/>
+          <w:rFonts w:ascii="Montserrat" w:cs="Montserrat" w:eastAsia="Montserrat" w:hAnsi="Montserrat"/>
+        </w:rPr>
+        <w:t xml:space="preserve">Al capturar con timestamp, el tiempo cero inicial es el comienzo de la captura. Muchas veces conviene que el </w:t>
+      </w:r>
+      <w:r>
+        <w:rPr>
+          <w:b/>
+          <w:bCs/>
+          <w:sz w:val="20"/>
+          <w:szCs w:val="20"/>
+          <w:rFonts w:ascii="Montserrat" w:cs="Montserrat" w:eastAsia="Montserrat" w:hAnsi="Montserrat"/>
+        </w:rPr>
+        <w:t xml:space="preserve">t = 0</w:t>
+      </w:r>
+      <w:r>
+        <w:rPr>
+          <w:sz w:val="20"/>
+          <w:szCs w:val="20"/>
+          <w:rFonts w:ascii="Montserrat" w:cs="Montserrat" w:eastAsia="Montserrat" w:hAnsi="Montserrat"/>
+        </w:rPr>
+        <w:t xml:space="preserve"> coincida con el inicio del fenómeno (por ejemplo, cuando soltás el péndulo). Para eso está </w:t>
+      </w:r>
+      <w:r>
+        <w:rPr>
+          <w:b/>
+          <w:bCs/>
+          <w:sz w:val="20"/>
+          <w:szCs w:val="20"/>
+          <w:rFonts w:ascii="Montserrat" w:cs="Montserrat" w:eastAsia="Montserrat" w:hAnsi="Montserrat"/>
+        </w:rPr>
+        <w:t xml:space="preserve">ESTABLECER T=0</w:t>
+      </w:r>
+      <w:r>
+        <w:rPr>
+          <w:sz w:val="20"/>
+          <w:szCs w:val="20"/>
+          <w:rFonts w:ascii="Montserrat" w:cs="Montserrat" w:eastAsia="Montserrat" w:hAnsi="Montserrat"/>
+        </w:rPr>
+        <w:t xml:space="preserve">.</w:t>
+      </w:r>
+    </w:p>
+    <w:p>
+      <w:pPr>
+        <w:spacing w:before="120" w:after="100" w:line="300"/>
+        <w:ind w:left="360" w:hanging="360"/>
+      </w:pPr>
+      <w:r>
+        <w:rPr>
+          <w:b/>
+          <w:bCs/>
+          <w:sz w:val="20"/>
+          <w:szCs w:val="20"/>
+          <w:rFonts w:ascii="Montserrat" w:cs="Montserrat" w:eastAsia="Montserrat" w:hAnsi="Montserrat"/>
+        </w:rPr>
+        <w:t xml:space="preserve">1.  </w:t>
+      </w:r>
+      <w:r>
+        <w:rPr>
+          <w:sz w:val="20"/>
+          <w:szCs w:val="20"/>
+          <w:rFonts w:ascii="Montserrat" w:cs="Montserrat" w:eastAsia="Montserrat" w:hAnsi="Montserrat"/>
+        </w:rPr>
+        <w:t xml:space="preserve">En la tabla de datos, hacé </w:t>
+      </w:r>
+      <w:r>
+        <w:rPr>
+          <w:b/>
+          <w:bCs/>
+          <w:sz w:val="20"/>
+          <w:szCs w:val="20"/>
+          <w:rFonts w:ascii="Montserrat" w:cs="Montserrat" w:eastAsia="Montserrat" w:hAnsi="Montserrat"/>
+        </w:rPr>
+        <w:t xml:space="preserve">clic en la fila</w:t>
+      </w:r>
+      <w:r>
+        <w:rPr>
+          <w:sz w:val="20"/>
+          <w:szCs w:val="20"/>
+          <w:rFonts w:ascii="Montserrat" w:cs="Montserrat" w:eastAsia="Montserrat" w:hAnsi="Montserrat"/>
+        </w:rPr>
+        <w:t xml:space="preserve"> del punto que querés usar como tiempo cero. La fila se resalta en rojo y arriba aparece </w:t>
+      </w:r>
+      <w:r>
+        <w:rPr>
+          <w:b/>
+          <w:bCs/>
+          <w:sz w:val="20"/>
+          <w:szCs w:val="20"/>
+          <w:rFonts w:ascii="Montserrat" w:cs="Montserrat" w:eastAsia="Montserrat" w:hAnsi="Montserrat"/>
+        </w:rPr>
+        <w:t xml:space="preserve">PUNTO #21 SELECCIONADO</w:t>
+      </w:r>
+      <w:r>
+        <w:rPr>
+          <w:sz w:val="20"/>
+          <w:szCs w:val="20"/>
+          <w:rFonts w:ascii="Montserrat" w:cs="Montserrat" w:eastAsia="Montserrat" w:hAnsi="Montserrat"/>
+        </w:rPr>
+        <w:t xml:space="preserve">.</w:t>
+      </w:r>
+    </w:p>
+    <w:p>
+      <w:pPr>
+        <w:spacing w:before="120" w:after="40"/>
         <w:jc w:val="center"/>
       </w:pPr>
       <w:r>
@@ -5982,39 +6174,19 @@
     </w:p>
     <w:p>
       <w:pPr>
-        <w:spacing w:after="240" w:before="60"/>
+        <w:spacing w:before="60" w:after="240"/>
         <w:jc w:val="center"/>
       </w:pPr>
       <w:r>
         <w:rPr>
-          <w:rFonts w:ascii="Montserrat" w:cs="Montserrat" w:eastAsia="Montserrat" w:hAnsi="Montserrat"/>
           <w:i/>
           <w:iCs/>
           <w:color w:val="555555"/>
           <w:sz w:val="17"/>
           <w:szCs w:val="17"/>
-        </w:rPr>
-        <w:t xml:space="preserve">Tabla de datos: tiempo (s) y Variable 1, punto por punto.</w:t>
-      </w:r>
-    </w:p>
-    <w:p>
-      <w:pPr>
-        <w:pStyle w:val="Heading1"/>
-        <w:pBdr>
-          <w:bottom w:val="single" w:color="000000" w:sz="18" w:space="4"/>
-        </w:pBdr>
-        <w:spacing w:after="200" w:before="420"/>
-      </w:pPr>
-      <w:r>
-        <w:rPr>
-          <w:rFonts w:ascii="Montserrat" w:cs="Montserrat" w:eastAsia="Montserrat" w:hAnsi="Montserrat"/>
-          <w:b/>
-          <w:bCs/>
-          <w:color w:val="000000"/>
-          <w:sz w:val="26"/>
-          <w:szCs w:val="26"/>
-        </w:rPr>
-        <w:t xml:space="preserve">9 · PROCESAMIENTO BÁSICO: PONER EL TIEMPO EN CERO</w:t>
+          <w:rFonts w:ascii="Montserrat" w:cs="Montserrat" w:eastAsia="Montserrat" w:hAnsi="Montserrat"/>
+        </w:rPr>
+        <w:t xml:space="preserve">Punto nº 21 (t = 2 s) seleccionado en la tabla.</w:t>
       </w:r>
     </w:p>
     <w:p>
@@ -6023,118 +6195,22 @@
       </w:pPr>
       <w:r>
         <w:rPr>
-          <w:rFonts w:ascii="Montserrat" w:cs="Montserrat" w:eastAsia="Montserrat" w:hAnsi="Montserrat"/>
-          <w:sz w:val="20"/>
-          <w:szCs w:val="20"/>
-        </w:rPr>
-        <w:t xml:space="preserve">Al capturar con timestamp, el tiempo cero inicial es el comienzo de la captura. Muchas veces conviene que el </w:t>
-      </w:r>
-      <w:r>
-        <w:rPr>
-          <w:rFonts w:ascii="Montserrat" w:cs="Montserrat" w:eastAsia="Montserrat" w:hAnsi="Montserrat"/>
-          <w:b/>
-          <w:bCs/>
-          <w:sz w:val="20"/>
-          <w:szCs w:val="20"/>
-        </w:rPr>
-        <w:t xml:space="preserve">t = 0</w:t>
-      </w:r>
-      <w:r>
-        <w:rPr>
-          <w:rFonts w:ascii="Montserrat" w:cs="Montserrat" w:eastAsia="Montserrat" w:hAnsi="Montserrat"/>
-          <w:sz w:val="20"/>
-          <w:szCs w:val="20"/>
-        </w:rPr>
-        <w:t xml:space="preserve"> coincida con el inicio del fenómeno (por ejemplo, cuando soltás el péndulo). Para eso está </w:t>
-      </w:r>
-      <w:r>
-        <w:rPr>
-          <w:rFonts w:ascii="Montserrat" w:cs="Montserrat" w:eastAsia="Montserrat" w:hAnsi="Montserrat"/>
-          <w:b/>
-          <w:bCs/>
-          <w:sz w:val="20"/>
-          <w:szCs w:val="20"/>
-        </w:rPr>
-        <w:t xml:space="preserve">ESTABLECER T=0</w:t>
-      </w:r>
-      <w:r>
-        <w:rPr>
-          <w:rFonts w:ascii="Montserrat" w:cs="Montserrat" w:eastAsia="Montserrat" w:hAnsi="Montserrat"/>
-          <w:sz w:val="20"/>
-          <w:szCs w:val="20"/>
-        </w:rPr>
-        <w:t xml:space="preserve">.</w:t>
-      </w:r>
-    </w:p>
-    <w:p>
-      <w:pPr>
-        <w:spacing w:after="100" w:before="120" w:line="300"/>
-        <w:ind w:left="360" w:hanging="360"/>
-      </w:pPr>
-      <w:r>
-        <w:rPr>
-          <w:rFonts w:ascii="Montserrat" w:cs="Montserrat" w:eastAsia="Montserrat" w:hAnsi="Montserrat"/>
-          <w:b/>
-          <w:bCs/>
-          <w:sz w:val="20"/>
-          <w:szCs w:val="20"/>
-        </w:rPr>
-        <w:t xml:space="preserve">1.  </w:t>
-      </w:r>
-      <w:r>
-        <w:rPr>
-          <w:rFonts w:ascii="Montserrat" w:cs="Montserrat" w:eastAsia="Montserrat" w:hAnsi="Montserrat"/>
-          <w:sz w:val="20"/>
-          <w:szCs w:val="20"/>
-        </w:rPr>
-        <w:t xml:space="preserve">En la tabla de datos, hacé </w:t>
-      </w:r>
-      <w:r>
-        <w:rPr>
-          <w:rFonts w:ascii="Montserrat" w:cs="Montserrat" w:eastAsia="Montserrat" w:hAnsi="Montserrat"/>
-          <w:b/>
-          <w:bCs/>
-          <w:sz w:val="20"/>
-          <w:szCs w:val="20"/>
-        </w:rPr>
-        <w:t xml:space="preserve">clic en la fila</w:t>
-      </w:r>
-      <w:r>
-        <w:rPr>
-          <w:rFonts w:ascii="Montserrat" w:cs="Montserrat" w:eastAsia="Montserrat" w:hAnsi="Montserrat"/>
-          <w:sz w:val="20"/>
-          <w:szCs w:val="20"/>
-        </w:rPr>
-        <w:t xml:space="preserve"> del punto que querés usar como tiempo cero. La fila se resalta en rojo y arriba aparece </w:t>
-      </w:r>
-      <w:r>
-        <w:rPr>
-          <w:rFonts w:ascii="Montserrat" w:cs="Montserrat" w:eastAsia="Montserrat" w:hAnsi="Montserrat"/>
-          <w:b/>
-          <w:bCs/>
-          <w:sz w:val="20"/>
-          <w:szCs w:val="20"/>
-        </w:rPr>
-        <w:t xml:space="preserve">PUNTO #21 SELECCIONADO</w:t>
-      </w:r>
-      <w:r>
-        <w:rPr>
-          <w:rFonts w:ascii="Montserrat" w:cs="Montserrat" w:eastAsia="Montserrat" w:hAnsi="Montserrat"/>
-          <w:sz w:val="20"/>
-          <w:szCs w:val="20"/>
-        </w:rPr>
-        <w:t xml:space="preserve">.</w:t>
-      </w:r>
-    </w:p>
-    <w:p>
-      <w:pPr>
-        <w:spacing w:after="40" w:before="120"/>
+          <w:sz w:val="20"/>
+          <w:szCs w:val="20"/>
+          <w:rFonts w:ascii="Montserrat" w:cs="Montserrat" w:eastAsia="Montserrat" w:hAnsi="Montserrat"/>
+        </w:rPr>
+        <w:t xml:space="preserve">El punto seleccionado también se marca en rojo en la gráfica (podés seleccionarlo directamente haciendo clic sobre el punto en la gráfica):</w:t>
+      </w:r>
+    </w:p>
+    <w:p>
+      <w:pPr>
+        <w:spacing w:before="120" w:after="40"/>
         <w:jc w:val="center"/>
       </w:pPr>
       <w:r>
         <w:drawing>
           <wp:inline distT="0" distB="0" distL="0" distR="0">
-            <wp:extent cx="5905500" cy="2419350"/>
+            <wp:extent cx="5905500" cy="3695700"/>
             <wp:effectExtent t="0" r="0" b="0" l="0"/>
             <wp:docPr id="1" name="" descr="" title=""/>
             <wp:cNvGraphicFramePr>
@@ -6159,7 +6235,7 @@
                   <pic:spPr bwMode="auto">
                     <a:xfrm>
                       <a:off x="0" y="0"/>
-                      <a:ext cx="5905500" cy="2419350"/>
+                      <a:ext cx="5905500" cy="3695700"/>
                     </a:xfrm>
                     <a:prstGeom prst="rect">
                       <a:avLst/>
@@ -6174,43 +6250,90 @@
     </w:p>
     <w:p>
       <w:pPr>
-        <w:spacing w:after="240" w:before="60"/>
+        <w:spacing w:before="60" w:after="240"/>
         <w:jc w:val="center"/>
       </w:pPr>
       <w:r>
         <w:rPr>
-          <w:rFonts w:ascii="Montserrat" w:cs="Montserrat" w:eastAsia="Montserrat" w:hAnsi="Montserrat"/>
           <w:i/>
           <w:iCs/>
           <w:color w:val="555555"/>
           <w:sz w:val="17"/>
           <w:szCs w:val="17"/>
-        </w:rPr>
-        <w:t xml:space="preserve">Punto nº 21 (t = 2 s) seleccionado en la tabla.</w:t>
-      </w:r>
-    </w:p>
-    <w:p>
-      <w:pPr>
-        <w:spacing w:after="140" w:line="300"/>
-      </w:pPr>
-      <w:r>
-        <w:rPr>
-          <w:rFonts w:ascii="Montserrat" w:cs="Montserrat" w:eastAsia="Montserrat" w:hAnsi="Montserrat"/>
-          <w:sz w:val="20"/>
-          <w:szCs w:val="20"/>
-        </w:rPr>
-        <w:t xml:space="preserve">El punto seleccionado también se marca en rojo en la gráfica (podés seleccionarlo directamente haciendo clic sobre el punto en la gráfica):</w:t>
-      </w:r>
-    </w:p>
-    <w:p>
-      <w:pPr>
-        <w:spacing w:after="40" w:before="120"/>
+          <w:rFonts w:ascii="Montserrat" w:cs="Montserrat" w:eastAsia="Montserrat" w:hAnsi="Montserrat"/>
+        </w:rPr>
+        <w:t xml:space="preserve">El mismo punto seleccionado, visto en la gráfica.</w:t>
+      </w:r>
+    </w:p>
+    <w:p>
+      <w:pPr>
+        <w:spacing w:before="120" w:after="100" w:line="300"/>
+        <w:ind w:left="360" w:hanging="360"/>
+      </w:pPr>
+      <w:r>
+        <w:rPr>
+          <w:b/>
+          <w:bCs/>
+          <w:sz w:val="20"/>
+          <w:szCs w:val="20"/>
+          <w:rFonts w:ascii="Montserrat" w:cs="Montserrat" w:eastAsia="Montserrat" w:hAnsi="Montserrat"/>
+        </w:rPr>
+        <w:t xml:space="preserve">2.  </w:t>
+      </w:r>
+      <w:r>
+        <w:rPr>
+          <w:sz w:val="20"/>
+          <w:szCs w:val="20"/>
+          <w:rFonts w:ascii="Montserrat" w:cs="Montserrat" w:eastAsia="Montserrat" w:hAnsi="Montserrat"/>
+        </w:rPr>
+        <w:t xml:space="preserve">En la sección </w:t>
+      </w:r>
+      <w:r>
+        <w:rPr>
+          <w:b/>
+          <w:bCs/>
+          <w:sz w:val="20"/>
+          <w:szCs w:val="20"/>
+          <w:rFonts w:ascii="Montserrat" w:cs="Montserrat" w:eastAsia="Montserrat" w:hAnsi="Montserrat"/>
+        </w:rPr>
+        <w:t xml:space="preserve">CONFIGURACIÓN DE GRÁFICAS</w:t>
+      </w:r>
+      <w:r>
+        <w:rPr>
+          <w:sz w:val="20"/>
+          <w:szCs w:val="20"/>
+          <w:rFonts w:ascii="Montserrat" w:cs="Montserrat" w:eastAsia="Montserrat" w:hAnsi="Montserrat"/>
+        </w:rPr>
+        <w:t xml:space="preserve"> del panel lateral, presioná </w:t>
+      </w:r>
+      <w:r>
+        <w:rPr>
+          <w:b/>
+          <w:bCs/>
+          <w:sz w:val="20"/>
+          <w:szCs w:val="20"/>
+          <w:rFonts w:ascii="Montserrat" w:cs="Montserrat" w:eastAsia="Montserrat" w:hAnsi="Montserrat"/>
+        </w:rPr>
+        <w:t xml:space="preserve">ESTABLECER T=0</w:t>
+      </w:r>
+      <w:r>
+        <w:rPr>
+          <w:sz w:val="20"/>
+          <w:szCs w:val="20"/>
+          <w:rFonts w:ascii="Montserrat" w:cs="Montserrat" w:eastAsia="Montserrat" w:hAnsi="Montserrat"/>
+        </w:rPr>
+        <w:t xml:space="preserve"> (se habilita cuando hay exactamente un punto seleccionado).</w:t>
+      </w:r>
+    </w:p>
+    <w:p>
+      <w:pPr>
+        <w:spacing w:before="120" w:after="40"/>
         <w:jc w:val="center"/>
       </w:pPr>
       <w:r>
         <w:drawing>
           <wp:inline distT="0" distB="0" distL="0" distR="0">
-            <wp:extent cx="5905500" cy="3695700"/>
+            <wp:extent cx="5905500" cy="2133600"/>
             <wp:effectExtent t="0" r="0" b="0" l="0"/>
             <wp:docPr id="1" name="" descr="" title=""/>
             <wp:cNvGraphicFramePr>
@@ -6235,7 +6358,7 @@
                   <pic:spPr bwMode="auto">
                     <a:xfrm>
                       <a:off x="0" y="0"/>
-                      <a:ext cx="5905500" cy="3695700"/>
+                      <a:ext cx="5905500" cy="2133600"/>
                     </a:xfrm>
                     <a:prstGeom prst="rect">
                       <a:avLst/>
@@ -6250,90 +6373,72 @@
     </w:p>
     <w:p>
       <w:pPr>
-        <w:spacing w:after="240" w:before="60"/>
+        <w:spacing w:before="60" w:after="240"/>
         <w:jc w:val="center"/>
       </w:pPr>
       <w:r>
         <w:rPr>
-          <w:rFonts w:ascii="Montserrat" w:cs="Montserrat" w:eastAsia="Montserrat" w:hAnsi="Montserrat"/>
           <w:i/>
           <w:iCs/>
           <w:color w:val="555555"/>
           <w:sz w:val="17"/>
           <w:szCs w:val="17"/>
-        </w:rPr>
-        <w:t xml:space="preserve">El mismo punto seleccionado, visto en la gráfica.</w:t>
-      </w:r>
-    </w:p>
-    <w:p>
-      <w:pPr>
-        <w:spacing w:after="100" w:before="120" w:line="300"/>
+          <w:rFonts w:ascii="Montserrat" w:cs="Montserrat" w:eastAsia="Montserrat" w:hAnsi="Montserrat"/>
+        </w:rPr>
+        <w:t xml:space="preserve">El botón ESTABLECER T=0, debajo de APLICAR CONFIGURACIÓN.</w:t>
+      </w:r>
+    </w:p>
+    <w:p>
+      <w:pPr>
+        <w:spacing w:before="120" w:after="100" w:line="300"/>
         <w:ind w:left="360" w:hanging="360"/>
       </w:pPr>
       <w:r>
         <w:rPr>
-          <w:rFonts w:ascii="Montserrat" w:cs="Montserrat" w:eastAsia="Montserrat" w:hAnsi="Montserrat"/>
-          <w:b/>
-          <w:bCs/>
-          <w:sz w:val="20"/>
-          <w:szCs w:val="20"/>
-        </w:rPr>
-        <w:t xml:space="preserve">2.  </w:t>
-      </w:r>
-      <w:r>
-        <w:rPr>
-          <w:rFonts w:ascii="Montserrat" w:cs="Montserrat" w:eastAsia="Montserrat" w:hAnsi="Montserrat"/>
-          <w:sz w:val="20"/>
-          <w:szCs w:val="20"/>
-        </w:rPr>
-        <w:t xml:space="preserve">En la sección </w:t>
-      </w:r>
-      <w:r>
-        <w:rPr>
-          <w:rFonts w:ascii="Montserrat" w:cs="Montserrat" w:eastAsia="Montserrat" w:hAnsi="Montserrat"/>
-          <w:b/>
-          <w:bCs/>
-          <w:sz w:val="20"/>
-          <w:szCs w:val="20"/>
-        </w:rPr>
-        <w:t xml:space="preserve">CONFIGURACIÓN DE GRÁFICAS</w:t>
-      </w:r>
-      <w:r>
-        <w:rPr>
-          <w:rFonts w:ascii="Montserrat" w:cs="Montserrat" w:eastAsia="Montserrat" w:hAnsi="Montserrat"/>
-          <w:sz w:val="20"/>
-          <w:szCs w:val="20"/>
-        </w:rPr>
-        <w:t xml:space="preserve"> del panel lateral, presioná </w:t>
-      </w:r>
-      <w:r>
-        <w:rPr>
-          <w:rFonts w:ascii="Montserrat" w:cs="Montserrat" w:eastAsia="Montserrat" w:hAnsi="Montserrat"/>
-          <w:b/>
-          <w:bCs/>
-          <w:sz w:val="20"/>
-          <w:szCs w:val="20"/>
-        </w:rPr>
-        <w:t xml:space="preserve">ESTABLECER T=0</w:t>
-      </w:r>
-      <w:r>
-        <w:rPr>
-          <w:rFonts w:ascii="Montserrat" w:cs="Montserrat" w:eastAsia="Montserrat" w:hAnsi="Montserrat"/>
-          <w:sz w:val="20"/>
-          <w:szCs w:val="20"/>
-        </w:rPr>
-        <w:t xml:space="preserve"> (se habilita cuando hay exactamente un punto seleccionado).</w:t>
-      </w:r>
-    </w:p>
-    <w:p>
-      <w:pPr>
-        <w:spacing w:after="40" w:before="120"/>
+          <w:b/>
+          <w:bCs/>
+          <w:sz w:val="20"/>
+          <w:szCs w:val="20"/>
+          <w:rFonts w:ascii="Montserrat" w:cs="Montserrat" w:eastAsia="Montserrat" w:hAnsi="Montserrat"/>
+        </w:rPr>
+        <w:t xml:space="preserve">3.  </w:t>
+      </w:r>
+      <w:r>
+        <w:rPr>
+          <w:sz w:val="20"/>
+          <w:szCs w:val="20"/>
+          <w:rFonts w:ascii="Montserrat" w:cs="Montserrat" w:eastAsia="Montserrat" w:hAnsi="Montserrat"/>
+        </w:rPr>
+        <w:t xml:space="preserve">Listo: el punto elegido pasa a ser </w:t>
+      </w:r>
+      <w:r>
+        <w:rPr>
+          <w:b/>
+          <w:bCs/>
+          <w:sz w:val="20"/>
+          <w:szCs w:val="20"/>
+          <w:rFonts w:ascii="Montserrat" w:cs="Montserrat" w:eastAsia="Montserrat" w:hAnsi="Montserrat"/>
+        </w:rPr>
+        <w:t xml:space="preserve">t = 0</w:t>
+      </w:r>
+      <w:r>
+        <w:rPr>
+          <w:sz w:val="20"/>
+          <w:szCs w:val="20"/>
+          <w:rFonts w:ascii="Montserrat" w:cs="Montserrat" w:eastAsia="Montserrat" w:hAnsi="Montserrat"/>
+        </w:rPr>
+        <w:t xml:space="preserve">. Los puntos anteriores quedan con tiempo negativo y toda la gráfica y la tabla se recalculan al instante.</w:t>
+      </w:r>
+    </w:p>
+    <w:p>
+      <w:pPr>
+        <w:spacing w:before="120" w:after="40"/>
         <w:jc w:val="center"/>
       </w:pPr>
       <w:r>
         <w:drawing>
           <wp:inline distT="0" distB="0" distL="0" distR="0">
-            <wp:extent cx="5905500" cy="2133600"/>
+            <wp:extent cx="5905500" cy="3695700"/>
             <wp:effectExtent t="0" r="0" b="0" l="0"/>
             <wp:docPr id="1" name="" descr="" title=""/>
             <wp:cNvGraphicFramePr>
@@ -6358,7 +6463,7 @@
                   <pic:spPr bwMode="auto">
                     <a:xfrm>
                       <a:off x="0" y="0"/>
-                      <a:ext cx="5905500" cy="2133600"/>
+                      <a:ext cx="5905500" cy="3695700"/>
                     </a:xfrm>
                     <a:prstGeom prst="rect">
                       <a:avLst/>
@@ -6373,72 +6478,30 @@
     </w:p>
     <w:p>
       <w:pPr>
-        <w:spacing w:after="240" w:before="60"/>
+        <w:spacing w:before="60" w:after="240"/>
         <w:jc w:val="center"/>
       </w:pPr>
       <w:r>
         <w:rPr>
-          <w:rFonts w:ascii="Montserrat" w:cs="Montserrat" w:eastAsia="Montserrat" w:hAnsi="Montserrat"/>
           <w:i/>
           <w:iCs/>
           <w:color w:val="555555"/>
           <w:sz w:val="17"/>
           <w:szCs w:val="17"/>
-        </w:rPr>
-        <w:t xml:space="preserve">El botón ESTABLECER T=0, debajo de APLICAR CONFIGURACIÓN.</w:t>
-      </w:r>
-    </w:p>
-    <w:p>
-      <w:pPr>
-        <w:spacing w:after="100" w:before="120" w:line="300"/>
-        <w:ind w:left="360" w:hanging="360"/>
-      </w:pPr>
-      <w:r>
-        <w:rPr>
-          <w:rFonts w:ascii="Montserrat" w:cs="Montserrat" w:eastAsia="Montserrat" w:hAnsi="Montserrat"/>
-          <w:b/>
-          <w:bCs/>
-          <w:sz w:val="20"/>
-          <w:szCs w:val="20"/>
-        </w:rPr>
-        <w:t xml:space="preserve">3.  </w:t>
-      </w:r>
-      <w:r>
-        <w:rPr>
-          <w:rFonts w:ascii="Montserrat" w:cs="Montserrat" w:eastAsia="Montserrat" w:hAnsi="Montserrat"/>
-          <w:sz w:val="20"/>
-          <w:szCs w:val="20"/>
-        </w:rPr>
-        <w:t xml:space="preserve">Listo: el punto elegido pasa a ser </w:t>
-      </w:r>
-      <w:r>
-        <w:rPr>
-          <w:rFonts w:ascii="Montserrat" w:cs="Montserrat" w:eastAsia="Montserrat" w:hAnsi="Montserrat"/>
-          <w:b/>
-          <w:bCs/>
-          <w:sz w:val="20"/>
-          <w:szCs w:val="20"/>
-        </w:rPr>
-        <w:t xml:space="preserve">t = 0</w:t>
-      </w:r>
-      <w:r>
-        <w:rPr>
-          <w:rFonts w:ascii="Montserrat" w:cs="Montserrat" w:eastAsia="Montserrat" w:hAnsi="Montserrat"/>
-          <w:sz w:val="20"/>
-          <w:szCs w:val="20"/>
-        </w:rPr>
-        <w:t xml:space="preserve">. Los puntos anteriores quedan con tiempo negativo y toda la gráfica y la tabla se recalculan al instante.</w:t>
-      </w:r>
-    </w:p>
-    <w:p>
-      <w:pPr>
-        <w:spacing w:after="40" w:before="120"/>
+          <w:rFonts w:ascii="Montserrat" w:cs="Montserrat" w:eastAsia="Montserrat" w:hAnsi="Montserrat"/>
+        </w:rPr>
+        <w:t xml:space="preserve">Después de ESTABLECER T=0: el eje de tiempo quedó centrado en el nuevo cero.</w:t>
+      </w:r>
+    </w:p>
+    <w:p>
+      <w:pPr>
+        <w:spacing w:before="120" w:after="40"/>
         <w:jc w:val="center"/>
       </w:pPr>
       <w:r>
         <w:drawing>
           <wp:inline distT="0" distB="0" distL="0" distR="0">
-            <wp:extent cx="5905500" cy="3695700"/>
+            <wp:extent cx="5905500" cy="2419350"/>
             <wp:effectExtent t="0" r="0" b="0" l="0"/>
             <wp:docPr id="1" name="" descr="" title=""/>
             <wp:cNvGraphicFramePr>
@@ -6463,7 +6526,7 @@
                   <pic:spPr bwMode="auto">
                     <a:xfrm>
                       <a:off x="0" y="0"/>
-                      <a:ext cx="5905500" cy="3695700"/>
+                      <a:ext cx="5905500" cy="2419350"/>
                     </a:xfrm>
                     <a:prstGeom prst="rect">
                       <a:avLst/>
@@ -6478,30 +6541,165 @@
     </w:p>
     <w:p>
       <w:pPr>
-        <w:spacing w:after="240" w:before="60"/>
+        <w:spacing w:before="60" w:after="240"/>
         <w:jc w:val="center"/>
       </w:pPr>
       <w:r>
         <w:rPr>
-          <w:rFonts w:ascii="Montserrat" w:cs="Montserrat" w:eastAsia="Montserrat" w:hAnsi="Montserrat"/>
           <w:i/>
           <w:iCs/>
           <w:color w:val="555555"/>
           <w:sz w:val="17"/>
           <w:szCs w:val="17"/>
-        </w:rPr>
-        <w:t xml:space="preserve">Después de ESTABLECER T=0: el eje de tiempo quedó centrado en el nuevo cero.</w:t>
-      </w:r>
-    </w:p>
-    <w:p>
-      <w:pPr>
-        <w:spacing w:after="40" w:before="120"/>
+          <w:rFonts w:ascii="Montserrat" w:cs="Montserrat" w:eastAsia="Montserrat" w:hAnsi="Montserrat"/>
+        </w:rPr>
+        <w:t xml:space="preserve">La tabla tras el T=0: los primeros puntos tienen ahora tiempo negativo.</w:t>
+      </w:r>
+    </w:p>
+    <w:p>
+      <w:pPr>
+        <w:pBdr>
+          <w:left w:val="single" w:color="000000" w:sz="36" w:space="10"/>
+        </w:pBdr>
+        <w:shd w:fill="F5F5F5" w:val="clear"/>
+        <w:spacing w:before="160" w:after="220" w:line="290"/>
+        <w:ind w:left="120" w:right="120"/>
+      </w:pPr>
+      <w:r>
+        <w:rPr>
+          <w:b/>
+          <w:bCs/>
+          <w:sz w:val="20"/>
+          <w:szCs w:val="20"/>
+          <w:rFonts w:ascii="Montserrat" w:cs="Montserrat" w:eastAsia="Montserrat" w:hAnsi="Montserrat"/>
+        </w:rPr>
+        <w:t xml:space="preserve">Nota: </w:t>
+      </w:r>
+      <w:r>
+        <w:rPr>
+          <w:sz w:val="20"/>
+          <w:szCs w:val="20"/>
+          <w:rFonts w:ascii="Montserrat" w:cs="Montserrat" w:eastAsia="Montserrat" w:hAnsi="Montserrat"/>
+        </w:rPr>
+        <w:t xml:space="preserve">el T=0 también se aplica al exportar CSV: la columna Tiempo del archivo sale ya referida al nuevo cero. Para deshacerlo, seleccioná el primer punto y volvé a presionar ESTABLECER T=0.</w:t>
+      </w:r>
+    </w:p>
+    <w:p>
+      <w:pPr>
+        <w:pStyle w:val="Heading1"/>
+        <w:pBdr>
+          <w:bottom w:val="single" w:color="000000" w:sz="18" w:space="4"/>
+        </w:pBdr>
+        <w:spacing w:before="420" w:after="200"/>
+      </w:pPr>
+      <w:r>
+        <w:rPr>
+          <w:b/>
+          <w:bCs/>
+          <w:color w:val="000000"/>
+          <w:sz w:val="26"/>
+          <w:szCs w:val="26"/>
+          <w:rFonts w:ascii="Montserrat" w:cs="Montserrat" w:eastAsia="Montserrat" w:hAnsi="Montserrat"/>
+        </w:rPr>
+        <w:t xml:space="preserve">10 · DEPURAR DATOS</w:t>
+      </w:r>
+    </w:p>
+    <w:p>
+      <w:pPr>
+        <w:spacing w:after="140" w:line="300"/>
+      </w:pPr>
+      <w:r>
+        <w:rPr>
+          <w:sz w:val="20"/>
+          <w:szCs w:val="20"/>
+          <w:rFonts w:ascii="Montserrat" w:cs="Montserrat" w:eastAsia="Montserrat" w:hAnsi="Montserrat"/>
+        </w:rPr>
+        <w:t xml:space="preserve">La sección </w:t>
+      </w:r>
+      <w:r>
+        <w:rPr>
+          <w:b/>
+          <w:bCs/>
+          <w:sz w:val="20"/>
+          <w:szCs w:val="20"/>
+          <w:rFonts w:ascii="Montserrat" w:cs="Montserrat" w:eastAsia="Montserrat" w:hAnsi="Montserrat"/>
+        </w:rPr>
+        <w:t xml:space="preserve">DEPURACIÓN DE DATOS</w:t>
+      </w:r>
+      <w:r>
+        <w:rPr>
+          <w:sz w:val="20"/>
+          <w:szCs w:val="20"/>
+          <w:rFonts w:ascii="Montserrat" w:cs="Montserrat" w:eastAsia="Montserrat" w:hAnsi="Montserrat"/>
+        </w:rPr>
+        <w:t xml:space="preserve"> permite limpiar puntos incorrectos (por ejemplo, los segundos previos al inicio real del fenómeno o un pico espurio):</w:t>
+      </w:r>
+    </w:p>
+    <w:p>
+      <w:pPr>
+        <w:pStyle w:val="ListParagraph"/>
+        <w:numPr>
+          <w:ilvl w:val="0"/>
+          <w:numId w:val="2"/>
+        </w:numPr>
+        <w:spacing w:after="80" w:line="280"/>
+      </w:pPr>
+      <w:r>
+        <w:rPr>
+          <w:b/>
+          <w:bCs/>
+          <w:sz w:val="20"/>
+          <w:szCs w:val="20"/>
+          <w:rFonts w:ascii="Montserrat" w:cs="Montserrat" w:eastAsia="Montserrat" w:hAnsi="Montserrat"/>
+        </w:rPr>
+        <w:t xml:space="preserve">ELIMINAR RANGO</w:t>
+      </w:r>
+      <w:r>
+        <w:rPr>
+          <w:sz w:val="20"/>
+          <w:szCs w:val="20"/>
+          <w:rFonts w:ascii="Montserrat" w:cs="Montserrat" w:eastAsia="Montserrat" w:hAnsi="Montserrat"/>
+        </w:rPr>
+        <w:t xml:space="preserve">: ingresá el número de punto inicial y final (por ejemplo, del 1 al 10) y presioná el botón.</w:t>
+      </w:r>
+    </w:p>
+    <w:p>
+      <w:pPr>
+        <w:pStyle w:val="ListParagraph"/>
+        <w:numPr>
+          <w:ilvl w:val="0"/>
+          <w:numId w:val="2"/>
+        </w:numPr>
+        <w:spacing w:after="80" w:line="280"/>
+      </w:pPr>
+      <w:r>
+        <w:rPr>
+          <w:b/>
+          <w:bCs/>
+          <w:sz w:val="20"/>
+          <w:szCs w:val="20"/>
+          <w:rFonts w:ascii="Montserrat" w:cs="Montserrat" w:eastAsia="Montserrat" w:hAnsi="Montserrat"/>
+        </w:rPr>
+        <w:t xml:space="preserve">ELIMINAR SELECCIONADOS</w:t>
+      </w:r>
+      <w:r>
+        <w:rPr>
+          <w:sz w:val="20"/>
+          <w:szCs w:val="20"/>
+          <w:rFonts w:ascii="Montserrat" w:cs="Montserrat" w:eastAsia="Montserrat" w:hAnsi="Montserrat"/>
+        </w:rPr>
+        <w:t xml:space="preserve">: borrá los puntos que hayas marcado con clic en la gráfica o en la tabla.</w:t>
+      </w:r>
+    </w:p>
+    <w:p>
+      <w:pPr>
+        <w:spacing w:before="120" w:after="40"/>
         <w:jc w:val="center"/>
       </w:pPr>
       <w:r>
         <w:drawing>
           <wp:inline distT="0" distB="0" distL="0" distR="0">
-            <wp:extent cx="5905500" cy="2419350"/>
+            <wp:extent cx="5905500" cy="3457575"/>
             <wp:effectExtent t="0" r="0" b="0" l="0"/>
             <wp:docPr id="1" name="" descr="" title=""/>
             <wp:cNvGraphicFramePr>
@@ -6526,7 +6724,7 @@
                   <pic:spPr bwMode="auto">
                     <a:xfrm>
                       <a:off x="0" y="0"/>
-                      <a:ext cx="5905500" cy="2419350"/>
+                      <a:ext cx="5905500" cy="3457575"/>
                     </a:xfrm>
                     <a:prstGeom prst="rect">
                       <a:avLst/>
@@ -6541,47 +6739,19 @@
     </w:p>
     <w:p>
       <w:pPr>
-        <w:spacing w:after="240" w:before="60"/>
+        <w:spacing w:before="60" w:after="240"/>
         <w:jc w:val="center"/>
       </w:pPr>
       <w:r>
         <w:rPr>
-          <w:rFonts w:ascii="Montserrat" w:cs="Montserrat" w:eastAsia="Montserrat" w:hAnsi="Montserrat"/>
           <w:i/>
           <w:iCs/>
           <w:color w:val="555555"/>
           <w:sz w:val="17"/>
           <w:szCs w:val="17"/>
-        </w:rPr>
-        <w:t xml:space="preserve">La tabla tras el T=0: los primeros puntos tienen ahora tiempo negativo.</w:t>
-      </w:r>
-    </w:p>
-    <w:p>
-      <w:pPr>
-        <w:pBdr>
-          <w:left w:val="single" w:color="000000" w:sz="36" w:space="10"/>
-        </w:pBdr>
-        <w:shd w:fill="F5F5F5" w:val="clear"/>
-        <w:spacing w:after="220" w:before="160" w:line="290"/>
-        <w:ind w:left="120" w:right="120"/>
-      </w:pPr>
-      <w:r>
-        <w:rPr>
-          <w:rFonts w:ascii="Montserrat" w:cs="Montserrat" w:eastAsia="Montserrat" w:hAnsi="Montserrat"/>
-          <w:b/>
-          <w:bCs/>
-          <w:sz w:val="20"/>
-          <w:szCs w:val="20"/>
-        </w:rPr>
-        <w:t xml:space="preserve">Nota: </w:t>
-      </w:r>
-      <w:r>
-        <w:rPr>
-          <w:rFonts w:ascii="Montserrat" w:cs="Montserrat" w:eastAsia="Montserrat" w:hAnsi="Montserrat"/>
-          <w:sz w:val="20"/>
-          <w:szCs w:val="20"/>
-        </w:rPr>
-        <w:t xml:space="preserve">el T=0 también se aplica al exportar CSV: la columna Tiempo del archivo sale ya referida al nuevo cero. Para deshacerlo, seleccioná el primer punto y volvé a presionar ESTABLECER T=0.</w:t>
+          <w:rFonts w:ascii="Montserrat" w:cs="Montserrat" w:eastAsia="Montserrat" w:hAnsi="Montserrat"/>
+        </w:rPr>
+        <w:t xml:space="preserve">Depuración: eliminar un rango de puntos (del 1 al 10) o los seleccionados.</w:t>
       </w:r>
     </w:p>
     <w:p>
@@ -6590,18 +6760,18 @@
         <w:pBdr>
           <w:bottom w:val="single" w:color="000000" w:sz="18" w:space="4"/>
         </w:pBdr>
-        <w:spacing w:after="200" w:before="420"/>
-      </w:pPr>
-      <w:r>
-        <w:rPr>
-          <w:rFonts w:ascii="Montserrat" w:cs="Montserrat" w:eastAsia="Montserrat" w:hAnsi="Montserrat"/>
+        <w:spacing w:before="420" w:after="200"/>
+      </w:pPr>
+      <w:r>
+        <w:rPr>
           <w:b/>
           <w:bCs/>
           <w:color w:val="000000"/>
           <w:sz w:val="26"/>
           <w:szCs w:val="26"/>
-        </w:rPr>
-        <w:t xml:space="preserve">10 · DEPURAR DATOS</w:t>
+          <w:rFonts w:ascii="Montserrat" w:cs="Montserrat" w:eastAsia="Montserrat" w:hAnsi="Montserrat"/>
+        </w:rPr>
+        <w:t xml:space="preserve">11 · EXPORTAR LOS DATOS (CSV)</w:t>
       </w:r>
     </w:p>
     <w:p>
@@ -6610,96 +6780,152 @@
       </w:pPr>
       <w:r>
         <w:rPr>
-          <w:rFonts w:ascii="Montserrat" w:cs="Montserrat" w:eastAsia="Montserrat" w:hAnsi="Montserrat"/>
-          <w:sz w:val="20"/>
-          <w:szCs w:val="20"/>
-        </w:rPr>
-        <w:t xml:space="preserve">La sección </w:t>
-      </w:r>
-      <w:r>
-        <w:rPr>
-          <w:rFonts w:ascii="Montserrat" w:cs="Montserrat" w:eastAsia="Montserrat" w:hAnsi="Montserrat"/>
-          <w:b/>
-          <w:bCs/>
-          <w:sz w:val="20"/>
-          <w:szCs w:val="20"/>
-        </w:rPr>
-        <w:t xml:space="preserve">DEPURACIÓN DE DATOS</w:t>
-      </w:r>
-      <w:r>
-        <w:rPr>
-          <w:rFonts w:ascii="Montserrat" w:cs="Montserrat" w:eastAsia="Montserrat" w:hAnsi="Montserrat"/>
-          <w:sz w:val="20"/>
-          <w:szCs w:val="20"/>
-        </w:rPr>
-        <w:t xml:space="preserve"> permite limpiar puntos incorrectos (por ejemplo, los segundos previos al inicio real del fenómeno o un pico espurio):</w:t>
-      </w:r>
-    </w:p>
-    <w:p>
-      <w:pPr>
-        <w:pStyle w:val="ListParagraph"/>
-        <w:numPr>
-          <w:ilvl w:val="0"/>
-          <w:numId w:val="2"/>
-        </w:numPr>
-        <w:spacing w:after="80" w:line="280"/>
-      </w:pPr>
-      <w:r>
-        <w:rPr>
-          <w:rFonts w:ascii="Montserrat" w:cs="Montserrat" w:eastAsia="Montserrat" w:hAnsi="Montserrat"/>
-          <w:b/>
-          <w:bCs/>
-          <w:sz w:val="20"/>
-          <w:szCs w:val="20"/>
-        </w:rPr>
-        <w:t xml:space="preserve">ELIMINAR RANGO</w:t>
-      </w:r>
-      <w:r>
-        <w:rPr>
-          <w:rFonts w:ascii="Montserrat" w:cs="Montserrat" w:eastAsia="Montserrat" w:hAnsi="Montserrat"/>
-          <w:sz w:val="20"/>
-          <w:szCs w:val="20"/>
-        </w:rPr>
-        <w:t xml:space="preserve">: ingresá el número de punto inicial y final (por ejemplo, del 1 al 10) y presioná el botón.</w:t>
-      </w:r>
-    </w:p>
-    <w:p>
-      <w:pPr>
-        <w:pStyle w:val="ListParagraph"/>
-        <w:numPr>
-          <w:ilvl w:val="0"/>
-          <w:numId w:val="2"/>
-        </w:numPr>
-        <w:spacing w:after="80" w:line="280"/>
-      </w:pPr>
-      <w:r>
-        <w:rPr>
-          <w:rFonts w:ascii="Montserrat" w:cs="Montserrat" w:eastAsia="Montserrat" w:hAnsi="Montserrat"/>
-          <w:b/>
-          <w:bCs/>
-          <w:sz w:val="20"/>
-          <w:szCs w:val="20"/>
-        </w:rPr>
-        <w:t xml:space="preserve">ELIMINAR SELECCIONADOS</w:t>
-      </w:r>
-      <w:r>
-        <w:rPr>
-          <w:rFonts w:ascii="Montserrat" w:cs="Montserrat" w:eastAsia="Montserrat" w:hAnsi="Montserrat"/>
-          <w:sz w:val="20"/>
-          <w:szCs w:val="20"/>
-        </w:rPr>
-        <w:t xml:space="preserve">: borrá los puntos que hayas marcado con clic en la gráfica o en la tabla.</w:t>
-      </w:r>
-    </w:p>
-    <w:p>
-      <w:pPr>
-        <w:spacing w:after="40" w:before="120"/>
+          <w:sz w:val="20"/>
+          <w:szCs w:val="20"/>
+          <w:rFonts w:ascii="Montserrat" w:cs="Montserrat" w:eastAsia="Montserrat" w:hAnsi="Montserrat"/>
+        </w:rPr>
+        <w:t xml:space="preserve">Presioná </w:t>
+      </w:r>
+      <w:r>
+        <w:rPr>
+          <w:b/>
+          <w:bCs/>
+          <w:sz w:val="20"/>
+          <w:szCs w:val="20"/>
+          <w:rFonts w:ascii="Montserrat" w:cs="Montserrat" w:eastAsia="Montserrat" w:hAnsi="Montserrat"/>
+        </w:rPr>
+        <w:t xml:space="preserve">EXPORTAR CSV</w:t>
+      </w:r>
+      <w:r>
+        <w:rPr>
+          <w:rStyle w:val="FootnoteReference"/>
+        </w:rPr>
+        <w:footnoteReference w:id="12"/>
+      </w:r>
+      <w:r>
+        <w:rPr>
+          <w:sz w:val="20"/>
+          <w:szCs w:val="20"/>
+          <w:rFonts w:ascii="Montserrat" w:cs="Montserrat" w:eastAsia="Montserrat" w:hAnsi="Montserrat"/>
+        </w:rPr>
+        <w:t xml:space="preserve"> en la barra de herramientas. Se descarga un archivo </w:t>
+      </w:r>
+      <w:r>
+        <w:rPr>
+          <w:sz w:val="18"/>
+          <w:szCs w:val="18"/>
+          <w:rFonts w:ascii="Courier New" w:cs="Courier New" w:eastAsia="Courier New" w:hAnsi="Courier New"/>
+        </w:rPr>
+        <w:t xml:space="preserve">microbit_data_FECHA.csv</w:t>
+      </w:r>
+      <w:r>
+        <w:rPr>
+          <w:sz w:val="20"/>
+          <w:szCs w:val="20"/>
+          <w:rFonts w:ascii="Montserrat" w:cs="Montserrat" w:eastAsia="Montserrat" w:hAnsi="Montserrat"/>
+        </w:rPr>
+        <w:t xml:space="preserve"> con una columna de tiempo (en la unidad elegida y con el T=0 aplicado) y una columna por variable:</w:t>
+      </w:r>
+    </w:p>
+    <w:p>
+      <w:pPr>
+        <w:pBdr>
+          <w:left w:val="single" w:color="000000" w:sz="24" w:space="8"/>
+        </w:pBdr>
+        <w:shd w:fill="F5F5F5" w:val="clear"/>
+        <w:spacing w:after="0" w:line="260"/>
+        <w:ind w:left="240"/>
+      </w:pPr>
+      <w:r>
+        <w:rPr>
+          <w:sz w:val="18"/>
+          <w:szCs w:val="18"/>
+          <w:rFonts w:ascii="Courier New" w:cs="Courier New" w:eastAsia="Courier New" w:hAnsi="Courier New"/>
+        </w:rPr>
+        <w:t xml:space="preserve">Tiempo,Variable 1</w:t>
+      </w:r>
+    </w:p>
+    <w:p>
+      <w:pPr>
+        <w:pBdr>
+          <w:left w:val="single" w:color="000000" w:sz="24" w:space="8"/>
+        </w:pBdr>
+        <w:shd w:fill="F5F5F5" w:val="clear"/>
+        <w:spacing w:after="0" w:line="260"/>
+        <w:ind w:left="240"/>
+      </w:pPr>
+      <w:r>
+        <w:rPr>
+          <w:sz w:val="18"/>
+          <w:szCs w:val="18"/>
+          <w:rFonts w:ascii="Courier New" w:cs="Courier New" w:eastAsia="Courier New" w:hAnsi="Courier New"/>
+        </w:rPr>
+        <w:t xml:space="preserve">-2.000000,921.000000</w:t>
+      </w:r>
+    </w:p>
+    <w:p>
+      <w:pPr>
+        <w:pBdr>
+          <w:left w:val="single" w:color="000000" w:sz="24" w:space="8"/>
+        </w:pBdr>
+        <w:shd w:fill="F5F5F5" w:val="clear"/>
+        <w:spacing w:after="0" w:line="260"/>
+        <w:ind w:left="240"/>
+      </w:pPr>
+      <w:r>
+        <w:rPr>
+          <w:sz w:val="18"/>
+          <w:szCs w:val="18"/>
+          <w:rFonts w:ascii="Courier New" w:cs="Courier New" w:eastAsia="Courier New" w:hAnsi="Courier New"/>
+        </w:rPr>
+        <w:t xml:space="preserve">-1.900000,856.000000</w:t>
+      </w:r>
+    </w:p>
+    <w:p>
+      <w:pPr>
+        <w:pBdr>
+          <w:left w:val="single" w:color="000000" w:sz="24" w:space="8"/>
+        </w:pBdr>
+        <w:shd w:fill="F5F5F5" w:val="clear"/>
+        <w:spacing w:after="0" w:line="260"/>
+        <w:ind w:left="240"/>
+      </w:pPr>
+      <w:r>
+        <w:rPr>
+          <w:sz w:val="18"/>
+          <w:szCs w:val="18"/>
+          <w:rFonts w:ascii="Courier New" w:cs="Courier New" w:eastAsia="Courier New" w:hAnsi="Courier New"/>
+        </w:rPr>
+        <w:t xml:space="preserve">-1.800000,700.000000</w:t>
+      </w:r>
+    </w:p>
+    <w:p>
+      <w:pPr>
+        <w:pBdr>
+          <w:left w:val="single" w:color="000000" w:sz="24" w:space="8"/>
+        </w:pBdr>
+        <w:shd w:fill="F5F5F5" w:val="clear"/>
+        <w:spacing w:after="200" w:line="260"/>
+        <w:ind w:left="240"/>
+      </w:pPr>
+      <w:r>
+        <w:rPr>
+          <w:sz w:val="18"/>
+          <w:szCs w:val="18"/>
+          <w:rFonts w:ascii="Courier New" w:cs="Courier New" w:eastAsia="Courier New" w:hAnsi="Courier New"/>
+        </w:rPr>
+        <w:t xml:space="preserve">...</w:t>
+      </w:r>
+    </w:p>
+    <w:p>
+      <w:pPr>
+        <w:spacing w:before="120" w:after="40"/>
         <w:jc w:val="center"/>
       </w:pPr>
       <w:r>
         <w:drawing>
           <wp:inline distT="0" distB="0" distL="0" distR="0">
-            <wp:extent cx="5905500" cy="3457575"/>
+            <wp:extent cx="5905500" cy="447675"/>
             <wp:effectExtent t="0" r="0" b="0" l="0"/>
             <wp:docPr id="1" name="" descr="" title=""/>
             <wp:cNvGraphicFramePr>
@@ -6724,232 +6950,6 @@
                   <pic:spPr bwMode="auto">
                     <a:xfrm>
                       <a:off x="0" y="0"/>
-                      <a:ext cx="5905500" cy="3457575"/>
-                    </a:xfrm>
-                    <a:prstGeom prst="rect">
-                      <a:avLst/>
-                    </a:prstGeom>
-                  </pic:spPr>
-                </pic:pic>
-              </a:graphicData>
-            </a:graphic>
-          </wp:inline>
-        </w:drawing>
-      </w:r>
-    </w:p>
-    <w:p>
-      <w:pPr>
-        <w:spacing w:after="240" w:before="60"/>
-        <w:jc w:val="center"/>
-      </w:pPr>
-      <w:r>
-        <w:rPr>
-          <w:rFonts w:ascii="Montserrat" w:cs="Montserrat" w:eastAsia="Montserrat" w:hAnsi="Montserrat"/>
-          <w:i/>
-          <w:iCs/>
-          <w:color w:val="555555"/>
-          <w:sz w:val="17"/>
-          <w:szCs w:val="17"/>
-        </w:rPr>
-        <w:t xml:space="preserve">Depuración: eliminar un rango de puntos (del 1 al 10) o los seleccionados.</w:t>
-      </w:r>
-    </w:p>
-    <w:p>
-      <w:pPr>
-        <w:pStyle w:val="Heading1"/>
-        <w:pBdr>
-          <w:bottom w:val="single" w:color="000000" w:sz="18" w:space="4"/>
-        </w:pBdr>
-        <w:spacing w:after="200" w:before="420"/>
-      </w:pPr>
-      <w:r>
-        <w:rPr>
-          <w:rFonts w:ascii="Montserrat" w:cs="Montserrat" w:eastAsia="Montserrat" w:hAnsi="Montserrat"/>
-          <w:b/>
-          <w:bCs/>
-          <w:color w:val="000000"/>
-          <w:sz w:val="26"/>
-          <w:szCs w:val="26"/>
-        </w:rPr>
-        <w:t xml:space="preserve">11 · EXPORTAR LOS DATOS (CSV)</w:t>
-      </w:r>
-    </w:p>
-    <w:p>
-      <w:pPr>
-        <w:spacing w:after="140" w:line="300"/>
-      </w:pPr>
-      <w:r>
-        <w:rPr>
-          <w:rFonts w:ascii="Montserrat" w:cs="Montserrat" w:eastAsia="Montserrat" w:hAnsi="Montserrat"/>
-          <w:sz w:val="20"/>
-          <w:szCs w:val="20"/>
-        </w:rPr>
-        <w:t xml:space="preserve">Presioná </w:t>
-      </w:r>
-      <w:r>
-        <w:rPr>
-          <w:rFonts w:ascii="Montserrat" w:cs="Montserrat" w:eastAsia="Montserrat" w:hAnsi="Montserrat"/>
-          <w:b/>
-          <w:bCs/>
-          <w:sz w:val="20"/>
-          <w:szCs w:val="20"/>
-        </w:rPr>
-        <w:t xml:space="preserve">EXPORTAR CSV</w:t>
-      </w:r>
-      <w:r>
-        <w:rPr>
-          <w:rStyle w:val="FootnoteReference"/>
-        </w:rPr>
-        <w:footnoteReference w:id="12"/>
-      </w:r>
-      <w:r>
-        <w:rPr>
-          <w:rFonts w:ascii="Montserrat" w:cs="Montserrat" w:eastAsia="Montserrat" w:hAnsi="Montserrat"/>
-          <w:sz w:val="20"/>
-          <w:szCs w:val="20"/>
-        </w:rPr>
-        <w:t xml:space="preserve"> en la barra de herramientas. Se descarga un archivo </w:t>
-      </w:r>
-      <w:r>
-        <w:rPr>
-          <w:rFonts w:ascii="Courier New" w:cs="Courier New" w:eastAsia="Courier New" w:hAnsi="Courier New"/>
-          <w:sz w:val="18"/>
-          <w:szCs w:val="18"/>
-        </w:rPr>
-        <w:t xml:space="preserve">microbit_data_FECHA.csv</w:t>
-      </w:r>
-      <w:r>
-        <w:rPr>
-          <w:rFonts w:ascii="Montserrat" w:cs="Montserrat" w:eastAsia="Montserrat" w:hAnsi="Montserrat"/>
-          <w:sz w:val="20"/>
-          <w:szCs w:val="20"/>
-        </w:rPr>
-        <w:t xml:space="preserve"> con una columna de tiempo (en la unidad elegida y con el T=0 aplicado) y una columna por variable:</w:t>
-      </w:r>
-    </w:p>
-    <w:p>
-      <w:pPr>
-        <w:pBdr>
-          <w:left w:val="single" w:color="000000" w:sz="24" w:space="8"/>
-        </w:pBdr>
-        <w:shd w:fill="F5F5F5" w:val="clear"/>
-        <w:spacing w:after="0" w:line="260"/>
-        <w:ind w:left="240"/>
-      </w:pPr>
-      <w:r>
-        <w:rPr>
-          <w:rFonts w:ascii="Courier New" w:cs="Courier New" w:eastAsia="Courier New" w:hAnsi="Courier New"/>
-          <w:sz w:val="18"/>
-          <w:szCs w:val="18"/>
-        </w:rPr>
-        <w:t xml:space="preserve">Tiempo,Variable 1</w:t>
-      </w:r>
-    </w:p>
-    <w:p>
-      <w:pPr>
-        <w:pBdr>
-          <w:left w:val="single" w:color="000000" w:sz="24" w:space="8"/>
-        </w:pBdr>
-        <w:shd w:fill="F5F5F5" w:val="clear"/>
-        <w:spacing w:after="0" w:line="260"/>
-        <w:ind w:left="240"/>
-      </w:pPr>
-      <w:r>
-        <w:rPr>
-          <w:rFonts w:ascii="Courier New" w:cs="Courier New" w:eastAsia="Courier New" w:hAnsi="Courier New"/>
-          <w:sz w:val="18"/>
-          <w:szCs w:val="18"/>
-        </w:rPr>
-        <w:t xml:space="preserve">-2.000000,921.000000</w:t>
-      </w:r>
-    </w:p>
-    <w:p>
-      <w:pPr>
-        <w:pBdr>
-          <w:left w:val="single" w:color="000000" w:sz="24" w:space="8"/>
-        </w:pBdr>
-        <w:shd w:fill="F5F5F5" w:val="clear"/>
-        <w:spacing w:after="0" w:line="260"/>
-        <w:ind w:left="240"/>
-      </w:pPr>
-      <w:r>
-        <w:rPr>
-          <w:rFonts w:ascii="Courier New" w:cs="Courier New" w:eastAsia="Courier New" w:hAnsi="Courier New"/>
-          <w:sz w:val="18"/>
-          <w:szCs w:val="18"/>
-        </w:rPr>
-        <w:t xml:space="preserve">-1.900000,856.000000</w:t>
-      </w:r>
-    </w:p>
-    <w:p>
-      <w:pPr>
-        <w:pBdr>
-          <w:left w:val="single" w:color="000000" w:sz="24" w:space="8"/>
-        </w:pBdr>
-        <w:shd w:fill="F5F5F5" w:val="clear"/>
-        <w:spacing w:after="0" w:line="260"/>
-        <w:ind w:left="240"/>
-      </w:pPr>
-      <w:r>
-        <w:rPr>
-          <w:rFonts w:ascii="Courier New" w:cs="Courier New" w:eastAsia="Courier New" w:hAnsi="Courier New"/>
-          <w:sz w:val="18"/>
-          <w:szCs w:val="18"/>
-        </w:rPr>
-        <w:t xml:space="preserve">-1.800000,700.000000</w:t>
-      </w:r>
-    </w:p>
-    <w:p>
-      <w:pPr>
-        <w:pBdr>
-          <w:left w:val="single" w:color="000000" w:sz="24" w:space="8"/>
-        </w:pBdr>
-        <w:shd w:fill="F5F5F5" w:val="clear"/>
-        <w:spacing w:after="200" w:line="260"/>
-        <w:ind w:left="240"/>
-      </w:pPr>
-      <w:r>
-        <w:rPr>
-          <w:rFonts w:ascii="Courier New" w:cs="Courier New" w:eastAsia="Courier New" w:hAnsi="Courier New"/>
-          <w:sz w:val="18"/>
-          <w:szCs w:val="18"/>
-        </w:rPr>
-        <w:t xml:space="preserve">...</w:t>
-      </w:r>
-    </w:p>
-    <w:p>
-      <w:pPr>
-        <w:spacing w:after="40" w:before="120"/>
-        <w:jc w:val="center"/>
-      </w:pPr>
-      <w:r>
-        <w:drawing>
-          <wp:inline distT="0" distB="0" distL="0" distR="0">
-            <wp:extent cx="5905500" cy="447675"/>
-            <wp:effectExtent t="0" r="0" b="0" l="0"/>
-            <wp:docPr id="1" name="" descr="" title=""/>
-            <wp:cNvGraphicFramePr>
-              <a:graphicFrameLocks xmlns:a="http://schemas.openxmlformats.org/drawingml/2006/main" noChangeAspect="1"/>
-            </wp:cNvGraphicFramePr>
-            <a:graphic xmlns:a="http://schemas.openxmlformats.org/drawingml/2006/main">
-              <a:graphicData uri="http://schemas.openxmlformats.org/drawingml/2006/picture">
-                <pic:pic xmlns:pic="http://schemas.openxmlformats.org/drawingml/2006/picture">
-                  <pic:nvPicPr>
-                    <pic:cNvPr id="0" name="" descr=""/>
-                    <pic:cNvPicPr>
-                      <a:picLocks noChangeAspect="1" noChangeArrowheads="1"/>
-                    </pic:cNvPicPr>
-                  </pic:nvPicPr>
-                  <pic:blipFill>
-                    <a:blip r:embed="rId22" cstate="none"/>
-                    <a:srcRect/>
-                    <a:stretch>
-                      <a:fillRect/>
-                    </a:stretch>
-                  </pic:blipFill>
-                  <pic:spPr bwMode="auto">
-                    <a:xfrm>
-                      <a:off x="0" y="0"/>
                       <a:ext cx="5905500" cy="447675"/>
                     </a:xfrm>
                     <a:prstGeom prst="rect">
@@ -6965,17 +6965,17 @@
     </w:p>
     <w:p>
       <w:pPr>
-        <w:spacing w:after="240" w:before="60"/>
+        <w:spacing w:before="60" w:after="240"/>
         <w:jc w:val="center"/>
       </w:pPr>
       <w:r>
         <w:rPr>
-          <w:rFonts w:ascii="Montserrat" w:cs="Montserrat" w:eastAsia="Montserrat" w:hAnsi="Montserrat"/>
           <w:i/>
           <w:iCs/>
           <w:color w:val="555555"/>
           <w:sz w:val="17"/>
           <w:szCs w:val="17"/>
+          <w:rFonts w:ascii="Montserrat" w:cs="Montserrat" w:eastAsia="Montserrat" w:hAnsi="Montserrat"/>
         </w:rPr>
         <w:t xml:space="preserve">EXPORTAR CSV queda habilitado en cuanto hay datos capturados.</w:t>
       </w:r>
@@ -6986,27 +6986,27 @@
       </w:pPr>
       <w:r>
         <w:rPr>
-          <w:rFonts w:ascii="Montserrat" w:cs="Montserrat" w:eastAsia="Montserrat" w:hAnsi="Montserrat"/>
-          <w:sz w:val="20"/>
-          <w:szCs w:val="20"/>
+          <w:sz w:val="20"/>
+          <w:szCs w:val="20"/>
+          <w:rFonts w:ascii="Montserrat" w:cs="Montserrat" w:eastAsia="Montserrat" w:hAnsi="Montserrat"/>
         </w:rPr>
         <w:t xml:space="preserve">Ese archivo se abre directamente en Excel, LibreOffice, GeoGebra o Python, y también puede reimportarse en la plataforma desde </w:t>
       </w:r>
       <w:r>
         <w:rPr>
-          <w:rFonts w:ascii="Montserrat" w:cs="Montserrat" w:eastAsia="Montserrat" w:hAnsi="Montserrat"/>
-          <w:b/>
-          <w:bCs/>
-          <w:sz w:val="20"/>
-          <w:szCs w:val="20"/>
+          <w:b/>
+          <w:bCs/>
+          <w:sz w:val="20"/>
+          <w:szCs w:val="20"/>
+          <w:rFonts w:ascii="Montserrat" w:cs="Montserrat" w:eastAsia="Montserrat" w:hAnsi="Montserrat"/>
         </w:rPr>
         <w:t xml:space="preserve">INGRESO DE DATOS</w:t>
       </w:r>
       <w:r>
         <w:rPr>
-          <w:rFonts w:ascii="Montserrat" w:cs="Montserrat" w:eastAsia="Montserrat" w:hAnsi="Montserrat"/>
-          <w:sz w:val="20"/>
-          <w:szCs w:val="20"/>
+          <w:sz w:val="20"/>
+          <w:szCs w:val="20"/>
+          <w:rFonts w:ascii="Montserrat" w:cs="Montserrat" w:eastAsia="Montserrat" w:hAnsi="Montserrat"/>
         </w:rPr>
         <w:t xml:space="preserve"> para seguir analizándolo otro día.</w:t>
       </w:r>
@@ -7017,16 +7017,16 @@
         <w:pBdr>
           <w:bottom w:val="single" w:color="000000" w:sz="18" w:space="4"/>
         </w:pBdr>
-        <w:spacing w:after="200" w:before="420"/>
-      </w:pPr>
-      <w:r>
-        <w:rPr>
-          <w:rFonts w:ascii="Montserrat" w:cs="Montserrat" w:eastAsia="Montserrat" w:hAnsi="Montserrat"/>
+        <w:spacing w:before="420" w:after="200"/>
+      </w:pPr>
+      <w:r>
+        <w:rPr>
           <w:b/>
           <w:bCs/>
           <w:color w:val="000000"/>
           <w:sz w:val="26"/>
           <w:szCs w:val="26"/>
+          <w:rFonts w:ascii="Montserrat" w:cs="Montserrat" w:eastAsia="Montserrat" w:hAnsi="Montserrat"/>
         </w:rPr>
         <w:t xml:space="preserve">12 · PROBLEMAS FRECUENTES</w:t>
       </w:r>
@@ -7034,16 +7034,16 @@
     <w:p>
       <w:pPr>
         <w:pStyle w:val="Heading2"/>
-        <w:spacing w:after="140" w:before="300"/>
-      </w:pPr>
-      <w:r>
-        <w:rPr>
-          <w:rFonts w:ascii="Montserrat" w:cs="Montserrat" w:eastAsia="Montserrat" w:hAnsi="Montserrat"/>
+        <w:spacing w:before="300" w:after="140"/>
+      </w:pPr>
+      <w:r>
+        <w:rPr>
           <w:b/>
           <w:bCs/>
           <w:color w:val="000000"/>
           <w:sz w:val="22"/>
           <w:szCs w:val="22"/>
+          <w:rFonts w:ascii="Montserrat" w:cs="Montserrat" w:eastAsia="Montserrat" w:hAnsi="Montserrat"/>
         </w:rPr>
         <w:t xml:space="preserve">Camino A · Serial (USB)</w:t>
       </w:r>
@@ -7059,19 +7059,19 @@
       </w:pPr>
       <w:r>
         <w:rPr>
-          <w:rFonts w:ascii="Montserrat" w:cs="Montserrat" w:eastAsia="Montserrat" w:hAnsi="Montserrat"/>
-          <w:b/>
-          <w:bCs/>
-          <w:sz w:val="20"/>
-          <w:szCs w:val="20"/>
+          <w:b/>
+          <w:bCs/>
+          <w:sz w:val="20"/>
+          <w:szCs w:val="20"/>
+          <w:rFonts w:ascii="Montserrat" w:cs="Montserrat" w:eastAsia="Montserrat" w:hAnsi="Montserrat"/>
         </w:rPr>
         <w:t xml:space="preserve">No aparece el puerto: </w:t>
       </w:r>
       <w:r>
         <w:rPr>
-          <w:rFonts w:ascii="Montserrat" w:cs="Montserrat" w:eastAsia="Montserrat" w:hAnsi="Montserrat"/>
-          <w:sz w:val="20"/>
-          <w:szCs w:val="20"/>
+          <w:sz w:val="20"/>
+          <w:szCs w:val="20"/>
+          <w:rFonts w:ascii="Montserrat" w:cs="Montserrat" w:eastAsia="Montserrat" w:hAnsi="Montserrat"/>
         </w:rPr>
         <w:t xml:space="preserve">verificá que el cable USB sea de datos (no solo de carga), probá otro puerto USB y reiniciá el navegador.</w:t>
       </w:r>
@@ -7087,37 +7087,37 @@
       </w:pPr>
       <w:r>
         <w:rPr>
-          <w:rFonts w:ascii="Montserrat" w:cs="Montserrat" w:eastAsia="Montserrat" w:hAnsi="Montserrat"/>
-          <w:b/>
-          <w:bCs/>
-          <w:sz w:val="20"/>
-          <w:szCs w:val="20"/>
+          <w:b/>
+          <w:bCs/>
+          <w:sz w:val="20"/>
+          <w:szCs w:val="20"/>
+          <w:rFonts w:ascii="Montserrat" w:cs="Montserrat" w:eastAsia="Montserrat" w:hAnsi="Montserrat"/>
         </w:rPr>
         <w:t xml:space="preserve">No llegan datos por USB: </w:t>
       </w:r>
       <w:r>
         <w:rPr>
-          <w:rFonts w:ascii="Montserrat" w:cs="Montserrat" w:eastAsia="Montserrat" w:hAnsi="Montserrat"/>
-          <w:sz w:val="20"/>
-          <w:szCs w:val="20"/>
+          <w:sz w:val="20"/>
+          <w:szCs w:val="20"/>
+          <w:rFonts w:ascii="Montserrat" w:cs="Montserrat" w:eastAsia="Montserrat" w:hAnsi="Montserrat"/>
         </w:rPr>
         <w:t xml:space="preserve">el programa debe tener el bloque </w:t>
       </w:r>
       <w:r>
         <w:rPr>
-          <w:rFonts w:ascii="Montserrat" w:cs="Montserrat" w:eastAsia="Montserrat" w:hAnsi="Montserrat"/>
-          <w:b/>
-          <w:bCs/>
-          <w:sz w:val="20"/>
-          <w:szCs w:val="20"/>
+          <w:b/>
+          <w:bCs/>
+          <w:sz w:val="20"/>
+          <w:szCs w:val="20"/>
+          <w:rFonts w:ascii="Montserrat" w:cs="Montserrat" w:eastAsia="Montserrat" w:hAnsi="Montserrat"/>
         </w:rPr>
         <w:t xml:space="preserve">enviar a fisicabit.com</w:t>
       </w:r>
       <w:r>
         <w:rPr>
-          <w:rFonts w:ascii="Montserrat" w:cs="Montserrat" w:eastAsia="Montserrat" w:hAnsi="Montserrat"/>
-          <w:sz w:val="20"/>
-          <w:szCs w:val="20"/>
+          <w:sz w:val="20"/>
+          <w:szCs w:val="20"/>
+          <w:rFonts w:ascii="Montserrat" w:cs="Montserrat" w:eastAsia="Montserrat" w:hAnsi="Montserrat"/>
         </w:rPr>
         <w:t xml:space="preserve"> dentro de “para siempre” (o del bucle rápido). Presioná CAPTURAR después de conectar y verificá que el número de variables coincida con la variante del bloque (1 a 4 valores).</w:t>
       </w:r>
@@ -7133,37 +7133,37 @@
       </w:pPr>
       <w:r>
         <w:rPr>
-          <w:rFonts w:ascii="Montserrat" w:cs="Montserrat" w:eastAsia="Montserrat" w:hAnsi="Montserrat"/>
-          <w:b/>
-          <w:bCs/>
-          <w:sz w:val="20"/>
-          <w:szCs w:val="20"/>
+          <w:b/>
+          <w:bCs/>
+          <w:sz w:val="20"/>
+          <w:szCs w:val="20"/>
+          <w:rFonts w:ascii="Montserrat" w:cs="Montserrat" w:eastAsia="Montserrat" w:hAnsi="Montserrat"/>
         </w:rPr>
         <w:t xml:space="preserve">“Descargar” no graba desde el editor: </w:t>
       </w:r>
       <w:r>
         <w:rPr>
-          <w:rFonts w:ascii="Montserrat" w:cs="Montserrat" w:eastAsia="Montserrat" w:hAnsi="Montserrat"/>
-          <w:sz w:val="20"/>
-          <w:szCs w:val="20"/>
+          <w:sz w:val="20"/>
+          <w:szCs w:val="20"/>
+          <w:rFonts w:ascii="Montserrat" w:cs="Montserrat" w:eastAsia="Montserrat" w:hAnsi="Montserrat"/>
         </w:rPr>
         <w:t xml:space="preserve">la plataforma tiene el puerto abierto. Presioná </w:t>
       </w:r>
       <w:r>
         <w:rPr>
-          <w:rFonts w:ascii="Montserrat" w:cs="Montserrat" w:eastAsia="Montserrat" w:hAnsi="Montserrat"/>
-          <w:b/>
-          <w:bCs/>
-          <w:sz w:val="20"/>
-          <w:szCs w:val="20"/>
+          <w:b/>
+          <w:bCs/>
+          <w:sz w:val="20"/>
+          <w:szCs w:val="20"/>
+          <w:rFonts w:ascii="Montserrat" w:cs="Montserrat" w:eastAsia="Montserrat" w:hAnsi="Montserrat"/>
         </w:rPr>
         <w:t xml:space="preserve">Soltar USB</w:t>
       </w:r>
       <w:r>
         <w:rPr>
-          <w:rFonts w:ascii="Montserrat" w:cs="Montserrat" w:eastAsia="Montserrat" w:hAnsi="Montserrat"/>
-          <w:sz w:val="20"/>
-          <w:szCs w:val="20"/>
+          <w:sz w:val="20"/>
+          <w:szCs w:val="20"/>
+          <w:rFonts w:ascii="Montserrat" w:cs="Montserrat" w:eastAsia="Montserrat" w:hAnsi="Montserrat"/>
         </w:rPr>
         <w:t xml:space="preserve"> en la barra flotante de FisicaBit y reintentá.</w:t>
       </w:r>
@@ -7179,35 +7179,35 @@
       </w:pPr>
       <w:r>
         <w:rPr>
-          <w:rFonts w:ascii="Montserrat" w:cs="Montserrat" w:eastAsia="Montserrat" w:hAnsi="Montserrat"/>
-          <w:b/>
-          <w:bCs/>
-          <w:sz w:val="20"/>
-          <w:szCs w:val="20"/>
+          <w:b/>
+          <w:bCs/>
+          <w:sz w:val="20"/>
+          <w:szCs w:val="20"/>
+          <w:rFonts w:ascii="Montserrat" w:cs="Montserrat" w:eastAsia="Montserrat" w:hAnsi="Montserrat"/>
         </w:rPr>
         <w:t xml:space="preserve">No aparecen los bloques FisicaBit USB: </w:t>
       </w:r>
       <w:r>
         <w:rPr>
-          <w:rFonts w:ascii="Montserrat" w:cs="Montserrat" w:eastAsia="Montserrat" w:hAnsi="Montserrat"/>
-          <w:sz w:val="20"/>
-          <w:szCs w:val="20"/>
+          <w:sz w:val="20"/>
+          <w:szCs w:val="20"/>
+          <w:rFonts w:ascii="Montserrat" w:cs="Montserrat" w:eastAsia="Montserrat" w:hAnsi="Montserrat"/>
         </w:rPr>
         <w:t xml:space="preserve">agregá la extensión a mano desde Extensiones pegando </w:t>
       </w:r>
       <w:r>
         <w:rPr>
-          <w:rFonts w:ascii="Courier New" w:cs="Courier New" w:eastAsia="Courier New" w:hAnsi="Courier New"/>
           <w:sz w:val="18"/>
           <w:szCs w:val="18"/>
-        </w:rPr>
-        <w:t xml:space="preserve">github.com/preparadordelaboratorio/pxt-fisicabit-usb</w:t>
-      </w:r>
-      <w:r>
-        <w:rPr>
-          <w:rFonts w:ascii="Montserrat" w:cs="Montserrat" w:eastAsia="Montserrat" w:hAnsi="Montserrat"/>
-          <w:sz w:val="20"/>
-          <w:szCs w:val="20"/>
+          <w:rFonts w:ascii="Courier New" w:cs="Courier New" w:eastAsia="Courier New" w:hAnsi="Courier New"/>
+        </w:rPr>
+        <w:t xml:space="preserve">github.com/martinferreiraHCA/pxt-fisicabit-usb</w:t>
+      </w:r>
+      <w:r>
+        <w:rPr>
+          <w:sz w:val="20"/>
+          <w:szCs w:val="20"/>
+          <w:rFonts w:ascii="Montserrat" w:cs="Montserrat" w:eastAsia="Montserrat" w:hAnsi="Montserrat"/>
         </w:rPr>
         <w:t xml:space="preserve">. Si ves textos viejos, quitala y volvé a agregarla (MakeCode guarda caché).</w:t>
       </w:r>
@@ -7215,16 +7215,16 @@
     <w:p>
       <w:pPr>
         <w:pStyle w:val="Heading2"/>
-        <w:spacing w:after="140" w:before="300"/>
-      </w:pPr>
-      <w:r>
-        <w:rPr>
-          <w:rFonts w:ascii="Montserrat" w:cs="Montserrat" w:eastAsia="Montserrat" w:hAnsi="Montserrat"/>
+        <w:spacing w:before="300" w:after="140"/>
+      </w:pPr>
+      <w:r>
+        <w:rPr>
           <w:b/>
           <w:bCs/>
           <w:color w:val="000000"/>
           <w:sz w:val="22"/>
           <w:szCs w:val="22"/>
+          <w:rFonts w:ascii="Montserrat" w:cs="Montserrat" w:eastAsia="Montserrat" w:hAnsi="Montserrat"/>
         </w:rPr>
         <w:t xml:space="preserve">Camino B · Bluetooth</w:t>
       </w:r>
@@ -7240,35 +7240,35 @@
       </w:pPr>
       <w:r>
         <w:rPr>
-          <w:rFonts w:ascii="Montserrat" w:cs="Montserrat" w:eastAsia="Montserrat" w:hAnsi="Montserrat"/>
-          <w:b/>
-          <w:bCs/>
-          <w:sz w:val="20"/>
-          <w:szCs w:val="20"/>
+          <w:b/>
+          <w:bCs/>
+          <w:sz w:val="20"/>
+          <w:szCs w:val="20"/>
+          <w:rFonts w:ascii="Montserrat" w:cs="Montserrat" w:eastAsia="Montserrat" w:hAnsi="Montserrat"/>
         </w:rPr>
         <w:t xml:space="preserve">No aparece en el selector: </w:t>
       </w:r>
       <w:r>
         <w:rPr>
-          <w:rFonts w:ascii="Montserrat" w:cs="Montserrat" w:eastAsia="Montserrat" w:hAnsi="Montserrat"/>
-          <w:sz w:val="20"/>
-          <w:szCs w:val="20"/>
+          <w:sz w:val="20"/>
+          <w:szCs w:val="20"/>
+          <w:rFonts w:ascii="Montserrat" w:cs="Montserrat" w:eastAsia="Montserrat" w:hAnsi="Montserrat"/>
         </w:rPr>
         <w:t xml:space="preserve">el programa debe tener </w:t>
       </w:r>
       <w:r>
         <w:rPr>
-          <w:rFonts w:ascii="Courier New" w:cs="Courier New" w:eastAsia="Courier New" w:hAnsi="Courier New"/>
           <w:sz w:val="18"/>
           <w:szCs w:val="18"/>
+          <w:rFonts w:ascii="Courier New" w:cs="Courier New" w:eastAsia="Courier New" w:hAnsi="Courier New"/>
         </w:rPr>
         <w:t xml:space="preserve">bluetooth.startUartService()</w:t>
       </w:r>
       <w:r>
         <w:rPr>
-          <w:rFonts w:ascii="Montserrat" w:cs="Montserrat" w:eastAsia="Montserrat" w:hAnsi="Montserrat"/>
-          <w:sz w:val="20"/>
-          <w:szCs w:val="20"/>
+          <w:sz w:val="20"/>
+          <w:szCs w:val="20"/>
+          <w:rFonts w:ascii="Montserrat" w:cs="Montserrat" w:eastAsia="Montserrat" w:hAnsi="Montserrat"/>
         </w:rPr>
         <w:t xml:space="preserve">. Reiniciá la micro:bit (botón RESET) y verificá que no esté conectada a otro dispositivo o celular.</w:t>
       </w:r>
@@ -7284,69 +7284,69 @@
       </w:pPr>
       <w:r>
         <w:rPr>
-          <w:rFonts w:ascii="Montserrat" w:cs="Montserrat" w:eastAsia="Montserrat" w:hAnsi="Montserrat"/>
-          <w:b/>
-          <w:bCs/>
-          <w:sz w:val="20"/>
-          <w:szCs w:val="20"/>
+          <w:b/>
+          <w:bCs/>
+          <w:sz w:val="20"/>
+          <w:szCs w:val="20"/>
+          <w:rFonts w:ascii="Montserrat" w:cs="Montserrat" w:eastAsia="Montserrat" w:hAnsi="Montserrat"/>
         </w:rPr>
         <w:t xml:space="preserve">Aparece pero se queda en “Conectando…”: </w:t>
       </w:r>
       <w:r>
         <w:rPr>
-          <w:rFonts w:ascii="Montserrat" w:cs="Montserrat" w:eastAsia="Montserrat" w:hAnsi="Montserrat"/>
-          <w:sz w:val="20"/>
-          <w:szCs w:val="20"/>
+          <w:sz w:val="20"/>
+          <w:szCs w:val="20"/>
+          <w:rFonts w:ascii="Montserrat" w:cs="Montserrat" w:eastAsia="Montserrat" w:hAnsi="Montserrat"/>
         </w:rPr>
         <w:t xml:space="preserve">falta </w:t>
       </w:r>
       <w:r>
         <w:rPr>
-          <w:rFonts w:ascii="Montserrat" w:cs="Montserrat" w:eastAsia="Montserrat" w:hAnsi="Montserrat"/>
-          <w:b/>
-          <w:bCs/>
-          <w:sz w:val="20"/>
-          <w:szCs w:val="20"/>
+          <w:b/>
+          <w:bCs/>
+          <w:sz w:val="20"/>
+          <w:szCs w:val="20"/>
+          <w:rFonts w:ascii="Montserrat" w:cs="Montserrat" w:eastAsia="Montserrat" w:hAnsi="Montserrat"/>
         </w:rPr>
         <w:t xml:space="preserve">“No Pairing Required”</w:t>
       </w:r>
       <w:r>
         <w:rPr>
-          <w:rFonts w:ascii="Montserrat" w:cs="Montserrat" w:eastAsia="Montserrat" w:hAnsi="Montserrat"/>
-          <w:sz w:val="20"/>
-          <w:szCs w:val="20"/>
+          <w:sz w:val="20"/>
+          <w:szCs w:val="20"/>
+          <w:rFonts w:ascii="Montserrat" w:cs="Montserrat" w:eastAsia="Montserrat" w:hAnsi="Montserrat"/>
         </w:rPr>
         <w:t xml:space="preserve"> en la configuración del proyecto de MakeCode (en </w:t>
       </w:r>
       <w:r>
         <w:rPr>
-          <w:rFonts w:ascii="Courier New" w:cs="Courier New" w:eastAsia="Courier New" w:hAnsi="Courier New"/>
           <w:sz w:val="18"/>
           <w:szCs w:val="18"/>
+          <w:rFonts w:ascii="Courier New" w:cs="Courier New" w:eastAsia="Courier New" w:hAnsi="Courier New"/>
         </w:rPr>
         <w:t xml:space="preserve">pxt.json</w:t>
       </w:r>
       <w:r>
         <w:rPr>
-          <w:rFonts w:ascii="Montserrat" w:cs="Montserrat" w:eastAsia="Montserrat" w:hAnsi="Montserrat"/>
-          <w:sz w:val="20"/>
-          <w:szCs w:val="20"/>
+          <w:sz w:val="20"/>
+          <w:szCs w:val="20"/>
+          <w:rFonts w:ascii="Montserrat" w:cs="Montserrat" w:eastAsia="Montserrat" w:hAnsi="Montserrat"/>
         </w:rPr>
         <w:t xml:space="preserve"> debe estar </w:t>
       </w:r>
       <w:r>
         <w:rPr>
-          <w:rFonts w:ascii="Courier New" w:cs="Courier New" w:eastAsia="Courier New" w:hAnsi="Courier New"/>
           <w:sz w:val="18"/>
           <w:szCs w:val="18"/>
+          <w:rFonts w:ascii="Courier New" w:cs="Courier New" w:eastAsia="Courier New" w:hAnsi="Courier New"/>
         </w:rPr>
         <w:t xml:space="preserve">"pairing_mode": 0</w:t>
       </w:r>
       <w:r>
         <w:rPr>
-          <w:rFonts w:ascii="Montserrat" w:cs="Montserrat" w:eastAsia="Montserrat" w:hAnsi="Montserrat"/>
-          <w:sz w:val="20"/>
-          <w:szCs w:val="20"/>
+          <w:sz w:val="20"/>
+          <w:szCs w:val="20"/>
+          <w:rFonts w:ascii="Montserrat" w:cs="Montserrat" w:eastAsia="Montserrat" w:hAnsi="Montserrat"/>
         </w:rPr>
         <w:t xml:space="preserve">). Corregí, volvé a descargar el .hex y reintentá.</w:t>
       </w:r>
@@ -7362,35 +7362,35 @@
       </w:pPr>
       <w:r>
         <w:rPr>
-          <w:rFonts w:ascii="Montserrat" w:cs="Montserrat" w:eastAsia="Montserrat" w:hAnsi="Montserrat"/>
-          <w:b/>
-          <w:bCs/>
-          <w:sz w:val="20"/>
-          <w:szCs w:val="20"/>
+          <w:b/>
+          <w:bCs/>
+          <w:sz w:val="20"/>
+          <w:szCs w:val="20"/>
+          <w:rFonts w:ascii="Montserrat" w:cs="Montserrat" w:eastAsia="Montserrat" w:hAnsi="Montserrat"/>
         </w:rPr>
         <w:t xml:space="preserve">Se conecta pero no llegan datos: </w:t>
       </w:r>
       <w:r>
         <w:rPr>
-          <w:rFonts w:ascii="Montserrat" w:cs="Montserrat" w:eastAsia="Montserrat" w:hAnsi="Montserrat"/>
-          <w:sz w:val="20"/>
-          <w:szCs w:val="20"/>
+          <w:sz w:val="20"/>
+          <w:szCs w:val="20"/>
+          <w:rFonts w:ascii="Montserrat" w:cs="Montserrat" w:eastAsia="Montserrat" w:hAnsi="Montserrat"/>
         </w:rPr>
         <w:t xml:space="preserve">el programa debe usar </w:t>
       </w:r>
       <w:r>
         <w:rPr>
-          <w:rFonts w:ascii="Courier New" w:cs="Courier New" w:eastAsia="Courier New" w:hAnsi="Courier New"/>
           <w:sz w:val="18"/>
           <w:szCs w:val="18"/>
+          <w:rFonts w:ascii="Courier New" w:cs="Courier New" w:eastAsia="Courier New" w:hAnsi="Courier New"/>
         </w:rPr>
         <w:t xml:space="preserve">bluetooth.uartWriteLine()</w:t>
       </w:r>
       <w:r>
         <w:rPr>
-          <w:rFonts w:ascii="Montserrat" w:cs="Montserrat" w:eastAsia="Montserrat" w:hAnsi="Montserrat"/>
-          <w:sz w:val="20"/>
-          <w:szCs w:val="20"/>
+          <w:sz w:val="20"/>
+          <w:szCs w:val="20"/>
+          <w:rFonts w:ascii="Montserrat" w:cs="Montserrat" w:eastAsia="Montserrat" w:hAnsi="Montserrat"/>
         </w:rPr>
         <w:t xml:space="preserve">. Presioná CAPTURAR después de conectar y verificá la casilla “Micro:bit envía timestamp”.</w:t>
       </w:r>
@@ -7406,35 +7406,35 @@
       </w:pPr>
       <w:r>
         <w:rPr>
-          <w:rFonts w:ascii="Montserrat" w:cs="Montserrat" w:eastAsia="Montserrat" w:hAnsi="Montserrat"/>
-          <w:b/>
-          <w:bCs/>
-          <w:sz w:val="20"/>
-          <w:szCs w:val="20"/>
+          <w:b/>
+          <w:bCs/>
+          <w:sz w:val="20"/>
+          <w:szCs w:val="20"/>
+          <w:rFonts w:ascii="Montserrat" w:cs="Montserrat" w:eastAsia="Montserrat" w:hAnsi="Montserrat"/>
         </w:rPr>
         <w:t xml:space="preserve">Error “UART no encontrado”: </w:t>
       </w:r>
       <w:r>
         <w:rPr>
-          <w:rFonts w:ascii="Montserrat" w:cs="Montserrat" w:eastAsia="Montserrat" w:hAnsi="Montserrat"/>
-          <w:sz w:val="20"/>
-          <w:szCs w:val="20"/>
+          <w:sz w:val="20"/>
+          <w:szCs w:val="20"/>
+          <w:rFonts w:ascii="Montserrat" w:cs="Montserrat" w:eastAsia="Montserrat" w:hAnsi="Montserrat"/>
         </w:rPr>
         <w:t xml:space="preserve">al programa le falta </w:t>
       </w:r>
       <w:r>
         <w:rPr>
-          <w:rFonts w:ascii="Courier New" w:cs="Courier New" w:eastAsia="Courier New" w:hAnsi="Courier New"/>
           <w:sz w:val="18"/>
           <w:szCs w:val="18"/>
+          <w:rFonts w:ascii="Courier New" w:cs="Courier New" w:eastAsia="Courier New" w:hAnsi="Courier New"/>
         </w:rPr>
         <w:t xml:space="preserve">bluetooth.startUartService()</w:t>
       </w:r>
       <w:r>
         <w:rPr>
-          <w:rFonts w:ascii="Montserrat" w:cs="Montserrat" w:eastAsia="Montserrat" w:hAnsi="Montserrat"/>
-          <w:sz w:val="20"/>
-          <w:szCs w:val="20"/>
+          <w:sz w:val="20"/>
+          <w:szCs w:val="20"/>
+          <w:rFonts w:ascii="Montserrat" w:cs="Montserrat" w:eastAsia="Montserrat" w:hAnsi="Montserrat"/>
         </w:rPr>
         <w:t xml:space="preserve">. Agregalo y volvé a grabar.</w:t>
       </w:r>
@@ -7450,35 +7450,35 @@
       </w:pPr>
       <w:r>
         <w:rPr>
-          <w:rFonts w:ascii="Montserrat" w:cs="Montserrat" w:eastAsia="Montserrat" w:hAnsi="Montserrat"/>
-          <w:b/>
-          <w:bCs/>
-          <w:sz w:val="20"/>
-          <w:szCs w:val="20"/>
+          <w:b/>
+          <w:bCs/>
+          <w:sz w:val="20"/>
+          <w:szCs w:val="20"/>
+          <w:rFonts w:ascii="Montserrat" w:cs="Montserrat" w:eastAsia="Montserrat" w:hAnsi="Montserrat"/>
         </w:rPr>
         <w:t xml:space="preserve">Error “Not supported” o conexión rara: </w:t>
       </w:r>
       <w:r>
         <w:rPr>
-          <w:rFonts w:ascii="Montserrat" w:cs="Montserrat" w:eastAsia="Montserrat" w:hAnsi="Montserrat"/>
-          <w:sz w:val="20"/>
-          <w:szCs w:val="20"/>
+          <w:sz w:val="20"/>
+          <w:szCs w:val="20"/>
+          <w:rFonts w:ascii="Montserrat" w:cs="Montserrat" w:eastAsia="Montserrat" w:hAnsi="Montserrat"/>
         </w:rPr>
         <w:t xml:space="preserve">caché Bluetooth corrupto del navegador. Entrá a </w:t>
       </w:r>
       <w:r>
         <w:rPr>
-          <w:rFonts w:ascii="Courier New" w:cs="Courier New" w:eastAsia="Courier New" w:hAnsi="Courier New"/>
           <w:sz w:val="18"/>
           <w:szCs w:val="18"/>
+          <w:rFonts w:ascii="Courier New" w:cs="Courier New" w:eastAsia="Courier New" w:hAnsi="Courier New"/>
         </w:rPr>
         <w:t xml:space="preserve">chrome://bluetooth-internals</w:t>
       </w:r>
       <w:r>
         <w:rPr>
-          <w:rFonts w:ascii="Montserrat" w:cs="Montserrat" w:eastAsia="Montserrat" w:hAnsi="Montserrat"/>
-          <w:sz w:val="20"/>
-          <w:szCs w:val="20"/>
+          <w:sz w:val="20"/>
+          <w:szCs w:val="20"/>
+          <w:rFonts w:ascii="Montserrat" w:cs="Montserrat" w:eastAsia="Montserrat" w:hAnsi="Montserrat"/>
         </w:rPr>
         <w:t xml:space="preserve"> → Devices → olvidá la micro:bit y reconectá. En macOS, quitala también de Preferencias del Sistema → Bluetooth.</w:t>
       </w:r>
@@ -7494,19 +7494,19 @@
       </w:pPr>
       <w:r>
         <w:rPr>
-          <w:rFonts w:ascii="Montserrat" w:cs="Montserrat" w:eastAsia="Montserrat" w:hAnsi="Montserrat"/>
-          <w:b/>
-          <w:bCs/>
-          <w:sz w:val="20"/>
-          <w:szCs w:val="20"/>
+          <w:b/>
+          <w:bCs/>
+          <w:sz w:val="20"/>
+          <w:szCs w:val="20"/>
+          <w:rFonts w:ascii="Montserrat" w:cs="Montserrat" w:eastAsia="Montserrat" w:hAnsi="Montserrat"/>
         </w:rPr>
         <w:t xml:space="preserve">Se desconecta seguido: </w:t>
       </w:r>
       <w:r>
         <w:rPr>
-          <w:rFonts w:ascii="Montserrat" w:cs="Montserrat" w:eastAsia="Montserrat" w:hAnsi="Montserrat"/>
-          <w:sz w:val="20"/>
-          <w:szCs w:val="20"/>
+          <w:sz w:val="20"/>
+          <w:szCs w:val="20"/>
+          <w:rFonts w:ascii="Montserrat" w:cs="Montserrat" w:eastAsia="Montserrat" w:hAnsi="Montserrat"/>
         </w:rPr>
         <w:t xml:space="preserve">acercá la micro:bit (~10 m máximo) y revisá la batería. La plataforma reconecta sola hasta 4 veces.</w:t>
       </w:r>
@@ -7522,19 +7522,19 @@
       </w:pPr>
       <w:r>
         <w:rPr>
-          <w:rFonts w:ascii="Montserrat" w:cs="Montserrat" w:eastAsia="Montserrat" w:hAnsi="Montserrat"/>
-          <w:b/>
-          <w:bCs/>
-          <w:sz w:val="20"/>
-          <w:szCs w:val="20"/>
+          <w:b/>
+          <w:bCs/>
+          <w:sz w:val="20"/>
+          <w:szCs w:val="20"/>
+          <w:rFonts w:ascii="Montserrat" w:cs="Montserrat" w:eastAsia="Montserrat" w:hAnsi="Montserrat"/>
         </w:rPr>
         <w:t xml:space="preserve">No funciona en iPhone/iPad: </w:t>
       </w:r>
       <w:r>
         <w:rPr>
-          <w:rFonts w:ascii="Montserrat" w:cs="Montserrat" w:eastAsia="Montserrat" w:hAnsi="Montserrat"/>
-          <w:sz w:val="20"/>
-          <w:szCs w:val="20"/>
+          <w:sz w:val="20"/>
+          <w:szCs w:val="20"/>
+          <w:rFonts w:ascii="Montserrat" w:cs="Montserrat" w:eastAsia="Montserrat" w:hAnsi="Montserrat"/>
         </w:rPr>
         <w:t xml:space="preserve">Apple no permite Web Bluetooth ni Web Serial en iOS/iPadOS (solo ahí: en Mac funcionan). Usá Chrome o Edge en computadora — incluida una Mac — o Android; en iPad podés cargar datos por CSV.</w:t>
       </w:r>
@@ -7542,16 +7542,16 @@
     <w:p>
       <w:pPr>
         <w:pStyle w:val="Heading2"/>
-        <w:spacing w:after="140" w:before="300"/>
-      </w:pPr>
-      <w:r>
-        <w:rPr>
-          <w:rFonts w:ascii="Montserrat" w:cs="Montserrat" w:eastAsia="Montserrat" w:hAnsi="Montserrat"/>
+        <w:spacing w:before="300" w:after="140"/>
+      </w:pPr>
+      <w:r>
+        <w:rPr>
           <w:b/>
           <w:bCs/>
           <w:color w:val="000000"/>
           <w:sz w:val="22"/>
           <w:szCs w:val="22"/>
+          <w:rFonts w:ascii="Montserrat" w:cs="Montserrat" w:eastAsia="Montserrat" w:hAnsi="Montserrat"/>
         </w:rPr>
         <w:t xml:space="preserve">Datos</w:t>
       </w:r>
@@ -7567,19 +7567,19 @@
       </w:pPr>
       <w:r>
         <w:rPr>
-          <w:rFonts w:ascii="Montserrat" w:cs="Montserrat" w:eastAsia="Montserrat" w:hAnsi="Montserrat"/>
-          <w:b/>
-          <w:bCs/>
-          <w:sz w:val="20"/>
-          <w:szCs w:val="20"/>
+          <w:b/>
+          <w:bCs/>
+          <w:sz w:val="20"/>
+          <w:szCs w:val="20"/>
+          <w:rFonts w:ascii="Montserrat" w:cs="Montserrat" w:eastAsia="Montserrat" w:hAnsi="Montserrat"/>
         </w:rPr>
         <w:t xml:space="preserve">Aviso de formato: </w:t>
       </w:r>
       <w:r>
         <w:rPr>
-          <w:rFonts w:ascii="Montserrat" w:cs="Montserrat" w:eastAsia="Montserrat" w:hAnsi="Montserrat"/>
-          <w:sz w:val="20"/>
-          <w:szCs w:val="20"/>
+          <w:sz w:val="20"/>
+          <w:szCs w:val="20"/>
+          <w:rFonts w:ascii="Montserrat" w:cs="Montserrat" w:eastAsia="Montserrat" w:hAnsi="Montserrat"/>
         </w:rPr>
         <w:t xml:space="preserve">el número de valores por línea no coincide con el número de variables configurado. Ajustá NÚMERO DE VARIABLES o el programa.</w:t>
       </w:r>
@@ -7595,35 +7595,35 @@
       </w:pPr>
       <w:r>
         <w:rPr>
-          <w:rFonts w:ascii="Montserrat" w:cs="Montserrat" w:eastAsia="Montserrat" w:hAnsi="Montserrat"/>
-          <w:b/>
-          <w:bCs/>
-          <w:sz w:val="20"/>
-          <w:szCs w:val="20"/>
+          <w:b/>
+          <w:bCs/>
+          <w:sz w:val="20"/>
+          <w:szCs w:val="20"/>
+          <w:rFonts w:ascii="Montserrat" w:cs="Montserrat" w:eastAsia="Montserrat" w:hAnsi="Montserrat"/>
         </w:rPr>
         <w:t xml:space="preserve">Datos con saltos o apilados en el tiempo: </w:t>
       </w:r>
       <w:r>
         <w:rPr>
-          <w:rFonts w:ascii="Montserrat" w:cs="Montserrat" w:eastAsia="Montserrat" w:hAnsi="Montserrat"/>
-          <w:sz w:val="20"/>
-          <w:szCs w:val="20"/>
+          <w:sz w:val="20"/>
+          <w:szCs w:val="20"/>
+          <w:rFonts w:ascii="Montserrat" w:cs="Montserrat" w:eastAsia="Montserrat" w:hAnsi="Montserrat"/>
         </w:rPr>
         <w:t xml:space="preserve">usá siempre </w:t>
       </w:r>
       <w:r>
         <w:rPr>
-          <w:rFonts w:ascii="Courier New" w:cs="Courier New" w:eastAsia="Courier New" w:hAnsi="Courier New"/>
           <w:sz w:val="18"/>
           <w:szCs w:val="18"/>
+          <w:rFonts w:ascii="Courier New" w:cs="Courier New" w:eastAsia="Courier New" w:hAnsi="Courier New"/>
         </w:rPr>
         <w:t xml:space="preserve">input.runningTime()</w:t>
       </w:r>
       <w:r>
         <w:rPr>
-          <w:rFonts w:ascii="Montserrat" w:cs="Montserrat" w:eastAsia="Montserrat" w:hAnsi="Montserrat"/>
-          <w:sz w:val="20"/>
-          <w:szCs w:val="20"/>
+          <w:sz w:val="20"/>
+          <w:szCs w:val="20"/>
+          <w:rFonts w:ascii="Montserrat" w:cs="Montserrat" w:eastAsia="Montserrat" w:hAnsi="Montserrat"/>
         </w:rPr>
         <w:t xml:space="preserve"> en el programa y la casilla de timestamp activada (sección 3 explica por qué).</w:t>
       </w:r>
@@ -7639,68 +7639,68 @@
       </w:pPr>
       <w:r>
         <w:rPr>
-          <w:rFonts w:ascii="Montserrat" w:cs="Montserrat" w:eastAsia="Montserrat" w:hAnsi="Montserrat"/>
-          <w:b/>
-          <w:bCs/>
-          <w:sz w:val="20"/>
-          <w:szCs w:val="20"/>
+          <w:b/>
+          <w:bCs/>
+          <w:sz w:val="20"/>
+          <w:szCs w:val="20"/>
+          <w:rFonts w:ascii="Montserrat" w:cs="Montserrat" w:eastAsia="Montserrat" w:hAnsi="Montserrat"/>
         </w:rPr>
         <w:t xml:space="preserve">Datos con picos (spikes): </w:t>
       </w:r>
       <w:r>
         <w:rPr>
-          <w:rFonts w:ascii="Montserrat" w:cs="Montserrat" w:eastAsia="Montserrat" w:hAnsi="Montserrat"/>
-          <w:sz w:val="20"/>
-          <w:szCs w:val="20"/>
+          <w:sz w:val="20"/>
+          <w:szCs w:val="20"/>
+          <w:rFonts w:ascii="Montserrat" w:cs="Montserrat" w:eastAsia="Montserrat" w:hAnsi="Montserrat"/>
         </w:rPr>
         <w:t xml:space="preserve">activá el </w:t>
       </w:r>
       <w:r>
         <w:rPr>
-          <w:rFonts w:ascii="Montserrat" w:cs="Montserrat" w:eastAsia="Montserrat" w:hAnsi="Montserrat"/>
-          <w:b/>
-          <w:bCs/>
-          <w:sz w:val="20"/>
-          <w:szCs w:val="20"/>
+          <w:b/>
+          <w:bCs/>
+          <w:sz w:val="20"/>
+          <w:szCs w:val="20"/>
+          <w:rFonts w:ascii="Montserrat" w:cs="Montserrat" w:eastAsia="Montserrat" w:hAnsi="Montserrat"/>
         </w:rPr>
         <w:t xml:space="preserve">Filtro de picos</w:t>
       </w:r>
       <w:r>
         <w:rPr>
-          <w:rFonts w:ascii="Montserrat" w:cs="Montserrat" w:eastAsia="Montserrat" w:hAnsi="Montserrat"/>
-          <w:sz w:val="20"/>
-          <w:szCs w:val="20"/>
+          <w:sz w:val="20"/>
+          <w:szCs w:val="20"/>
+          <w:rFonts w:ascii="Montserrat" w:cs="Montserrat" w:eastAsia="Montserrat" w:hAnsi="Montserrat"/>
         </w:rPr>
         <w:t xml:space="preserve"> en la sección VARIABLES; si persiste, bajá la velocidad de envío.</w:t>
       </w:r>
     </w:p>
     <w:p>
       <w:pPr>
-        <w:spacing w:after="0" w:before="200"/>
-      </w:pPr>
-      <w:r>
-        <w:rPr>
-          <w:rFonts w:ascii="Montserrat" w:cs="Montserrat" w:eastAsia="Montserrat" w:hAnsi="Montserrat"/>
-          <w:sz w:val="20"/>
-          <w:szCs w:val="20"/>
+        <w:spacing w:before="200" w:after="0"/>
+      </w:pPr>
+      <w:r>
+        <w:rPr>
+          <w:sz w:val="20"/>
+          <w:szCs w:val="20"/>
+          <w:rFonts w:ascii="Montserrat" w:cs="Montserrat" w:eastAsia="Montserrat" w:hAnsi="Montserrat"/>
         </w:rPr>
         <w:t xml:space="preserve">Más ayuda: botón </w:t>
       </w:r>
       <w:r>
         <w:rPr>
-          <w:rFonts w:ascii="Montserrat" w:cs="Montserrat" w:eastAsia="Montserrat" w:hAnsi="Montserrat"/>
-          <w:b/>
-          <w:bCs/>
-          <w:sz w:val="20"/>
-          <w:szCs w:val="20"/>
+          <w:b/>
+          <w:bCs/>
+          <w:sz w:val="20"/>
+          <w:szCs w:val="20"/>
+          <w:rFonts w:ascii="Montserrat" w:cs="Montserrat" w:eastAsia="Montserrat" w:hAnsi="Montserrat"/>
         </w:rPr>
         <w:t xml:space="preserve">AYUDA</w:t>
       </w:r>
       <w:r>
         <w:rPr>
-          <w:rFonts w:ascii="Montserrat" w:cs="Montserrat" w:eastAsia="Montserrat" w:hAnsi="Montserrat"/>
-          <w:sz w:val="20"/>
-          <w:szCs w:val="20"/>
+          <w:sz w:val="20"/>
+          <w:szCs w:val="20"/>
+          <w:rFonts w:ascii="Montserrat" w:cs="Montserrat" w:eastAsia="Montserrat" w:hAnsi="Montserrat"/>
         </w:rPr>
         <w:t xml:space="preserve"> dentro de la plataforma, con tutoriales completos de conexión, código para 2 y 3 variables y solución de problemas.</w:t>
       </w:r>
@@ -7711,17 +7711,17 @@
         <w:pBdr>
           <w:bottom w:val="single" w:color="000000" w:sz="18" w:space="4"/>
         </w:pBdr>
-        <w:spacing w:after="200" w:before="420"/>
+        <w:spacing w:before="420" w:after="200"/>
       </w:pPr>
       <w:bookmarkStart w:name="glosario" w:id="104"/>
       <w:r>
         <w:rPr>
-          <w:rFonts w:ascii="Montserrat" w:cs="Montserrat" w:eastAsia="Montserrat" w:hAnsi="Montserrat"/>
           <w:b/>
           <w:bCs/>
           <w:color w:val="000000"/>
           <w:sz w:val="26"/>
           <w:szCs w:val="26"/>
+          <w:rFonts w:ascii="Montserrat" w:cs="Montserrat" w:eastAsia="Montserrat" w:hAnsi="Montserrat"/>
         </w:rPr>
         <w:t xml:space="preserve">13 · GLOSARIO</w:t>
       </w:r>
@@ -7733,9 +7733,9 @@
       </w:pPr>
       <w:r>
         <w:rPr>
-          <w:rFonts w:ascii="Montserrat" w:cs="Montserrat" w:eastAsia="Montserrat" w:hAnsi="Montserrat"/>
-          <w:sz w:val="20"/>
-          <w:szCs w:val="20"/>
+          <w:sz w:val="20"/>
+          <w:szCs w:val="20"/>
+          <w:rFonts w:ascii="Montserrat" w:cs="Montserrat" w:eastAsia="Montserrat" w:hAnsi="Montserrat"/>
         </w:rPr>
         <w:t xml:space="preserve">Los términos técnicos usados en esta guía, en orden alfabético.</w:t>
       </w:r>
@@ -7778,12 +7778,12 @@
             </w:pPr>
             <w:r>
               <w:rPr>
-                <w:rFonts w:ascii="Montserrat" w:cs="Montserrat" w:eastAsia="Montserrat" w:hAnsi="Montserrat"/>
                 <w:b/>
                 <w:bCs/>
                 <w:color w:val="FFFFFF"/>
                 <w:sz w:val="18"/>
                 <w:szCs w:val="18"/>
+                <w:rFonts w:ascii="Montserrat" w:cs="Montserrat" w:eastAsia="Montserrat" w:hAnsi="Montserrat"/>
               </w:rPr>
               <w:t xml:space="preserve">Término</w:t>
             </w:r>
@@ -7807,12 +7807,12 @@
             </w:pPr>
             <w:r>
               <w:rPr>
-                <w:rFonts w:ascii="Montserrat" w:cs="Montserrat" w:eastAsia="Montserrat" w:hAnsi="Montserrat"/>
                 <w:b/>
                 <w:bCs/>
                 <w:color w:val="FFFFFF"/>
                 <w:sz w:val="18"/>
                 <w:szCs w:val="18"/>
+                <w:rFonts w:ascii="Montserrat" w:cs="Montserrat" w:eastAsia="Montserrat" w:hAnsi="Montserrat"/>
               </w:rPr>
               <w:t xml:space="preserve">Qué significa</w:t>
             </w:r>
@@ -7838,12 +7838,12 @@
             </w:pPr>
             <w:r>
               <w:rPr>
-                <w:rFonts w:ascii="Montserrat" w:cs="Montserrat" w:eastAsia="Montserrat" w:hAnsi="Montserrat"/>
                 <w:b w:val="false"/>
                 <w:bCs w:val="false"/>
                 <w:color w:val="000000"/>
                 <w:sz w:val="18"/>
                 <w:szCs w:val="18"/>
+                <w:rFonts w:ascii="Montserrat" w:cs="Montserrat" w:eastAsia="Montserrat" w:hAnsi="Montserrat"/>
               </w:rPr>
               <w:t xml:space="preserve">Baudios</w:t>
             </w:r>
@@ -7867,12 +7867,12 @@
             </w:pPr>
             <w:r>
               <w:rPr>
-                <w:rFonts w:ascii="Montserrat" w:cs="Montserrat" w:eastAsia="Montserrat" w:hAnsi="Montserrat"/>
                 <w:b w:val="false"/>
                 <w:bCs w:val="false"/>
                 <w:color w:val="000000"/>
                 <w:sz w:val="18"/>
                 <w:szCs w:val="18"/>
+                <w:rFonts w:ascii="Montserrat" w:cs="Montserrat" w:eastAsia="Montserrat" w:hAnsi="Montserrat"/>
               </w:rPr>
               <w:t xml:space="preserve">Unidad de velocidad de un puerto serial: símbolos por segundo. A 115200 baudios viajan ~11.500 caracteres por segundo. La plataforma lo configura sola.</w:t>
             </w:r>
@@ -7898,12 +7898,12 @@
             </w:pPr>
             <w:r>
               <w:rPr>
-                <w:rFonts w:ascii="Montserrat" w:cs="Montserrat" w:eastAsia="Montserrat" w:hAnsi="Montserrat"/>
                 <w:b w:val="false"/>
                 <w:bCs w:val="false"/>
                 <w:color w:val="000000"/>
                 <w:sz w:val="18"/>
                 <w:szCs w:val="18"/>
+                <w:rFonts w:ascii="Montserrat" w:cs="Montserrat" w:eastAsia="Montserrat" w:hAnsi="Montserrat"/>
               </w:rPr>
               <w:t xml:space="preserve">BLE (Bluetooth Low Energy)</w:t>
             </w:r>
@@ -7927,12 +7927,12 @@
             </w:pPr>
             <w:r>
               <w:rPr>
-                <w:rFonts w:ascii="Montserrat" w:cs="Montserrat" w:eastAsia="Montserrat" w:hAnsi="Montserrat"/>
                 <w:b w:val="false"/>
                 <w:bCs w:val="false"/>
                 <w:color w:val="000000"/>
                 <w:sz w:val="18"/>
                 <w:szCs w:val="18"/>
+                <w:rFonts w:ascii="Montserrat" w:cs="Montserrat" w:eastAsia="Montserrat" w:hAnsi="Montserrat"/>
               </w:rPr>
               <w:t xml:space="preserve">Variante del Bluetooth diseñada para consumir poca energía: transmite en ventanas breves en lugar de mantener la radio siempre encendida. Es el Bluetooth de la micro:bit.</w:t>
             </w:r>
@@ -7958,12 +7958,12 @@
             </w:pPr>
             <w:r>
               <w:rPr>
-                <w:rFonts w:ascii="Montserrat" w:cs="Montserrat" w:eastAsia="Montserrat" w:hAnsi="Montserrat"/>
                 <w:b w:val="false"/>
                 <w:bCs w:val="false"/>
                 <w:color w:val="000000"/>
                 <w:sz w:val="18"/>
                 <w:szCs w:val="18"/>
+                <w:rFonts w:ascii="Montserrat" w:cs="Montserrat" w:eastAsia="Montserrat" w:hAnsi="Montserrat"/>
               </w:rPr>
               <w:t xml:space="preserve">bucle rápido (FisicaBit)</w:t>
             </w:r>
@@ -7987,12 +7987,12 @@
             </w:pPr>
             <w:r>
               <w:rPr>
-                <w:rFonts w:ascii="Montserrat" w:cs="Montserrat" w:eastAsia="Montserrat" w:hAnsi="Montserrat"/>
                 <w:b w:val="false"/>
                 <w:bCs w:val="false"/>
                 <w:color w:val="000000"/>
                 <w:sz w:val="18"/>
                 <w:szCs w:val="18"/>
+                <w:rFonts w:ascii="Montserrat" w:cs="Montserrat" w:eastAsia="Montserrat" w:hAnsi="Montserrat"/>
               </w:rPr>
               <w:t xml:space="preserve">Bloque de la extensión FisicaBit USB que reemplaza a "para siempre" para muestrear a 50–100 Hz con ritmo preciso, sin el sobrecosto oculto de forever. El bloque de envío va adentro.</w:t>
             </w:r>
@@ -8018,12 +8018,12 @@
             </w:pPr>
             <w:r>
               <w:rPr>
-                <w:rFonts w:ascii="Montserrat" w:cs="Montserrat" w:eastAsia="Montserrat" w:hAnsi="Montserrat"/>
                 <w:b w:val="false"/>
                 <w:bCs w:val="false"/>
                 <w:color w:val="000000"/>
                 <w:sz w:val="18"/>
                 <w:szCs w:val="18"/>
+                <w:rFonts w:ascii="Montserrat" w:cs="Montserrat" w:eastAsia="Montserrat" w:hAnsi="Montserrat"/>
               </w:rPr>
               <w:t xml:space="preserve">CSV</w:t>
             </w:r>
@@ -8047,12 +8047,12 @@
             </w:pPr>
             <w:r>
               <w:rPr>
-                <w:rFonts w:ascii="Montserrat" w:cs="Montserrat" w:eastAsia="Montserrat" w:hAnsi="Montserrat"/>
                 <w:b w:val="false"/>
                 <w:bCs w:val="false"/>
                 <w:color w:val="000000"/>
                 <w:sz w:val="18"/>
                 <w:szCs w:val="18"/>
+                <w:rFonts w:ascii="Montserrat" w:cs="Montserrat" w:eastAsia="Montserrat" w:hAnsi="Montserrat"/>
               </w:rPr>
               <w:t xml:space="preserve">Formato de texto plano para tablas: una fila por línea, columnas separadas por comas (comma-separated values). Lo abren Excel, LibreOffice, GeoGebra y Python sin conversión.</w:t>
             </w:r>
@@ -8078,12 +8078,12 @@
             </w:pPr>
             <w:r>
               <w:rPr>
-                <w:rFonts w:ascii="Montserrat" w:cs="Montserrat" w:eastAsia="Montserrat" w:hAnsi="Montserrat"/>
                 <w:b w:val="false"/>
                 <w:bCs w:val="false"/>
                 <w:color w:val="000000"/>
                 <w:sz w:val="18"/>
                 <w:szCs w:val="18"/>
+                <w:rFonts w:ascii="Montserrat" w:cs="Montserrat" w:eastAsia="Montserrat" w:hAnsi="Montserrat"/>
               </w:rPr>
               <w:t xml:space="preserve">Emparejamiento (pairing)</w:t>
             </w:r>
@@ -8107,12 +8107,12 @@
             </w:pPr>
             <w:r>
               <w:rPr>
-                <w:rFonts w:ascii="Montserrat" w:cs="Montserrat" w:eastAsia="Montserrat" w:hAnsi="Montserrat"/>
                 <w:b w:val="false"/>
                 <w:bCs w:val="false"/>
                 <w:color w:val="000000"/>
                 <w:sz w:val="18"/>
                 <w:szCs w:val="18"/>
+                <w:rFonts w:ascii="Montserrat" w:cs="Montserrat" w:eastAsia="Montserrat" w:hAnsi="Montserrat"/>
               </w:rPr>
               <w:t xml:space="preserve">Procedimiento de “presentación” entre dos equipos Bluetooth, a veces con PIN. La opción JustWorks (“No Pairing Required”) lo omite: cualquiera puede conectarse, ideal para el aula.</w:t>
             </w:r>
@@ -8138,12 +8138,12 @@
             </w:pPr>
             <w:r>
               <w:rPr>
-                <w:rFonts w:ascii="Montserrat" w:cs="Montserrat" w:eastAsia="Montserrat" w:hAnsi="Montserrat"/>
                 <w:b w:val="false"/>
                 <w:bCs w:val="false"/>
                 <w:color w:val="000000"/>
                 <w:sz w:val="18"/>
                 <w:szCs w:val="18"/>
+                <w:rFonts w:ascii="Montserrat" w:cs="Montserrat" w:eastAsia="Montserrat" w:hAnsi="Montserrat"/>
               </w:rPr>
               <w:t xml:space="preserve">enviar a fisicabit.com (bloque)</w:t>
             </w:r>
@@ -8167,12 +8167,12 @@
             </w:pPr>
             <w:r>
               <w:rPr>
-                <w:rFonts w:ascii="Montserrat" w:cs="Montserrat" w:eastAsia="Montserrat" w:hAnsi="Montserrat"/>
                 <w:b w:val="false"/>
                 <w:bCs w:val="false"/>
                 <w:color w:val="000000"/>
                 <w:sz w:val="18"/>
                 <w:szCs w:val="18"/>
+                <w:rFonts w:ascii="Montserrat" w:cs="Montserrat" w:eastAsia="Montserrat" w:hAnsi="Montserrat"/>
               </w:rPr>
               <w:t xml:space="preserve">Bloque principal de la extensión FisicaBit USB: toma el tiempo del micro:bit, envía la línea tiempo,valor(es) por USB y espera hasta la próxima muestra. Variantes de 1 a 4 valores y una versión "sin tiempo".</w:t>
             </w:r>
@@ -8198,12 +8198,12 @@
             </w:pPr>
             <w:r>
               <w:rPr>
-                <w:rFonts w:ascii="Montserrat" w:cs="Montserrat" w:eastAsia="Montserrat" w:hAnsi="Montserrat"/>
                 <w:b w:val="false"/>
                 <w:bCs w:val="false"/>
                 <w:color w:val="000000"/>
                 <w:sz w:val="18"/>
                 <w:szCs w:val="18"/>
+                <w:rFonts w:ascii="Montserrat" w:cs="Montserrat" w:eastAsia="Montserrat" w:hAnsi="Montserrat"/>
               </w:rPr>
               <w:t xml:space="preserve">everyInterval</w:t>
             </w:r>
@@ -8227,12 +8227,12 @@
             </w:pPr>
             <w:r>
               <w:rPr>
-                <w:rFonts w:ascii="Montserrat" w:cs="Montserrat" w:eastAsia="Montserrat" w:hAnsi="Montserrat"/>
                 <w:b w:val="false"/>
                 <w:bCs w:val="false"/>
                 <w:color w:val="000000"/>
                 <w:sz w:val="18"/>
                 <w:szCs w:val="18"/>
+                <w:rFonts w:ascii="Montserrat" w:cs="Montserrat" w:eastAsia="Montserrat" w:hAnsi="Montserrat"/>
               </w:rPr>
               <w:t xml:space="preserve">Bloque de MakeCode que ejecuta código cada N milisegundos exactos, sin el sobrecosto de forever. Es la vía para llegar a ~100 Hz.</w:t>
             </w:r>
@@ -8258,12 +8258,12 @@
             </w:pPr>
             <w:r>
               <w:rPr>
-                <w:rFonts w:ascii="Montserrat" w:cs="Montserrat" w:eastAsia="Montserrat" w:hAnsi="Montserrat"/>
                 <w:b w:val="false"/>
                 <w:bCs w:val="false"/>
                 <w:color w:val="000000"/>
                 <w:sz w:val="18"/>
                 <w:szCs w:val="18"/>
+                <w:rFonts w:ascii="Montserrat" w:cs="Montserrat" w:eastAsia="Montserrat" w:hAnsi="Montserrat"/>
               </w:rPr>
               <w:t xml:space="preserve">Extensión (MakeCode)</w:t>
             </w:r>
@@ -8287,12 +8287,12 @@
             </w:pPr>
             <w:r>
               <w:rPr>
-                <w:rFonts w:ascii="Montserrat" w:cs="Montserrat" w:eastAsia="Montserrat" w:hAnsi="Montserrat"/>
                 <w:b w:val="false"/>
                 <w:bCs w:val="false"/>
                 <w:color w:val="000000"/>
                 <w:sz w:val="18"/>
                 <w:szCs w:val="18"/>
+                <w:rFonts w:ascii="Montserrat" w:cs="Montserrat" w:eastAsia="Montserrat" w:hAnsi="Montserrat"/>
               </w:rPr>
               <w:t xml:space="preserve">Paquete de bloques adicionales que se agrega a un proyecto (menú Extensiones). La extensión bluetooth agrega los bloques BLE y reemplaza a radio.</w:t>
             </w:r>
@@ -8318,12 +8318,12 @@
             </w:pPr>
             <w:r>
               <w:rPr>
-                <w:rFonts w:ascii="Montserrat" w:cs="Montserrat" w:eastAsia="Montserrat" w:hAnsi="Montserrat"/>
                 <w:b w:val="false"/>
                 <w:bCs w:val="false"/>
                 <w:color w:val="000000"/>
                 <w:sz w:val="18"/>
                 <w:szCs w:val="18"/>
+                <w:rFonts w:ascii="Montserrat" w:cs="Montserrat" w:eastAsia="Montserrat" w:hAnsi="Montserrat"/>
               </w:rPr>
               <w:t xml:space="preserve">FisicaBit USB (extensión)</w:t>
             </w:r>
@@ -8347,14 +8347,14 @@
             </w:pPr>
             <w:r>
               <w:rPr>
-                <w:rFonts w:ascii="Montserrat" w:cs="Montserrat" w:eastAsia="Montserrat" w:hAnsi="Montserrat"/>
                 <w:b w:val="false"/>
                 <w:bCs w:val="false"/>
                 <w:color w:val="000000"/>
                 <w:sz w:val="18"/>
                 <w:szCs w:val="18"/>
+                <w:rFonts w:ascii="Montserrat" w:cs="Montserrat" w:eastAsia="Montserrat" w:hAnsi="Montserrat"/>
               </w:rPr>
-              <w:t xml:space="preserve">Extensión de MakeCode propia de la plataforma (github.com/preparadordelaboratorio/pxt-fisicabit-usb). Agrega la categoría FisicaBit USB con los bloques de envío y de sensores internos y externos. Solo para conexión por cable.</w:t>
+              <w:t xml:space="preserve">Extensión de MakeCode propia de la plataforma (github.com/martinferreiraHCA/pxt-fisicabit-usb). Agrega la categoría FisicaBit USB con los bloques de envío y de sensores internos y externos. Solo para conexión por cable.</w:t>
             </w:r>
           </w:p>
         </w:tc>
@@ -8378,12 +8378,12 @@
             </w:pPr>
             <w:r>
               <w:rPr>
-                <w:rFonts w:ascii="Montserrat" w:cs="Montserrat" w:eastAsia="Montserrat" w:hAnsi="Montserrat"/>
                 <w:b w:val="false"/>
                 <w:bCs w:val="false"/>
                 <w:color w:val="000000"/>
                 <w:sz w:val="18"/>
                 <w:szCs w:val="18"/>
+                <w:rFonts w:ascii="Montserrat" w:cs="Montserrat" w:eastAsia="Montserrat" w:hAnsi="Montserrat"/>
               </w:rPr>
               <w:t xml:space="preserve">forever</w:t>
             </w:r>
@@ -8407,12 +8407,12 @@
             </w:pPr>
             <w:r>
               <w:rPr>
-                <w:rFonts w:ascii="Montserrat" w:cs="Montserrat" w:eastAsia="Montserrat" w:hAnsi="Montserrat"/>
                 <w:b w:val="false"/>
                 <w:bCs w:val="false"/>
                 <w:color w:val="000000"/>
                 <w:sz w:val="18"/>
                 <w:szCs w:val="18"/>
+                <w:rFonts w:ascii="Montserrat" w:cs="Montserrat" w:eastAsia="Montserrat" w:hAnsi="Montserrat"/>
               </w:rPr>
               <w:t xml:space="preserve">Bloque de MakeCode que repite su contenido indefinidamente. Cada vuelta agrega ~20 ms ocultos, lo que limita la frecuencia real de muestreo.</w:t>
             </w:r>
@@ -8438,12 +8438,12 @@
             </w:pPr>
             <w:r>
               <w:rPr>
-                <w:rFonts w:ascii="Montserrat" w:cs="Montserrat" w:eastAsia="Montserrat" w:hAnsi="Montserrat"/>
                 <w:b w:val="false"/>
                 <w:bCs w:val="false"/>
                 <w:color w:val="000000"/>
                 <w:sz w:val="18"/>
                 <w:szCs w:val="18"/>
+                <w:rFonts w:ascii="Montserrat" w:cs="Montserrat" w:eastAsia="Montserrat" w:hAnsi="Montserrat"/>
               </w:rPr>
               <w:t xml:space="preserve">.hex (archivo)</w:t>
             </w:r>
@@ -8467,12 +8467,12 @@
             </w:pPr>
             <w:r>
               <w:rPr>
-                <w:rFonts w:ascii="Montserrat" w:cs="Montserrat" w:eastAsia="Montserrat" w:hAnsi="Montserrat"/>
                 <w:b w:val="false"/>
                 <w:bCs w:val="false"/>
                 <w:color w:val="000000"/>
                 <w:sz w:val="18"/>
                 <w:szCs w:val="18"/>
+                <w:rFonts w:ascii="Montserrat" w:cs="Montserrat" w:eastAsia="Montserrat" w:hAnsi="Montserrat"/>
               </w:rPr>
               <w:t xml:space="preserve">Imagen compilada del programa que se graba en la memoria de la micro:bit. Contiene el código y su sistema de ejecución; la placa lo corre sola al encender.</w:t>
             </w:r>
@@ -8498,12 +8498,12 @@
             </w:pPr>
             <w:r>
               <w:rPr>
-                <w:rFonts w:ascii="Montserrat" w:cs="Montserrat" w:eastAsia="Montserrat" w:hAnsi="Montserrat"/>
                 <w:b w:val="false"/>
                 <w:bCs w:val="false"/>
                 <w:color w:val="000000"/>
                 <w:sz w:val="18"/>
                 <w:szCs w:val="18"/>
+                <w:rFonts w:ascii="Montserrat" w:cs="Montserrat" w:eastAsia="Montserrat" w:hAnsi="Montserrat"/>
               </w:rPr>
               <w:t xml:space="preserve">Hz (hertz)</w:t>
             </w:r>
@@ -8527,12 +8527,12 @@
             </w:pPr>
             <w:r>
               <w:rPr>
-                <w:rFonts w:ascii="Montserrat" w:cs="Montserrat" w:eastAsia="Montserrat" w:hAnsi="Montserrat"/>
                 <w:b w:val="false"/>
                 <w:bCs w:val="false"/>
                 <w:color w:val="000000"/>
                 <w:sz w:val="18"/>
                 <w:szCs w:val="18"/>
+                <w:rFonts w:ascii="Montserrat" w:cs="Montserrat" w:eastAsia="Montserrat" w:hAnsi="Montserrat"/>
               </w:rPr>
               <w:t xml:space="preserve">Mediciones por segundo. 10 Hz = un dato cada 100 ms. En esta guía siempre refiere a la frecuencia de muestreo del sensor.</w:t>
             </w:r>
@@ -8558,12 +8558,12 @@
             </w:pPr>
             <w:r>
               <w:rPr>
-                <w:rFonts w:ascii="Montserrat" w:cs="Montserrat" w:eastAsia="Montserrat" w:hAnsi="Montserrat"/>
                 <w:b w:val="false"/>
                 <w:bCs w:val="false"/>
                 <w:color w:val="000000"/>
                 <w:sz w:val="18"/>
                 <w:szCs w:val="18"/>
+                <w:rFonts w:ascii="Montserrat" w:cs="Montserrat" w:eastAsia="Montserrat" w:hAnsi="Montserrat"/>
               </w:rPr>
               <w:t xml:space="preserve">Intervalo de conexión</w:t>
             </w:r>
@@ -8587,12 +8587,12 @@
             </w:pPr>
             <w:r>
               <w:rPr>
-                <w:rFonts w:ascii="Montserrat" w:cs="Montserrat" w:eastAsia="Montserrat" w:hAnsi="Montserrat"/>
                 <w:b w:val="false"/>
                 <w:bCs w:val="false"/>
                 <w:color w:val="000000"/>
                 <w:sz w:val="18"/>
                 <w:szCs w:val="18"/>
+                <w:rFonts w:ascii="Montserrat" w:cs="Montserrat" w:eastAsia="Montserrat" w:hAnsi="Montserrat"/>
               </w:rPr>
               <w:t xml:space="preserve">En BLE, el período acordado entre los dos equipos para intercambiar datos (típico: 30–50 ms). Define el “ritmo” al que llegan las ráfagas.</w:t>
             </w:r>
@@ -8618,12 +8618,12 @@
             </w:pPr>
             <w:r>
               <w:rPr>
-                <w:rFonts w:ascii="Montserrat" w:cs="Montserrat" w:eastAsia="Montserrat" w:hAnsi="Montserrat"/>
                 <w:b w:val="false"/>
                 <w:bCs w:val="false"/>
                 <w:color w:val="000000"/>
                 <w:sz w:val="18"/>
                 <w:szCs w:val="18"/>
+                <w:rFonts w:ascii="Montserrat" w:cs="Montserrat" w:eastAsia="Montserrat" w:hAnsi="Montserrat"/>
               </w:rPr>
               <w:t xml:space="preserve">Latencia</w:t>
             </w:r>
@@ -8647,12 +8647,12 @@
             </w:pPr>
             <w:r>
               <w:rPr>
-                <w:rFonts w:ascii="Montserrat" w:cs="Montserrat" w:eastAsia="Montserrat" w:hAnsi="Montserrat"/>
                 <w:b w:val="false"/>
                 <w:bCs w:val="false"/>
                 <w:color w:val="000000"/>
                 <w:sz w:val="18"/>
                 <w:szCs w:val="18"/>
+                <w:rFonts w:ascii="Montserrat" w:cs="Montserrat" w:eastAsia="Montserrat" w:hAnsi="Montserrat"/>
               </w:rPr>
               <w:t xml:space="preserve">Tiempo entre que la micro:bit mide un dato y la plataforma lo recibe. En USB es baja y estable; en BLE es variable porque los datos esperan a la próxima ventana de radio.</w:t>
             </w:r>
@@ -8678,12 +8678,12 @@
             </w:pPr>
             <w:r>
               <w:rPr>
-                <w:rFonts w:ascii="Montserrat" w:cs="Montserrat" w:eastAsia="Montserrat" w:hAnsi="Montserrat"/>
                 <w:b w:val="false"/>
                 <w:bCs w:val="false"/>
                 <w:color w:val="000000"/>
                 <w:sz w:val="18"/>
                 <w:szCs w:val="18"/>
+                <w:rFonts w:ascii="Montserrat" w:cs="Montserrat" w:eastAsia="Montserrat" w:hAnsi="Montserrat"/>
               </w:rPr>
               <w:t xml:space="preserve">Lote (batch)</w:t>
             </w:r>
@@ -8707,12 +8707,12 @@
             </w:pPr>
             <w:r>
               <w:rPr>
-                <w:rFonts w:ascii="Montserrat" w:cs="Montserrat" w:eastAsia="Montserrat" w:hAnsi="Montserrat"/>
                 <w:b w:val="false"/>
                 <w:bCs w:val="false"/>
                 <w:color w:val="000000"/>
                 <w:sz w:val="18"/>
                 <w:szCs w:val="18"/>
+                <w:rFonts w:ascii="Montserrat" w:cs="Montserrat" w:eastAsia="Montserrat" w:hAnsi="Montserrat"/>
               </w:rPr>
               <w:t xml:space="preserve">Grupo de datos que llega junto al navegador en una sola entrega. Sin timestamp de la micro:bit, todos los puntos de un lote quedarían con la misma hora.</w:t>
             </w:r>
@@ -8738,12 +8738,12 @@
             </w:pPr>
             <w:r>
               <w:rPr>
-                <w:rFonts w:ascii="Montserrat" w:cs="Montserrat" w:eastAsia="Montserrat" w:hAnsi="Montserrat"/>
                 <w:b w:val="false"/>
                 <w:bCs w:val="false"/>
                 <w:color w:val="000000"/>
                 <w:sz w:val="18"/>
                 <w:szCs w:val="18"/>
+                <w:rFonts w:ascii="Montserrat" w:cs="Montserrat" w:eastAsia="Montserrat" w:hAnsi="Montserrat"/>
               </w:rPr>
               <w:t xml:space="preserve">MAKECODE + FISICABIT</w:t>
             </w:r>
@@ -8767,12 +8767,12 @@
             </w:pPr>
             <w:r>
               <w:rPr>
-                <w:rFonts w:ascii="Montserrat" w:cs="Montserrat" w:eastAsia="Montserrat" w:hAnsi="Montserrat"/>
                 <w:b w:val="false"/>
                 <w:bCs w:val="false"/>
                 <w:color w:val="000000"/>
                 <w:sz w:val="18"/>
                 <w:szCs w:val="18"/>
+                <w:rFonts w:ascii="Montserrat" w:cs="Montserrat" w:eastAsia="Montserrat" w:hAnsi="Montserrat"/>
               </w:rPr>
               <w:t xml:space="preserve">Opción del menú EXTRAS ▾ que abre el editor oficial de MakeCode dentro del sitio, con la extensión FisicaBit USB ya cargada, y guarda las prácticas en el navegador o en Google Drive.</w:t>
             </w:r>
@@ -8798,12 +8798,12 @@
             </w:pPr>
             <w:r>
               <w:rPr>
-                <w:rFonts w:ascii="Montserrat" w:cs="Montserrat" w:eastAsia="Montserrat" w:hAnsi="Montserrat"/>
                 <w:b w:val="false"/>
                 <w:bCs w:val="false"/>
                 <w:color w:val="000000"/>
                 <w:sz w:val="18"/>
                 <w:szCs w:val="18"/>
+                <w:rFonts w:ascii="Montserrat" w:cs="Montserrat" w:eastAsia="Montserrat" w:hAnsi="Montserrat"/>
               </w:rPr>
               <w:t xml:space="preserve">MakeCode</w:t>
             </w:r>
@@ -8827,12 +8827,12 @@
             </w:pPr>
             <w:r>
               <w:rPr>
-                <w:rFonts w:ascii="Montserrat" w:cs="Montserrat" w:eastAsia="Montserrat" w:hAnsi="Montserrat"/>
                 <w:b w:val="false"/>
                 <w:bCs w:val="false"/>
                 <w:color w:val="000000"/>
                 <w:sz w:val="18"/>
                 <w:szCs w:val="18"/>
+                <w:rFonts w:ascii="Montserrat" w:cs="Montserrat" w:eastAsia="Montserrat" w:hAnsi="Montserrat"/>
               </w:rPr>
               <w:t xml:space="preserve">Editor de programación de la micro:bit (makecode.microbit.org). Funciona en el navegador, en bloques o JavaScript, y compila el programa a un archivo .hex.</w:t>
             </w:r>
@@ -8858,12 +8858,12 @@
             </w:pPr>
             <w:r>
               <w:rPr>
-                <w:rFonts w:ascii="Montserrat" w:cs="Montserrat" w:eastAsia="Montserrat" w:hAnsi="Montserrat"/>
                 <w:b w:val="false"/>
                 <w:bCs w:val="false"/>
                 <w:color w:val="000000"/>
                 <w:sz w:val="18"/>
                 <w:szCs w:val="18"/>
+                <w:rFonts w:ascii="Montserrat" w:cs="Montserrat" w:eastAsia="Montserrat" w:hAnsi="Montserrat"/>
               </w:rPr>
               <w:t xml:space="preserve">Notificación BLE</w:t>
             </w:r>
@@ -8887,12 +8887,12 @@
             </w:pPr>
             <w:r>
               <w:rPr>
-                <w:rFonts w:ascii="Montserrat" w:cs="Montserrat" w:eastAsia="Montserrat" w:hAnsi="Montserrat"/>
                 <w:b w:val="false"/>
                 <w:bCs w:val="false"/>
                 <w:color w:val="000000"/>
                 <w:sz w:val="18"/>
                 <w:szCs w:val="18"/>
+                <w:rFonts w:ascii="Montserrat" w:cs="Montserrat" w:eastAsia="Montserrat" w:hAnsi="Montserrat"/>
               </w:rPr>
               <w:t xml:space="preserve">Paquete de hasta 20 bytes con el que el servicio UART envía datos por Bluetooth. Una línea larga puede repartirse en varias notificaciones.</w:t>
             </w:r>
@@ -8918,12 +8918,12 @@
             </w:pPr>
             <w:r>
               <w:rPr>
-                <w:rFonts w:ascii="Montserrat" w:cs="Montserrat" w:eastAsia="Montserrat" w:hAnsi="Montserrat"/>
                 <w:b w:val="false"/>
                 <w:bCs w:val="false"/>
                 <w:color w:val="000000"/>
                 <w:sz w:val="18"/>
                 <w:szCs w:val="18"/>
+                <w:rFonts w:ascii="Montserrat" w:cs="Montserrat" w:eastAsia="Montserrat" w:hAnsi="Montserrat"/>
               </w:rPr>
               <w:t xml:space="preserve">Puerto serial</w:t>
             </w:r>
@@ -8947,12 +8947,12 @@
             </w:pPr>
             <w:r>
               <w:rPr>
-                <w:rFonts w:ascii="Montserrat" w:cs="Montserrat" w:eastAsia="Montserrat" w:hAnsi="Montserrat"/>
                 <w:b w:val="false"/>
                 <w:bCs w:val="false"/>
                 <w:color w:val="000000"/>
                 <w:sz w:val="18"/>
                 <w:szCs w:val="18"/>
+                <w:rFonts w:ascii="Montserrat" w:cs="Montserrat" w:eastAsia="Montserrat" w:hAnsi="Montserrat"/>
               </w:rPr>
               <w:t xml:space="preserve">Canal de comunicación que envía los bytes uno tras otro por un mismo hilo. La micro:bit lo ofrece a través del cable USB; el navegador lo lee con Web Serial.</w:t>
             </w:r>
@@ -8978,12 +8978,12 @@
             </w:pPr>
             <w:r>
               <w:rPr>
-                <w:rFonts w:ascii="Montserrat" w:cs="Montserrat" w:eastAsia="Montserrat" w:hAnsi="Montserrat"/>
                 <w:b w:val="false"/>
                 <w:bCs w:val="false"/>
                 <w:color w:val="000000"/>
                 <w:sz w:val="18"/>
                 <w:szCs w:val="18"/>
+                <w:rFonts w:ascii="Montserrat" w:cs="Montserrat" w:eastAsia="Montserrat" w:hAnsi="Montserrat"/>
               </w:rPr>
               <w:t xml:space="preserve">pxt.json</w:t>
             </w:r>
@@ -9007,12 +9007,12 @@
             </w:pPr>
             <w:r>
               <w:rPr>
-                <w:rFonts w:ascii="Montserrat" w:cs="Montserrat" w:eastAsia="Montserrat" w:hAnsi="Montserrat"/>
                 <w:b w:val="false"/>
                 <w:bCs w:val="false"/>
                 <w:color w:val="000000"/>
                 <w:sz w:val="18"/>
                 <w:szCs w:val="18"/>
+                <w:rFonts w:ascii="Montserrat" w:cs="Montserrat" w:eastAsia="Montserrat" w:hAnsi="Montserrat"/>
               </w:rPr>
               <w:t xml:space="preserve">Archivo de configuración del proyecto MakeCode. Ahí queda guardada, entre otras cosas, la configuración Bluetooth (pairing_mode: 0 = sin emparejamiento).</w:t>
             </w:r>
@@ -9038,12 +9038,12 @@
             </w:pPr>
             <w:r>
               <w:rPr>
-                <w:rFonts w:ascii="Montserrat" w:cs="Montserrat" w:eastAsia="Montserrat" w:hAnsi="Montserrat"/>
                 <w:b w:val="false"/>
                 <w:bCs w:val="false"/>
                 <w:color w:val="000000"/>
                 <w:sz w:val="18"/>
                 <w:szCs w:val="18"/>
+                <w:rFonts w:ascii="Montserrat" w:cs="Montserrat" w:eastAsia="Montserrat" w:hAnsi="Montserrat"/>
               </w:rPr>
               <w:t xml:space="preserve">runningTime()</w:t>
             </w:r>
@@ -9067,12 +9067,12 @@
             </w:pPr>
             <w:r>
               <w:rPr>
-                <w:rFonts w:ascii="Montserrat" w:cs="Montserrat" w:eastAsia="Montserrat" w:hAnsi="Montserrat"/>
                 <w:b w:val="false"/>
                 <w:bCs w:val="false"/>
                 <w:color w:val="000000"/>
                 <w:sz w:val="18"/>
                 <w:szCs w:val="18"/>
+                <w:rFonts w:ascii="Montserrat" w:cs="Montserrat" w:eastAsia="Montserrat" w:hAnsi="Montserrat"/>
               </w:rPr>
               <w:t xml:space="preserve">Función de MakeCode que devuelve los milisegundos transcurridos desde que la micro:bit encendió. Es el reloj con el que se arma el timestamp.</w:t>
             </w:r>
@@ -9098,12 +9098,12 @@
             </w:pPr>
             <w:r>
               <w:rPr>
-                <w:rFonts w:ascii="Montserrat" w:cs="Montserrat" w:eastAsia="Montserrat" w:hAnsi="Montserrat"/>
                 <w:b w:val="false"/>
                 <w:bCs w:val="false"/>
                 <w:color w:val="000000"/>
                 <w:sz w:val="18"/>
                 <w:szCs w:val="18"/>
+                <w:rFonts w:ascii="Montserrat" w:cs="Montserrat" w:eastAsia="Montserrat" w:hAnsi="Montserrat"/>
               </w:rPr>
               <w:t xml:space="preserve">Scheduler</w:t>
             </w:r>
@@ -9127,12 +9127,12 @@
             </w:pPr>
             <w:r>
               <w:rPr>
-                <w:rFonts w:ascii="Montserrat" w:cs="Montserrat" w:eastAsia="Montserrat" w:hAnsi="Montserrat"/>
                 <w:b w:val="false"/>
                 <w:bCs w:val="false"/>
                 <w:color w:val="000000"/>
                 <w:sz w:val="18"/>
                 <w:szCs w:val="18"/>
+                <w:rFonts w:ascii="Montserrat" w:cs="Montserrat" w:eastAsia="Montserrat" w:hAnsi="Montserrat"/>
               </w:rPr>
               <w:t xml:space="preserve">Componente del sistema de MakeCode que reparte el tiempo del procesador entre las tareas del programa. Su sobrecosto es lo que limita la velocidad real de forever.</w:t>
             </w:r>
@@ -9158,12 +9158,12 @@
             </w:pPr>
             <w:r>
               <w:rPr>
-                <w:rFonts w:ascii="Montserrat" w:cs="Montserrat" w:eastAsia="Montserrat" w:hAnsi="Montserrat"/>
                 <w:b w:val="false"/>
                 <w:bCs w:val="false"/>
                 <w:color w:val="000000"/>
                 <w:sz w:val="18"/>
                 <w:szCs w:val="18"/>
+                <w:rFonts w:ascii="Montserrat" w:cs="Montserrat" w:eastAsia="Montserrat" w:hAnsi="Montserrat"/>
               </w:rPr>
               <w:t xml:space="preserve">Timestamp</w:t>
             </w:r>
@@ -9187,12 +9187,12 @@
             </w:pPr>
             <w:r>
               <w:rPr>
-                <w:rFonts w:ascii="Montserrat" w:cs="Montserrat" w:eastAsia="Montserrat" w:hAnsi="Montserrat"/>
                 <w:b w:val="false"/>
                 <w:bCs w:val="false"/>
                 <w:color w:val="000000"/>
                 <w:sz w:val="18"/>
                 <w:szCs w:val="18"/>
+                <w:rFonts w:ascii="Montserrat" w:cs="Montserrat" w:eastAsia="Montserrat" w:hAnsi="Montserrat"/>
               </w:rPr>
               <w:t xml:space="preserve">Marca de tiempo: número que acompaña a cada dato indicando el instante en que se midió (acá, en ms desde el encendido de la micro:bit).</w:t>
             </w:r>
@@ -9218,12 +9218,12 @@
             </w:pPr>
             <w:r>
               <w:rPr>
-                <w:rFonts w:ascii="Montserrat" w:cs="Montserrat" w:eastAsia="Montserrat" w:hAnsi="Montserrat"/>
                 <w:b w:val="false"/>
                 <w:bCs w:val="false"/>
                 <w:color w:val="000000"/>
                 <w:sz w:val="18"/>
                 <w:szCs w:val="18"/>
+                <w:rFonts w:ascii="Montserrat" w:cs="Montserrat" w:eastAsia="Montserrat" w:hAnsi="Montserrat"/>
               </w:rPr>
               <w:t xml:space="preserve">UART</w:t>
             </w:r>
@@ -9247,12 +9247,12 @@
             </w:pPr>
             <w:r>
               <w:rPr>
-                <w:rFonts w:ascii="Montserrat" w:cs="Montserrat" w:eastAsia="Montserrat" w:hAnsi="Montserrat"/>
                 <w:b w:val="false"/>
                 <w:bCs w:val="false"/>
                 <w:color w:val="000000"/>
                 <w:sz w:val="18"/>
                 <w:szCs w:val="18"/>
+                <w:rFonts w:ascii="Montserrat" w:cs="Montserrat" w:eastAsia="Montserrat" w:hAnsi="Montserrat"/>
               </w:rPr>
               <w:t xml:space="preserve">Protocolo clásico de puerto serie. “UART sobre BLE” es un servicio estándar que simula ese canal por radio; es lo que usa la plataforma para recibir datos por Bluetooth.</w:t>
             </w:r>
@@ -9278,12 +9278,12 @@
             </w:pPr>
             <w:r>
               <w:rPr>
-                <w:rFonts w:ascii="Montserrat" w:cs="Montserrat" w:eastAsia="Montserrat" w:hAnsi="Montserrat"/>
                 <w:b w:val="false"/>
                 <w:bCs w:val="false"/>
                 <w:color w:val="000000"/>
                 <w:sz w:val="18"/>
                 <w:szCs w:val="18"/>
+                <w:rFonts w:ascii="Montserrat" w:cs="Montserrat" w:eastAsia="Montserrat" w:hAnsi="Montserrat"/>
               </w:rPr>
               <w:t xml:space="preserve">Web Bluetooth / Web Serial</w:t>
             </w:r>
@@ -9307,12 +9307,12 @@
             </w:pPr>
             <w:r>
               <w:rPr>
-                <w:rFonts w:ascii="Montserrat" w:cs="Montserrat" w:eastAsia="Montserrat" w:hAnsi="Montserrat"/>
                 <w:b w:val="false"/>
                 <w:bCs w:val="false"/>
                 <w:color w:val="000000"/>
                 <w:sz w:val="18"/>
                 <w:szCs w:val="18"/>
+                <w:rFonts w:ascii="Montserrat" w:cs="Montserrat" w:eastAsia="Montserrat" w:hAnsi="Montserrat"/>
               </w:rPr>
               <w:t xml:space="preserve">Capacidades del navegador (Chrome/Edge) que permiten a una página web hablar con dispositivos Bluetooth o seriales, previa autorización del usuario. Funcionan en Windows, Mac, Linux y Android; Apple solo las bloquea en iPhone/iPad (iOS/iPadOS).</w:t>
             </w:r>
@@ -9338,12 +9338,12 @@
             </w:pPr>
             <w:r>
               <w:rPr>
-                <w:rFonts w:ascii="Montserrat" w:cs="Montserrat" w:eastAsia="Montserrat" w:hAnsi="Montserrat"/>
                 <w:b w:val="false"/>
                 <w:bCs w:val="false"/>
                 <w:color w:val="000000"/>
                 <w:sz w:val="18"/>
                 <w:szCs w:val="18"/>
+                <w:rFonts w:ascii="Montserrat" w:cs="Montserrat" w:eastAsia="Montserrat" w:hAnsi="Montserrat"/>
               </w:rPr>
               <w:t xml:space="preserve">WebUSB</w:t>
             </w:r>
@@ -9367,12 +9367,12 @@
             </w:pPr>
             <w:r>
               <w:rPr>
-                <w:rFonts w:ascii="Montserrat" w:cs="Montserrat" w:eastAsia="Montserrat" w:hAnsi="Montserrat"/>
                 <w:b w:val="false"/>
                 <w:bCs w:val="false"/>
                 <w:color w:val="000000"/>
                 <w:sz w:val="18"/>
                 <w:szCs w:val="18"/>
+                <w:rFonts w:ascii="Montserrat" w:cs="Montserrat" w:eastAsia="Montserrat" w:hAnsi="Montserrat"/>
               </w:rPr>
               <w:t xml:space="preserve">Capacidad del navegador que permite a MakeCode grabar el programa en la micro:bit directamente, sin copiar el archivo a mano.</w:t>
             </w:r>
@@ -9394,43 +9394,6 @@
 <w:comments xmlns:cx="http://schemas.microsoft.com/office/drawing/2014/chartex" xmlns:cx1="http://schemas.microsoft.com/office/drawing/2015/9/8/chartex" xmlns:cx2="http://schemas.microsoft.com/office/drawing/2015/10/21/chartex" xmlns:cx3="http://schemas.microsoft.com/office/drawing/2016/5/9/chartex" xmlns:cx4="http://schemas.microsoft.com/office/drawing/2016/5/10/chartex" xmlns:cx5="http://schemas.microsoft.com/office/drawing/2016/5/11/chartex" xmlns:cx6="http://schemas.microsoft.com/office/drawing/2016/5/12/chartex" xmlns:cx7="http://schemas.microsoft.com/office/drawing/2016/5/13/chartex" xmlns:cx8="http://schemas.microsoft.com/office/drawing/2016/5/14/chartex" xmlns:mc="http://schemas.openxmlformats.org/markup-compatibility/2006" xmlns:aink="http://schemas.microsoft.com/office/drawing/2016/ink" xmlns:am3d="http://schemas.microsoft.com/office/drawing/2017/model3d" xmlns:o="urn:schemas-microsoft-com:office:office" xmlns:r="http://schemas.openxmlformats.org/officeDocument/2006/relationships" xmlns:m="http://schemas.openxmlformats.org/officeDocument/2006/math" xmlns:v="urn:schemas-microsoft-com:vml" xmlns:wp14="http://schemas.microsoft.com/office/word/2010/wordprocessingDrawing" xmlns:wp="http://schemas.openxmlformats.org/drawingml/2006/wordprocessingDrawing" xmlns:w10="urn:schemas-microsoft-com:office:word" xmlns:w="http://schemas.openxmlformats.org/wordprocessingml/2006/main" xmlns:w14="http://schemas.microsoft.com/office/word/2010/wordml" xmlns:w15="http://schemas.microsoft.com/office/word/2012/wordml" xmlns:w16cex="http://schemas.microsoft.com/office/word/2018/wordml/cex" xmlns:w16cid="http://schemas.microsoft.com/office/word/2016/wordml/cid" xmlns:w16="http://schemas.microsoft.com/office/word/2018/wordml" xmlns:w16sdtdh="http://schemas.microsoft.com/office/word/2020/wordml/sdtdatahash" xmlns:w16se="http://schemas.microsoft.com/office/word/2015/wordml/symex" xmlns:wpg="http://schemas.microsoft.com/office/word/2010/wordprocessingGroup" xmlns:wpi="http://schemas.microsoft.com/office/word/2010/wordprocessingInk" xmlns:wne="http://schemas.microsoft.com/office/word/2006/wordml" xmlns:wps="http://schemas.microsoft.com/office/word/2010/wordprocessingShape"/>
 </file>
 
-<file path=word/endnotes.xml><?xml version="1.0" encoding="utf-8"?>
-<w:endnotes xmlns:wpc="http://schemas.microsoft.com/office/word/2010/wordprocessingCanvas" xmlns:mc="http://schemas.openxmlformats.org/markup-compatibility/2006" xmlns:o="urn:schemas-microsoft-com:office:office" xmlns:r="http://schemas.openxmlformats.org/officeDocument/2006/relationships" xmlns:m="http://schemas.openxmlformats.org/officeDocument/2006/math" xmlns:v="urn:schemas-microsoft-com:vml" xmlns:wp14="http://schemas.microsoft.com/office/word/2010/wordprocessingDrawing" xmlns:wp="http://schemas.openxmlformats.org/drawingml/2006/wordprocessingDrawing" xmlns:w10="urn:schemas-microsoft-com:office:word" xmlns:w="http://schemas.openxmlformats.org/wordprocessingml/2006/main" xmlns:w14="http://schemas.microsoft.com/office/word/2010/wordml" xmlns:w15="http://schemas.microsoft.com/office/word/2012/wordml" xmlns:wpg="http://schemas.microsoft.com/office/word/2010/wordprocessingGroup" xmlns:wpi="http://schemas.microsoft.com/office/word/2010/wordprocessingInk" xmlns:wne="http://schemas.microsoft.com/office/word/2006/wordml" xmlns:wps="http://schemas.microsoft.com/office/word/2010/wordprocessingShape" mc:Ignorable="w14 w15 wp14">
-  <w:endnote w:type="separator" w:id="-1">
-    <w:p>
-      <w:pPr>
-        <w:spacing w:after="0" w:line="240" w:lineRule="auto"/>
-      </w:pPr>
-      <w:r>
-        <w:rPr>
-          <w:rStyle w:val="EndnoteReference"/>
-        </w:rPr>
-        <w:endnoteRef/>
-      </w:r>
-      <w:r>
-        <w:separator/>
-      </w:r>
-    </w:p>
-  </w:endnote>
-  <w:endnote w:type="continuationSeparator" w:id="0">
-    <w:p>
-      <w:pPr>
-        <w:spacing w:after="0" w:line="240" w:lineRule="auto"/>
-      </w:pPr>
-      <w:r>
-        <w:rPr>
-          <w:rStyle w:val="EndnoteReference"/>
-        </w:rPr>
-        <w:endnoteRef/>
-      </w:r>
-      <w:r>
-        <w:continuationSeparator/>
-      </w:r>
-    </w:p>
-  </w:endnote>
-</w:endnotes>
-</file>
-
 <file path=word/footnotes.xml><?xml version="1.0" encoding="utf-8"?>
 <w:footnotes xmlns:wpc="http://schemas.microsoft.com/office/word/2010/wordprocessingCanvas" xmlns:mc="http://schemas.openxmlformats.org/markup-compatibility/2006" xmlns:o="urn:schemas-microsoft-com:office:office" xmlns:r="http://schemas.openxmlformats.org/officeDocument/2006/relationships" xmlns:m="http://schemas.openxmlformats.org/officeDocument/2006/math" xmlns:v="urn:schemas-microsoft-com:vml" xmlns:wp14="http://schemas.microsoft.com/office/word/2010/wordprocessingDrawing" xmlns:wp="http://schemas.openxmlformats.org/drawingml/2006/wordprocessingDrawing" xmlns:w10="urn:schemas-microsoft-com:office:word" xmlns:w="http://schemas.openxmlformats.org/wordprocessingml/2006/main" xmlns:w14="http://schemas.microsoft.com/office/word/2010/wordml" xmlns:w15="http://schemas.microsoft.com/office/word/2012/wordml" xmlns:wpg="http://schemas.microsoft.com/office/word/2010/wordprocessingGroup" xmlns:wpi="http://schemas.microsoft.com/office/word/2010/wordprocessingInk" xmlns:wne="http://schemas.microsoft.com/office/word/2006/wordml" xmlns:wps="http://schemas.microsoft.com/office/word/2010/wordprocessingShape" mc:Ignorable="w14 w15 wp14">
   <w:footnote w:type="separator" w:id="-1">
@@ -9478,19 +9441,19 @@
       </w:r>
       <w:r>
         <w:rPr>
-          <w:rFonts w:ascii="Montserrat" w:cs="Montserrat" w:eastAsia="Montserrat" w:hAnsi="Montserrat"/>
           <w:b/>
           <w:bCs/>
           <w:sz w:val="16"/>
           <w:szCs w:val="16"/>
+          <w:rFonts w:ascii="Montserrat" w:cs="Montserrat" w:eastAsia="Montserrat" w:hAnsi="Montserrat"/>
         </w:rPr>
         <w:t xml:space="preserve">Timestamp: </w:t>
       </w:r>
       <w:r>
         <w:rPr>
-          <w:rFonts w:ascii="Montserrat" w:cs="Montserrat" w:eastAsia="Montserrat" w:hAnsi="Montserrat"/>
           <w:sz w:val="16"/>
           <w:szCs w:val="16"/>
+          <w:rFonts w:ascii="Montserrat" w:cs="Montserrat" w:eastAsia="Montserrat" w:hAnsi="Montserrat"/>
         </w:rPr>
         <w:t xml:space="preserve">marca de tiempo. Número que acompaña a cada dato indicando el instante en que se midió; acá, los milisegundos desde que encendió la micro:bit.</w:t>
       </w:r>
@@ -9509,19 +9472,19 @@
       </w:r>
       <w:r>
         <w:rPr>
-          <w:rFonts w:ascii="Montserrat" w:cs="Montserrat" w:eastAsia="Montserrat" w:hAnsi="Montserrat"/>
           <w:b/>
           <w:bCs/>
           <w:sz w:val="16"/>
           <w:szCs w:val="16"/>
+          <w:rFonts w:ascii="Montserrat" w:cs="Montserrat" w:eastAsia="Montserrat" w:hAnsi="Montserrat"/>
         </w:rPr>
         <w:t xml:space="preserve">Web Serial y Web Bluetooth: </w:t>
       </w:r>
       <w:r>
         <w:rPr>
-          <w:rFonts w:ascii="Montserrat" w:cs="Montserrat" w:eastAsia="Montserrat" w:hAnsi="Montserrat"/>
           <w:sz w:val="16"/>
           <w:szCs w:val="16"/>
+          <w:rFonts w:ascii="Montserrat" w:cs="Montserrat" w:eastAsia="Montserrat" w:hAnsi="Montserrat"/>
         </w:rPr>
         <w:t xml:space="preserve">capacidades del navegador (Chrome/Edge) que permiten a una página web comunicarse con un dispositivo por cable o por Bluetooth, siempre con autorización del usuario.</w:t>
       </w:r>
@@ -9540,19 +9503,19 @@
       </w:r>
       <w:r>
         <w:rPr>
-          <w:rFonts w:ascii="Montserrat" w:cs="Montserrat" w:eastAsia="Montserrat" w:hAnsi="Montserrat"/>
           <w:b/>
           <w:bCs/>
           <w:sz w:val="16"/>
           <w:szCs w:val="16"/>
+          <w:rFonts w:ascii="Montserrat" w:cs="Montserrat" w:eastAsia="Montserrat" w:hAnsi="Montserrat"/>
         </w:rPr>
         <w:t xml:space="preserve">Lote: </w:t>
       </w:r>
       <w:r>
         <w:rPr>
-          <w:rFonts w:ascii="Montserrat" w:cs="Montserrat" w:eastAsia="Montserrat" w:hAnsi="Montserrat"/>
           <w:sz w:val="16"/>
           <w:szCs w:val="16"/>
+          <w:rFonts w:ascii="Montserrat" w:cs="Montserrat" w:eastAsia="Montserrat" w:hAnsi="Montserrat"/>
         </w:rPr>
         <w:t xml:space="preserve">grupo de datos que el sistema entrega junto, en una sola tanda, en lugar de uno por uno.</w:t>
       </w:r>
@@ -9571,19 +9534,19 @@
       </w:r>
       <w:r>
         <w:rPr>
-          <w:rFonts w:ascii="Montserrat" w:cs="Montserrat" w:eastAsia="Montserrat" w:hAnsi="Montserrat"/>
           <w:b/>
           <w:bCs/>
           <w:sz w:val="16"/>
           <w:szCs w:val="16"/>
+          <w:rFonts w:ascii="Montserrat" w:cs="Montserrat" w:eastAsia="Montserrat" w:hAnsi="Montserrat"/>
         </w:rPr>
         <w:t xml:space="preserve">Baudios: </w:t>
       </w:r>
       <w:r>
         <w:rPr>
-          <w:rFonts w:ascii="Montserrat" w:cs="Montserrat" w:eastAsia="Montserrat" w:hAnsi="Montserrat"/>
           <w:sz w:val="16"/>
           <w:szCs w:val="16"/>
+          <w:rFonts w:ascii="Montserrat" w:cs="Montserrat" w:eastAsia="Montserrat" w:hAnsi="Montserrat"/>
         </w:rPr>
         <w:t xml:space="preserve">velocidad del puerto serial, en símbolos por segundo. No hay que configurarla: la plataforma lo hace sola.</w:t>
       </w:r>
@@ -9602,19 +9565,19 @@
       </w:r>
       <w:r>
         <w:rPr>
-          <w:rFonts w:ascii="Montserrat" w:cs="Montserrat" w:eastAsia="Montserrat" w:hAnsi="Montserrat"/>
           <w:b/>
           <w:bCs/>
           <w:sz w:val="16"/>
           <w:szCs w:val="16"/>
+          <w:rFonts w:ascii="Montserrat" w:cs="Montserrat" w:eastAsia="Montserrat" w:hAnsi="Montserrat"/>
         </w:rPr>
         <w:t xml:space="preserve">Scheduler: </w:t>
       </w:r>
       <w:r>
         <w:rPr>
-          <w:rFonts w:ascii="Montserrat" w:cs="Montserrat" w:eastAsia="Montserrat" w:hAnsi="Montserrat"/>
           <w:sz w:val="16"/>
           <w:szCs w:val="16"/>
+          <w:rFonts w:ascii="Montserrat" w:cs="Montserrat" w:eastAsia="Montserrat" w:hAnsi="Montserrat"/>
         </w:rPr>
         <w:t xml:space="preserve">el componente de MakeCode que reparte el tiempo del procesador entre las tareas del programa; su sobrecosto fija el límite de velocidad real.</w:t>
       </w:r>
@@ -9633,19 +9596,19 @@
       </w:r>
       <w:r>
         <w:rPr>
-          <w:rFonts w:ascii="Montserrat" w:cs="Montserrat" w:eastAsia="Montserrat" w:hAnsi="Montserrat"/>
           <w:b/>
           <w:bCs/>
           <w:sz w:val="16"/>
           <w:szCs w:val="16"/>
+          <w:rFonts w:ascii="Montserrat" w:cs="Montserrat" w:eastAsia="Montserrat" w:hAnsi="Montserrat"/>
         </w:rPr>
         <w:t xml:space="preserve">Hz (hertz): </w:t>
       </w:r>
       <w:r>
         <w:rPr>
-          <w:rFonts w:ascii="Montserrat" w:cs="Montserrat" w:eastAsia="Montserrat" w:hAnsi="Montserrat"/>
           <w:sz w:val="16"/>
           <w:szCs w:val="16"/>
+          <w:rFonts w:ascii="Montserrat" w:cs="Montserrat" w:eastAsia="Montserrat" w:hAnsi="Montserrat"/>
         </w:rPr>
         <w:t xml:space="preserve">mediciones por segundo. 10 Hz equivale a un dato cada 100 ms.</w:t>
       </w:r>
@@ -9664,19 +9627,19 @@
       </w:r>
       <w:r>
         <w:rPr>
-          <w:rFonts w:ascii="Montserrat" w:cs="Montserrat" w:eastAsia="Montserrat" w:hAnsi="Montserrat"/>
           <w:b/>
           <w:bCs/>
           <w:sz w:val="16"/>
           <w:szCs w:val="16"/>
+          <w:rFonts w:ascii="Montserrat" w:cs="Montserrat" w:eastAsia="Montserrat" w:hAnsi="Montserrat"/>
         </w:rPr>
         <w:t xml:space="preserve">WebUSB: </w:t>
       </w:r>
       <w:r>
         <w:rPr>
-          <w:rFonts w:ascii="Montserrat" w:cs="Montserrat" w:eastAsia="Montserrat" w:hAnsi="Montserrat"/>
           <w:sz w:val="16"/>
           <w:szCs w:val="16"/>
+          <w:rFonts w:ascii="Montserrat" w:cs="Montserrat" w:eastAsia="Montserrat" w:hAnsi="Montserrat"/>
         </w:rPr>
         <w:t xml:space="preserve">permite que MakeCode grabe el programa directamente en la placa, sin copiar archivos a mano.</w:t>
       </w:r>
@@ -9695,19 +9658,19 @@
       </w:r>
       <w:r>
         <w:rPr>
-          <w:rFonts w:ascii="Montserrat" w:cs="Montserrat" w:eastAsia="Montserrat" w:hAnsi="Montserrat"/>
           <w:b/>
           <w:bCs/>
           <w:sz w:val="16"/>
           <w:szCs w:val="16"/>
+          <w:rFonts w:ascii="Montserrat" w:cs="Montserrat" w:eastAsia="Montserrat" w:hAnsi="Montserrat"/>
         </w:rPr>
         <w:t xml:space="preserve">Archivo .hex: </w:t>
       </w:r>
       <w:r>
         <w:rPr>
-          <w:rFonts w:ascii="Montserrat" w:cs="Montserrat" w:eastAsia="Montserrat" w:hAnsi="Montserrat"/>
           <w:sz w:val="16"/>
           <w:szCs w:val="16"/>
+          <w:rFonts w:ascii="Montserrat" w:cs="Montserrat" w:eastAsia="Montserrat" w:hAnsi="Montserrat"/>
         </w:rPr>
         <w:t xml:space="preserve">la imagen compilada del programa, lista para grabarse en la memoria de la micro:bit.</w:t>
       </w:r>
@@ -9726,19 +9689,19 @@
       </w:r>
       <w:r>
         <w:rPr>
-          <w:rFonts w:ascii="Montserrat" w:cs="Montserrat" w:eastAsia="Montserrat" w:hAnsi="Montserrat"/>
           <w:b/>
           <w:bCs/>
           <w:sz w:val="16"/>
           <w:szCs w:val="16"/>
+          <w:rFonts w:ascii="Montserrat" w:cs="Montserrat" w:eastAsia="Montserrat" w:hAnsi="Montserrat"/>
         </w:rPr>
         <w:t xml:space="preserve">UART: </w:t>
       </w:r>
       <w:r>
         <w:rPr>
-          <w:rFonts w:ascii="Montserrat" w:cs="Montserrat" w:eastAsia="Montserrat" w:hAnsi="Montserrat"/>
           <w:sz w:val="16"/>
           <w:szCs w:val="16"/>
+          <w:rFonts w:ascii="Montserrat" w:cs="Montserrat" w:eastAsia="Montserrat" w:hAnsi="Montserrat"/>
         </w:rPr>
         <w:t xml:space="preserve">protocolo clásico de puerto serie. El servicio “UART sobre BLE” simula ese canal por radio: para la plataforma es como un cable invisible.</w:t>
       </w:r>
@@ -9757,19 +9720,19 @@
       </w:r>
       <w:r>
         <w:rPr>
-          <w:rFonts w:ascii="Montserrat" w:cs="Montserrat" w:eastAsia="Montserrat" w:hAnsi="Montserrat"/>
           <w:b/>
           <w:bCs/>
           <w:sz w:val="16"/>
           <w:szCs w:val="16"/>
+          <w:rFonts w:ascii="Montserrat" w:cs="Montserrat" w:eastAsia="Montserrat" w:hAnsi="Montserrat"/>
         </w:rPr>
         <w:t xml:space="preserve">Emparejamiento (pairing): </w:t>
       </w:r>
       <w:r>
         <w:rPr>
-          <w:rFonts w:ascii="Montserrat" w:cs="Montserrat" w:eastAsia="Montserrat" w:hAnsi="Montserrat"/>
           <w:sz w:val="16"/>
           <w:szCs w:val="16"/>
+          <w:rFonts w:ascii="Montserrat" w:cs="Montserrat" w:eastAsia="Montserrat" w:hAnsi="Montserrat"/>
         </w:rPr>
         <w:t xml:space="preserve">la “presentación” formal entre dos equipos Bluetooth, a veces con PIN. JustWorks la omite: cualquiera puede conectarse, lo ideal en el aula.</w:t>
       </w:r>
@@ -9788,19 +9751,19 @@
       </w:r>
       <w:r>
         <w:rPr>
-          <w:rFonts w:ascii="Montserrat" w:cs="Montserrat" w:eastAsia="Montserrat" w:hAnsi="Montserrat"/>
           <w:b/>
           <w:bCs/>
           <w:sz w:val="16"/>
           <w:szCs w:val="16"/>
+          <w:rFonts w:ascii="Montserrat" w:cs="Montserrat" w:eastAsia="Montserrat" w:hAnsi="Montserrat"/>
         </w:rPr>
         <w:t xml:space="preserve">pxt.json: </w:t>
       </w:r>
       <w:r>
         <w:rPr>
-          <w:rFonts w:ascii="Montserrat" w:cs="Montserrat" w:eastAsia="Montserrat" w:hAnsi="Montserrat"/>
           <w:sz w:val="16"/>
           <w:szCs w:val="16"/>
+          <w:rFonts w:ascii="Montserrat" w:cs="Montserrat" w:eastAsia="Montserrat" w:hAnsi="Montserrat"/>
         </w:rPr>
         <w:t xml:space="preserve">archivo de configuración del proyecto MakeCode; se edita desde el explorador de archivos del editor.</w:t>
       </w:r>
@@ -9819,19 +9782,19 @@
       </w:r>
       <w:r>
         <w:rPr>
-          <w:rFonts w:ascii="Montserrat" w:cs="Montserrat" w:eastAsia="Montserrat" w:hAnsi="Montserrat"/>
           <w:b/>
           <w:bCs/>
           <w:sz w:val="16"/>
           <w:szCs w:val="16"/>
+          <w:rFonts w:ascii="Montserrat" w:cs="Montserrat" w:eastAsia="Montserrat" w:hAnsi="Montserrat"/>
         </w:rPr>
         <w:t xml:space="preserve">CSV: </w:t>
       </w:r>
       <w:r>
         <w:rPr>
-          <w:rFonts w:ascii="Montserrat" w:cs="Montserrat" w:eastAsia="Montserrat" w:hAnsi="Montserrat"/>
           <w:sz w:val="16"/>
           <w:szCs w:val="16"/>
+          <w:rFonts w:ascii="Montserrat" w:cs="Montserrat" w:eastAsia="Montserrat" w:hAnsi="Montserrat"/>
         </w:rPr>
         <w:t xml:space="preserve">texto plano con una fila por línea y columnas separadas por comas; lo abren Excel, LibreOffice, GeoGebra y Python directamente.</w:t>
       </w:r>
@@ -9961,10 +9924,10 @@
   <w:docDefaults>
     <w:rPrDefault>
       <w:rPr>
-        <w:rFonts w:ascii="Montserrat" w:cs="Montserrat" w:eastAsia="Montserrat" w:hAnsi="Montserrat"/>
         <w:color w:val="000000"/>
         <w:sz w:val="20"/>
         <w:szCs w:val="20"/>
+        <w:rFonts w:ascii="Montserrat" w:cs="Montserrat" w:eastAsia="Montserrat" w:hAnsi="Montserrat"/>
       </w:rPr>
     </w:rPrDefault>
     <w:pPrDefault/>
@@ -10062,8 +10025,8 @@
     <w:uiPriority w:val="99"/>
     <w:unhideWhenUsed/>
     <w:rPr>
+      <w:u w:val="single"/>
       <w:color w:val="0563C1"/>
-      <w:u w:val="single"/>
     </w:rPr>
   </w:style>
   <w:style w:type="character" w:styleId="FootnoteReference">
@@ -10103,42 +10066,5 @@
       <w:szCs w:val="20"/>
     </w:rPr>
   </w:style>
-  <w:style w:type="character" w:styleId="EndnoteReference">
-    <w:name w:val="endnote reference"/>
-    <w:basedOn w:val="DefaultParagraphFont"/>
-    <w:uiPriority w:val="99"/>
-    <w:semiHidden/>
-    <w:unhideWhenUsed/>
-    <w:rPr>
-      <w:vertAlign w:val="superscript"/>
-    </w:rPr>
-  </w:style>
-  <w:style w:type="paragraph" w:styleId="EndnoteText">
-    <w:name w:val="endnote text"/>
-    <w:basedOn w:val="Normal"/>
-    <w:link w:val="EndnoteTextChar"/>
-    <w:uiPriority w:val="99"/>
-    <w:semiHidden/>
-    <w:unhideWhenUsed/>
-    <w:pPr>
-      <w:spacing w:after="0" w:line="240" w:lineRule="auto"/>
-    </w:pPr>
-    <w:rPr>
-      <w:sz w:val="20"/>
-      <w:szCs w:val="20"/>
-    </w:rPr>
-  </w:style>
-  <w:style w:type="character" w:styleId="EndnoteTextChar">
-    <w:name w:val="Endnote Text Char"/>
-    <w:basedOn w:val="DefaultParagraphFont"/>
-    <w:link w:val="EndnoteText"/>
-    <w:uiPriority w:val="99"/>
-    <w:semiHidden/>
-    <w:unhideWhenUsed/>
-    <w:rPr>
-      <w:sz w:val="20"/>
-      <w:szCs w:val="20"/>
-    </w:rPr>
-  </w:style>
 </w:styles>
 </file>